--- a/poppopmake-user-manual.docx
+++ b/poppopmake-user-manual.docx
@@ -75,6 +75,19 @@
           <w:szCs w:val="22"/>
         </w:rPr>
         <w:t xml:space="preserve">All tools on PopPopMake are free, run entirely in your browser, and require no account. This document collects the same step-by-step instructions available on the site’s User Manual pages into one file for saving, printing, or reading offline.</w:t>
+      </w:r>
+    </w:p>
+    <w:p>
+      <w:pPr>
+        <w:spacing w:after="200"/>
+      </w:pPr>
+      <w:r>
+        <w:rPr>
+          <w:color w:val="1C2321"/>
+          <w:sz w:val="22"/>
+          <w:szCs w:val="22"/>
+        </w:rPr>
+        <w:t xml:space="preserve">Ten of the most-used calculators (the four paycheck calculators, Mortgage, 401(k) Retirement, Debt Payoff, BMI, Calorie/TDEE, and Screenshot Markup) can also be added to your phone’s home screen and opened like a regular app, with their own icon and no browser address bar: on Android/Chrome, tap the “Install” bar on the tool’s page; on iPhone/iPad, tap Share, then “Add to Home Screen.” This adds a home-screen shortcut, not an App Store or Play Store app — the tool still runs from the website.</w:t>
       </w:r>
     </w:p>
     <w:p>

--- a/poppopmake-user-manual.docx
+++ b/poppopmake-user-manual.docx
@@ -61,7 +61,7 @@
           <w:sz w:val="20"/>
           <w:szCs w:val="20"/>
         </w:rPr>
-        <w:t xml:space="preserve">Covers 45 tools across 8 categories · poppopmake.com · Updated September 2026</w:t>
+        <w:t xml:space="preserve">Covers 45 tools across 8 categories · poppopmake.com · Updated October 2026</w:t>
       </w:r>
     </w:p>
     <w:p>
@@ -782,14 +782,14 @@
         <w:spacing w:after="40"/>
         <w:ind w:left="431"/>
       </w:pPr>
-      <w:hyperlink w:history="1" w:anchor="tool-writing-flagged-phrases">
+      <w:hyperlink w:history="1" w:anchor="tool-writing-ai-clich-check">
         <w:r>
           <w:rPr>
             <w:color w:val="4B534F"/>
             <w:sz w:val="21"/>
             <w:szCs w:val="21"/>
           </w:rPr>
-          <w:t xml:space="preserve">Flagged Phrases</w:t>
+          <w:t xml:space="preserve">AI-Cliché Check</w:t>
         </w:r>
       </w:hyperlink>
     </w:p>
@@ -1175,7 +1175,7 @@
           <w:sz w:val="22"/>
           <w:szCs w:val="22"/>
         </w:rPr>
-        <w:t xml:space="preserve">Drag two or more PDF files from your computer directly onto the box that says "Drag PDFs here," or click "Choose PDF files" to open a file picker. You can select multiple files at once in that picker by holding Ctrl (Windows) or Cmd (Mac) while clicking each one.</w:t>
+        <w:t xml:space="preserve">Drag two or more PDF files from your computer onto the box that says "Drag PDFs here," or click "Choose PDF files" to open a file picker (hold Ctrl on Windows or Cmd on a Mac to pick several at once). You can add more files later — new ones go to the end of the list. Anything that isn't a PDF is skipped, and a red message names each file that was left out.</w:t>
       </w:r>
     </w:p>
     <w:p>
@@ -1199,7 +1199,7 @@
           <w:sz w:val="22"/>
           <w:szCs w:val="22"/>
         </w:rPr>
-        <w:t xml:space="preserve">Your files appear in a list in the order they'll be merged. If you need a different order, drag any file up or down in the list until it's right.</w:t>
+        <w:t xml:space="preserve">Your files appear in a list in the order they'll be merged. To change the order, use the ↑ and ↓ arrow buttons next to a file to move it up or down.</w:t>
       </w:r>
     </w:p>
     <w:p>
@@ -1223,7 +1223,7 @@
           <w:sz w:val="22"/>
           <w:szCs w:val="22"/>
         </w:rPr>
-        <w:t xml:space="preserve">Each file in the list has a small remove (×) button next to it if you added one by mistake.</w:t>
+        <w:t xml:space="preserve">Each file has a × button on its row if you added one by mistake.</w:t>
       </w:r>
     </w:p>
     <w:p>
@@ -1247,7 +1247,7 @@
           <w:sz w:val="22"/>
           <w:szCs w:val="22"/>
         </w:rPr>
-        <w:t xml:space="preserve">The button is near the bottom of the box.</w:t>
+        <w:t xml:space="preserve">The button stays greyed out until the list has at least two files.</w:t>
       </w:r>
     </w:p>
     <w:p>
@@ -1271,7 +1271,7 @@
           <w:sz w:val="22"/>
           <w:szCs w:val="22"/>
         </w:rPr>
-        <w:t xml:space="preserve">A single combined PDF downloads automatically to your computer's usual downloads folder.</w:t>
+        <w:t xml:space="preserve">One combined PDF, merged.pdf, downloads automatically, and the message under the button tells you how many pages it has.</w:t>
       </w:r>
     </w:p>
     <w:p>
@@ -1298,7 +1298,7 @@
           <w:sz w:val="21"/>
           <w:szCs w:val="21"/>
         </w:rPr>
-        <w:t xml:space="preserve">There's no limit on file size or how many PDFs you merge, and no daily limit either. Because everything happens in your browser, very large files (100+ MB total) may take longer, since your own device is doing the work instead of a server.</w:t>
+        <w:t xml:space="preserve">There's no limit on file size, how many PDFs you merge, or how often you use it. Because everything happens in your browser, very large files (100+ MB total) may take longer, since your own device is doing the work instead of a server. A PDF that is password-protected or has copy/edit restrictions can't be merged without producing a broken file, so the tool refuses it and names the file; open it in a PDF viewer, use Print → Save as PDF to make an unprotected copy, and add that copy instead. PDFs you make in Split PDF or Images to PDF can be sent straight to this list with their "Send … to Merge →" buttons.</w:t>
       </w:r>
     </w:p>
     <w:p>
@@ -1375,71 +1375,79 @@
           <w:sz w:val="22"/>
           <w:szCs w:val="22"/>
         </w:rPr>
-        <w:t xml:space="preserve">Drag one PDF onto the drop area, or click "Choose a PDF file."</w:t>
-      </w:r>
-    </w:p>
-    <w:p>
-      <w:pPr>
-        <w:spacing w:after="120"/>
-        <w:ind w:left="360" w:hanging="360"/>
-      </w:pPr>
-      <w:r>
-        <w:rPr>
-          <w:b/>
-          <w:bCs/>
-          <w:color w:val="1C2321"/>
-          <w:sz w:val="22"/>
-          <w:szCs w:val="22"/>
-        </w:rPr>
-        <w:t xml:space="preserve">3. See your pages. </w:t>
-      </w:r>
-      <w:r>
-        <w:rPr>
-          <w:color w:val="1C2321"/>
-          <w:sz w:val="22"/>
-          <w:szCs w:val="22"/>
-        </w:rPr>
-        <w:t xml:space="preserve">Once loaded, you'll see a thumbnail or list entry for every page in the document, numbered.</w:t>
-      </w:r>
-    </w:p>
-    <w:p>
-      <w:pPr>
-        <w:spacing w:after="120"/>
-        <w:ind w:left="360" w:hanging="360"/>
-      </w:pPr>
-      <w:r>
-        <w:rPr>
-          <w:b/>
-          <w:bCs/>
-          <w:color w:val="1C2321"/>
-          <w:sz w:val="22"/>
-          <w:szCs w:val="22"/>
-        </w:rPr>
-        <w:t xml:space="preserve">4. Choose which pages to keep. </w:t>
-      </w:r>
-      <w:r>
-        <w:rPr>
-          <w:color w:val="1C2321"/>
-          <w:sz w:val="22"/>
-          <w:szCs w:val="22"/>
-        </w:rPr>
-        <w:t xml:space="preserve">Type the page numbers you want in the text field — for example, "1-3, 5" keeps pages 1 through 3 and page 5, skipping page 4.</w:t>
-      </w:r>
-    </w:p>
-    <w:p>
-      <w:pPr>
-        <w:spacing w:after="120"/>
-        <w:ind w:left="360" w:hanging="360"/>
-      </w:pPr>
-      <w:r>
-        <w:rPr>
-          <w:b/>
-          <w:bCs/>
-          <w:color w:val="1C2321"/>
-          <w:sz w:val="22"/>
-          <w:szCs w:val="22"/>
-        </w:rPr>
-        <w:t xml:space="preserve">5. Click "Split PDF."</w:t>
+        <w:t xml:space="preserve">Drag one PDF onto the drop area, or click "Choose a PDF file." This tool works on one file at a time — if you choose several, only the first is opened, and a note under the box says so.</w:t>
+      </w:r>
+    </w:p>
+    <w:p>
+      <w:pPr>
+        <w:spacing w:after="120"/>
+        <w:ind w:left="360" w:hanging="360"/>
+      </w:pPr>
+      <w:r>
+        <w:rPr>
+          <w:b/>
+          <w:bCs/>
+          <w:color w:val="1C2321"/>
+          <w:sz w:val="22"/>
+          <w:szCs w:val="22"/>
+        </w:rPr>
+        <w:t xml:space="preserve">3. See how many pages it has. </w:t>
+      </w:r>
+      <w:r>
+        <w:rPr>
+          <w:color w:val="1C2321"/>
+          <w:sz w:val="22"/>
+          <w:szCs w:val="22"/>
+        </w:rPr>
+        <w:t xml:space="preserve">Once the file is read, a "Pages to extract" box appears with a line underneath saying how many pages the PDF has.</w:t>
+      </w:r>
+    </w:p>
+    <w:p>
+      <w:pPr>
+        <w:spacing w:after="120"/>
+        <w:ind w:left="360" w:hanging="360"/>
+      </w:pPr>
+      <w:r>
+        <w:rPr>
+          <w:b/>
+          <w:bCs/>
+          <w:color w:val="1C2321"/>
+          <w:sz w:val="22"/>
+          <w:szCs w:val="22"/>
+        </w:rPr>
+        <w:t xml:space="preserve">4. Type the pages you want. </w:t>
+      </w:r>
+      <w:r>
+        <w:rPr>
+          <w:color w:val="1C2321"/>
+          <w:sz w:val="22"/>
+          <w:szCs w:val="22"/>
+        </w:rPr>
+        <w:t xml:space="preserve">Separate page numbers and ranges with commas — for example, "1-3, 5, 7-9" keeps pages 1 to 3, page 5, and pages 7 to 9. Page numbers that don't exist in the document are ignored. Pages always come out in their original order, each one once, however you type them.</w:t>
+      </w:r>
+    </w:p>
+    <w:p>
+      <w:pPr>
+        <w:spacing w:after="120"/>
+        <w:ind w:left="360" w:hanging="360"/>
+      </w:pPr>
+      <w:r>
+        <w:rPr>
+          <w:b/>
+          <w:bCs/>
+          <w:color w:val="1C2321"/>
+          <w:sz w:val="22"/>
+          <w:szCs w:val="22"/>
+        </w:rPr>
+        <w:t xml:space="preserve">5. Click "Extract Pages." </w:t>
+      </w:r>
+      <w:r>
+        <w:rPr>
+          <w:color w:val="1C2321"/>
+          <w:sz w:val="22"/>
+          <w:szCs w:val="22"/>
+        </w:rPr>
+        <w:t xml:space="preserve">The button turns on as soon as at least one valid page is entered.</w:t>
       </w:r>
     </w:p>
     <w:p>
@@ -1463,7 +1471,7 @@
           <w:sz w:val="22"/>
           <w:szCs w:val="22"/>
         </w:rPr>
-        <w:t xml:space="preserve">A new PDF containing only the pages you chose downloads automatically.</w:t>
+        <w:t xml:space="preserve">A new PDF named extracted.pdf, containing only the pages you chose, downloads automatically. A "Send extracted pages to Merge →" button also appears, in case you want to combine those pages with other PDFs.</w:t>
       </w:r>
     </w:p>
     <w:p>
@@ -1490,7 +1498,7 @@
           <w:sz w:val="21"/>
           <w:szCs w:val="21"/>
         </w:rPr>
-        <w:t xml:space="preserve">Your original file is never changed — this always creates a new file with your chosen pages, leaving the file you uploaded untouched (though "untouched" just describes the copy in your browser's memory during this session, since nothing was ever saved anywhere in the first place).</w:t>
+        <w:t xml:space="preserve">Your original file is never changed — you always get a new file. If you change the page numbers after extracting, the "Send to Merge" button disappears so it can't hand over pages that no longer match what's typed. A password-protected or restricted PDF is refused with a message explaining how to make an unprotected copy first.</w:t>
       </w:r>
     </w:p>
     <w:p>
@@ -1567,7 +1575,7 @@
           <w:sz w:val="22"/>
           <w:szCs w:val="22"/>
         </w:rPr>
-        <w:t xml:space="preserve">Drag one or more JPG/PNG files onto the drop area, or click "Choose images" and select multiple at once.</w:t>
+        <w:t xml:space="preserve">Drag JPG or PNG files onto the drop area, or click "Choose images" and select several at once. Other file types are skipped, and a red message names them (for phone HEIC or WebP photos, open and re-save them as JPG first).</w:t>
       </w:r>
     </w:p>
     <w:p>
@@ -1591,47 +1599,71 @@
           <w:sz w:val="22"/>
           <w:szCs w:val="22"/>
         </w:rPr>
-        <w:t xml:space="preserve">Drag any thumbnail left or right to change which page it becomes.</w:t>
-      </w:r>
-    </w:p>
-    <w:p>
-      <w:pPr>
-        <w:spacing w:after="120"/>
-        <w:ind w:left="360" w:hanging="360"/>
-      </w:pPr>
-      <w:r>
-        <w:rPr>
-          <w:b/>
-          <w:bCs/>
-          <w:color w:val="1C2321"/>
-          <w:sz w:val="22"/>
-          <w:szCs w:val="22"/>
-        </w:rPr>
-        <w:t xml:space="preserve">4. Click "Convert to PDF."</w:t>
-      </w:r>
-    </w:p>
-    <w:p>
-      <w:pPr>
-        <w:spacing w:after="120"/>
-        <w:ind w:left="360" w:hanging="360"/>
-      </w:pPr>
-      <w:r>
-        <w:rPr>
-          <w:b/>
-          <w:bCs/>
-          <w:color w:val="1C2321"/>
-          <w:sz w:val="22"/>
-          <w:szCs w:val="22"/>
-        </w:rPr>
-        <w:t xml:space="preserve">5. Download. </w:t>
-      </w:r>
-      <w:r>
-        <w:rPr>
-          <w:color w:val="1C2321"/>
-          <w:sz w:val="22"/>
-          <w:szCs w:val="22"/>
-        </w:rPr>
-        <w:t xml:space="preserve">One PDF, with each image as its own full page, downloads automatically.</w:t>
+        <w:t xml:space="preserve">Each image appears in a list with a thumbnail. Use the ↑ and ↓ arrow buttons to move it up or down (the top image becomes page 1), or × to remove it.</w:t>
+      </w:r>
+    </w:p>
+    <w:p>
+      <w:pPr>
+        <w:spacing w:after="120"/>
+        <w:ind w:left="360" w:hanging="360"/>
+      </w:pPr>
+      <w:r>
+        <w:rPr>
+          <w:b/>
+          <w:bCs/>
+          <w:color w:val="1C2321"/>
+          <w:sz w:val="22"/>
+          <w:szCs w:val="22"/>
+        </w:rPr>
+        <w:t xml:space="preserve">4. Choose the page layout. </w:t>
+      </w:r>
+      <w:r>
+        <w:rPr>
+          <w:color w:val="1C2321"/>
+          <w:sz w:val="22"/>
+          <w:szCs w:val="22"/>
+        </w:rPr>
+        <w:t xml:space="preserve">"Page size" is "Same as each image" by default, or you can pick A4 or US Letter. When you pick A4 or Letter, "Orientation" turns on: Automatic (landscape for wide images, portrait for tall ones), Portrait, or Landscape. "Margin" adds white space around the image: None, Small (0.25 in), or Medium (0.5 in).</w:t>
+      </w:r>
+    </w:p>
+    <w:p>
+      <w:pPr>
+        <w:spacing w:after="120"/>
+        <w:ind w:left="360" w:hanging="360"/>
+      </w:pPr>
+      <w:r>
+        <w:rPr>
+          <w:b/>
+          <w:bCs/>
+          <w:color w:val="1C2321"/>
+          <w:sz w:val="22"/>
+          <w:szCs w:val="22"/>
+        </w:rPr>
+        <w:t xml:space="preserve">5. Click "Convert to PDF."</w:t>
+      </w:r>
+    </w:p>
+    <w:p>
+      <w:pPr>
+        <w:spacing w:after="120"/>
+        <w:ind w:left="360" w:hanging="360"/>
+      </w:pPr>
+      <w:r>
+        <w:rPr>
+          <w:b/>
+          <w:bCs/>
+          <w:color w:val="1C2321"/>
+          <w:sz w:val="22"/>
+          <w:szCs w:val="22"/>
+        </w:rPr>
+        <w:t xml:space="preserve">6. Download. </w:t>
+      </w:r>
+      <w:r>
+        <w:rPr>
+          <w:color w:val="1C2321"/>
+          <w:sz w:val="22"/>
+          <w:szCs w:val="22"/>
+        </w:rPr>
+        <w:t xml:space="preserve">One PDF, images.pdf, with each image on its own page, downloads automatically. A "Send this PDF to Merge →" button appears if you want to combine it with other PDFs.</w:t>
       </w:r>
     </w:p>
     <w:p>
@@ -1658,7 +1690,7 @@
           <w:sz w:val="21"/>
           <w:szCs w:val="21"/>
         </w:rPr>
-        <w:t xml:space="preserve">Each image becomes a page sized to match that image's own dimensions, so a mix of portrait and landscape photos will produce a PDF with different page sizes throughout — that's expected, not an error.</w:t>
+        <w:t xml:space="preserve">With "Same as each image," each page is sized to match its photo, so a mix of portrait and landscape photos produces pages of different sizes. With A4 or Letter, every page is the same size and each image is scaled down to fit inside the margins, centered and never stretched. Phone photos that are stored sideways are turned upright automatically. If you change a setting after converting, the "Send to Merge" button disappears, because the PDF you made no longer matches the settings shown.</w:t>
       </w:r>
     </w:p>
     <w:p>
@@ -1727,63 +1759,63 @@
           <w:sz w:val="22"/>
           <w:szCs w:val="22"/>
         </w:rPr>
-        <w:t xml:space="preserve">2. Add your photo. </w:t>
-      </w:r>
-      <w:r>
-        <w:rPr>
-          <w:color w:val="1C2321"/>
-          <w:sz w:val="22"/>
-          <w:szCs w:val="22"/>
-        </w:rPr>
-        <w:t xml:space="preserve">Drag a JPG or PNG onto the drop area, or click "Choose an image."</w:t>
-      </w:r>
-    </w:p>
-    <w:p>
-      <w:pPr>
-        <w:spacing w:after="120"/>
-        <w:ind w:left="360" w:hanging="360"/>
-      </w:pPr>
-      <w:r>
-        <w:rPr>
-          <w:b/>
-          <w:bCs/>
-          <w:color w:val="1C2321"/>
-          <w:sz w:val="22"/>
-          <w:szCs w:val="22"/>
-        </w:rPr>
-        <w:t xml:space="preserve">3. Wait for the first-time download. </w:t>
-      </w:r>
-      <w:r>
-        <w:rPr>
-          <w:color w:val="1C2321"/>
-          <w:sz w:val="22"/>
-          <w:szCs w:val="22"/>
-        </w:rPr>
-        <w:t xml:space="preserve">The first time you use this tool in a browser, it downloads a small AI model (a one-time thing — it's cached after that, so it's instant on future visits). You'll see a status message while this happens.</w:t>
-      </w:r>
-    </w:p>
-    <w:p>
-      <w:pPr>
-        <w:spacing w:after="120"/>
-        <w:ind w:left="360" w:hanging="360"/>
-      </w:pPr>
-      <w:r>
-        <w:rPr>
-          <w:b/>
-          <w:bCs/>
-          <w:color w:val="1C2321"/>
-          <w:sz w:val="22"/>
-          <w:szCs w:val="22"/>
-        </w:rPr>
-        <w:t xml:space="preserve">4. Wait for processing. </w:t>
-      </w:r>
-      <w:r>
-        <w:rPr>
-          <w:color w:val="1C2321"/>
-          <w:sz w:val="22"/>
-          <w:szCs w:val="22"/>
-        </w:rPr>
-        <w:t xml:space="preserve">Once the model is ready, the background removal itself usually takes a few seconds.</w:t>
+        <w:t xml:space="preserve">2. Choose the photo type. </w:t>
+      </w:r>
+      <w:r>
+        <w:rPr>
+          <w:color w:val="1C2321"/>
+          <w:sz w:val="22"/>
+          <w:szCs w:val="22"/>
+        </w:rPr>
+        <w:t xml:space="preserve">"Portrait / simple background" (about 25 MB, faster) suits a person against a fairly simple background. "Complex scene / multiple subjects" (about 220 MB, slower) handles busy backgrounds, several subjects, or products better.</w:t>
+      </w:r>
+    </w:p>
+    <w:p>
+      <w:pPr>
+        <w:spacing w:after="120"/>
+        <w:ind w:left="360" w:hanging="360"/>
+      </w:pPr>
+      <w:r>
+        <w:rPr>
+          <w:b/>
+          <w:bCs/>
+          <w:color w:val="1C2321"/>
+          <w:sz w:val="22"/>
+          <w:szCs w:val="22"/>
+        </w:rPr>
+        <w:t xml:space="preserve">3. Add your photo. </w:t>
+      </w:r>
+      <w:r>
+        <w:rPr>
+          <w:color w:val="1C2321"/>
+          <w:sz w:val="22"/>
+          <w:szCs w:val="22"/>
+        </w:rPr>
+        <w:t xml:space="preserve">Drag a JPG or PNG onto the drop area, or click "Choose a photo." Your original appears on the left under "ORIGINAL." Other formats are refused with a message (for phone HEIC or WebP photos, re-save them as JPG first).</w:t>
+      </w:r>
+    </w:p>
+    <w:p>
+      <w:pPr>
+        <w:spacing w:after="120"/>
+        <w:ind w:left="360" w:hanging="360"/>
+      </w:pPr>
+      <w:r>
+        <w:rPr>
+          <w:b/>
+          <w:bCs/>
+          <w:color w:val="1C2321"/>
+          <w:sz w:val="22"/>
+          <w:szCs w:val="22"/>
+        </w:rPr>
+        <w:t xml:space="preserve">4. Click "Remove Background." </w:t>
+      </w:r>
+      <w:r>
+        <w:rPr>
+          <w:color w:val="1C2321"/>
+          <w:sz w:val="22"/>
+          <w:szCs w:val="22"/>
+        </w:rPr>
+        <w:t xml:space="preserve">The first time you use each photo type, the tool downloads its AI model — a one-time download that stays on your device, so later visits are much faster. A status message tells you what it's doing; the first run can take up to a couple of minutes.</w:t>
       </w:r>
     </w:p>
     <w:p>
@@ -1807,7 +1839,7 @@
           <w:sz w:val="22"/>
           <w:szCs w:val="22"/>
         </w:rPr>
-        <w:t xml:space="preserve">You'll see a preview with the background removed, shown against a checkerboard pattern (the standard way to show transparency).</w:t>
+        <w:t xml:space="preserve">The cut-out appears on the right under "RESULT," shown on a checkerboard pattern (the standard way to show transparency).</w:t>
       </w:r>
     </w:p>
     <w:p>
@@ -1831,7 +1863,7 @@
           <w:sz w:val="22"/>
           <w:szCs w:val="22"/>
         </w:rPr>
-        <w:t xml:space="preserve">Click "Download" to save it as a PNG, which is the only common format that supports transparency.</w:t>
+        <w:t xml:space="preserve">Click "Download PNG" — PNG is the common format that keeps the transparent background. If you'd like to turn the cut-out into a PDF page, "Send this photo to Images to PDF →" adds it to that tool's list.</w:t>
       </w:r>
     </w:p>
     <w:p>
@@ -1858,7 +1890,7 @@
           <w:sz w:val="21"/>
           <w:szCs w:val="21"/>
         </w:rPr>
-        <w:t xml:space="preserve">This works best when there's a clear, single main subject. Fine details like loose hair strands or fur edges can come out slightly imperfect — review the result before using it somewhere that needs a clean edge.</w:t>
+        <w:t xml:space="preserve">This works best when there's a clear main subject. Fine details like loose hair strands or fur edges can come out slightly imperfect, and the tool says so in the result message: if it still looks off, try the other photo type. Review the result before using it somewhere that needs a clean edge.</w:t>
       </w:r>
     </w:p>
     <w:p>
@@ -1959,47 +1991,55 @@
           <w:sz w:val="22"/>
           <w:szCs w:val="22"/>
         </w:rPr>
-        <w:t xml:space="preserve">The tool shows you the existing metadata fields it found — this is worth a look, since it's often more revealing than people expect.</w:t>
-      </w:r>
-    </w:p>
-    <w:p>
-      <w:pPr>
-        <w:spacing w:after="120"/>
-        <w:ind w:left="360" w:hanging="360"/>
-      </w:pPr>
-      <w:r>
-        <w:rPr>
-          <w:b/>
-          <w:bCs/>
-          <w:color w:val="1C2321"/>
-          <w:sz w:val="22"/>
-          <w:szCs w:val="22"/>
-        </w:rPr>
-        <w:t xml:space="preserve">4. Click "Clean Metadata."</w:t>
-      </w:r>
-    </w:p>
-    <w:p>
-      <w:pPr>
-        <w:spacing w:after="120"/>
-        <w:ind w:left="360" w:hanging="360"/>
-      </w:pPr>
-      <w:r>
-        <w:rPr>
-          <w:b/>
-          <w:bCs/>
-          <w:color w:val="1C2321"/>
-          <w:sz w:val="22"/>
-          <w:szCs w:val="22"/>
-        </w:rPr>
-        <w:t xml:space="preserve">5. Download. </w:t>
-      </w:r>
-      <w:r>
-        <w:rPr>
-          <w:color w:val="1C2321"/>
-          <w:sz w:val="22"/>
-          <w:szCs w:val="22"/>
-        </w:rPr>
-        <w:t xml:space="preserve">A copy of your PDF with those fields removed downloads automatically. The visible content of the document is completely unchanged — only the hidden fields are affected.</w:t>
+        <w:t xml:space="preserve">A table lists the hidden fields found in the file — title, author, subject, keywords, producer, creator, created and modified dates, and whether an XMP metadata stream (often added by Adobe-family tools) is present. If there's nothing, it says "No metadata found — this file already looks clean." It's worth a look: it's often more revealing than people expect.</w:t>
+      </w:r>
+    </w:p>
+    <w:p>
+      <w:pPr>
+        <w:spacing w:after="120"/>
+        <w:ind w:left="360" w:hanging="360"/>
+      </w:pPr>
+      <w:r>
+        <w:rPr>
+          <w:b/>
+          <w:bCs/>
+          <w:color w:val="1C2321"/>
+          <w:sz w:val="22"/>
+          <w:szCs w:val="22"/>
+        </w:rPr>
+        <w:t xml:space="preserve">4. Optionally set a title and author. </w:t>
+      </w:r>
+      <w:r>
+        <w:rPr>
+          <w:color w:val="1C2321"/>
+          <w:sz w:val="22"/>
+          <w:szCs w:val="22"/>
+        </w:rPr>
+        <w:t xml:space="preserve">Instead of leaving them blank, you can type a book title and/or author name to put into the cleaned file — handy before uploading a manuscript to KDP, for example. Leave both empty to remove everything.</w:t>
+      </w:r>
+    </w:p>
+    <w:p>
+      <w:pPr>
+        <w:spacing w:after="120"/>
+        <w:ind w:left="360" w:hanging="360"/>
+      </w:pPr>
+      <w:r>
+        <w:rPr>
+          <w:b/>
+          <w:bCs/>
+          <w:color w:val="1C2321"/>
+          <w:sz w:val="22"/>
+          <w:szCs w:val="22"/>
+        </w:rPr>
+        <w:t xml:space="preserve">5. Click "Clean and Download." </w:t>
+      </w:r>
+      <w:r>
+        <w:rPr>
+          <w:color w:val="1C2321"/>
+          <w:sz w:val="22"/>
+          <w:szCs w:val="22"/>
+        </w:rPr>
+        <w:t xml:space="preserve">A copy of your PDF named cleaned-&lt;original name&gt;.pdf downloads automatically.</w:t>
       </w:r>
     </w:p>
     <w:p>
@@ -2026,7 +2066,7 @@
           <w:sz w:val="21"/>
           <w:szCs w:val="21"/>
         </w:rPr>
-        <w:t xml:space="preserve">This removes standard metadata fields properly, including the underlying XMP data stream some tools leave behind even after clearing the visible fields — not just what shows in a basic "Properties" panel.</w:t>
+        <w:t xml:space="preserve">The visible content of the document is completely unchanged — only the hidden fields are affected. The tool removes the standard fields and also the underlying XMP data stream that some tools leave behind even after the visible fields are cleared, not just what shows in a basic "Properties" panel. It can't remove anything printed on the pages themselves, and a password-protected PDF is refused with a message explaining how to make an unprotected copy first.</w:t>
       </w:r>
     </w:p>
     <w:p>
@@ -2103,7 +2143,7 @@
           <w:sz w:val="22"/>
           <w:szCs w:val="22"/>
         </w:rPr>
-        <w:t xml:space="preserve">Drag an image onto the drop area, or click "Choose an image."</w:t>
+        <w:t xml:space="preserve">Drag an image onto the drop area, or click "Choose an image." JPG, PNG, WebP and most other formats your browser can open work. The original's size in pixels and file size appear on the left.</w:t>
       </w:r>
     </w:p>
     <w:p>
@@ -2127,55 +2167,79 @@
           <w:sz w:val="22"/>
           <w:szCs w:val="22"/>
         </w:rPr>
-        <w:t xml:space="preserve">Choose JPG, PNG, or WebP from the format options — WebP usually gives the smallest file size for the same visual quality, but JPG is more universally supported by older software.</w:t>
-      </w:r>
-    </w:p>
-    <w:p>
-      <w:pPr>
-        <w:spacing w:after="120"/>
-        <w:ind w:left="360" w:hanging="360"/>
-      </w:pPr>
-      <w:r>
-        <w:rPr>
-          <w:b/>
-          <w:bCs/>
-          <w:color w:val="1C2321"/>
-          <w:sz w:val="22"/>
-          <w:szCs w:val="22"/>
-        </w:rPr>
-        <w:t xml:space="preserve">4. Adjust quality if you want. </w:t>
-      </w:r>
-      <w:r>
-        <w:rPr>
-          <w:color w:val="1C2321"/>
-          <w:sz w:val="22"/>
-          <w:szCs w:val="22"/>
-        </w:rPr>
-        <w:t xml:space="preserve">A quality slider lets you trade off file size against visual quality — drag it and watch the estimated file size update.</w:t>
-      </w:r>
-    </w:p>
-    <w:p>
-      <w:pPr>
-        <w:spacing w:after="120"/>
-        <w:ind w:left="360" w:hanging="360"/>
-      </w:pPr>
-      <w:r>
-        <w:rPr>
-          <w:b/>
-          <w:bCs/>
-          <w:color w:val="1C2321"/>
-          <w:sz w:val="22"/>
-          <w:szCs w:val="22"/>
-        </w:rPr>
-        <w:t xml:space="preserve">5. Click "Download." </w:t>
-      </w:r>
-      <w:r>
-        <w:rPr>
-          <w:color w:val="1C2321"/>
-          <w:sz w:val="22"/>
-          <w:szCs w:val="22"/>
-        </w:rPr>
-        <w:t xml:space="preserve">The converted, compressed file downloads immediately — there's no separate "convert" step before download.</w:t>
+        <w:t xml:space="preserve">Choose JPG (the default), WebP, or PNG. WebP usually gives the smallest file for the same visual quality, but JPG is more universally supported by older software.</w:t>
+      </w:r>
+    </w:p>
+    <w:p>
+      <w:pPr>
+        <w:spacing w:after="120"/>
+        <w:ind w:left="360" w:hanging="360"/>
+      </w:pPr>
+      <w:r>
+        <w:rPr>
+          <w:b/>
+          <w:bCs/>
+          <w:color w:val="1C2321"/>
+          <w:sz w:val="22"/>
+          <w:szCs w:val="22"/>
+        </w:rPr>
+        <w:t xml:space="preserve">4. Set a maximum size if you want. </w:t>
+      </w:r>
+      <w:r>
+        <w:rPr>
+          <w:color w:val="1C2321"/>
+          <w:sz w:val="22"/>
+          <w:szCs w:val="22"/>
+        </w:rPr>
+        <w:t xml:space="preserve">"Max dimension (px, optional)" limits the longer side of the picture — for example, 1600 shrinks anything larger so its long side is 1600 pixels. Leave it empty to keep the original size. A picture is never enlarged.</w:t>
+      </w:r>
+    </w:p>
+    <w:p>
+      <w:pPr>
+        <w:spacing w:after="120"/>
+        <w:ind w:left="360" w:hanging="360"/>
+      </w:pPr>
+      <w:r>
+        <w:rPr>
+          <w:b/>
+          <w:bCs/>
+          <w:color w:val="1C2321"/>
+          <w:sz w:val="22"/>
+          <w:szCs w:val="22"/>
+        </w:rPr>
+        <w:t xml:space="preserve">5. Adjust the quality. </w:t>
+      </w:r>
+      <w:r>
+        <w:rPr>
+          <w:color w:val="1C2321"/>
+          <w:sz w:val="22"/>
+          <w:szCs w:val="22"/>
+        </w:rPr>
+        <w:t xml:space="preserve">The slider runs from 1% to 100% (80% to start). Lower means a smaller file with more visible compression. The "Result" side updates a moment after every change, showing the new size in pixels, the new file size, and how much smaller (or larger) it is.</w:t>
+      </w:r>
+    </w:p>
+    <w:p>
+      <w:pPr>
+        <w:spacing w:after="120"/>
+        <w:ind w:left="360" w:hanging="360"/>
+      </w:pPr>
+      <w:r>
+        <w:rPr>
+          <w:b/>
+          <w:bCs/>
+          <w:color w:val="1C2321"/>
+          <w:sz w:val="22"/>
+          <w:szCs w:val="22"/>
+        </w:rPr>
+        <w:t xml:space="preserve">6. Click "Download." </w:t>
+      </w:r>
+      <w:r>
+        <w:rPr>
+          <w:color w:val="1C2321"/>
+          <w:sz w:val="22"/>
+          <w:szCs w:val="22"/>
+        </w:rPr>
+        <w:t xml:space="preserve">The file downloads as &lt;original name&gt;_compressed with the new extension. There's no separate "convert" step.</w:t>
       </w:r>
     </w:p>
     <w:p>
@@ -2202,7 +2266,7 @@
           <w:sz w:val="21"/>
           <w:szCs w:val="21"/>
         </w:rPr>
-        <w:t xml:space="preserve">PNG is lossless (no quality slider effect) — if you need to shrink a PNG's file size, converting to JPG or WebP first usually helps far more than any PNG-specific compression could.</w:t>
+        <w:t xml:space="preserve">PNG is lossless, so the quality slider is switched off for PNG output — if you need to shrink a PNG's file size, converting to JPG or WebP usually helps far more. JPG can't store transparency, so transparent areas turn white. If the result comes out larger than the original, the Result side says so and suggests lowering quality or changing format. If your browser can't save WebP files (some older Safari versions), the tool tells you rather than quietly giving you a different format.</w:t>
       </w:r>
     </w:p>
     <w:p>
@@ -2231,7 +2295,7 @@
           <w:sz w:val="22"/>
           <w:szCs w:val="22"/>
         </w:rPr>
-        <w:t xml:space="preserve">Permanently blacks out sensitive information in a PDF — an ID number, an account number, a signature — so it's genuinely gone, not just covered up. Can also write new text over what you've blacked out.</w:t>
+        <w:t xml:space="preserve">Permanently blacks out sensitive information in a PDF — an ID number, an account number, a signature — so it's genuinely gone, not just covered up. Can search for words and numbers for you, and can also write new text over what you've blacked out.</w:t>
       </w:r>
     </w:p>
     <w:p>
@@ -2279,7 +2343,7 @@
           <w:sz w:val="22"/>
           <w:szCs w:val="22"/>
         </w:rPr>
-        <w:t xml:space="preserve">Drag a PDF onto the drop area, or click "Choose a PDF file." The page renders as an image you can draw on.</w:t>
+        <w:t xml:space="preserve">Drag a PDF onto the drop area, or click "Choose a PDF file." The page renders as an image you can draw on. A PDF that needs a password to open is refused with a message telling you to remove the password first (open it, then Print → Save as PDF).</w:t>
       </w:r>
     </w:p>
     <w:p>
@@ -2303,31 +2367,31 @@
           <w:sz w:val="22"/>
           <w:szCs w:val="22"/>
         </w:rPr>
-        <w:t xml:space="preserve">If your PDF has multiple pages, use "Prev" and "Next" above the page to find the one you need.</w:t>
-      </w:r>
-    </w:p>
-    <w:p>
-      <w:pPr>
-        <w:spacing w:after="120"/>
-        <w:ind w:left="360" w:hanging="360"/>
-      </w:pPr>
-      <w:r>
-        <w:rPr>
-          <w:b/>
-          <w:bCs/>
-          <w:color w:val="1C2321"/>
-          <w:sz w:val="22"/>
-          <w:szCs w:val="22"/>
-        </w:rPr>
-        <w:t xml:space="preserve">4. Choose black-out or add-text mode. </w:t>
-      </w:r>
-      <w:r>
-        <w:rPr>
-          <w:color w:val="1C2321"/>
-          <w:sz w:val="22"/>
-          <w:szCs w:val="22"/>
-        </w:rPr>
-        <w:t xml:space="preserve">The two mode buttons at the top switch between "■ Black out" (permanently hides an area) and "Aa Add text" (writes new text, useful for correcting something you've just blacked out).</w:t>
+        <w:t xml:space="preserve">If your PDF has several pages, use "Prev" and "Next" above the page to move through them; the label between them shows which page you're on.</w:t>
+      </w:r>
+    </w:p>
+    <w:p>
+      <w:pPr>
+        <w:spacing w:after="120"/>
+        <w:ind w:left="360" w:hanging="360"/>
+      </w:pPr>
+      <w:r>
+        <w:rPr>
+          <w:b/>
+          <w:bCs/>
+          <w:color w:val="1C2321"/>
+          <w:sz w:val="22"/>
+          <w:szCs w:val="22"/>
+        </w:rPr>
+        <w:t xml:space="preserve">4. Let the tool find things for you (optional). </w:t>
+      </w:r>
+      <w:r>
+        <w:rPr>
+          <w:color w:val="1C2321"/>
+          <w:sz w:val="22"/>
+          <w:szCs w:val="22"/>
+        </w:rPr>
+        <w:t xml:space="preserve">Open "Find &amp; black out automatically." Type the words or numbers to look for, one per line, and/or tick Email addresses, Phone numbers, ID numbers (SSN, resident registration no.), or Card numbers. Click "Find &amp; mark on all pages" and black boxes appear on every page where something matched; the message tells you how many matches it found. Flip through the pages to check each box — they're placed by estimating where each word sits, so draw an extra box wherever one falls short. "Remove auto-marked boxes" deletes only the automatic ones and keeps any you drew yourself, and running Find again replaces the earlier automatic boxes.</w:t>
       </w:r>
     </w:p>
     <w:p>
@@ -2351,7 +2415,7 @@
           <w:sz w:val="22"/>
           <w:szCs w:val="22"/>
         </w:rPr>
-        <w:t xml:space="preserve">Click and drag directly on the page image to draw a box over the sensitive area. Draw it generously — a little wider than the text itself — since only what's inside the box gets covered.</w:t>
+        <w:t xml:space="preserve">With the "■ Black out" button selected, click and drag directly on the page image to draw a box over the sensitive area. Draw it generously — a little wider than the text itself — since only what's inside the box gets covered.</w:t>
       </w:r>
     </w:p>
     <w:p>
@@ -2375,7 +2439,7 @@
           <w:sz w:val="22"/>
           <w:szCs w:val="22"/>
         </w:rPr>
-        <w:t xml:space="preserve">Switch to "Add text" mode, drag a box over the same spot (wide enough for your new text), then type your replacement and press Enter.</w:t>
+        <w:t xml:space="preserve">Switch to "Aa Add text," drag a box over the old text, type your replacement, and press Enter (Esc cancels). The box gets a white background first so nothing underneath shows through, and it grows to fit your text if the text is longer than the box. The "Size" field sets the text size.</w:t>
       </w:r>
     </w:p>
     <w:p>
@@ -2399,7 +2463,7 @@
           <w:sz w:val="22"/>
           <w:szCs w:val="22"/>
         </w:rPr>
-        <w:t xml:space="preserve">The "Undo last change" button removes your most recent box or text, one step at a time.</w:t>
+        <w:t xml:space="preserve">"Undo last change on this page" removes the most recent box or text on the page you're looking at, one step at a time.</w:t>
       </w:r>
     </w:p>
     <w:p>
@@ -2474,7 +2538,7 @@
           <w:sz w:val="21"/>
           <w:szCs w:val="21"/>
         </w:rPr>
-        <w:t xml:space="preserve">This works best on scanned or photographed documents (like a photo of an ID card) — the most common real case for needing this. The finished file has no selectable text on any page, since every page becomes a flat image; that's what makes the redaction genuinely permanent, but it also means the output PDF is no longer searchable or copy-pasteable, even on pages you didn't touch.</w:t>
+        <w:t xml:space="preserve">Every page of the finished file becomes a flat picture, so nothing underneath a black box can be selected or copied — that's what makes the redaction genuinely permanent. It also means the output PDF is no longer searchable or copy-pasteable, even on pages you didn't touch. "Find &amp; black out automatically" only works on PDFs that contain real text; on a scanned PDF it tells you there's nothing to search, so draw boxes by hand (or run Extract Text (OCR) first to see what's in it). The tool works best on scanned or photographed documents, such as a photo of an ID card.</w:t>
       </w:r>
     </w:p>
     <w:p>
@@ -2503,7 +2567,7 @@
           <w:sz w:val="22"/>
           <w:szCs w:val="22"/>
         </w:rPr>
-        <w:t xml:space="preserve">Reads the text in a photo or scanned image and turns it into text you can select, copy, and paste — a photo of a sign, a printed page, a screenshot.</w:t>
+        <w:t xml:space="preserve">Reads the text in a photo, a scanned page, a screenshot, or a PDF (including multi-page ones) and turns it into text you can select, copy, and save.</w:t>
       </w:r>
     </w:p>
     <w:p>
@@ -2543,87 +2607,111 @@
           <w:sz w:val="22"/>
           <w:szCs w:val="22"/>
         </w:rPr>
-        <w:t xml:space="preserve">2. Add your image. </w:t>
-      </w:r>
-      <w:r>
-        <w:rPr>
-          <w:color w:val="1C2321"/>
-          <w:sz w:val="22"/>
-          <w:szCs w:val="22"/>
-        </w:rPr>
-        <w:t xml:space="preserve">Drag a photo or screenshot onto the drop area, or click "Choose an image."</w:t>
-      </w:r>
-    </w:p>
-    <w:p>
-      <w:pPr>
-        <w:spacing w:after="120"/>
-        <w:ind w:left="360" w:hanging="360"/>
-      </w:pPr>
-      <w:r>
-        <w:rPr>
-          <w:b/>
-          <w:bCs/>
-          <w:color w:val="1C2321"/>
-          <w:sz w:val="22"/>
-          <w:szCs w:val="22"/>
-        </w:rPr>
-        <w:t xml:space="preserve">3. Wait for the download and processing. </w:t>
-      </w:r>
-      <w:r>
-        <w:rPr>
-          <w:color w:val="1C2321"/>
-          <w:sz w:val="22"/>
-          <w:szCs w:val="22"/>
-        </w:rPr>
-        <w:t xml:space="preserve">The first use downloads a small OCR engine (cached after that); you'll see a progress bar while the image is being read.</w:t>
-      </w:r>
-    </w:p>
-    <w:p>
-      <w:pPr>
-        <w:spacing w:after="120"/>
-        <w:ind w:left="360" w:hanging="360"/>
-      </w:pPr>
-      <w:r>
-        <w:rPr>
-          <w:b/>
-          <w:bCs/>
-          <w:color w:val="1C2321"/>
-          <w:sz w:val="22"/>
-          <w:szCs w:val="22"/>
-        </w:rPr>
-        <w:t xml:space="preserve">4. Review the extracted text. </w:t>
-      </w:r>
-      <w:r>
-        <w:rPr>
-          <w:color w:val="1C2321"/>
-          <w:sz w:val="22"/>
-          <w:szCs w:val="22"/>
-        </w:rPr>
-        <w:t xml:space="preserve">It appears in a text box below the image. Check it over — no OCR tool is perfect, especially with unusual fonts, low resolution, or handwriting.</w:t>
-      </w:r>
-    </w:p>
-    <w:p>
-      <w:pPr>
-        <w:spacing w:after="120"/>
-        <w:ind w:left="360" w:hanging="360"/>
-      </w:pPr>
-      <w:r>
-        <w:rPr>
-          <w:b/>
-          <w:bCs/>
-          <w:color w:val="1C2321"/>
-          <w:sz w:val="22"/>
-          <w:szCs w:val="22"/>
-        </w:rPr>
-        <w:t xml:space="preserve">5. Copy it. </w:t>
-      </w:r>
-      <w:r>
-        <w:rPr>
-          <w:color w:val="1C2321"/>
-          <w:sz w:val="22"/>
-          <w:szCs w:val="22"/>
-        </w:rPr>
-        <w:t xml:space="preserve">Click "Copy Text" to copy everything to your clipboard, ready to paste wherever you need it.</w:t>
+        <w:t xml:space="preserve">2. Add your file. </w:t>
+      </w:r>
+      <w:r>
+        <w:rPr>
+          <w:color w:val="1C2321"/>
+          <w:sz w:val="22"/>
+          <w:szCs w:val="22"/>
+        </w:rPr>
+        <w:t xml:space="preserve">Drag an image or a PDF onto the drop area, or click "Choose a file."</w:t>
+      </w:r>
+    </w:p>
+    <w:p>
+      <w:pPr>
+        <w:spacing w:after="120"/>
+        <w:ind w:left="360" w:hanging="360"/>
+      </w:pPr>
+      <w:r>
+        <w:rPr>
+          <w:b/>
+          <w:bCs/>
+          <w:color w:val="1C2321"/>
+          <w:sz w:val="22"/>
+          <w:szCs w:val="22"/>
+        </w:rPr>
+        <w:t xml:space="preserve">3. Pick the language. </w:t>
+      </w:r>
+      <w:r>
+        <w:rPr>
+          <w:color w:val="1C2321"/>
+          <w:sz w:val="22"/>
+          <w:szCs w:val="22"/>
+        </w:rPr>
+        <w:t xml:space="preserve">Choose what's actually written in the file from the Language list (33 languages, including English, Korean, Japanese, Chinese, Spanish, French, German, Russian, Arabic and Hindi). If the text mixes that language with English, tick "Also recognize English." The wrong language gives much worse results than a slow correct one. Each language downloads its own data the first time you use it (a few MB), then it's cached.</w:t>
+      </w:r>
+    </w:p>
+    <w:p>
+      <w:pPr>
+        <w:spacing w:after="120"/>
+        <w:ind w:left="360" w:hanging="360"/>
+      </w:pPr>
+      <w:r>
+        <w:rPr>
+          <w:b/>
+          <w:bCs/>
+          <w:color w:val="1C2321"/>
+          <w:sz w:val="22"/>
+          <w:szCs w:val="22"/>
+        </w:rPr>
+        <w:t xml:space="preserve">4. Click "Extract Text." </w:t>
+      </w:r>
+      <w:r>
+        <w:rPr>
+          <w:color w:val="1C2321"/>
+          <w:sz w:val="22"/>
+          <w:szCs w:val="22"/>
+        </w:rPr>
+        <w:t xml:space="preserve">A progress bar shows the OCR engine loading and then the pages being read one by one (for example, "Page 2 of 5"). A "Stop" button next to it cancels the job; nothing is extracted if you stop.</w:t>
+      </w:r>
+    </w:p>
+    <w:p>
+      <w:pPr>
+        <w:spacing w:after="120"/>
+        <w:ind w:left="360" w:hanging="360"/>
+      </w:pPr>
+      <w:r>
+        <w:rPr>
+          <w:b/>
+          <w:bCs/>
+          <w:color w:val="1C2321"/>
+          <w:sz w:val="22"/>
+          <w:szCs w:val="22"/>
+        </w:rPr>
+        <w:t xml:space="preserve">5. Review the extracted text. </w:t>
+      </w:r>
+      <w:r>
+        <w:rPr>
+          <w:color w:val="1C2321"/>
+          <w:sz w:val="22"/>
+          <w:szCs w:val="22"/>
+        </w:rPr>
+        <w:t xml:space="preserve">It appears in the text box. For a multi-page PDF, each page starts with a "--- Page N ---" line. A page with no text is marked, and so is a page that couldn't be read; the message above the box names them. Check the text over — no OCR tool is perfect, especially with unusual fonts, low resolution, or handwriting.</w:t>
+      </w:r>
+    </w:p>
+    <w:p>
+      <w:pPr>
+        <w:spacing w:after="120"/>
+        <w:ind w:left="360" w:hanging="360"/>
+      </w:pPr>
+      <w:r>
+        <w:rPr>
+          <w:b/>
+          <w:bCs/>
+          <w:color w:val="1C2321"/>
+          <w:sz w:val="22"/>
+          <w:szCs w:val="22"/>
+        </w:rPr>
+        <w:t xml:space="preserve">6. Copy or save it. </w:t>
+      </w:r>
+      <w:r>
+        <w:rPr>
+          <w:color w:val="1C2321"/>
+          <w:sz w:val="22"/>
+          <w:szCs w:val="22"/>
+        </w:rPr>
+        <w:t xml:space="preserve">Click "Copy text" to copy everything to your clipboard, or "Download .txt" to save it as a text file named after your original.</w:t>
       </w:r>
     </w:p>
     <w:p>
@@ -2650,7 +2738,7 @@
           <w:sz w:val="21"/>
           <w:szCs w:val="21"/>
         </w:rPr>
-        <w:t xml:space="preserve">Clear, well-lit, horizontal text works best. Handwriting, heavily stylized fonts, and text at an angle are all harder for any OCR engine, including this one — always proofread the result rather than trusting it blindly.</w:t>
+        <w:t xml:space="preserve">Clear, well-lit, horizontal text works best. Handwriting, heavily stylized fonts, and text at an angle are all harder for any OCR engine, including this one — always proofread the result rather than trusting it blindly. If "Copy text" doesn't work in your browser, the text is selected for you, so press Ctrl+C (Cmd+C on a Mac).</w:t>
       </w:r>
     </w:p>
     <w:p>
@@ -2679,7 +2767,7 @@
           <w:sz w:val="22"/>
           <w:szCs w:val="22"/>
         </w:rPr>
-        <w:t xml:space="preserve">Automatically finds every face in a photo and covers each one — good for group photos or screenshots you're about to share publicly.</w:t>
+        <w:t xml:space="preserve">Automatically finds the faces in a photo and covers them — and lets you cover any it missed, or leave one uncovered, by hand. Good for group photos or screenshots you're about to share publicly.</w:t>
       </w:r>
     </w:p>
     <w:p>
@@ -2751,7 +2839,7 @@
           <w:sz w:val="22"/>
           <w:szCs w:val="22"/>
         </w:rPr>
-        <w:t xml:space="preserve">The tool finds every face automatically — no clicking on faces yourself is needed.</w:t>
+        <w:t xml:space="preserve">The first time, the tool downloads a small face-detection model (it's cached afterward). Then it finds the faces automatically, and the message tells you how many it found.</w:t>
       </w:r>
     </w:p>
     <w:p>
@@ -2775,47 +2863,79 @@
           <w:sz w:val="22"/>
           <w:szCs w:val="22"/>
         </w:rPr>
-        <w:t xml:space="preserve">Pick "Pixelate," "Blur," or "Black box" from the style buttons above the image; the result updates instantly when you switch, without needing to re-detect faces.</w:t>
-      </w:r>
-    </w:p>
-    <w:p>
-      <w:pPr>
-        <w:spacing w:after="120"/>
-        <w:ind w:left="360" w:hanging="360"/>
-      </w:pPr>
-      <w:r>
-        <w:rPr>
-          <w:b/>
-          <w:bCs/>
-          <w:color w:val="1C2321"/>
-          <w:sz w:val="22"/>
-          <w:szCs w:val="22"/>
-        </w:rPr>
-        <w:t xml:space="preserve">5. Check the result. </w:t>
-      </w:r>
-      <w:r>
-        <w:rPr>
-          <w:color w:val="1C2321"/>
-          <w:sz w:val="22"/>
-          <w:szCs w:val="22"/>
-        </w:rPr>
-        <w:t xml:space="preserve">Look over the photo to make sure every face that needed covering was found — detection can occasionally miss a face at an unusual angle or in poor lighting.</w:t>
-      </w:r>
-    </w:p>
-    <w:p>
-      <w:pPr>
-        <w:spacing w:after="120"/>
-        <w:ind w:left="360" w:hanging="360"/>
-      </w:pPr>
-      <w:r>
-        <w:rPr>
-          <w:b/>
-          <w:bCs/>
-          <w:color w:val="1C2321"/>
-          <w:sz w:val="22"/>
-          <w:szCs w:val="22"/>
-        </w:rPr>
-        <w:t xml:space="preserve">6. Click "Download."</w:t>
+        <w:t xml:space="preserve">Pick "Pixelate," "Blur," or "Black box" above the photo; every box updates instantly, without re-detecting.</w:t>
+      </w:r>
+    </w:p>
+    <w:p>
+      <w:pPr>
+        <w:spacing w:after="120"/>
+        <w:ind w:left="360" w:hanging="360"/>
+      </w:pPr>
+      <w:r>
+        <w:rPr>
+          <w:b/>
+          <w:bCs/>
+          <w:color w:val="1C2321"/>
+          <w:sz w:val="22"/>
+          <w:szCs w:val="22"/>
+        </w:rPr>
+        <w:t xml:space="preserve">5. Fix what the detector got wrong. </w:t>
+      </w:r>
+      <w:r>
+        <w:rPr>
+          <w:color w:val="1C2321"/>
+          <w:sz w:val="22"/>
+          <w:szCs w:val="22"/>
+        </w:rPr>
+        <w:t xml:space="preserve">Missed a face? Drag a box over it. Don't want one covered? Click its box to switch it off (click again to bring it back; clicking a box you drew yourself removes it). "Undo last box" removes the box you drew most recently.</w:t>
+      </w:r>
+    </w:p>
+    <w:p>
+      <w:pPr>
+        <w:spacing w:after="120"/>
+        <w:ind w:left="360" w:hanging="360"/>
+      </w:pPr>
+      <w:r>
+        <w:rPr>
+          <w:b/>
+          <w:bCs/>
+          <w:color w:val="1C2321"/>
+          <w:sz w:val="22"/>
+          <w:szCs w:val="22"/>
+        </w:rPr>
+        <w:t xml:space="preserve">6. Read the outlines. </w:t>
+      </w:r>
+      <w:r>
+        <w:rPr>
+          <w:color w:val="1C2321"/>
+          <w:sz w:val="22"/>
+          <w:szCs w:val="22"/>
+        </w:rPr>
+        <w:t xml:space="preserve">A teal outline marks a face found automatically, orange is a box you added, and a dashed grey outline is a box that's switched off. Untick "Show outlines" to see the plain result. The outlines are only a guide — they never appear in the downloaded photo.</w:t>
+      </w:r>
+    </w:p>
+    <w:p>
+      <w:pPr>
+        <w:spacing w:after="120"/>
+        <w:ind w:left="360" w:hanging="360"/>
+      </w:pPr>
+      <w:r>
+        <w:rPr>
+          <w:b/>
+          <w:bCs/>
+          <w:color w:val="1C2321"/>
+          <w:sz w:val="22"/>
+          <w:szCs w:val="22"/>
+        </w:rPr>
+        <w:t xml:space="preserve">7. Click "Download." </w:t>
+      </w:r>
+      <w:r>
+        <w:rPr>
+          <w:color w:val="1C2321"/>
+          <w:sz w:val="22"/>
+          <w:szCs w:val="22"/>
+        </w:rPr>
+        <w:t xml:space="preserve">The photo is saved as face-mosaic.png.</w:t>
       </w:r>
     </w:p>
     <w:p>
@@ -2842,7 +2962,7 @@
           <w:sz w:val="21"/>
           <w:szCs w:val="21"/>
         </w:rPr>
-        <w:t xml:space="preserve">If a face is missed, this tool doesn't currently offer a way to manually cover it — for that, use "Screenshot Markup" instead, which has a manual, click-and-drag mosaic area that works on anything, not just detected faces.</w:t>
+        <w:t xml:space="preserve">Automatic detection can miss faces at unusual angles or in poor lighting, so always look the whole photo over before you share it. A box you draw covers whatever is under it, face or not, so you can also use it to hide something like a name tag. Photos larger than 50 megapixels are reduced first, and a note tells you the new size.</w:t>
       </w:r>
     </w:p>
     <w:p>
@@ -2935,71 +3055,87 @@
           <w:sz w:val="22"/>
           <w:szCs w:val="22"/>
         </w:rPr>
-        <w:t xml:space="preserve">3. Choose a method.</w:t>
-      </w:r>
-      <w:r>
-        <w:rPr>
-          <w:color w:val="1C2321"/>
-          <w:sz w:val="22"/>
-          <w:szCs w:val="22"/>
-        </w:rPr>
-        <w:t xml:space="preserve">"Fast" is instant and needs no download — genuinely the right choice for most photos. "AI Upscale" reconstructs more real detail on very soft images, at the cost of a one-time model download and slower processing.</w:t>
-      </w:r>
-    </w:p>
-    <w:p>
-      <w:pPr>
-        <w:spacing w:after="120"/>
-        <w:ind w:left="360" w:hanging="360"/>
-      </w:pPr>
-      <w:r>
-        <w:rPr>
-          <w:b/>
-          <w:bCs/>
-          <w:color w:val="1C2321"/>
-          <w:sz w:val="22"/>
-          <w:szCs w:val="22"/>
-        </w:rPr>
-        <w:t xml:space="preserve">4. Choose a scale </w:t>
-      </w:r>
-      <w:r>
-        <w:rPr>
-          <w:color w:val="1C2321"/>
-          <w:sz w:val="22"/>
-          <w:szCs w:val="22"/>
-        </w:rPr>
-        <w:t xml:space="preserve">(2× or 4×) if you're using Fast mode. AI Upscale always produces a 4× result, regardless of this setting.</w:t>
-      </w:r>
-    </w:p>
-    <w:p>
-      <w:pPr>
-        <w:spacing w:after="120"/>
-        <w:ind w:left="360" w:hanging="360"/>
-      </w:pPr>
-      <w:r>
-        <w:rPr>
-          <w:b/>
-          <w:bCs/>
-          <w:color w:val="1C2321"/>
-          <w:sz w:val="22"/>
-          <w:szCs w:val="22"/>
-        </w:rPr>
-        <w:t xml:space="preserve">5. Click "Enhance."</w:t>
-      </w:r>
-    </w:p>
-    <w:p>
-      <w:pPr>
-        <w:spacing w:after="120"/>
-        <w:ind w:left="360" w:hanging="360"/>
-      </w:pPr>
-      <w:r>
-        <w:rPr>
-          <w:b/>
-          <w:bCs/>
-          <w:color w:val="1C2321"/>
-          <w:sz w:val="22"/>
-          <w:szCs w:val="22"/>
-        </w:rPr>
-        <w:t xml:space="preserve">6. Download.</w:t>
+        <w:t xml:space="preserve">3. Choose a method. </w:t>
+      </w:r>
+      <w:r>
+        <w:rPr>
+          <w:color w:val="1C2321"/>
+          <w:sz w:val="22"/>
+          <w:szCs w:val="22"/>
+        </w:rPr>
+        <w:t xml:space="preserve">"Fast" is instant and needs no download — genuinely the right choice for most photos. "AI Upscale" can recover more real detail on very soft images, at the cost of a one-time model download and slower processing.</w:t>
+      </w:r>
+    </w:p>
+    <w:p>
+      <w:pPr>
+        <w:spacing w:after="120"/>
+        <w:ind w:left="360" w:hanging="360"/>
+      </w:pPr>
+      <w:r>
+        <w:rPr>
+          <w:b/>
+          <w:bCs/>
+          <w:color w:val="1C2321"/>
+          <w:sz w:val="22"/>
+          <w:szCs w:val="22"/>
+        </w:rPr>
+        <w:t xml:space="preserve">4. Choose a scale. </w:t>
+      </w:r>
+      <w:r>
+        <w:rPr>
+          <w:color w:val="1C2321"/>
+          <w:sz w:val="22"/>
+          <w:szCs w:val="22"/>
+        </w:rPr>
+        <w:t xml:space="preserve">2× or 4× for Fast mode. AI Upscale always produces a 4× result, whichever scale button is selected, and the message says so when it finishes.</w:t>
+      </w:r>
+    </w:p>
+    <w:p>
+      <w:pPr>
+        <w:spacing w:after="120"/>
+        <w:ind w:left="360" w:hanging="360"/>
+      </w:pPr>
+      <w:r>
+        <w:rPr>
+          <w:b/>
+          <w:bCs/>
+          <w:color w:val="1C2321"/>
+          <w:sz w:val="22"/>
+          <w:szCs w:val="22"/>
+        </w:rPr>
+        <w:t xml:space="preserve">5. Click "Enhance." </w:t>
+      </w:r>
+      <w:r>
+        <w:rPr>
+          <w:color w:val="1C2321"/>
+          <w:sz w:val="22"/>
+          <w:szCs w:val="22"/>
+        </w:rPr>
+        <w:t xml:space="preserve">With AI Upscale, a progress bar shows the model downloading the first time (it then stays on your device). If your photo is larger than about 1 megapixel, a warning appears, because the AI method can then be very slow or run out of memory; Fast mode handles any size.</w:t>
+      </w:r>
+    </w:p>
+    <w:p>
+      <w:pPr>
+        <w:spacing w:after="120"/>
+        <w:ind w:left="360" w:hanging="360"/>
+      </w:pPr>
+      <w:r>
+        <w:rPr>
+          <w:b/>
+          <w:bCs/>
+          <w:color w:val="1C2321"/>
+          <w:sz w:val="22"/>
+          <w:szCs w:val="22"/>
+        </w:rPr>
+        <w:t xml:space="preserve">6. Review and download. </w:t>
+      </w:r>
+      <w:r>
+        <w:rPr>
+          <w:color w:val="1C2321"/>
+          <w:sz w:val="22"/>
+          <w:szCs w:val="22"/>
+        </w:rPr>
+        <w:t xml:space="preserve">The enlarged photo appears below; click "Download" to save it as enhanced.png.</w:t>
       </w:r>
     </w:p>
     <w:p>
@@ -3026,7 +3162,7 @@
           <w:sz w:val="21"/>
           <w:szCs w:val="21"/>
         </w:rPr>
-        <w:t xml:space="preserve">No upscaling method, AI or otherwise, can recover detail that was never captured in the original photo — it can sharpen and reduce blur, but it can't turn a truly tiny, low-detail thumbnail into a crisp, high-detail image out of nowhere.</w:t>
+        <w:t xml:space="preserve">No upscaling method, AI or otherwise, can recover detail that was never captured in the original photo — it can sharpen and reduce blur, but it can't turn a truly tiny, low-detail thumbnail into a crisp image out of nowhere. In Fast mode, if the size you picked would be bigger than your browser can build (roughly 8000 × 8000 pixels), the tool automatically uses a smaller scale and tells you what you got; if even 2× is too big, it asks you to shrink or crop the photo first.</w:t>
       </w:r>
     </w:p>
     <w:p>
@@ -3103,7 +3239,7 @@
           <w:sz w:val="22"/>
           <w:szCs w:val="22"/>
         </w:rPr>
-        <w:t xml:space="preserve">Drag an image onto the drop area, or click "Choose an image." Your photo is resized to a fixed 512×512 working copy — this is the resolution the AI model operates at.</w:t>
+        <w:t xml:space="preserve">Drag an image onto the drop area, or click "Choose an image." Your photo stays at its original resolution (photos over 50 megapixels are reduced first, and a note tells you the new size).</w:t>
       </w:r>
     </w:p>
     <w:p>
@@ -3127,7 +3263,7 @@
           <w:sz w:val="22"/>
           <w:szCs w:val="22"/>
         </w:rPr>
-        <w:t xml:space="preserve">using the slider if the default is too big or small for what you're removing.</w:t>
+        <w:t xml:space="preserve">with the slider if the default is too big or too small for what you're removing.</w:t>
       </w:r>
     </w:p>
     <w:p>
@@ -3151,7 +3287,7 @@
           <w:sz w:val="22"/>
           <w:szCs w:val="22"/>
         </w:rPr>
-        <w:t xml:space="preserve">Click and drag directly on the photo, covering the object completely — the AI can only work with what you've marked.</w:t>
+        <w:t xml:space="preserve">Click and drag directly on the photo, covering the object completely and a little beyond its edges — the AI can only work with what you've marked.</w:t>
       </w:r>
     </w:p>
     <w:p>
@@ -3199,31 +3335,55 @@
           <w:sz w:val="22"/>
           <w:szCs w:val="22"/>
         </w:rPr>
-        <w:t xml:space="preserve">The first use downloads the AI model — it's a larger download (roughly 200MB), so it's worth doing on Wi-Fi. This is cached after the first time.</w:t>
-      </w:r>
-    </w:p>
-    <w:p>
-      <w:pPr>
-        <w:spacing w:after="120"/>
-        <w:ind w:left="360" w:hanging="360"/>
-      </w:pPr>
-      <w:r>
-        <w:rPr>
-          <w:b/>
-          <w:bCs/>
-          <w:color w:val="1C2321"/>
-          <w:sz w:val="22"/>
-          <w:szCs w:val="22"/>
-        </w:rPr>
-        <w:t xml:space="preserve">7. Review and download. </w:t>
-      </w:r>
-      <w:r>
-        <w:rPr>
-          <w:color w:val="1C2321"/>
-          <w:sz w:val="22"/>
-          <w:szCs w:val="22"/>
-        </w:rPr>
-        <w:t xml:space="preserve">Check the result, then click "Download."</w:t>
+        <w:t xml:space="preserve">The first use downloads the AI model — a large download (roughly 200 MB), so it's worth doing on Wi-Fi. A progress bar shows the percentage; after that the model stays on your device.</w:t>
+      </w:r>
+    </w:p>
+    <w:p>
+      <w:pPr>
+        <w:spacing w:after="120"/>
+        <w:ind w:left="360" w:hanging="360"/>
+      </w:pPr>
+      <w:r>
+        <w:rPr>
+          <w:b/>
+          <w:bCs/>
+          <w:color w:val="1C2321"/>
+          <w:sz w:val="22"/>
+          <w:szCs w:val="22"/>
+        </w:rPr>
+        <w:t xml:space="preserve">7. Review the result. </w:t>
+      </w:r>
+      <w:r>
+        <w:rPr>
+          <w:color w:val="1C2321"/>
+          <w:sz w:val="22"/>
+          <w:szCs w:val="22"/>
+        </w:rPr>
+        <w:t xml:space="preserve">The painted area is filled in and the rest of your photo is unchanged. Not what you wanted? "Undo last erase" steps back one erase at a time, and you can try again, painting a little beyond the object's edges. You can also paint another object and press Erase again.</w:t>
+      </w:r>
+    </w:p>
+    <w:p>
+      <w:pPr>
+        <w:spacing w:after="120"/>
+        <w:ind w:left="360" w:hanging="360"/>
+      </w:pPr>
+      <w:r>
+        <w:rPr>
+          <w:b/>
+          <w:bCs/>
+          <w:color w:val="1C2321"/>
+          <w:sz w:val="22"/>
+          <w:szCs w:val="22"/>
+        </w:rPr>
+        <w:t xml:space="preserve">8. Click "Download." </w:t>
+      </w:r>
+      <w:r>
+        <w:rPr>
+          <w:color w:val="1C2321"/>
+          <w:sz w:val="22"/>
+          <w:szCs w:val="22"/>
+        </w:rPr>
+        <w:t xml:space="preserve">The photo is saved as erased.png at its original size.</w:t>
       </w:r>
     </w:p>
     <w:p>
@@ -3250,7 +3410,7 @@
           <w:sz w:val="21"/>
           <w:szCs w:val="21"/>
         </w:rPr>
-        <w:t xml:space="preserve">This works best for removing a person, sign, or object from an otherwise simple, photo-realistic background — not for large areas or very intricate detail. The 512×512 working size means the output won't match your original photo's exact resolution.</w:t>
+        <w:t xml:space="preserve">The AI repaints a 512×512 patch around what you painted and pastes it back, so the rest of your photo stays untouched at full resolution. It works best for removing a person, sign, or object from an otherwise simple, photo-realistic background; very large areas come out soft, and very intricate detail won't be reproduced.</w:t>
       </w:r>
     </w:p>
     <w:p>
@@ -3514,7 +3674,7 @@
           <w:sz w:val="21"/>
           <w:szCs w:val="21"/>
         </w:rPr>
-        <w:t xml:space="preserve">Unlike Face Mosaic, this tool's mosaic is entirely manual — you decide exactly what area gets covered, which makes it the right choice for hiding something that isn't a face.</w:t>
+        <w:t xml:space="preserve">Face Mosaic also lets you draw boxes by hand, but if you're already marking up a screenshot, "Mosaic area" here lets you hide a license plate, an address, or a logo in the same pass as your arrows and text — you decide exactly what area gets covered. Everything you draw is saved into the PNG you download (markup.png).</w:t>
       </w:r>
     </w:p>
     <w:p>
@@ -3573,127 +3733,175 @@
           <w:sz w:val="22"/>
           <w:szCs w:val="22"/>
         </w:rPr>
-        <w:t xml:space="preserve">Shows what's actually left after federal tax, Social Security, Medicare, and state tax, for any of the 50 states plus D.C.</w:t>
-      </w:r>
-    </w:p>
-    <w:p>
-      <w:pPr>
-        <w:spacing w:after="120"/>
-        <w:ind w:left="360" w:hanging="360"/>
-      </w:pPr>
-      <w:r>
-        <w:rPr>
-          <w:b/>
-          <w:bCs/>
-          <w:color w:val="1C2321"/>
-          <w:sz w:val="22"/>
-          <w:szCs w:val="22"/>
-        </w:rPr>
-        <w:t xml:space="preserve">1. Enter your salary </w:t>
-      </w:r>
-      <w:r>
-        <w:rPr>
-          <w:color w:val="1C2321"/>
-          <w:sz w:val="22"/>
-          <w:szCs w:val="22"/>
-        </w:rPr>
-        <w:t xml:space="preserve">in the amount field — the annual figure is easiest, but you can switch the frequency (see step 3) if you only know your hourly or per-paycheck rate.</w:t>
-      </w:r>
-    </w:p>
-    <w:p>
-      <w:pPr>
-        <w:spacing w:after="120"/>
-        <w:ind w:left="360" w:hanging="360"/>
-      </w:pPr>
-      <w:r>
-        <w:rPr>
-          <w:b/>
-          <w:bCs/>
-          <w:color w:val="1C2321"/>
-          <w:sz w:val="22"/>
-          <w:szCs w:val="22"/>
-        </w:rPr>
-        <w:t xml:space="preserve">2. Choose your state </w:t>
-      </w:r>
-      <w:r>
-        <w:rPr>
-          <w:color w:val="1C2321"/>
-          <w:sz w:val="22"/>
-          <w:szCs w:val="22"/>
-        </w:rPr>
-        <w:t xml:space="preserve">from the dropdown. This matters a lot: nine states have no state income tax at all, and the rest range from a flat rate to a full progressive bracket system.</w:t>
-      </w:r>
-    </w:p>
-    <w:p>
-      <w:pPr>
-        <w:spacing w:after="120"/>
-        <w:ind w:left="360" w:hanging="360"/>
-      </w:pPr>
-      <w:r>
-        <w:rPr>
-          <w:b/>
-          <w:bCs/>
-          <w:color w:val="1C2321"/>
-          <w:sz w:val="22"/>
-          <w:szCs w:val="22"/>
-        </w:rPr>
-        <w:t xml:space="preserve">3. Choose your pay frequency </w:t>
-      </w:r>
-      <w:r>
-        <w:rPr>
-          <w:color w:val="1C2321"/>
-          <w:sz w:val="22"/>
-          <w:szCs w:val="22"/>
-        </w:rPr>
-        <w:t xml:space="preserve">(annual, monthly, biweekly, weekly) so the "per period" figures match your actual paycheck schedule.</w:t>
-      </w:r>
-    </w:p>
-    <w:p>
-      <w:pPr>
-        <w:spacing w:after="120"/>
-        <w:ind w:left="360" w:hanging="360"/>
-      </w:pPr>
-      <w:r>
-        <w:rPr>
-          <w:b/>
-          <w:bCs/>
-          <w:color w:val="1C2321"/>
-          <w:sz w:val="22"/>
-          <w:szCs w:val="22"/>
-        </w:rPr>
-        <w:t xml:space="preserve">4. Choose your filing status </w:t>
-      </w:r>
-      <w:r>
-        <w:rPr>
-          <w:color w:val="1C2321"/>
-          <w:sz w:val="22"/>
-          <w:szCs w:val="22"/>
-        </w:rPr>
-        <w:t xml:space="preserve">if the option is shown (single, married filing jointly, etc.) — this changes the tax brackets applied.</w:t>
-      </w:r>
-    </w:p>
-    <w:p>
-      <w:pPr>
-        <w:spacing w:after="120"/>
-        <w:ind w:left="360" w:hanging="360"/>
-      </w:pPr>
-      <w:r>
-        <w:rPr>
-          <w:b/>
-          <w:bCs/>
-          <w:color w:val="1C2321"/>
-          <w:sz w:val="22"/>
-          <w:szCs w:val="22"/>
-        </w:rPr>
-        <w:t xml:space="preserve">5. Read the results. </w:t>
-      </w:r>
-      <w:r>
-        <w:rPr>
-          <w:color w:val="1C2321"/>
-          <w:sz w:val="22"/>
-          <w:szCs w:val="22"/>
-        </w:rPr>
-        <w:t xml:space="preserve">The breakdown shows federal tax, Social Security, Medicare, and state tax as separate line items, plus your final take-home amount for the period you chose.</w:t>
+        <w:t xml:space="preserve">Shows what is left of your pay after federal income tax, Social Security, Medicare and state tax, for any of the 50 states plus D.C. It works for a salary or an hourly wage, with options for overtime, a bonus, 401(k) contributions, a spouse's or second job's pay, and children.</w:t>
+      </w:r>
+    </w:p>
+    <w:p>
+      <w:pPr>
+        <w:spacing w:after="120"/>
+        <w:ind w:left="360" w:hanging="360"/>
+      </w:pPr>
+      <w:r>
+        <w:rPr>
+          <w:b/>
+          <w:bCs/>
+          <w:color w:val="1C2321"/>
+          <w:sz w:val="22"/>
+          <w:szCs w:val="22"/>
+        </w:rPr>
+        <w:t xml:space="preserve">1. Open the tool. </w:t>
+      </w:r>
+      <w:r>
+        <w:rPr>
+          <w:color w:val="1C2321"/>
+          <w:sz w:val="22"/>
+          <w:szCs w:val="22"/>
+        </w:rPr>
+        <w:t xml:space="preserve">Go to the Paycheck Calculator. Every state also has its own page (for example Texas) with the same calculator already set to that state; the full list is on Paycheck by State.</w:t>
+      </w:r>
+    </w:p>
+    <w:p>
+      <w:pPr>
+        <w:spacing w:after="120"/>
+        <w:ind w:left="360" w:hanging="360"/>
+      </w:pPr>
+      <w:r>
+        <w:rPr>
+          <w:b/>
+          <w:bCs/>
+          <w:color w:val="1C2321"/>
+          <w:sz w:val="22"/>
+          <w:szCs w:val="22"/>
+        </w:rPr>
+        <w:t xml:space="preserve">2. Choose how you are paid. </w:t>
+      </w:r>
+      <w:r>
+        <w:rPr>
+          <w:color w:val="1C2321"/>
+          <w:sz w:val="22"/>
+          <w:szCs w:val="22"/>
+        </w:rPr>
+        <w:t xml:space="preserve">"Salary" (selected at first) shows one box, "Annual salary". "Hourly" swaps it for "Hourly rate", "Hours per week", "Overtime hours / week", "Overtime rate" (1.5× hourly, 2× hourly or 1× hourly) and "Weeks worked / year". The first time you switch to Hourly, the rate is filled in from the salary you had typed (divided by 2,080 hours).</w:t>
+      </w:r>
+    </w:p>
+    <w:p>
+      <w:pPr>
+        <w:spacing w:after="120"/>
+        <w:ind w:left="360" w:hanging="360"/>
+      </w:pPr>
+      <w:r>
+        <w:rPr>
+          <w:b/>
+          <w:bCs/>
+          <w:color w:val="1C2321"/>
+          <w:sz w:val="22"/>
+          <w:szCs w:val="22"/>
+        </w:rPr>
+        <w:t xml:space="preserve">3. Pick your "Filing status" and "State". </w:t>
+      </w:r>
+      <w:r>
+        <w:rPr>
+          <w:color w:val="1C2321"/>
+          <w:sz w:val="22"/>
+          <w:szCs w:val="22"/>
+        </w:rPr>
+        <w:t xml:space="preserve">The filing statuses are Single, Married filing jointly, Married filing separately and Head of household. A line under the state list says what to expect there — for example that Texas has no state income tax, or that California adds SDI to its income tax.</w:t>
+      </w:r>
+    </w:p>
+    <w:p>
+      <w:pPr>
+        <w:spacing w:after="120"/>
+        <w:ind w:left="360" w:hanging="360"/>
+      </w:pPr>
+      <w:r>
+        <w:rPr>
+          <w:b/>
+          <w:bCs/>
+          <w:color w:val="1C2321"/>
+          <w:sz w:val="22"/>
+          <w:szCs w:val="22"/>
+        </w:rPr>
+        <w:t xml:space="preserve">4. Choose your "Pay frequency": </w:t>
+      </w:r>
+      <w:r>
+        <w:rPr>
+          <w:color w:val="1C2321"/>
+          <w:sz w:val="22"/>
+          <w:szCs w:val="22"/>
+        </w:rPr>
+        <w:t xml:space="preserve">Weekly, Biweekly (selected at first), Semi-monthly, Monthly or Annual. It only changes the "per paycheck" column; the yearly figures stay the same.</w:t>
+      </w:r>
+    </w:p>
+    <w:p>
+      <w:pPr>
+        <w:spacing w:after="120"/>
+        <w:ind w:left="360" w:hanging="360"/>
+      </w:pPr>
+      <w:r>
+        <w:rPr>
+          <w:b/>
+          <w:bCs/>
+          <w:color w:val="1C2321"/>
+          <w:sz w:val="22"/>
+          <w:szCs w:val="22"/>
+        </w:rPr>
+        <w:t xml:space="preserve">5. Open "More options" for anything else. </w:t>
+      </w:r>
+      <w:r>
+        <w:rPr>
+          <w:color w:val="1C2321"/>
+          <w:sz w:val="22"/>
+          <w:szCs w:val="22"/>
+        </w:rPr>
+        <w:t xml:space="preserve">"Traditional 401(k) / 403(b)" (as "% of pay" or "$ per year", with a hint showing the 2026 limit), "Pre-tax health, FSA &amp; HSA ($ per year)", "After-tax deductions ($ per year)" (Roth 401(k), union dues, garnishments), "One-time bonus ($)", "Second job’s annual pay ($)", and "Children under 17" and "Other dependents" for the federal child tax credit. The second-job box becomes "Spouse’s annual pay ($)" when you choose Married filing jointly and is switched off for Married filing separately. A small counter beside "More options" shows how many of these are in use.</w:t>
+      </w:r>
+    </w:p>
+    <w:p>
+      <w:pPr>
+        <w:spacing w:after="120"/>
+        <w:ind w:left="360" w:hanging="360"/>
+      </w:pPr>
+      <w:r>
+        <w:rPr>
+          <w:b/>
+          <w:bCs/>
+          <w:color w:val="1C2321"/>
+          <w:sz w:val="22"/>
+          <w:szCs w:val="22"/>
+        </w:rPr>
+        <w:t xml:space="preserve">6. Read the results. </w:t>
+      </w:r>
+      <w:r>
+        <w:rPr>
+          <w:color w:val="1C2321"/>
+          <w:sz w:val="22"/>
+          <w:szCs w:val="22"/>
+        </w:rPr>
+        <w:t xml:space="preserve">The big number is "Take-home pay per paycheck", with the yearly total under it (and, for hourly pay, the average take-home "per hour worked"). The table lists gross pay (split into regular and overtime pay when you have overtime), then each deduction — your 401(k) and health contributions, federal income tax, Social Security, Medicare, the extra Medicare tax for high earners, state tax, state payroll programs such as California SDI, and after-tax deductions — and finally take-home pay, for the year and for one paycheck. Every line is rounded to whole dollars and take-home pay is the gross minus those lines, so each column adds up exactly. Under the table you see your effective tax rate, your marginal federal bracket, and "Of each extra $100 you earn, you keep".</w:t>
+      </w:r>
+    </w:p>
+    <w:p>
+      <w:pPr>
+        <w:spacing w:after="120"/>
+        <w:ind w:left="360" w:hanging="360"/>
+      </w:pPr>
+      <w:r>
+        <w:rPr>
+          <w:b/>
+          <w:bCs/>
+          <w:color w:val="1C2321"/>
+          <w:sz w:val="22"/>
+          <w:szCs w:val="22"/>
+        </w:rPr>
+        <w:t xml:space="preserve">7. Check the extra boxes. </w:t>
+      </w:r>
+      <w:r>
+        <w:rPr>
+          <w:color w:val="1C2321"/>
+          <w:sz w:val="22"/>
+          <w:szCs w:val="22"/>
+        </w:rPr>
+        <w:t xml:space="preserve">With a bonus, a box shows what you keep of it and compares your real federal tax on it with the flat 22% employers usually withhold; the difference comes back, or is owed, when you file. With overtime hours, a box shows what you keep per overtime hour and the 2025–2028 federal overtime deduction (only overtime required by federal law counts, and not for Married filing separately). Notes in the results explain anything the calculator adjusted, such as a 401(k) amount above the IRS limit.</w:t>
       </w:r>
     </w:p>
     <w:p>
@@ -3720,7 +3928,7 @@
           <w:sz w:val="21"/>
           <w:szCs w:val="21"/>
         </w:rPr>
-        <w:t xml:space="preserve">The source, tax year, and last-checked date are shown right at the top of the page in the verification box — worth a glance if you want to confirm this reflects the current tax year.</w:t>
+        <w:t xml:space="preserve">The calculator uses the standard deduction and does not include itemized deductions, most state credits and dependent exemptions, local city or county income taxes, or your actual W-4 elections, so a real paycheck can differ. With a spouse's pay, tax is figured on both pays together and the table shows your share. For Head of household and Married filing separately, a note tells you when a state's own rules are not modelled and its state line is a rough estimate. The source, tax year and last-checked date are in the box at the top of the page.</w:t>
       </w:r>
     </w:p>
     <w:p>
@@ -3749,7 +3957,7 @@
           <w:sz w:val="22"/>
           <w:szCs w:val="22"/>
         </w:rPr>
-        <w:t xml:space="preserve">A browsing page that groups all 50 states by their tax type — no income tax, flat rate, or progressive brackets — with a link to each state's own calculator page.</w:t>
+        <w:t xml:space="preserve">A directory of all 50 states plus D.C., in three groups by how they tax income, with a link to each state's own calculator.</w:t>
       </w:r>
     </w:p>
     <w:p>
@@ -3773,7 +3981,7 @@
           <w:sz w:val="22"/>
           <w:szCs w:val="22"/>
         </w:rPr>
-        <w:t xml:space="preserve">It's linked from the main US Paycheck Calculator, or reachable directly.</w:t>
+        <w:t xml:space="preserve">Go to Paycheck by State, or follow the "Browse by state" link on the Paycheck Calculator.</w:t>
       </w:r>
     </w:p>
     <w:p>
@@ -3797,31 +4005,31 @@
           <w:sz w:val="22"/>
           <w:szCs w:val="22"/>
         </w:rPr>
-        <w:t xml:space="preserve">States are sorted into three groups so you can see at a glance which category yours falls into.</w:t>
-      </w:r>
-    </w:p>
-    <w:p>
-      <w:pPr>
-        <w:spacing w:after="120"/>
-        <w:ind w:left="360" w:hanging="360"/>
-      </w:pPr>
-      <w:r>
-        <w:rPr>
-          <w:b/>
-          <w:bCs/>
-          <w:color w:val="1C2321"/>
-          <w:sz w:val="22"/>
-          <w:szCs w:val="22"/>
-        </w:rPr>
-        <w:t xml:space="preserve">3. Click through to your state. </w:t>
-      </w:r>
-      <w:r>
-        <w:rPr>
-          <w:color w:val="1C2321"/>
-          <w:sz w:val="22"/>
-          <w:szCs w:val="22"/>
-        </w:rPr>
-        <w:t xml:space="preserve">Each link opens a calculator pre-set to that state, pre-filled with a short explanation of how that state's system works.</w:t>
+        <w:t xml:space="preserve">"No state income tax (9)" lists the states where only federal tax and FICA come out of your pay. "Flat tax rate (15)" lists states that tax everyone at one rate, lowest to highest, with the rate beside each name. "Progressive tax (27)", which includes D.C., lists states with brackets, from the highest top rate to the lowest.</w:t>
+      </w:r>
+    </w:p>
+    <w:p>
+      <w:pPr>
+        <w:spacing w:after="120"/>
+        <w:ind w:left="360" w:hanging="360"/>
+      </w:pPr>
+      <w:r>
+        <w:rPr>
+          <w:b/>
+          <w:bCs/>
+          <w:color w:val="1C2321"/>
+          <w:sz w:val="22"/>
+          <w:szCs w:val="22"/>
+        </w:rPr>
+        <w:t xml:space="preserve">3. Click your state. </w:t>
+      </w:r>
+      <w:r>
+        <w:rPr>
+          <w:color w:val="1C2321"/>
+          <w:sz w:val="22"/>
+          <w:szCs w:val="22"/>
+        </w:rPr>
+        <w:t xml:space="preserve">Its page opens with the calculator already set to that state, a worked example for a $65,000 salary, and notes on how that state taxes pay — its rates or brackets and any state payroll programs, such as California SDI or New York's disability and paid-leave premiums.</w:t>
       </w:r>
     </w:p>
     <w:p>
@@ -3848,7 +4056,7 @@
           <w:sz w:val="21"/>
           <w:szCs w:val="21"/>
         </w:rPr>
-        <w:t xml:space="preserve">This is a browsing convenience — the main US Paycheck Calculator already covers every state through its dropdown, so use whichever page you found first.</w:t>
+        <w:t xml:space="preserve">For states with brackets, the rate beside the name is the top rate; most people pay a lower rate on most of their pay. The main Paycheck Calculator also covers every state through its "State" list, so use whichever page you found first.</w:t>
       </w:r>
     </w:p>
     <w:p>
@@ -3877,103 +4085,127 @@
           <w:sz w:val="22"/>
           <w:szCs w:val="22"/>
         </w:rPr>
-        <w:t xml:space="preserve">Shows take-home pay after Income Tax and National Insurance, correctly handling Scotland's separate tax bands.</w:t>
-      </w:r>
-    </w:p>
-    <w:p>
-      <w:pPr>
-        <w:spacing w:after="120"/>
-        <w:ind w:left="360" w:hanging="360"/>
-      </w:pPr>
-      <w:r>
-        <w:rPr>
-          <w:b/>
-          <w:bCs/>
-          <w:color w:val="1C2321"/>
-          <w:sz w:val="22"/>
-          <w:szCs w:val="22"/>
-        </w:rPr>
-        <w:t xml:space="preserve">1. Enter your salary </w:t>
-      </w:r>
-      <w:r>
-        <w:rPr>
-          <w:color w:val="1C2321"/>
-          <w:sz w:val="22"/>
-          <w:szCs w:val="22"/>
-        </w:rPr>
-        <w:t xml:space="preserve">in the amount field.</w:t>
-      </w:r>
-    </w:p>
-    <w:p>
-      <w:pPr>
-        <w:spacing w:after="120"/>
-        <w:ind w:left="360" w:hanging="360"/>
-      </w:pPr>
-      <w:r>
-        <w:rPr>
-          <w:b/>
-          <w:bCs/>
-          <w:color w:val="1C2321"/>
-          <w:sz w:val="22"/>
-          <w:szCs w:val="22"/>
-        </w:rPr>
-        <w:t xml:space="preserve">2. Choose your region. </w:t>
-      </w:r>
-      <w:r>
-        <w:rPr>
-          <w:color w:val="1C2321"/>
-          <w:sz w:val="22"/>
-          <w:szCs w:val="22"/>
-        </w:rPr>
-        <w:t xml:space="preserve">There's a toggle for England/Wales/Northern Ireland vs. Scotland — the two systems have genuinely different tax bands, so this choice changes your result meaningfully.</w:t>
-      </w:r>
-    </w:p>
-    <w:p>
-      <w:pPr>
-        <w:spacing w:after="120"/>
-        <w:ind w:left="360" w:hanging="360"/>
-      </w:pPr>
-      <w:r>
-        <w:rPr>
-          <w:b/>
-          <w:bCs/>
-          <w:color w:val="1C2321"/>
-          <w:sz w:val="22"/>
-          <w:szCs w:val="22"/>
-        </w:rPr>
-        <w:t xml:space="preserve">3. Choose your pay frequency </w:t>
-      </w:r>
-      <w:r>
-        <w:rPr>
-          <w:color w:val="1C2321"/>
-          <w:sz w:val="22"/>
-          <w:szCs w:val="22"/>
-        </w:rPr>
-        <w:t xml:space="preserve">(annual, monthly, weekly) to match your actual pay schedule.</w:t>
-      </w:r>
-    </w:p>
-    <w:p>
-      <w:pPr>
-        <w:spacing w:after="120"/>
-        <w:ind w:left="360" w:hanging="360"/>
-      </w:pPr>
-      <w:r>
-        <w:rPr>
-          <w:b/>
-          <w:bCs/>
-          <w:color w:val="1C2321"/>
-          <w:sz w:val="22"/>
-          <w:szCs w:val="22"/>
-        </w:rPr>
-        <w:t xml:space="preserve">4. Read the results. </w:t>
-      </w:r>
-      <w:r>
-        <w:rPr>
-          <w:color w:val="1C2321"/>
-          <w:sz w:val="22"/>
-          <w:szCs w:val="22"/>
-        </w:rPr>
-        <w:t xml:space="preserve">Income Tax and National Insurance are shown as separate line items, with your take-home pay for the period you chose.</w:t>
+        <w:t xml:space="preserve">Shows take-home pay after Income Tax and National Insurance for the 2026/27 tax year, including Scotland's separate Income Tax bands.</w:t>
+      </w:r>
+    </w:p>
+    <w:p>
+      <w:pPr>
+        <w:spacing w:after="120"/>
+        <w:ind w:left="360" w:hanging="360"/>
+      </w:pPr>
+      <w:r>
+        <w:rPr>
+          <w:b/>
+          <w:bCs/>
+          <w:color w:val="1C2321"/>
+          <w:sz w:val="22"/>
+          <w:szCs w:val="22"/>
+        </w:rPr>
+        <w:t xml:space="preserve">1. Open the tool. </w:t>
+      </w:r>
+      <w:r>
+        <w:rPr>
+          <w:color w:val="1C2321"/>
+          <w:sz w:val="22"/>
+          <w:szCs w:val="22"/>
+        </w:rPr>
+        <w:t xml:space="preserve">Go to the UK Paycheck Calculator page.</w:t>
+      </w:r>
+    </w:p>
+    <w:p>
+      <w:pPr>
+        <w:spacing w:after="120"/>
+        <w:ind w:left="360" w:hanging="360"/>
+      </w:pPr>
+      <w:r>
+        <w:rPr>
+          <w:b/>
+          <w:bCs/>
+          <w:color w:val="1C2321"/>
+          <w:sz w:val="22"/>
+          <w:szCs w:val="22"/>
+        </w:rPr>
+        <w:t xml:space="preserve">2. Enter your "Annual salary" </w:t>
+      </w:r>
+      <w:r>
+        <w:rPr>
+          <w:color w:val="1C2321"/>
+          <w:sz w:val="22"/>
+          <w:szCs w:val="22"/>
+        </w:rPr>
+        <w:t xml:space="preserve">in pounds, before tax.</w:t>
+      </w:r>
+    </w:p>
+    <w:p>
+      <w:pPr>
+        <w:spacing w:after="120"/>
+        <w:ind w:left="360" w:hanging="360"/>
+      </w:pPr>
+      <w:r>
+        <w:rPr>
+          <w:b/>
+          <w:bCs/>
+          <w:color w:val="1C2321"/>
+          <w:sz w:val="22"/>
+          <w:szCs w:val="22"/>
+        </w:rPr>
+        <w:t xml:space="preserve">3. Choose "Where you live". </w:t>
+      </w:r>
+      <w:r>
+        <w:rPr>
+          <w:color w:val="1C2321"/>
+          <w:sz w:val="22"/>
+          <w:szCs w:val="22"/>
+        </w:rPr>
+        <w:t xml:space="preserve">"England, Wales, or Northern Ireland" or "Scotland". Income Tax bands differ in Scotland; National Insurance is the same everywhere. The tax line in the table is labelled "Income Tax (rest of UK)" or "Income Tax (Scotland)" to match.</w:t>
+      </w:r>
+    </w:p>
+    <w:p>
+      <w:pPr>
+        <w:spacing w:after="120"/>
+        <w:ind w:left="360" w:hanging="360"/>
+      </w:pPr>
+      <w:r>
+        <w:rPr>
+          <w:b/>
+          <w:bCs/>
+          <w:color w:val="1C2321"/>
+          <w:sz w:val="22"/>
+          <w:szCs w:val="22"/>
+        </w:rPr>
+        <w:t xml:space="preserve">4. Choose your "Pay frequency": </w:t>
+      </w:r>
+      <w:r>
+        <w:rPr>
+          <w:color w:val="1C2321"/>
+          <w:sz w:val="22"/>
+          <w:szCs w:val="22"/>
+        </w:rPr>
+        <w:t xml:space="preserve">Weekly, Monthly (selected at first), 4-weekly or Annual.</w:t>
+      </w:r>
+    </w:p>
+    <w:p>
+      <w:pPr>
+        <w:spacing w:after="120"/>
+        <w:ind w:left="360" w:hanging="360"/>
+      </w:pPr>
+      <w:r>
+        <w:rPr>
+          <w:b/>
+          <w:bCs/>
+          <w:color w:val="1C2321"/>
+          <w:sz w:val="22"/>
+          <w:szCs w:val="22"/>
+        </w:rPr>
+        <w:t xml:space="preserve">5. Read the results. </w:t>
+      </w:r>
+      <w:r>
+        <w:rPr>
+          <w:color w:val="1C2321"/>
+          <w:sz w:val="22"/>
+          <w:szCs w:val="22"/>
+        </w:rPr>
+        <w:t xml:space="preserve">"Take-home pay per payslip" is the big number, with the yearly total under it. The table shows gross pay, Income Tax, National Insurance and take-home pay for the year and for one payslip; each line is rounded to whole pounds and take-home pay is the gross minus those lines, so the columns add up. Under the table, "Personal Allowance used" shows how much of your tax-free allowance applies: £12,570 for most people, shrinking by £1 for every £2 of income above £100,000 and gone at £125,140.</w:t>
       </w:r>
     </w:p>
     <w:p>
@@ -4000,7 +4232,7 @@
           <w:sz w:val="21"/>
           <w:szCs w:val="21"/>
         </w:rPr>
-        <w:t xml:space="preserve">If you're not sure whether Scotland's rates apply to you, it's based on where you live, not where your employer is based.</w:t>
+        <w:t xml:space="preserve">Scotland's bands apply because of where you live, not where your employer is based. The calculator does not include pension contributions, student loan repayments, benefits in kind or your actual tax code, which can all change a real payslip.</w:t>
       </w:r>
     </w:p>
     <w:p>
@@ -4029,79 +4261,103 @@
           <w:sz w:val="22"/>
           <w:szCs w:val="22"/>
         </w:rPr>
-        <w:t xml:space="preserve">Shows take-home pay after federal income tax, the Low Income Tax Offset, and the Medicare levy.</w:t>
-      </w:r>
-    </w:p>
-    <w:p>
-      <w:pPr>
-        <w:spacing w:after="120"/>
-        <w:ind w:left="360" w:hanging="360"/>
-      </w:pPr>
-      <w:r>
-        <w:rPr>
-          <w:b/>
-          <w:bCs/>
-          <w:color w:val="1C2321"/>
-          <w:sz w:val="22"/>
-          <w:szCs w:val="22"/>
-        </w:rPr>
-        <w:t xml:space="preserve">1. Enter your salary </w:t>
-      </w:r>
-      <w:r>
-        <w:rPr>
-          <w:color w:val="1C2321"/>
-          <w:sz w:val="22"/>
-          <w:szCs w:val="22"/>
-        </w:rPr>
-        <w:t xml:space="preserve">in the amount field.</w:t>
-      </w:r>
-    </w:p>
-    <w:p>
-      <w:pPr>
-        <w:spacing w:after="120"/>
-        <w:ind w:left="360" w:hanging="360"/>
-      </w:pPr>
-      <w:r>
-        <w:rPr>
-          <w:b/>
-          <w:bCs/>
-          <w:color w:val="1C2321"/>
-          <w:sz w:val="22"/>
-          <w:szCs w:val="22"/>
-        </w:rPr>
-        <w:t xml:space="preserve">2. Choose your pay frequency </w:t>
-      </w:r>
-      <w:r>
-        <w:rPr>
-          <w:color w:val="1C2321"/>
-          <w:sz w:val="22"/>
-          <w:szCs w:val="22"/>
-        </w:rPr>
-        <w:t xml:space="preserve">to match your actual pay schedule.</w:t>
-      </w:r>
-    </w:p>
-    <w:p>
-      <w:pPr>
-        <w:spacing w:after="120"/>
-        <w:ind w:left="360" w:hanging="360"/>
-      </w:pPr>
-      <w:r>
-        <w:rPr>
-          <w:b/>
-          <w:bCs/>
-          <w:color w:val="1C2321"/>
-          <w:sz w:val="22"/>
-          <w:szCs w:val="22"/>
-        </w:rPr>
-        <w:t xml:space="preserve">3. Read the results. </w:t>
-      </w:r>
-      <w:r>
-        <w:rPr>
-          <w:color w:val="1C2321"/>
-          <w:sz w:val="22"/>
-          <w:szCs w:val="22"/>
-        </w:rPr>
-        <w:t xml:space="preserve">Income tax, the Low Income Tax Offset, and the Medicare levy are broken out separately, since the offset and the levy's "shade-in" zone interact with the tax brackets in ways that aren't obvious from the bracket table alone.</w:t>
+        <w:t xml:space="preserve">Shows take-home pay after income tax, the Low Income Tax Offset and the Medicare levy for 2026-27, using federal rates (Australia has no state income tax).</w:t>
+      </w:r>
+    </w:p>
+    <w:p>
+      <w:pPr>
+        <w:spacing w:after="120"/>
+        <w:ind w:left="360" w:hanging="360"/>
+      </w:pPr>
+      <w:r>
+        <w:rPr>
+          <w:b/>
+          <w:bCs/>
+          <w:color w:val="1C2321"/>
+          <w:sz w:val="22"/>
+          <w:szCs w:val="22"/>
+        </w:rPr>
+        <w:t xml:space="preserve">1. Open the tool. </w:t>
+      </w:r>
+      <w:r>
+        <w:rPr>
+          <w:color w:val="1C2321"/>
+          <w:sz w:val="22"/>
+          <w:szCs w:val="22"/>
+        </w:rPr>
+        <w:t xml:space="preserve">Go to the Australia Paycheck Calculator page.</w:t>
+      </w:r>
+    </w:p>
+    <w:p>
+      <w:pPr>
+        <w:spacing w:after="120"/>
+        <w:ind w:left="360" w:hanging="360"/>
+      </w:pPr>
+      <w:r>
+        <w:rPr>
+          <w:b/>
+          <w:bCs/>
+          <w:color w:val="1C2321"/>
+          <w:sz w:val="22"/>
+          <w:szCs w:val="22"/>
+        </w:rPr>
+        <w:t xml:space="preserve">2. Enter your "Annual salary". </w:t>
+      </w:r>
+      <w:r>
+        <w:rPr>
+          <w:color w:val="1C2321"/>
+          <w:sz w:val="22"/>
+          <w:szCs w:val="22"/>
+        </w:rPr>
+        <w:t xml:space="preserve">This is the base salary: superannuation is normally paid on top by your employer, not out of this amount.</w:t>
+      </w:r>
+    </w:p>
+    <w:p>
+      <w:pPr>
+        <w:spacing w:after="120"/>
+        <w:ind w:left="360" w:hanging="360"/>
+      </w:pPr>
+      <w:r>
+        <w:rPr>
+          <w:b/>
+          <w:bCs/>
+          <w:color w:val="1C2321"/>
+          <w:sz w:val="22"/>
+          <w:szCs w:val="22"/>
+        </w:rPr>
+        <w:t xml:space="preserve">3. Choose your "Pay frequency": </w:t>
+      </w:r>
+      <w:r>
+        <w:rPr>
+          <w:color w:val="1C2321"/>
+          <w:sz w:val="22"/>
+          <w:szCs w:val="22"/>
+        </w:rPr>
+        <w:t xml:space="preserve">Weekly, Fortnightly (selected at first), Monthly or Annual.</w:t>
+      </w:r>
+    </w:p>
+    <w:p>
+      <w:pPr>
+        <w:spacing w:after="120"/>
+        <w:ind w:left="360" w:hanging="360"/>
+      </w:pPr>
+      <w:r>
+        <w:rPr>
+          <w:b/>
+          <w:bCs/>
+          <w:color w:val="1C2321"/>
+          <w:sz w:val="22"/>
+          <w:szCs w:val="22"/>
+        </w:rPr>
+        <w:t xml:space="preserve">4. Read the results. </w:t>
+      </w:r>
+      <w:r>
+        <w:rPr>
+          <w:color w:val="1C2321"/>
+          <w:sz w:val="22"/>
+          <w:szCs w:val="22"/>
+        </w:rPr>
+        <w:t xml:space="preserve">"Take-home pay per payslip" is the big number, with the yearly total under it. The table shows gross pay, "Income tax", the "Low Income Tax Offset" (listed as an amount added back, and only when it applies), the "Medicare levy (2%)" and take-home pay, for the year and for one payslip. Each line is rounded to whole dollars and take-home pay is the gross minus those lines, so the columns add up. Under the table you see your effective tax rate and your marginal bracket.</w:t>
       </w:r>
     </w:p>
     <w:p>
@@ -4128,7 +4384,7 @@
           <w:sz w:val="21"/>
           <w:szCs w:val="21"/>
         </w:rPr>
-        <w:t xml:space="preserve">Australia has no state income tax, so unlike the US calculator, there's no state or territory selector needed here.</w:t>
+        <w:t xml:space="preserve">The offset can never be more than the tax it reduces, so on a low income the tax and the offset cancel out (at $22,000 there is no tax and no levy, and take-home pay equals gross pay). The levy's low-income reduction uses the 2025–26 thresholds, the latest announced. HECS/HELP repayments, salary-sacrificed super, private health insurance with the Medicare Levy Surcharge, and work-related deductions are not included.</w:t>
       </w:r>
     </w:p>
     <w:p>
@@ -4157,103 +4413,127 @@
           <w:sz w:val="22"/>
           <w:szCs w:val="22"/>
         </w:rPr>
-        <w:t xml:space="preserve">Shows take-home pay after federal tax, provincial tax, CPP/CPP2, and EI, for any province or territory.</w:t>
-      </w:r>
-    </w:p>
-    <w:p>
-      <w:pPr>
-        <w:spacing w:after="120"/>
-        <w:ind w:left="360" w:hanging="360"/>
-      </w:pPr>
-      <w:r>
-        <w:rPr>
-          <w:b/>
-          <w:bCs/>
-          <w:color w:val="1C2321"/>
-          <w:sz w:val="22"/>
-          <w:szCs w:val="22"/>
-        </w:rPr>
-        <w:t xml:space="preserve">1. Enter your salary </w:t>
-      </w:r>
-      <w:r>
-        <w:rPr>
-          <w:color w:val="1C2321"/>
-          <w:sz w:val="22"/>
-          <w:szCs w:val="22"/>
-        </w:rPr>
-        <w:t xml:space="preserve">in the amount field.</w:t>
-      </w:r>
-    </w:p>
-    <w:p>
-      <w:pPr>
-        <w:spacing w:after="120"/>
-        <w:ind w:left="360" w:hanging="360"/>
-      </w:pPr>
-      <w:r>
-        <w:rPr>
-          <w:b/>
-          <w:bCs/>
-          <w:color w:val="1C2321"/>
-          <w:sz w:val="22"/>
-          <w:szCs w:val="22"/>
-        </w:rPr>
-        <w:t xml:space="preserve">2. Choose your province or territory </w:t>
-      </w:r>
-      <w:r>
-        <w:rPr>
-          <w:color w:val="1C2321"/>
-          <w:sz w:val="22"/>
-          <w:szCs w:val="22"/>
-        </w:rPr>
-        <w:t xml:space="preserve">from the dropdown — all 10 provinces and 3 territories are covered, including Quebec's separate provincial system and federal abatement.</w:t>
-      </w:r>
-    </w:p>
-    <w:p>
-      <w:pPr>
-        <w:spacing w:after="120"/>
-        <w:ind w:left="360" w:hanging="360"/>
-      </w:pPr>
-      <w:r>
-        <w:rPr>
-          <w:b/>
-          <w:bCs/>
-          <w:color w:val="1C2321"/>
-          <w:sz w:val="22"/>
-          <w:szCs w:val="22"/>
-        </w:rPr>
-        <w:t xml:space="preserve">3. Choose your pay frequency </w:t>
-      </w:r>
-      <w:r>
-        <w:rPr>
-          <w:color w:val="1C2321"/>
-          <w:sz w:val="22"/>
-          <w:szCs w:val="22"/>
-        </w:rPr>
-        <w:t xml:space="preserve">to match your actual pay schedule.</w:t>
-      </w:r>
-    </w:p>
-    <w:p>
-      <w:pPr>
-        <w:spacing w:after="120"/>
-        <w:ind w:left="360" w:hanging="360"/>
-      </w:pPr>
-      <w:r>
-        <w:rPr>
-          <w:b/>
-          <w:bCs/>
-          <w:color w:val="1C2321"/>
-          <w:sz w:val="22"/>
-          <w:szCs w:val="22"/>
-        </w:rPr>
-        <w:t xml:space="preserve">4. Read the results. </w:t>
-      </w:r>
-      <w:r>
-        <w:rPr>
-          <w:color w:val="1C2321"/>
-          <w:sz w:val="22"/>
-          <w:szCs w:val="22"/>
-        </w:rPr>
-        <w:t xml:space="preserve">Federal tax, provincial tax, CPP (or CPP plus the CPP2 additional contribution above a threshold), and EI are shown as separate line items.</w:t>
+        <w:t xml:space="preserve">Shows take-home pay after federal tax, provincial or territorial tax, CPP (QPP in Quebec) and EI, using the CRA's 2026 payroll formulas, for all 10 provinces and 3 territories.</w:t>
+      </w:r>
+    </w:p>
+    <w:p>
+      <w:pPr>
+        <w:spacing w:after="120"/>
+        <w:ind w:left="360" w:hanging="360"/>
+      </w:pPr>
+      <w:r>
+        <w:rPr>
+          <w:b/>
+          <w:bCs/>
+          <w:color w:val="1C2321"/>
+          <w:sz w:val="22"/>
+          <w:szCs w:val="22"/>
+        </w:rPr>
+        <w:t xml:space="preserve">1. Open the tool. </w:t>
+      </w:r>
+      <w:r>
+        <w:rPr>
+          <w:color w:val="1C2321"/>
+          <w:sz w:val="22"/>
+          <w:szCs w:val="22"/>
+        </w:rPr>
+        <w:t xml:space="preserve">Go to the Canada Paycheck Calculator page.</w:t>
+      </w:r>
+    </w:p>
+    <w:p>
+      <w:pPr>
+        <w:spacing w:after="120"/>
+        <w:ind w:left="360" w:hanging="360"/>
+      </w:pPr>
+      <w:r>
+        <w:rPr>
+          <w:b/>
+          <w:bCs/>
+          <w:color w:val="1C2321"/>
+          <w:sz w:val="22"/>
+          <w:szCs w:val="22"/>
+        </w:rPr>
+        <w:t xml:space="preserve">2. Enter your "Annual salary". </w:t>
+      </w:r>
+      <w:r>
+        <w:rPr>
+          <w:color w:val="1C2321"/>
+          <w:sz w:val="22"/>
+          <w:szCs w:val="22"/>
+        </w:rPr>
+        <w:t xml:space="preserve">The amount before tax and deductions.</w:t>
+      </w:r>
+    </w:p>
+    <w:p>
+      <w:pPr>
+        <w:spacing w:after="120"/>
+        <w:ind w:left="360" w:hanging="360"/>
+      </w:pPr>
+      <w:r>
+        <w:rPr>
+          <w:b/>
+          <w:bCs/>
+          <w:color w:val="1C2321"/>
+          <w:sz w:val="22"/>
+          <w:szCs w:val="22"/>
+        </w:rPr>
+        <w:t xml:space="preserve">3. Choose your "Province or territory". </w:t>
+      </w:r>
+      <w:r>
+        <w:rPr>
+          <w:color w:val="1C2321"/>
+          <w:sz w:val="22"/>
+          <w:szCs w:val="22"/>
+        </w:rPr>
+        <w:t xml:space="preserve">A line under the list tells you what is special there: Ontario's surtax and Health Premium, British Columbia's tax reduction for lower incomes, Yukon's employment credit, or, for Quebec, its own QPP, QPIP and EI rates, deduction for workers and the 16.5% federal abatement.</w:t>
+      </w:r>
+    </w:p>
+    <w:p>
+      <w:pPr>
+        <w:spacing w:after="120"/>
+        <w:ind w:left="360" w:hanging="360"/>
+      </w:pPr>
+      <w:r>
+        <w:rPr>
+          <w:b/>
+          <w:bCs/>
+          <w:color w:val="1C2321"/>
+          <w:sz w:val="22"/>
+          <w:szCs w:val="22"/>
+        </w:rPr>
+        <w:t xml:space="preserve">4. Choose your "Pay frequency": </w:t>
+      </w:r>
+      <w:r>
+        <w:rPr>
+          <w:color w:val="1C2321"/>
+          <w:sz w:val="22"/>
+          <w:szCs w:val="22"/>
+        </w:rPr>
+        <w:t xml:space="preserve">Weekly, Biweekly (selected at first), Semi-monthly, Monthly or Annual.</w:t>
+      </w:r>
+    </w:p>
+    <w:p>
+      <w:pPr>
+        <w:spacing w:after="120"/>
+        <w:ind w:left="360" w:hanging="360"/>
+      </w:pPr>
+      <w:r>
+        <w:rPr>
+          <w:b/>
+          <w:bCs/>
+          <w:color w:val="1C2321"/>
+          <w:sz w:val="22"/>
+          <w:szCs w:val="22"/>
+        </w:rPr>
+        <w:t xml:space="preserve">5. Read the results. </w:t>
+      </w:r>
+      <w:r>
+        <w:rPr>
+          <w:color w:val="1C2321"/>
+          <w:sz w:val="22"/>
+          <w:szCs w:val="22"/>
+        </w:rPr>
+        <w:t xml:space="preserve">"Take-home pay per paycheque" is the big number, with the yearly total under it. The table shows gross pay, "Federal tax", your province's tax, CPP (or QPP in Quebec), the second CPP/QPP contribution (CPP2 or QPP2) once pay passes the first earnings ceiling of about $74,600, EI, and QPIP in Quebec, then take-home pay. The basic personal amounts and the credits for CPP/QPP and EI contributions are already taken off the tax lines. Each line is rounded to whole dollars and take-home pay is the gross minus those lines, so the columns add up. Under the table: your effective tax rate and the share that is federal plus provincial tax.</w:t>
       </w:r>
     </w:p>
     <w:p>
@@ -4280,7 +4560,7 @@
           <w:sz w:val="21"/>
           <w:szCs w:val="21"/>
         </w:rPr>
-        <w:t xml:space="preserve">Quebec is genuinely different from every other province — it collects its own provincial tax separately and residents get a federal tax abatement to offset it. The calculator handles this automatically when you select Quebec.</w:t>
+        <w:t xml:space="preserve">Quebec collects its own income tax, and Quebec residents get a federal abatement to offset it; selecting Quebec switches all of this on automatically. The calculator does not include RRSP contributions or other deductions, spouse, dependant or other credits, union dues, benefit-plan contributions, or credits you only receive when you file, such as the GST/HST credit or the Canada Workers Benefit.</w:t>
       </w:r>
     </w:p>
     <w:p>
@@ -4309,79 +4589,103 @@
           <w:sz w:val="22"/>
           <w:szCs w:val="22"/>
         </w:rPr>
-        <w:t xml:space="preserve">Puts two salaries side by side — any two US states, UK regions, Australia, or Canadian provinces — to compare take-home pay and effective tax rate directly.</w:t>
-      </w:r>
-    </w:p>
-    <w:p>
-      <w:pPr>
-        <w:spacing w:after="120"/>
-        <w:ind w:left="360" w:hanging="360"/>
-      </w:pPr>
-      <w:r>
-        <w:rPr>
-          <w:b/>
-          <w:bCs/>
-          <w:color w:val="1C2321"/>
-          <w:sz w:val="22"/>
-          <w:szCs w:val="22"/>
-        </w:rPr>
-        <w:t xml:space="preserve">1. Pick your first location and salary </w:t>
-      </w:r>
-      <w:r>
-        <w:rPr>
-          <w:color w:val="1C2321"/>
-          <w:sz w:val="22"/>
-          <w:szCs w:val="22"/>
-        </w:rPr>
-        <w:t xml:space="preserve">on the left side — choose a country/state/province and enter the salary amount.</w:t>
-      </w:r>
-    </w:p>
-    <w:p>
-      <w:pPr>
-        <w:spacing w:after="120"/>
-        <w:ind w:left="360" w:hanging="360"/>
-      </w:pPr>
-      <w:r>
-        <w:rPr>
-          <w:b/>
-          <w:bCs/>
-          <w:color w:val="1C2321"/>
-          <w:sz w:val="22"/>
-          <w:szCs w:val="22"/>
-        </w:rPr>
-        <w:t xml:space="preserve">2. Pick your second location and salary </w:t>
-      </w:r>
-      <w:r>
-        <w:rPr>
-          <w:color w:val="1C2321"/>
-          <w:sz w:val="22"/>
-          <w:szCs w:val="22"/>
-        </w:rPr>
-        <w:t xml:space="preserve">on the right side, the same way.</w:t>
-      </w:r>
-    </w:p>
-    <w:p>
-      <w:pPr>
-        <w:spacing w:after="120"/>
-        <w:ind w:left="360" w:hanging="360"/>
-      </w:pPr>
-      <w:r>
-        <w:rPr>
-          <w:b/>
-          <w:bCs/>
-          <w:color w:val="1C2321"/>
-          <w:sz w:val="22"/>
-          <w:szCs w:val="22"/>
-        </w:rPr>
-        <w:t xml:space="preserve">3. Read the comparison. </w:t>
-      </w:r>
-      <w:r>
-        <w:rPr>
-          <w:color w:val="1C2321"/>
-          <w:sz w:val="22"/>
-          <w:szCs w:val="22"/>
-        </w:rPr>
-        <w:t xml:space="preserve">Take-home pay and effective tax rate are shown for both sides, so you can see exactly where the difference comes from.</w:t>
+        <w:t xml:space="preserve">Puts two jobs side by side — any US state, England/Wales/NI or Scotland, Australia, or any Canadian province or territory — and compares take-home pay and effective tax rate.</w:t>
+      </w:r>
+    </w:p>
+    <w:p>
+      <w:pPr>
+        <w:spacing w:after="120"/>
+        <w:ind w:left="360" w:hanging="360"/>
+      </w:pPr>
+      <w:r>
+        <w:rPr>
+          <w:b/>
+          <w:bCs/>
+          <w:color w:val="1C2321"/>
+          <w:sz w:val="22"/>
+          <w:szCs w:val="22"/>
+        </w:rPr>
+        <w:t xml:space="preserve">1. Open the tool. </w:t>
+      </w:r>
+      <w:r>
+        <w:rPr>
+          <w:color w:val="1C2321"/>
+          <w:sz w:val="22"/>
+          <w:szCs w:val="22"/>
+        </w:rPr>
+        <w:t xml:space="preserve">Go to Compare Take-Home Pay. It starts with Texas on a US$80,000 salary against England/Wales/NI on £50,000.</w:t>
+      </w:r>
+    </w:p>
+    <w:p>
+      <w:pPr>
+        <w:spacing w:after="120"/>
+        <w:ind w:left="360" w:hanging="360"/>
+      </w:pPr>
+      <w:r>
+        <w:rPr>
+          <w:b/>
+          <w:bCs/>
+          <w:color w:val="1C2321"/>
+          <w:sz w:val="22"/>
+          <w:szCs w:val="22"/>
+        </w:rPr>
+        <w:t xml:space="preserve">2. Set up "Scenario A". </w:t>
+      </w:r>
+      <w:r>
+        <w:rPr>
+          <w:color w:val="1C2321"/>
+          <w:sz w:val="22"/>
+          <w:szCs w:val="22"/>
+        </w:rPr>
+        <w:t xml:space="preserve">Choose a "Country" — United States, United Kingdom, Australia or Canada. The boxes under it change to match: "Filing status" and "State" for the US, "Province/territory" for Canada, and two buttons, "England/Wales/NI" and "Scotland", for the UK (the one you picked stays highlighted). Then enter an "Annual salary"; the currency symbol beside the box follows the country.</w:t>
+      </w:r>
+    </w:p>
+    <w:p>
+      <w:pPr>
+        <w:spacing w:after="120"/>
+        <w:ind w:left="360" w:hanging="360"/>
+      </w:pPr>
+      <w:r>
+        <w:rPr>
+          <w:b/>
+          <w:bCs/>
+          <w:color w:val="1C2321"/>
+          <w:sz w:val="22"/>
+          <w:szCs w:val="22"/>
+        </w:rPr>
+        <w:t xml:space="preserve">3. Set up "Scenario B" </w:t>
+      </w:r>
+      <w:r>
+        <w:rPr>
+          <w:color w:val="1C2321"/>
+          <w:sz w:val="22"/>
+          <w:szCs w:val="22"/>
+        </w:rPr>
+        <w:t xml:space="preserve">the same way.</w:t>
+      </w:r>
+    </w:p>
+    <w:p>
+      <w:pPr>
+        <w:spacing w:after="120"/>
+        <w:ind w:left="360" w:hanging="360"/>
+      </w:pPr>
+      <w:r>
+        <w:rPr>
+          <w:b/>
+          <w:bCs/>
+          <w:color w:val="1C2321"/>
+          <w:sz w:val="22"/>
+          <w:szCs w:val="22"/>
+        </w:rPr>
+        <w:t xml:space="preserve">4. Read the comparison. </w:t>
+      </w:r>
+      <w:r>
+        <w:rPr>
+          <w:color w:val="1C2321"/>
+          <w:sz w:val="22"/>
+          <w:szCs w:val="22"/>
+        </w:rPr>
+        <w:t xml:space="preserve">Each side shows its region and take-home pay per year, then "Effective rate A" and "Effective rate B". A sentence below says which side has the lower effective rate, by how many points. When both sides use the same currency it also gives the difference in take-home pay per year; when they use different currencies it reminds you to convert before comparing the amounts.</w:t>
       </w:r>
     </w:p>
     <w:p>
@@ -4408,7 +4712,7 @@
           <w:sz w:val="21"/>
           <w:szCs w:val="21"/>
         </w:rPr>
-        <w:t xml:space="preserve">This tool doesn't do currency conversion — amounts are shown exactly as entered, in each side's own currency. It's built for comparing the tax systems themselves, not for figuring out cost-of-living differences between countries.</w:t>
+        <w:t xml:space="preserve">This tool does not convert currencies — amounts are shown exactly as entered, in each side's own currency — so compare the effective rates directly. Each side uses the same tax engine as the matching stand-alone calculator, so you get the same take-home figure on either page for the same inputs. It compares tax systems, not cost of living.</w:t>
       </w:r>
     </w:p>
     <w:p>
@@ -4437,103 +4741,103 @@
           <w:sz w:val="22"/>
           <w:szCs w:val="22"/>
         </w:rPr>
-        <w:t xml:space="preserve">Breaks down a monthly mortgage payment into principal &amp; interest, property tax, homeowners insurance, and PMI.</w:t>
-      </w:r>
-    </w:p>
-    <w:p>
-      <w:pPr>
-        <w:spacing w:after="120"/>
-        <w:ind w:left="360" w:hanging="360"/>
-      </w:pPr>
-      <w:r>
-        <w:rPr>
-          <w:b/>
-          <w:bCs/>
-          <w:color w:val="1C2321"/>
-          <w:sz w:val="22"/>
-          <w:szCs w:val="22"/>
-        </w:rPr>
-        <w:t xml:space="preserve">1. Enter the home price </w:t>
-      </w:r>
-      <w:r>
-        <w:rPr>
-          <w:color w:val="1C2321"/>
-          <w:sz w:val="22"/>
-          <w:szCs w:val="22"/>
-        </w:rPr>
-        <w:t xml:space="preserve">and your down payment (either as a dollar amount or a percentage — check which the field expects).</w:t>
-      </w:r>
-    </w:p>
-    <w:p>
-      <w:pPr>
-        <w:spacing w:after="120"/>
-        <w:ind w:left="360" w:hanging="360"/>
-      </w:pPr>
-      <w:r>
-        <w:rPr>
-          <w:b/>
-          <w:bCs/>
-          <w:color w:val="1C2321"/>
-          <w:sz w:val="22"/>
-          <w:szCs w:val="22"/>
-        </w:rPr>
-        <w:t xml:space="preserve">2. Enter the interest rate </w:t>
-      </w:r>
-      <w:r>
-        <w:rPr>
-          <w:color w:val="1C2321"/>
-          <w:sz w:val="22"/>
-          <w:szCs w:val="22"/>
-        </w:rPr>
-        <w:t xml:space="preserve">and loan term (commonly 15 or 30 years).</w:t>
-      </w:r>
-    </w:p>
-    <w:p>
-      <w:pPr>
-        <w:spacing w:after="120"/>
-        <w:ind w:left="360" w:hanging="360"/>
-      </w:pPr>
-      <w:r>
-        <w:rPr>
-          <w:b/>
-          <w:bCs/>
-          <w:color w:val="1C2321"/>
-          <w:sz w:val="22"/>
-          <w:szCs w:val="22"/>
-        </w:rPr>
-        <w:t xml:space="preserve">3. Enter property tax and insurance estimates </w:t>
-      </w:r>
-      <w:r>
-        <w:rPr>
-          <w:color w:val="1C2321"/>
-          <w:sz w:val="22"/>
-          <w:szCs w:val="22"/>
-        </w:rPr>
-        <w:t xml:space="preserve">if you have them — these vary a lot by location, so use your own numbers if you know them rather than relying on any default shown.</w:t>
-      </w:r>
-    </w:p>
-    <w:p>
-      <w:pPr>
-        <w:spacing w:after="120"/>
-        <w:ind w:left="360" w:hanging="360"/>
-      </w:pPr>
-      <w:r>
-        <w:rPr>
-          <w:b/>
-          <w:bCs/>
-          <w:color w:val="1C2321"/>
-          <w:sz w:val="22"/>
-          <w:szCs w:val="22"/>
-        </w:rPr>
-        <w:t xml:space="preserve">4. Read the breakdown. </w:t>
-      </w:r>
-      <w:r>
-        <w:rPr>
-          <w:color w:val="1C2321"/>
-          <w:sz w:val="22"/>
-          <w:szCs w:val="22"/>
-        </w:rPr>
-        <w:t xml:space="preserve">Your total monthly payment is split into principal &amp; interest, property tax, insurance, and PMI (if your down payment is under 20%) as separate line items.</w:t>
+        <w:t xml:space="preserve">Works out the full monthly cost of a home loan: principal and interest, property tax, home insurance, PMI and HOA dues, plus an optional extra payment.</w:t>
+      </w:r>
+    </w:p>
+    <w:p>
+      <w:pPr>
+        <w:spacing w:after="120"/>
+        <w:ind w:left="360" w:hanging="360"/>
+      </w:pPr>
+      <w:r>
+        <w:rPr>
+          <w:b/>
+          <w:bCs/>
+          <w:color w:val="1C2321"/>
+          <w:sz w:val="22"/>
+          <w:szCs w:val="22"/>
+        </w:rPr>
+        <w:t xml:space="preserve">1. Open the tool. </w:t>
+      </w:r>
+      <w:r>
+        <w:rPr>
+          <w:color w:val="1C2321"/>
+          <w:sz w:val="22"/>
+          <w:szCs w:val="22"/>
+        </w:rPr>
+        <w:t xml:space="preserve">Go to the Mortgage Calculator page.</w:t>
+      </w:r>
+    </w:p>
+    <w:p>
+      <w:pPr>
+        <w:spacing w:after="120"/>
+        <w:ind w:left="360" w:hanging="360"/>
+      </w:pPr>
+      <w:r>
+        <w:rPr>
+          <w:b/>
+          <w:bCs/>
+          <w:color w:val="1C2321"/>
+          <w:sz w:val="22"/>
+          <w:szCs w:val="22"/>
+        </w:rPr>
+        <w:t xml:space="preserve">2. Fill in the "LOAN" boxes. </w:t>
+      </w:r>
+      <w:r>
+        <w:rPr>
+          <w:color w:val="1C2321"/>
+          <w:sz w:val="22"/>
+          <w:szCs w:val="22"/>
+        </w:rPr>
+        <w:t xml:space="preserve">"Home price" and "Down payment" are dollar amounts; under the down payment, a line shows it as a percentage of the home price. Then enter the "Interest rate" (use the rate you have been quoted — the calculator does not guess one) and pick a "Loan term" of 30, 20, 15 or 10 years. "Extra payment (optional)" is an amount added to principal every month.</w:t>
+      </w:r>
+    </w:p>
+    <w:p>
+      <w:pPr>
+        <w:spacing w:after="120"/>
+        <w:ind w:left="360" w:hanging="360"/>
+      </w:pPr>
+      <w:r>
+        <w:rPr>
+          <w:b/>
+          <w:bCs/>
+          <w:color w:val="1C2321"/>
+          <w:sz w:val="22"/>
+          <w:szCs w:val="22"/>
+        </w:rPr>
+        <w:t xml:space="preserve">3. Check "TAXES &amp; INSURANCE". </w:t>
+      </w:r>
+      <w:r>
+        <w:rPr>
+          <w:color w:val="1C2321"/>
+          <w:sz w:val="22"/>
+          <w:szCs w:val="22"/>
+        </w:rPr>
+        <w:t xml:space="preserve">"Property tax" (% a year of the home price), "PMI rate" (% a year of the loan), "Home insurance" ($ per year) and "HOA dues" ($ per month, if any). They start with typical values (1.1%, 0.6% and $1,500) — replace them with your own if you know them; property tax in particular varies a lot by state and county.</w:t>
+      </w:r>
+    </w:p>
+    <w:p>
+      <w:pPr>
+        <w:spacing w:after="120"/>
+        <w:ind w:left="360" w:hanging="360"/>
+      </w:pPr>
+      <w:r>
+        <w:rPr>
+          <w:b/>
+          <w:bCs/>
+          <w:color w:val="1C2321"/>
+          <w:sz w:val="22"/>
+          <w:szCs w:val="22"/>
+        </w:rPr>
+        <w:t xml:space="preserve">4. Read the results. </w:t>
+      </w:r>
+      <w:r>
+        <w:rPr>
+          <w:color w:val="1C2321"/>
+          <w:sz w:val="22"/>
+          <w:szCs w:val="22"/>
+        </w:rPr>
+        <w:t xml:space="preserve">"Estimated monthly payment" is the big number. The table lists Principal &amp; interest, Property tax, Home insurance, PMI (only when your down payment is under 20%), HOA dues and Extra payment (to principal) when you entered them, and the Total monthly payment. Each line is rounded to whole dollars and the total is the sum of the lines shown, so the column adds up. Below it you see the loan amount, the down payment percentage, the payoff time and the total interest over the loan.</w:t>
       </w:r>
     </w:p>
     <w:p>
@@ -4560,7 +4864,7 @@
           <w:sz w:val="21"/>
           <w:szCs w:val="21"/>
         </w:rPr>
-        <w:t xml:space="preserve">PMI (Private Mortgage Insurance) typically applies only when your down payment is less than 20% of the home price — if you enter a down payment at or above that, the PMI line should drop to zero.</w:t>
+        <w:t xml:space="preserve">With an extra payment, the payoff time and total interest are recalculated month by month, and a note says how much sooner the loan is paid off and how much interest you save. The PMI line stays in the monthly total; in real life it usually drops off once you reach 20–22% equity, so your payment will fall at that point. Closing costs and mortgage points are not included.</w:t>
       </w:r>
     </w:p>
     <w:p>
@@ -4589,95 +4893,103 @@
           <w:sz w:val="22"/>
           <w:szCs w:val="22"/>
         </w:rPr>
-        <w:t xml:space="preserve">Projects your 401(k) balance at retirement based on your contributions, your employer's match, and investment growth over time.</w:t>
-      </w:r>
-    </w:p>
-    <w:p>
-      <w:pPr>
-        <w:spacing w:after="120"/>
-        <w:ind w:left="360" w:hanging="360"/>
-      </w:pPr>
-      <w:r>
-        <w:rPr>
-          <w:b/>
-          <w:bCs/>
-          <w:color w:val="1C2321"/>
-          <w:sz w:val="22"/>
-          <w:szCs w:val="22"/>
-        </w:rPr>
-        <w:t xml:space="preserve">1. Enter your current age and the age you plan to retire.</w:t>
-      </w:r>
-    </w:p>
-    <w:p>
-      <w:pPr>
-        <w:spacing w:after="120"/>
-        <w:ind w:left="360" w:hanging="360"/>
-      </w:pPr>
-      <w:r>
-        <w:rPr>
-          <w:b/>
-          <w:bCs/>
-          <w:color w:val="1C2321"/>
-          <w:sz w:val="22"/>
-          <w:szCs w:val="22"/>
-        </w:rPr>
-        <w:t xml:space="preserve">2. Enter your current balance </w:t>
-      </w:r>
-      <w:r>
-        <w:rPr>
-          <w:color w:val="1C2321"/>
-          <w:sz w:val="22"/>
-          <w:szCs w:val="22"/>
-        </w:rPr>
-        <w:t xml:space="preserve">(if any) and your planned annual contribution.</w:t>
-      </w:r>
-    </w:p>
-    <w:p>
-      <w:pPr>
-        <w:spacing w:after="120"/>
-        <w:ind w:left="360" w:hanging="360"/>
-      </w:pPr>
-      <w:r>
-        <w:rPr>
-          <w:b/>
-          <w:bCs/>
-          <w:color w:val="1C2321"/>
-          <w:sz w:val="22"/>
-          <w:szCs w:val="22"/>
-        </w:rPr>
-        <w:t xml:space="preserve">3. Enter your employer's match </w:t>
-      </w:r>
-      <w:r>
-        <w:rPr>
-          <w:color w:val="1C2321"/>
-          <w:sz w:val="22"/>
-          <w:szCs w:val="22"/>
-        </w:rPr>
-        <w:t xml:space="preserve">if you have one (commonly a percentage of your contribution, up to a cap).</w:t>
-      </w:r>
-    </w:p>
-    <w:p>
-      <w:pPr>
-        <w:spacing w:after="120"/>
-        <w:ind w:left="360" w:hanging="360"/>
-      </w:pPr>
-      <w:r>
-        <w:rPr>
-          <w:b/>
-          <w:bCs/>
-          <w:color w:val="1C2321"/>
-          <w:sz w:val="22"/>
-          <w:szCs w:val="22"/>
-        </w:rPr>
-        <w:t xml:space="preserve">4. Adjust the expected annual return </w:t>
-      </w:r>
-      <w:r>
-        <w:rPr>
-          <w:color w:val="1C2321"/>
-          <w:sz w:val="22"/>
-          <w:szCs w:val="22"/>
-        </w:rPr>
-        <w:t xml:space="preserve">if you want to test different assumptions — a lower, more conservative number and a higher, more optimistic one can show you a realistic range rather than one single guess.</w:t>
+        <w:t xml:space="preserve">Projects your 401(k) balance at retirement from your contributions, your employer's match and investment growth, and shows what each part contributes.</w:t>
+      </w:r>
+    </w:p>
+    <w:p>
+      <w:pPr>
+        <w:spacing w:after="120"/>
+        <w:ind w:left="360" w:hanging="360"/>
+      </w:pPr>
+      <w:r>
+        <w:rPr>
+          <w:b/>
+          <w:bCs/>
+          <w:color w:val="1C2321"/>
+          <w:sz w:val="22"/>
+          <w:szCs w:val="22"/>
+        </w:rPr>
+        <w:t xml:space="preserve">1. Open the tool. </w:t>
+      </w:r>
+      <w:r>
+        <w:rPr>
+          <w:color w:val="1C2321"/>
+          <w:sz w:val="22"/>
+          <w:szCs w:val="22"/>
+        </w:rPr>
+        <w:t xml:space="preserve">Go to the 401(k) Retirement Calculator page.</w:t>
+      </w:r>
+    </w:p>
+    <w:p>
+      <w:pPr>
+        <w:spacing w:after="120"/>
+        <w:ind w:left="360" w:hanging="360"/>
+      </w:pPr>
+      <w:r>
+        <w:rPr>
+          <w:b/>
+          <w:bCs/>
+          <w:color w:val="1C2321"/>
+          <w:sz w:val="22"/>
+          <w:szCs w:val="22"/>
+        </w:rPr>
+        <w:t xml:space="preserve">2. Fill in the "YOU" boxes: </w:t>
+      </w:r>
+      <w:r>
+        <w:rPr>
+          <w:color w:val="1C2321"/>
+          <w:sz w:val="22"/>
+          <w:szCs w:val="22"/>
+        </w:rPr>
+        <w:t xml:space="preserve">"Current age", "Retirement age", "Current 401(k) balance" and "Annual salary".</w:t>
+      </w:r>
+    </w:p>
+    <w:p>
+      <w:pPr>
+        <w:spacing w:after="120"/>
+        <w:ind w:left="360" w:hanging="360"/>
+      </w:pPr>
+      <w:r>
+        <w:rPr>
+          <w:b/>
+          <w:bCs/>
+          <w:color w:val="1C2321"/>
+          <w:sz w:val="22"/>
+          <w:szCs w:val="22"/>
+        </w:rPr>
+        <w:t xml:space="preserve">3. Fill in "CONTRIBUTIONS". </w:t>
+      </w:r>
+      <w:r>
+        <w:rPr>
+          <w:color w:val="1C2321"/>
+          <w:sz w:val="22"/>
+          <w:szCs w:val="22"/>
+        </w:rPr>
+        <w:t xml:space="preserve">"Your contribution" is a percentage of pay. "Employer match" and "Match caps out at" describe one formula: "50% match up to 6%" means your employer adds 50¢ for every dollar you contribute, on the first 6% of your pay. Tiered formulas are not supported — enter the closest single rate and cap. "One-time deposit" with "At age" (optional) adds a lump sum, such as a rollover, at the start of that year; leave the age empty for now.</w:t>
+      </w:r>
+    </w:p>
+    <w:p>
+      <w:pPr>
+        <w:spacing w:after="120"/>
+        <w:ind w:left="360" w:hanging="360"/>
+      </w:pPr>
+      <w:r>
+        <w:rPr>
+          <w:b/>
+          <w:bCs/>
+          <w:color w:val="1C2321"/>
+          <w:sz w:val="22"/>
+          <w:szCs w:val="22"/>
+        </w:rPr>
+        <w:t xml:space="preserve">4. Adjust the "ASSUMPTIONS". </w:t>
+      </w:r>
+      <w:r>
+        <w:rPr>
+          <w:color w:val="1C2321"/>
+          <w:sz w:val="22"/>
+          <w:szCs w:val="22"/>
+        </w:rPr>
+        <w:t xml:space="preserve">"Annual return", "Annual raise" and "Inflation" (% a year), and "Contributions go in" — "Each paycheck" (about half a year of growth on a year's contributions) or "Start of year" (a full year). Return and raise are before inflation.</w:t>
       </w:r>
     </w:p>
     <w:p>
@@ -4701,7 +5013,31 @@
           <w:sz w:val="22"/>
           <w:szCs w:val="22"/>
         </w:rPr>
-        <w:t xml:space="preserve">Your contributions, your employer's match, and investment growth are shown as separate contributions to your final projected balance, so you can see what's actually doing the work.</w:t>
+        <w:t xml:space="preserve">"Projected balance at retirement" is the big number, followed by the same amount in today's dollars and a message about your employer's match. "Where it came from" splits the balance into the starting balance, any one-time deposit, your contributions, the employer match and investment growth, and these add up to the total. The year-by-year table shows every fifth year; press "Show every year" for all of them. Each row adds up: start of year + your contribution + employer match + growth = end of year.</w:t>
+      </w:r>
+    </w:p>
+    <w:p>
+      <w:pPr>
+        <w:spacing w:after="120"/>
+        <w:ind w:left="360" w:hanging="360"/>
+      </w:pPr>
+      <w:r>
+        <w:rPr>
+          <w:b/>
+          <w:bCs/>
+          <w:color w:val="1C2321"/>
+          <w:sz w:val="22"/>
+          <w:szCs w:val="22"/>
+        </w:rPr>
+        <w:t xml:space="preserve">6. Try "What if you saved more?" </w:t>
+      </w:r>
+      <w:r>
+        <w:rPr>
+          <w:color w:val="1C2321"/>
+          <w:sz w:val="22"/>
+          <w:szCs w:val="22"/>
+        </w:rPr>
+        <w:t xml:space="preserve">The table lists your current percentage, then one, three and five points more, and "Max out (IRS limit)". For each it shows the monthly amount in year 1, the balance at retirement and the change from your current plan, with everything else unchanged.</w:t>
       </w:r>
     </w:p>
     <w:p>
@@ -4728,7 +5064,7 @@
           <w:sz w:val="21"/>
           <w:szCs w:val="21"/>
         </w:rPr>
-        <w:t xml:space="preserve">If you're between 60 and 63, check that your contribution limit reflects the higher "super catch-up" amount that age range gets — it's easy to miss since it's a narrow four-year window, higher than the ordinary 50+ catch-up on either side of it.</w:t>
+        <w:t xml:space="preserve">The calculator applies the 2026 IRS limits for you in every year of the projection — the base limit, the catch-up from age 50, the higher catch-up for ages 60 to 63, the cap on the pay a plan can count and the cap on total yearly additions — and assumes they rise with your inflation setting. If your percentage would go over the limit, it is held at the limit and a note says from which age. The result is a projection, not a promise, and it is before any tax on withdrawals.</w:t>
       </w:r>
     </w:p>
     <w:p>
@@ -4757,95 +5093,103 @@
           <w:sz w:val="22"/>
           <w:szCs w:val="22"/>
         </w:rPr>
-        <w:t xml:space="preserve">Calculates the tax owed on a stock or crypto sale, correctly stacking the gain on top of your other income rather than taxing it in isolation.</w:t>
-      </w:r>
-    </w:p>
-    <w:p>
-      <w:pPr>
-        <w:spacing w:after="120"/>
-        <w:ind w:left="360" w:hanging="360"/>
-      </w:pPr>
-      <w:r>
-        <w:rPr>
-          <w:b/>
-          <w:bCs/>
-          <w:color w:val="1C2321"/>
-          <w:sz w:val="22"/>
-          <w:szCs w:val="22"/>
-        </w:rPr>
-        <w:t xml:space="preserve">1. Enter your other (ordinary) income </w:t>
-      </w:r>
-      <w:r>
-        <w:rPr>
-          <w:color w:val="1C2321"/>
-          <w:sz w:val="22"/>
-          <w:szCs w:val="22"/>
-        </w:rPr>
-        <w:t xml:space="preserve">for the year — this matters a lot, since where your gain "stacks" on top of it determines the rate.</w:t>
-      </w:r>
-    </w:p>
-    <w:p>
-      <w:pPr>
-        <w:spacing w:after="120"/>
-        <w:ind w:left="360" w:hanging="360"/>
-      </w:pPr>
-      <w:r>
-        <w:rPr>
-          <w:b/>
-          <w:bCs/>
-          <w:color w:val="1C2321"/>
-          <w:sz w:val="22"/>
-          <w:szCs w:val="22"/>
-        </w:rPr>
-        <w:t xml:space="preserve">2. Enter your proceeds </w:t>
-      </w:r>
-      <w:r>
-        <w:rPr>
-          <w:color w:val="1C2321"/>
-          <w:sz w:val="22"/>
-          <w:szCs w:val="22"/>
-        </w:rPr>
-        <w:t xml:space="preserve">(what you sold for) and your cost basis (what you originally paid).</w:t>
-      </w:r>
-    </w:p>
-    <w:p>
-      <w:pPr>
-        <w:spacing w:after="120"/>
-        <w:ind w:left="360" w:hanging="360"/>
-      </w:pPr>
-      <w:r>
-        <w:rPr>
-          <w:b/>
-          <w:bCs/>
-          <w:color w:val="1C2321"/>
-          <w:sz w:val="22"/>
-          <w:szCs w:val="22"/>
-        </w:rPr>
-        <w:t xml:space="preserve">3. Choose short-term or long-term </w:t>
-      </w:r>
-      <w:r>
-        <w:rPr>
-          <w:color w:val="1C2321"/>
-          <w:sz w:val="22"/>
-          <w:szCs w:val="22"/>
-        </w:rPr>
-        <w:t xml:space="preserve">based on how long you held the asset (over one year is long-term, under is short-term, taxed at ordinary income rates).</w:t>
-      </w:r>
-    </w:p>
-    <w:p>
-      <w:pPr>
-        <w:spacing w:after="120"/>
-        <w:ind w:left="360" w:hanging="360"/>
-      </w:pPr>
-      <w:r>
-        <w:rPr>
-          <w:b/>
-          <w:bCs/>
-          <w:color w:val="1C2321"/>
-          <w:sz w:val="22"/>
-          <w:szCs w:val="22"/>
-        </w:rPr>
-        <w:t xml:space="preserve">4. Choose your filing status.</w:t>
+        <w:t xml:space="preserve">Estimates the federal tax on stock or crypto sales for the year, netting your gains and losses the way Schedule D does and stacking the result on top of your other income.</w:t>
+      </w:r>
+    </w:p>
+    <w:p>
+      <w:pPr>
+        <w:spacing w:after="120"/>
+        <w:ind w:left="360" w:hanging="360"/>
+      </w:pPr>
+      <w:r>
+        <w:rPr>
+          <w:b/>
+          <w:bCs/>
+          <w:color w:val="1C2321"/>
+          <w:sz w:val="22"/>
+          <w:szCs w:val="22"/>
+        </w:rPr>
+        <w:t xml:space="preserve">1. Open the tool. </w:t>
+      </w:r>
+      <w:r>
+        <w:rPr>
+          <w:color w:val="1C2321"/>
+          <w:sz w:val="22"/>
+          <w:szCs w:val="22"/>
+        </w:rPr>
+        <w:t xml:space="preserve">Go to the Capital Gains Calculator page.</w:t>
+      </w:r>
+    </w:p>
+    <w:p>
+      <w:pPr>
+        <w:spacing w:after="120"/>
+        <w:ind w:left="360" w:hanging="360"/>
+      </w:pPr>
+      <w:r>
+        <w:rPr>
+          <w:b/>
+          <w:bCs/>
+          <w:color w:val="1C2321"/>
+          <w:sz w:val="22"/>
+          <w:szCs w:val="22"/>
+        </w:rPr>
+        <w:t xml:space="preserve">2. Fill in "YOUR INCOME". </w:t>
+      </w:r>
+      <w:r>
+        <w:rPr>
+          <w:color w:val="1C2321"/>
+          <w:sz w:val="22"/>
+          <w:szCs w:val="22"/>
+        </w:rPr>
+        <w:t xml:space="preserve">Pick your "Filing status", then enter "Other income this year" — wages and other income before these sales, gross rather than taxable, including interest and dividends. Leave "Deductions (optional)" empty to use the standard deduction for your filing status, or enter your itemized total if it is larger.</w:t>
+      </w:r>
+    </w:p>
+    <w:p>
+      <w:pPr>
+        <w:spacing w:after="120"/>
+        <w:ind w:left="360" w:hanging="360"/>
+      </w:pPr>
+      <w:r>
+        <w:rPr>
+          <w:b/>
+          <w:bCs/>
+          <w:color w:val="1C2321"/>
+          <w:sz w:val="22"/>
+          <w:szCs w:val="22"/>
+        </w:rPr>
+        <w:t xml:space="preserve">3. Add each sale under "YOUR SALES THIS YEAR". </w:t>
+      </w:r>
+      <w:r>
+        <w:rPr>
+          <w:color w:val="1C2321"/>
+          <w:sz w:val="22"/>
+          <w:szCs w:val="22"/>
+        </w:rPr>
+        <w:t xml:space="preserve">Choose how long you "Held" it — "More than 1 year (long-term)" or "1 year or less (short-term)" — and enter the "Cost basis" and "Sale proceeds". The gain or loss appears under the boxes. Use "+ Add another sale" for more sales and "Remove" to delete one; a name for each sale is optional.</w:t>
+      </w:r>
+    </w:p>
+    <w:p>
+      <w:pPr>
+        <w:spacing w:after="120"/>
+        <w:ind w:left="360" w:hanging="360"/>
+      </w:pPr>
+      <w:r>
+        <w:rPr>
+          <w:b/>
+          <w:bCs/>
+          <w:color w:val="1C2321"/>
+          <w:sz w:val="22"/>
+          <w:szCs w:val="22"/>
+        </w:rPr>
+        <w:t xml:space="preserve">4. Add "Losses carried over from earlier years (optional)" </w:t>
+      </w:r>
+      <w:r>
+        <w:rPr>
+          <w:color w:val="1C2321"/>
+          <w:sz w:val="22"/>
+          <w:szCs w:val="22"/>
+        </w:rPr>
+        <w:t xml:space="preserve">in the "Short-term" and "Long-term" boxes if you have any.</w:t>
       </w:r>
     </w:p>
     <w:p>
@@ -4869,7 +5213,7 @@
           <w:sz w:val="22"/>
           <w:szCs w:val="22"/>
         </w:rPr>
-        <w:t xml:space="preserve">Federal tax on the gain and the Net Investment Income Tax (if your income crosses the threshold) are shown separately, along with the effective rate on just the gain itself.</w:t>
+        <w:t xml:space="preserve">"Estimated tax on your sales" is the big number, with a line saying how the gain stacks on your other taxable income. The table shows proceeds, cost basis, any carried-over losses and the net capital gain; when you have both kinds, how much is taxed as short-term and long-term gain; then "Tax at ordinary rates", "Tax at long-term rates (0/15/20%)", the Net Investment Income Tax if it applies, and "Gain after tax". Each tax line is rounded to whole dollars and the big number is their sum, so the table adds up. Below it are the effective rate on the gain and the cash left after tax.</w:t>
       </w:r>
     </w:p>
     <w:p>
@@ -4896,7 +5240,7 @@
           <w:sz w:val="21"/>
           <w:szCs w:val="21"/>
         </w:rPr>
-        <w:t xml:space="preserve">The exact same dollar amount of gain can be taxed very differently depending on your other income that year — this isn't a bug, it's how a stacked, bracket-based system works. Timing a sale for a lower-income year can genuinely change the rate.</w:t>
+        <w:t xml:space="preserve">If you have short-term gains, a box compares the tax with what it would be had you held past a year — a comparison, not a plan, since prices can move while you wait. If your sales net out to a loss, the results show how much lowers your income this year (up to $3,000, or $1,500 if you are married filing separately), what carries over, and the tax it saves. State tax, wash-sale rules and special rates for collectibles are not included.</w:t>
       </w:r>
     </w:p>
     <w:p>
@@ -4925,79 +5269,103 @@
           <w:sz w:val="22"/>
           <w:szCs w:val="22"/>
         </w:rPr>
-        <w:t xml:space="preserve">Compares the debt snowball (smallest balance first) and debt avalanche (highest interest rate first) payoff strategies side by side, for any set of debts you enter.</w:t>
-      </w:r>
-    </w:p>
-    <w:p>
-      <w:pPr>
-        <w:spacing w:after="120"/>
-        <w:ind w:left="360" w:hanging="360"/>
-      </w:pPr>
-      <w:r>
-        <w:rPr>
-          <w:b/>
-          <w:bCs/>
-          <w:color w:val="1C2321"/>
-          <w:sz w:val="22"/>
-          <w:szCs w:val="22"/>
-        </w:rPr>
-        <w:t xml:space="preserve">1. Add each debt </w:t>
-      </w:r>
-      <w:r>
-        <w:rPr>
-          <w:color w:val="1C2321"/>
-          <w:sz w:val="22"/>
-          <w:szCs w:val="22"/>
-        </w:rPr>
-        <w:t xml:space="preserve">with its balance, interest rate, and minimum payment.</w:t>
-      </w:r>
-    </w:p>
-    <w:p>
-      <w:pPr>
-        <w:spacing w:after="120"/>
-        <w:ind w:left="360" w:hanging="360"/>
-      </w:pPr>
-      <w:r>
-        <w:rPr>
-          <w:b/>
-          <w:bCs/>
-          <w:color w:val="1C2321"/>
-          <w:sz w:val="22"/>
-          <w:szCs w:val="22"/>
-        </w:rPr>
-        <w:t xml:space="preserve">2. Enter how much extra you can put toward debt </w:t>
-      </w:r>
-      <w:r>
-        <w:rPr>
-          <w:color w:val="1C2321"/>
-          <w:sz w:val="22"/>
-          <w:szCs w:val="22"/>
-        </w:rPr>
-        <w:t xml:space="preserve">each month, beyond the minimums.</w:t>
-      </w:r>
-    </w:p>
-    <w:p>
-      <w:pPr>
-        <w:spacing w:after="120"/>
-        <w:ind w:left="360" w:hanging="360"/>
-      </w:pPr>
-      <w:r>
-        <w:rPr>
-          <w:b/>
-          <w:bCs/>
-          <w:color w:val="1C2321"/>
-          <w:sz w:val="22"/>
-          <w:szCs w:val="22"/>
-        </w:rPr>
-        <w:t xml:space="preserve">3. Read the comparison. </w:t>
-      </w:r>
-      <w:r>
-        <w:rPr>
-          <w:color w:val="1C2321"/>
-          <w:sz w:val="22"/>
-          <w:szCs w:val="22"/>
-        </w:rPr>
-        <w:t xml:space="preserve">Both strategies are calculated and shown side by side — total interest paid and time to become debt-free for each approach.</w:t>
+        <w:t xml:space="preserve">Compares the snowball method (smallest balance first) with the avalanche method (highest interest rate first) for the debts you enter, side by side.</w:t>
+      </w:r>
+    </w:p>
+    <w:p>
+      <w:pPr>
+        <w:spacing w:after="120"/>
+        <w:ind w:left="360" w:hanging="360"/>
+      </w:pPr>
+      <w:r>
+        <w:rPr>
+          <w:b/>
+          <w:bCs/>
+          <w:color w:val="1C2321"/>
+          <w:sz w:val="22"/>
+          <w:szCs w:val="22"/>
+        </w:rPr>
+        <w:t xml:space="preserve">1. Open the tool. </w:t>
+      </w:r>
+      <w:r>
+        <w:rPr>
+          <w:color w:val="1C2321"/>
+          <w:sz w:val="22"/>
+          <w:szCs w:val="22"/>
+        </w:rPr>
+        <w:t xml:space="preserve">Go to the Debt Payoff Calculator page. It starts with three example debts you can overwrite.</w:t>
+      </w:r>
+    </w:p>
+    <w:p>
+      <w:pPr>
+        <w:spacing w:after="120"/>
+        <w:ind w:left="360" w:hanging="360"/>
+      </w:pPr>
+      <w:r>
+        <w:rPr>
+          <w:b/>
+          <w:bCs/>
+          <w:color w:val="1C2321"/>
+          <w:sz w:val="22"/>
+          <w:szCs w:val="22"/>
+        </w:rPr>
+        <w:t xml:space="preserve">2. Enter each debt </w:t>
+      </w:r>
+      <w:r>
+        <w:rPr>
+          <w:color w:val="1C2321"/>
+          <w:sz w:val="22"/>
+          <w:szCs w:val="22"/>
+        </w:rPr>
+        <w:t xml:space="preserve">as a row: "Name", "Balance ($)", "APR %" and "Min payment ($)". Use "+ Add another debt" for more rows, and the × button at the end of a row to remove one.</w:t>
+      </w:r>
+    </w:p>
+    <w:p>
+      <w:pPr>
+        <w:spacing w:after="120"/>
+        <w:ind w:left="360" w:hanging="360"/>
+      </w:pPr>
+      <w:r>
+        <w:rPr>
+          <w:b/>
+          <w:bCs/>
+          <w:color w:val="1C2321"/>
+          <w:sz w:val="22"/>
+          <w:szCs w:val="22"/>
+        </w:rPr>
+        <w:t xml:space="preserve">3. Enter "Extra you can put toward debt each month". </w:t>
+      </w:r>
+      <w:r>
+        <w:rPr>
+          <w:color w:val="1C2321"/>
+          <w:sz w:val="22"/>
+          <w:szCs w:val="22"/>
+        </w:rPr>
+        <w:t xml:space="preserve">This is on top of all the minimum payments. When a debt is paid off, its payment rolls onto the next one, so your total monthly payment stays the same.</w:t>
+      </w:r>
+    </w:p>
+    <w:p>
+      <w:pPr>
+        <w:spacing w:after="120"/>
+        <w:ind w:left="360" w:hanging="360"/>
+      </w:pPr>
+      <w:r>
+        <w:rPr>
+          <w:b/>
+          <w:bCs/>
+          <w:color w:val="1C2321"/>
+          <w:sz w:val="22"/>
+          <w:szCs w:val="22"/>
+        </w:rPr>
+        <w:t xml:space="preserve">4. Read the two plans. </w:t>
+      </w:r>
+      <w:r>
+        <w:rPr>
+          <w:color w:val="1C2321"/>
+          <w:sz w:val="22"/>
+          <w:szCs w:val="22"/>
+        </w:rPr>
+        <w:t xml:space="preserve">"Snowball" and "Avalanche" each show the months to debt-free (and the month and year you finish), the total interest paid, which debt is cleared first and the month each debt is gone. A sentence below says how much interest the avalanche saves compared with the snowball. A second line compares your plan with paying only the minimums: how long that would take, what it would cost in interest, and how much sooner and cheaper your plan is.</w:t>
       </w:r>
     </w:p>
     <w:p>
@@ -5024,7 +5392,7 @@
           <w:sz w:val="21"/>
           <w:szCs w:val="21"/>
         </w:rPr>
-        <w:t xml:space="preserve">The avalanche method almost always saves more in total interest, since it targets the highest interest rate first — but the snowball method's quick wins (paying off a whole small debt fast) can matter more for actually sticking with a payoff plan. There's no universally "correct" choice between them.</w:t>
+        <w:t xml:space="preserve">The avalanche usually saves more interest, but the snowball clears whole debts sooner, which keeps many people motivated; neither is the right choice for everyone. If a debt has no minimum payment, only your extra money goes toward it, and if the minimums cannot cover the interest, the calculator says that debt would take over 100 years to clear.</w:t>
       </w:r>
     </w:p>
     <w:p>
@@ -5083,7 +5451,7 @@
           <w:sz w:val="22"/>
           <w:szCs w:val="22"/>
         </w:rPr>
-        <w:t xml:space="preserve">Works out your Body Mass Index from height and weight, and tells you which WHO category it falls into.</w:t>
+        <w:t xml:space="preserve">Works out your Body Mass Index from height and weight and shows which WHO category it falls in, on a color-coded scale.</w:t>
       </w:r>
     </w:p>
     <w:p>
@@ -5123,15 +5491,15 @@
           <w:sz w:val="22"/>
           <w:szCs w:val="22"/>
         </w:rPr>
-        <w:t xml:space="preserve">2. Pick your units. </w:t>
-      </w:r>
-      <w:r>
-        <w:rPr>
-          <w:color w:val="1C2321"/>
-          <w:sz w:val="22"/>
-          <w:szCs w:val="22"/>
-        </w:rPr>
-        <w:t xml:space="preserve">Click "Metric (kg / cm)" or "Imperial (lb / ft·in)" at the top of the form — the input fields below switch to match.</w:t>
+        <w:t xml:space="preserve">2. Pick your units </w:t>
+      </w:r>
+      <w:r>
+        <w:rPr>
+          <w:color w:val="1C2321"/>
+          <w:sz w:val="22"/>
+          <w:szCs w:val="22"/>
+        </w:rPr>
+        <w:t xml:space="preserve">with the two buttons at the top: "Metric (kg / cm)" or "Imperial (lb / ft·in)". Switching converts the numbers you have already typed, so you do not have to enter them again.</w:t>
       </w:r>
     </w:p>
     <w:p>
@@ -5155,7 +5523,7 @@
           <w:sz w:val="22"/>
           <w:szCs w:val="22"/>
         </w:rPr>
-        <w:t xml:space="preserve">The result updates as you type; there's no separate "Calculate" button.</w:t>
+        <w:t xml:space="preserve">In metric the boxes are "Weight (kg)" and "Height (cm)"; in imperial they are "Weight (lb)" and a "Height" pair for feet and inches. The result updates as you type, so there is no Calculate button.</w:t>
       </w:r>
     </w:p>
     <w:p>
@@ -5179,31 +5547,55 @@
           <w:sz w:val="22"/>
           <w:szCs w:val="22"/>
         </w:rPr>
-        <w:t xml:space="preserve">in the panel below — a number, a category label (Underweight, Normal weight, Overweight, or one of three Obese classes), and a marker on the color-coded scale showing where you land.</w:t>
-      </w:r>
-    </w:p>
-    <w:p>
-      <w:pPr>
-        <w:spacing w:after="120"/>
-        <w:ind w:left="360" w:hanging="360"/>
-      </w:pPr>
-      <w:r>
-        <w:rPr>
-          <w:b/>
-          <w:bCs/>
-          <w:color w:val="1C2321"/>
-          <w:sz w:val="22"/>
-          <w:szCs w:val="22"/>
-        </w:rPr>
-        <w:t xml:space="preserve">5. Turn on Asian thresholds if they apply to you. </w:t>
-      </w:r>
-      <w:r>
-        <w:rPr>
-          <w:color w:val="1C2321"/>
-          <w:sz w:val="22"/>
-          <w:szCs w:val="22"/>
-        </w:rPr>
-        <w:t xml:space="preserve">Check "Use Asian BMI thresholds" to switch to the WHO's separate Asian-population cutoffs, which classify "overweight" and "obese" starting at lower BMI values than the global standard. The number itself doesn't change — only which category it falls into.</w:t>
+        <w:t xml:space="preserve">in the panel below: the number to one decimal, a category label — Underweight, Normal weight, Overweight, or Obese (Class I, II, or III) — and a marker on the color-coded scale from 15 to 40+. The category follows the number shown, so 24.96 appears as 25.0 and counts as Overweight.</w:t>
+      </w:r>
+    </w:p>
+    <w:p>
+      <w:pPr>
+        <w:spacing w:after="120"/>
+        <w:ind w:left="360" w:hanging="360"/>
+      </w:pPr>
+      <w:r>
+        <w:rPr>
+          <w:b/>
+          <w:bCs/>
+          <w:color w:val="1C2321"/>
+          <w:sz w:val="22"/>
+          <w:szCs w:val="22"/>
+        </w:rPr>
+        <w:t xml:space="preserve">5. Tick "Use Asian BMI thresholds" if they apply to you. </w:t>
+      </w:r>
+      <w:r>
+        <w:rPr>
+          <w:color w:val="1C2321"/>
+          <w:sz w:val="22"/>
+          <w:szCs w:val="22"/>
+        </w:rPr>
+        <w:t xml:space="preserve">The number does not change; the cutoffs are lower. Normal weight ends at 22.9, "Overweight (at risk)" covers 23 to 24.9, "Obese (Class I)" runs from 25 to 29.9, and "Obese (Class II)" starts at 30. The "Standard" line at the top of the page names the classification in use.</w:t>
+      </w:r>
+    </w:p>
+    <w:p>
+      <w:pPr>
+        <w:spacing w:after="120"/>
+        <w:ind w:left="360" w:hanging="360"/>
+      </w:pPr>
+      <w:r>
+        <w:rPr>
+          <w:b/>
+          <w:bCs/>
+          <w:color w:val="1C2321"/>
+          <w:sz w:val="22"/>
+          <w:szCs w:val="22"/>
+        </w:rPr>
+        <w:t xml:space="preserve">6. If you see "That height looks off" or "That weight looks off", </w:t>
+      </w:r>
+      <w:r>
+        <w:rPr>
+          <w:color w:val="1C2321"/>
+          <w:sz w:val="22"/>
+          <w:szCs w:val="22"/>
+        </w:rPr>
+        <w:t xml:space="preserve">the value is outside what a person can be (height 50 to 272 cm, weight 10 to 400 kg) — most often a unit slip, such as 1.75 typed into the centimeters box. Correct it and the result comes back.</w:t>
       </w:r>
     </w:p>
     <w:p>
@@ -5230,7 +5622,7 @@
           <w:sz w:val="21"/>
           <w:szCs w:val="21"/>
         </w:rPr>
-        <w:t xml:space="preserve">BMI is a screening number, not a diagnosis — it can't tell muscle from fat, so it can misclassify very muscular or very lean people, older adults, and pregnant women. Use it as one data point, not the whole picture.</w:t>
+        <w:t xml:space="preserve">BMI is a screening number, not a diagnosis. It cannot tell muscle from fat, so it can misclassify very muscular or very lean people, older adults, and pregnant women. The categories are for adults (18 and over); for children and teens, BMI is read against growth charts for their age and sex instead.</w:t>
       </w:r>
     </w:p>
     <w:p>
@@ -5259,7 +5651,7 @@
           <w:sz w:val="22"/>
           <w:szCs w:val="22"/>
         </w:rPr>
-        <w:t xml:space="preserve">Estimates your BMR (calories burned at rest) and TDEE (total daily calories burned), then shows calorie targets for five different goals.</w:t>
+        <w:t xml:space="preserve">Estimates your BMR (calories burned at rest) and TDEE (total calories burned per day) with the Mifflin-St Jeor equation, then shows daily calorie targets for five goals.</w:t>
       </w:r>
     </w:p>
     <w:p>
@@ -5299,79 +5691,87 @@
           <w:sz w:val="22"/>
           <w:szCs w:val="22"/>
         </w:rPr>
-        <w:t xml:space="preserve">2. Select your sex </w:t>
-      </w:r>
-      <w:r>
-        <w:rPr>
-          <w:color w:val="1C2321"/>
-          <w:sz w:val="22"/>
-          <w:szCs w:val="22"/>
-        </w:rPr>
-        <w:t xml:space="preserve">using the Female / Male toggle — the underlying formula (Mifflin-St Jeor) uses different constants for each.</w:t>
-      </w:r>
-    </w:p>
-    <w:p>
-      <w:pPr>
-        <w:spacing w:after="120"/>
-        <w:ind w:left="360" w:hanging="360"/>
-      </w:pPr>
-      <w:r>
-        <w:rPr>
-          <w:b/>
-          <w:bCs/>
-          <w:color w:val="1C2321"/>
-          <w:sz w:val="22"/>
-          <w:szCs w:val="22"/>
-        </w:rPr>
-        <w:t xml:space="preserve">3. Enter your age.</w:t>
-      </w:r>
-    </w:p>
-    <w:p>
-      <w:pPr>
-        <w:spacing w:after="120"/>
-        <w:ind w:left="360" w:hanging="360"/>
-      </w:pPr>
-      <w:r>
-        <w:rPr>
-          <w:b/>
-          <w:bCs/>
-          <w:color w:val="1C2321"/>
-          <w:sz w:val="22"/>
-          <w:szCs w:val="22"/>
-        </w:rPr>
-        <w:t xml:space="preserve">4. Pick your units and enter your weight and height</w:t>
-      </w:r>
-      <w:r>
-        <w:rPr>
-          <w:color w:val="1C2321"/>
-          <w:sz w:val="22"/>
-          <w:szCs w:val="22"/>
-        </w:rPr>
-        <w:t xml:space="preserve">, the same way as the BMI calculator.</w:t>
-      </w:r>
-    </w:p>
-    <w:p>
-      <w:pPr>
-        <w:spacing w:after="120"/>
-        <w:ind w:left="360" w:hanging="360"/>
-      </w:pPr>
-      <w:r>
-        <w:rPr>
-          <w:b/>
-          <w:bCs/>
-          <w:color w:val="1C2321"/>
-          <w:sz w:val="22"/>
-          <w:szCs w:val="22"/>
-        </w:rPr>
-        <w:t xml:space="preserve">5. Choose your activity level </w:t>
-      </w:r>
-      <w:r>
-        <w:rPr>
-          <w:color w:val="1C2321"/>
-          <w:sz w:val="22"/>
-          <w:szCs w:val="22"/>
-        </w:rPr>
-        <w:t xml:space="preserve">from the five options, from Sedentary (little or no exercise) to Extra active (very hard exercise or a physical job). Each description gives a concrete example so you're not guessing which one fits.</w:t>
+        <w:t xml:space="preserve">2. Choose "Female" or "Male". </w:t>
+      </w:r>
+      <w:r>
+        <w:rPr>
+          <w:color w:val="1C2321"/>
+          <w:sz w:val="22"/>
+          <w:szCs w:val="22"/>
+        </w:rPr>
+        <w:t xml:space="preserve">The equation uses a different constant for each.</w:t>
+      </w:r>
+    </w:p>
+    <w:p>
+      <w:pPr>
+        <w:spacing w:after="120"/>
+        <w:ind w:left="360" w:hanging="360"/>
+      </w:pPr>
+      <w:r>
+        <w:rPr>
+          <w:b/>
+          <w:bCs/>
+          <w:color w:val="1C2321"/>
+          <w:sz w:val="22"/>
+          <w:szCs w:val="22"/>
+        </w:rPr>
+        <w:t xml:space="preserve">3. Enter your age </w:t>
+      </w:r>
+      <w:r>
+        <w:rPr>
+          <w:color w:val="1C2321"/>
+          <w:sz w:val="22"/>
+          <w:szCs w:val="22"/>
+        </w:rPr>
+        <w:t xml:space="preserve">in years, from 15 to 100.</w:t>
+      </w:r>
+    </w:p>
+    <w:p>
+      <w:pPr>
+        <w:spacing w:after="120"/>
+        <w:ind w:left="360" w:hanging="360"/>
+      </w:pPr>
+      <w:r>
+        <w:rPr>
+          <w:b/>
+          <w:bCs/>
+          <w:color w:val="1C2321"/>
+          <w:sz w:val="22"/>
+          <w:szCs w:val="22"/>
+        </w:rPr>
+        <w:t xml:space="preserve">4. Pick your units and enter your weight and height, </w:t>
+      </w:r>
+      <w:r>
+        <w:rPr>
+          <w:color w:val="1C2321"/>
+          <w:sz w:val="22"/>
+          <w:szCs w:val="22"/>
+        </w:rPr>
+        <w:t xml:space="preserve">the same way as in the BMI calculator. Switching units converts the numbers you have already typed.</w:t>
+      </w:r>
+    </w:p>
+    <w:p>
+      <w:pPr>
+        <w:spacing w:after="120"/>
+        <w:ind w:left="360" w:hanging="360"/>
+      </w:pPr>
+      <w:r>
+        <w:rPr>
+          <w:b/>
+          <w:bCs/>
+          <w:color w:val="1C2321"/>
+          <w:sz w:val="22"/>
+          <w:szCs w:val="22"/>
+        </w:rPr>
+        <w:t xml:space="preserve">5. Choose your activity level. </w:t>
+      </w:r>
+      <w:r>
+        <w:rPr>
+          <w:color w:val="1C2321"/>
+          <w:sz w:val="22"/>
+          <w:szCs w:val="22"/>
+        </w:rPr>
+        <w:t xml:space="preserve">Sedentary (little or no exercise, desk job), Lightly active (light exercise 1–3 days a week), Moderately active (3–5 days a week, selected at first), Very active (hard exercise 6–7 days a week), or Extra active (very hard exercise, a physical job, or training twice a day).</w:t>
       </w:r>
     </w:p>
     <w:p>
@@ -5395,31 +5795,55 @@
           <w:sz w:val="22"/>
           <w:szCs w:val="22"/>
         </w:rPr>
-        <w:t xml:space="preserve">BMR and TDEE appear as two big numbers, followed by a table of five calorie targets: lose weight (faster or steady), maintain, and gain weight (steady or faster), each with its approximate weekly rate of change.</w:t>
-      </w:r>
-    </w:p>
-    <w:p>
-      <w:pPr>
-        <w:spacing w:after="120"/>
-        <w:ind w:left="360" w:hanging="360"/>
-      </w:pPr>
-      <w:r>
-        <w:rPr>
-          <w:b/>
-          <w:bCs/>
-          <w:color w:val="1C2321"/>
-          <w:sz w:val="22"/>
-          <w:szCs w:val="22"/>
-        </w:rPr>
-        <w:t xml:space="preserve">7. Watch for the warning box. </w:t>
-      </w:r>
-      <w:r>
-        <w:rPr>
-          <w:color w:val="1C2321"/>
-          <w:sz w:val="22"/>
-          <w:szCs w:val="22"/>
-        </w:rPr>
-        <w:t xml:space="preserve">If any target in the table would put you below a general low-calorie guidance threshold, that row is marked and a note explains why — it's shown, not hidden, but flagged rather than treated as a normal target to aim for.</w:t>
+        <w:t xml:space="preserve">BMR and TDEE are the two big numbers. The table under them lists calories per day for Lose weight (faster), Lose weight (steady), Maintain weight, Gain weight (steady), and Gain weight (faster), each with its approximate weekly change.</w:t>
+      </w:r>
+    </w:p>
+    <w:p>
+      <w:pPr>
+        <w:spacing w:after="120"/>
+        <w:ind w:left="360" w:hanging="360"/>
+      </w:pPr>
+      <w:r>
+        <w:rPr>
+          <w:b/>
+          <w:bCs/>
+          <w:color w:val="1C2321"/>
+          <w:sz w:val="22"/>
+          <w:szCs w:val="22"/>
+        </w:rPr>
+        <w:t xml:space="preserve">7. Watch for red numbers and the warning box. </w:t>
+      </w:r>
+      <w:r>
+        <w:rPr>
+          <w:color w:val="1C2321"/>
+          <w:sz w:val="22"/>
+          <w:szCs w:val="22"/>
+        </w:rPr>
+        <w:t xml:space="preserve">A target below 1,200 calories a day (women) or 1,500 (men) turns red, and the box under the table explains the general guidance: going lower is usually recommended only with medical supervision. The row is shown, not hidden.</w:t>
+      </w:r>
+    </w:p>
+    <w:p>
+      <w:pPr>
+        <w:spacing w:after="120"/>
+        <w:ind w:left="360" w:hanging="360"/>
+      </w:pPr>
+      <w:r>
+        <w:rPr>
+          <w:b/>
+          <w:bCs/>
+          <w:color w:val="1C2321"/>
+          <w:sz w:val="22"/>
+          <w:szCs w:val="22"/>
+        </w:rPr>
+        <w:t xml:space="preserve">8. If the results show "—" with an orange message, </w:t>
+      </w:r>
+      <w:r>
+        <w:rPr>
+          <w:color w:val="1C2321"/>
+          <w:sz w:val="22"/>
+          <w:szCs w:val="22"/>
+        </w:rPr>
+        <w:t xml:space="preserve">one box holds a value outside the supported range (for example "Age should be between 15 and 100" or "That height looks off"). Correct it and the results come back.</w:t>
       </w:r>
     </w:p>
     <w:p>
@@ -5446,7 +5870,7 @@
           <w:sz w:val="21"/>
           <w:szCs w:val="21"/>
         </w:rPr>
-        <w:t xml:space="preserve">The calorie targets use a widely-used rule of thumb (about 3,500 calories per pound of weight change), not an exact physiological law — real results vary with water weight and metabolic adaptation. Treat the numbers as a starting point to adjust from, not a fixed prescription.</w:t>
+        <w:t xml:space="preserve">The targets add or subtract 250 or 500 calories a day from your TDEE, based on the rule of thumb of about 3,500 calories per pound of body weight. That is an estimate, not an exact law — water weight and metabolic adaptation change real results — and Mifflin-St Jeor itself is typically within about 10% for healthy adults. Treat the numbers as a starting point to adjust from, not a prescription.</w:t>
       </w:r>
     </w:p>
     <w:p>
@@ -5529,175 +5953,175 @@
           <w:sz w:val="22"/>
           <w:szCs w:val="22"/>
         </w:rPr>
-        <w:t xml:space="preserve">Go to Career Tools and make sure "Resume Builder" is selected.</w:t>
-      </w:r>
-    </w:p>
-    <w:p>
-      <w:pPr>
-        <w:spacing w:after="120"/>
-        <w:ind w:left="360" w:hanging="360"/>
-      </w:pPr>
-      <w:r>
-        <w:rPr>
-          <w:b/>
-          <w:bCs/>
-          <w:color w:val="1C2321"/>
-          <w:sz w:val="22"/>
-          <w:szCs w:val="22"/>
-        </w:rPr>
-        <w:t xml:space="preserve">2. Fill in your contact information </w:t>
-      </w:r>
-      <w:r>
-        <w:rPr>
-          <w:color w:val="1C2321"/>
-          <w:sz w:val="22"/>
-          <w:szCs w:val="22"/>
-        </w:rPr>
-        <w:t xml:space="preserve">— name, email, phone, location.</w:t>
-      </w:r>
-    </w:p>
-    <w:p>
-      <w:pPr>
-        <w:spacing w:after="120"/>
-        <w:ind w:left="360" w:hanging="360"/>
-      </w:pPr>
-      <w:r>
-        <w:rPr>
-          <w:b/>
-          <w:bCs/>
-          <w:color w:val="1C2321"/>
-          <w:sz w:val="22"/>
-          <w:szCs w:val="22"/>
-        </w:rPr>
-        <w:t xml:space="preserve">3. Add your work experience. </w:t>
-      </w:r>
-      <w:r>
-        <w:rPr>
-          <w:color w:val="1C2321"/>
-          <w:sz w:val="22"/>
-          <w:szCs w:val="22"/>
-        </w:rPr>
-        <w:t xml:space="preserve">Click "Add job" for each position, filling in the company, title, dates, and a few bullet points describing what you did.</w:t>
-      </w:r>
-    </w:p>
-    <w:p>
-      <w:pPr>
-        <w:spacing w:after="120"/>
-        <w:ind w:left="360" w:hanging="360"/>
-      </w:pPr>
-      <w:r>
-        <w:rPr>
-          <w:b/>
-          <w:bCs/>
-          <w:color w:val="1C2321"/>
-          <w:sz w:val="22"/>
-          <w:szCs w:val="22"/>
-        </w:rPr>
-        <w:t xml:space="preserve">4. Add your education </w:t>
-      </w:r>
-      <w:r>
-        <w:rPr>
-          <w:color w:val="1C2321"/>
-          <w:sz w:val="22"/>
-          <w:szCs w:val="22"/>
-        </w:rPr>
-        <w:t xml:space="preserve">the same way — school, degree, dates.</w:t>
-      </w:r>
-    </w:p>
-    <w:p>
-      <w:pPr>
-        <w:spacing w:after="120"/>
-        <w:ind w:left="360" w:hanging="360"/>
-      </w:pPr>
-      <w:r>
-        <w:rPr>
-          <w:b/>
-          <w:bCs/>
-          <w:color w:val="1C2321"/>
-          <w:sz w:val="22"/>
-          <w:szCs w:val="22"/>
-        </w:rPr>
-        <w:t xml:space="preserve">5. Add skills </w:t>
-      </w:r>
-      <w:r>
-        <w:rPr>
-          <w:color w:val="1C2321"/>
-          <w:sz w:val="22"/>
-          <w:szCs w:val="22"/>
-        </w:rPr>
-        <w:t xml:space="preserve">as a list.</w:t>
-      </w:r>
-    </w:p>
-    <w:p>
-      <w:pPr>
-        <w:spacing w:after="120"/>
-        <w:ind w:left="360" w:hanging="360"/>
-      </w:pPr>
-      <w:r>
-        <w:rPr>
-          <w:b/>
-          <w:bCs/>
-          <w:color w:val="1C2321"/>
-          <w:sz w:val="22"/>
-          <w:szCs w:val="22"/>
-        </w:rPr>
-        <w:t xml:space="preserve">6. Reorder sections if needed </w:t>
-      </w:r>
-      <w:r>
-        <w:rPr>
-          <w:color w:val="1C2321"/>
-          <w:sz w:val="22"/>
-          <w:szCs w:val="22"/>
-        </w:rPr>
-        <w:t xml:space="preserve">by dragging them, if the tool offers drag handles for section order.</w:t>
-      </w:r>
-    </w:p>
-    <w:p>
-      <w:pPr>
-        <w:spacing w:after="120"/>
-        <w:ind w:left="360" w:hanging="360"/>
-      </w:pPr>
-      <w:r>
-        <w:rPr>
-          <w:b/>
-          <w:bCs/>
-          <w:color w:val="1C2321"/>
-          <w:sz w:val="22"/>
-          <w:szCs w:val="22"/>
-        </w:rPr>
-        <w:t xml:space="preserve">7. Preview </w:t>
-      </w:r>
-      <w:r>
-        <w:rPr>
-          <w:color w:val="1C2321"/>
-          <w:sz w:val="22"/>
-          <w:szCs w:val="22"/>
-        </w:rPr>
-        <w:t xml:space="preserve">to see how it looks as you go.</w:t>
-      </w:r>
-    </w:p>
-    <w:p>
-      <w:pPr>
-        <w:spacing w:after="120"/>
-        <w:ind w:left="360" w:hanging="360"/>
-      </w:pPr>
-      <w:r>
-        <w:rPr>
-          <w:b/>
-          <w:bCs/>
-          <w:color w:val="1C2321"/>
-          <w:sz w:val="22"/>
-          <w:szCs w:val="22"/>
-        </w:rPr>
-        <w:t xml:space="preserve">8. Click "Download PDF" </w:t>
-      </w:r>
-      <w:r>
-        <w:rPr>
-          <w:color w:val="1C2321"/>
-          <w:sz w:val="22"/>
-          <w:szCs w:val="22"/>
-        </w:rPr>
-        <w:t xml:space="preserve">once you're happy with it.</w:t>
+        <w:t xml:space="preserve">Go to Career Tools and make sure "Resume Builder" is selected (it's the first tab).</w:t>
+      </w:r>
+    </w:p>
+    <w:p>
+      <w:pPr>
+        <w:spacing w:after="120"/>
+        <w:ind w:left="360" w:hanging="360"/>
+      </w:pPr>
+      <w:r>
+        <w:rPr>
+          <w:b/>
+          <w:bCs/>
+          <w:color w:val="1C2321"/>
+          <w:sz w:val="22"/>
+          <w:szCs w:val="22"/>
+        </w:rPr>
+        <w:t xml:space="preserve">2. Fill in your contact info. </w:t>
+      </w:r>
+      <w:r>
+        <w:rPr>
+          <w:color w:val="1C2321"/>
+          <w:sz w:val="22"/>
+          <w:szCs w:val="22"/>
+        </w:rPr>
+        <w:t xml:space="preserve">"Full name," "Email," "Phone," and "Location," plus an optional "LinkedIn / portfolio" link.</w:t>
+      </w:r>
+    </w:p>
+    <w:p>
+      <w:pPr>
+        <w:spacing w:after="120"/>
+        <w:ind w:left="360" w:hanging="360"/>
+      </w:pPr>
+      <w:r>
+        <w:rPr>
+          <w:b/>
+          <w:bCs/>
+          <w:color w:val="1C2321"/>
+          <w:sz w:val="22"/>
+          <w:szCs w:val="22"/>
+        </w:rPr>
+        <w:t xml:space="preserve">3. Write a short summary (optional). </w:t>
+      </w:r>
+      <w:r>
+        <w:rPr>
+          <w:color w:val="1C2321"/>
+          <w:sz w:val="22"/>
+          <w:szCs w:val="22"/>
+        </w:rPr>
+        <w:t xml:space="preserve">Two or three sentences on who you are and what you're looking for.</w:t>
+      </w:r>
+    </w:p>
+    <w:p>
+      <w:pPr>
+        <w:spacing w:after="120"/>
+        <w:ind w:left="360" w:hanging="360"/>
+      </w:pPr>
+      <w:r>
+        <w:rPr>
+          <w:b/>
+          <w:bCs/>
+          <w:color w:val="1C2321"/>
+          <w:sz w:val="22"/>
+          <w:szCs w:val="22"/>
+        </w:rPr>
+        <w:t xml:space="preserve">4. Add your work experience. </w:t>
+      </w:r>
+      <w:r>
+        <w:rPr>
+          <w:color w:val="1C2321"/>
+          <w:sz w:val="22"/>
+          <w:szCs w:val="22"/>
+        </w:rPr>
+        <w:t xml:space="preserve">Click "+ Add work experience" for each job. Fill in the job title, company, and dates (typed as you want them to appear, like "Jan 2022 - Present"), then put one bullet per line in the description. Use the ↑ and ↓ buttons on a job to move it up or down, and the × in its corner to remove it.</w:t>
+      </w:r>
+    </w:p>
+    <w:p>
+      <w:pPr>
+        <w:spacing w:after="120"/>
+        <w:ind w:left="360" w:hanging="360"/>
+      </w:pPr>
+      <w:r>
+        <w:rPr>
+          <w:b/>
+          <w:bCs/>
+          <w:color w:val="1C2321"/>
+          <w:sz w:val="22"/>
+          <w:szCs w:val="22"/>
+        </w:rPr>
+        <w:t xml:space="preserve">5. Add your education. </w:t>
+      </w:r>
+      <w:r>
+        <w:rPr>
+          <w:color w:val="1C2321"/>
+          <w:sz w:val="22"/>
+          <w:szCs w:val="22"/>
+        </w:rPr>
+        <w:t xml:space="preserve">Click "+ Add education" for each school: degree, school, and dates.</w:t>
+      </w:r>
+    </w:p>
+    <w:p>
+      <w:pPr>
+        <w:spacing w:after="120"/>
+        <w:ind w:left="360" w:hanging="360"/>
+      </w:pPr>
+      <w:r>
+        <w:rPr>
+          <w:b/>
+          <w:bCs/>
+          <w:color w:val="1C2321"/>
+          <w:sz w:val="22"/>
+          <w:szCs w:val="22"/>
+        </w:rPr>
+        <w:t xml:space="preserve">6. Add your skills. </w:t>
+      </w:r>
+      <w:r>
+        <w:rPr>
+          <w:color w:val="1C2321"/>
+          <w:sz w:val="22"/>
+          <w:szCs w:val="22"/>
+        </w:rPr>
+        <w:t xml:space="preserve">Type them in the Skills box, separated by commas.</w:t>
+      </w:r>
+    </w:p>
+    <w:p>
+      <w:pPr>
+        <w:spacing w:after="120"/>
+        <w:ind w:left="360" w:hanging="360"/>
+      </w:pPr>
+      <w:r>
+        <w:rPr>
+          <w:b/>
+          <w:bCs/>
+          <w:color w:val="1C2321"/>
+          <w:sz w:val="22"/>
+          <w:szCs w:val="22"/>
+        </w:rPr>
+        <w:t xml:space="preserve">7. Click "Preview" (optional). </w:t>
+      </w:r>
+      <w:r>
+        <w:rPr>
+          <w:color w:val="1C2321"/>
+          <w:sz w:val="22"/>
+          <w:szCs w:val="22"/>
+        </w:rPr>
+        <w:t xml:space="preserve">Your resume appears in a viewer below the buttons, so you can check the layout before you download.</w:t>
+      </w:r>
+    </w:p>
+    <w:p>
+      <w:pPr>
+        <w:spacing w:after="120"/>
+        <w:ind w:left="360" w:hanging="360"/>
+      </w:pPr>
+      <w:r>
+        <w:rPr>
+          <w:b/>
+          <w:bCs/>
+          <w:color w:val="1C2321"/>
+          <w:sz w:val="22"/>
+          <w:szCs w:val="22"/>
+        </w:rPr>
+        <w:t xml:space="preserve">8. Click "Download Resume PDF." </w:t>
+      </w:r>
+      <w:r>
+        <w:rPr>
+          <w:color w:val="1C2321"/>
+          <w:sz w:val="22"/>
+          <w:szCs w:val="22"/>
+        </w:rPr>
+        <w:t xml:space="preserve">The PDF is named after you (for example Jane_Doe_Resume.pdf). A long resume simply continues onto more pages.</w:t>
       </w:r>
     </w:p>
     <w:p>
@@ -5724,7 +6148,7 @@
           <w:sz w:val="21"/>
           <w:szCs w:val="21"/>
         </w:rPr>
-        <w:t xml:space="preserve">The single-column layout is a deliberate choice — multi-column resumes can confuse automated resume-scanning software (ATS) into reading text out of order, which single-column formats avoid entirely.</w:t>
+        <w:t xml:space="preserve">The single-column layout is a deliberate choice — multi-column resumes can confuse automated resume-scanning software (ATS) into reading text out of order, which single-column formats avoid entirely. Sections you leave empty are left out, and nothing is saved between visits, so keep your own copy of what you type. The PDF uses a standard font, so English and Western European letters (é, ñ, ü), numbers, and symbols like € work, but Korean, Chinese, Japanese, Arabic, Cyrillic, and emoji can't be drawn; if you type one, the tool tells you which box and which character to change.</w:t>
       </w:r>
     </w:p>
     <w:p>
@@ -5753,7 +6177,7 @@
           <w:sz w:val="22"/>
           <w:szCs w:val="22"/>
         </w:rPr>
-        <w:t xml:space="preserve">Compares your resume's text against a specific job description's keywords, showing which important terms are missing.</w:t>
+        <w:t xml:space="preserve">Compares your resume's text against a specific job description's keywords, showing which important terms are in your resume and which are missing.</w:t>
       </w:r>
     </w:p>
     <w:p>
@@ -5801,7 +6225,7 @@
           <w:sz w:val="22"/>
           <w:szCs w:val="22"/>
         </w:rPr>
-        <w:t xml:space="preserve">into the first box — a plain-text copy works fine, you don't need to upload a file.</w:t>
+        <w:t xml:space="preserve">into the first box ("Your resume") — plain text copied from your resume works fine; you don't need to upload a file.</w:t>
       </w:r>
     </w:p>
     <w:p>
@@ -5825,7 +6249,7 @@
           <w:sz w:val="22"/>
           <w:szCs w:val="22"/>
         </w:rPr>
-        <w:t xml:space="preserve">into the second box, copied from the job posting.</w:t>
+        <w:t xml:space="preserve">into the second box, copied from the job posting. Paste the whole posting if you can: a very short one doesn't contain enough keywords to compare, and the tool will say so.</w:t>
       </w:r>
     </w:p>
     <w:p>
@@ -5865,7 +6289,7 @@
           <w:sz w:val="22"/>
           <w:szCs w:val="22"/>
         </w:rPr>
-        <w:t xml:space="preserve">You'll see a match score and a list of keywords from the job description that don't appear in your resume.</w:t>
+        <w:t xml:space="preserve">You'll see a percentage score, a line saying how many keywords from the job description appear in your resume (for example, "14 of 20"), and two lists of keywords: "Matched keywords" and "Missing keywords."</w:t>
       </w:r>
     </w:p>
     <w:p>
@@ -5889,7 +6313,7 @@
           <w:sz w:val="22"/>
           <w:szCs w:val="22"/>
         </w:rPr>
-        <w:t xml:space="preserve">based on genuinely relevant missing keywords, then re-check if you want to see the updated score.</w:t>
+        <w:t xml:space="preserve">to add any genuinely relevant missing keywords, then paste the updated text and check again to see the new score.</w:t>
       </w:r>
     </w:p>
     <w:p>
@@ -5916,7 +6340,7 @@
           <w:sz w:val="21"/>
           <w:szCs w:val="21"/>
         </w:rPr>
-        <w:t xml:space="preserve">This is a keyword-matching tool, not a simulation of any specific company's actual ATS software — those vary widely and their exact scoring logic isn't public. Treat a low score as "worth a look," not a verdict on whether you'll get an interview.</w:t>
+        <w:t xml:space="preserve">This is a keyword-matching tool, not a simulation of any specific company's actual ATS software — those vary widely and their exact scoring logic isn't public. It picks out the most important terms in the job description (up to 20), matches whole words rather than pieces of words (so "Java" isn't counted as found inside "JavaScript"), and treats simple word endings as the same word (manage, managed, and managing). It reads English text only. Treat a low score as "worth a look," not a verdict on whether you'll get an interview, and only add a keyword if it honestly describes your experience.</w:t>
       </w:r>
     </w:p>
     <w:p>
@@ -5945,7 +6369,7 @@
           <w:sz w:val="22"/>
           <w:szCs w:val="22"/>
         </w:rPr>
-        <w:t xml:space="preserve">Assembles a one-page cover letter PDF from your own answers to a few prompts — it doesn't write content for you, it formats what you provide.</w:t>
+        <w:t xml:space="preserve">Assembles a cover letter PDF from your own answers to a few prompts — it doesn't write content for you, it formats what you provide.</w:t>
       </w:r>
     </w:p>
     <w:p>
@@ -5969,111 +6393,127 @@
           <w:sz w:val="22"/>
           <w:szCs w:val="22"/>
         </w:rPr>
-        <w:t xml:space="preserve">Click the "Cover Letter Generator" tab.</w:t>
-      </w:r>
-    </w:p>
-    <w:p>
-      <w:pPr>
-        <w:spacing w:after="120"/>
-        <w:ind w:left="360" w:hanging="360"/>
-      </w:pPr>
-      <w:r>
-        <w:rPr>
-          <w:b/>
-          <w:bCs/>
-          <w:color w:val="1C2321"/>
-          <w:sz w:val="22"/>
-          <w:szCs w:val="22"/>
-        </w:rPr>
-        <w:t xml:space="preserve">2. Fill in the company name and role </w:t>
-      </w:r>
-      <w:r>
-        <w:rPr>
-          <w:color w:val="1C2321"/>
-          <w:sz w:val="22"/>
-          <w:szCs w:val="22"/>
-        </w:rPr>
-        <w:t xml:space="preserve">you're applying for.</w:t>
-      </w:r>
-    </w:p>
-    <w:p>
-      <w:pPr>
-        <w:spacing w:after="120"/>
-        <w:ind w:left="360" w:hanging="360"/>
-      </w:pPr>
-      <w:r>
-        <w:rPr>
-          <w:b/>
-          <w:bCs/>
-          <w:color w:val="1C2321"/>
-          <w:sz w:val="22"/>
-          <w:szCs w:val="22"/>
-        </w:rPr>
-        <w:t xml:space="preserve">3. Fill in your qualifications </w:t>
-      </w:r>
-      <w:r>
-        <w:rPr>
-          <w:color w:val="1C2321"/>
-          <w:sz w:val="22"/>
-          <w:szCs w:val="22"/>
-        </w:rPr>
-        <w:t xml:space="preserve">— a few sentences or bullet points about why you're a fit, in your own words.</w:t>
-      </w:r>
-    </w:p>
-    <w:p>
-      <w:pPr>
-        <w:spacing w:after="120"/>
-        <w:ind w:left="360" w:hanging="360"/>
-      </w:pPr>
-      <w:r>
-        <w:rPr>
-          <w:b/>
-          <w:bCs/>
-          <w:color w:val="1C2321"/>
-          <w:sz w:val="22"/>
-          <w:szCs w:val="22"/>
-        </w:rPr>
-        <w:t xml:space="preserve">4. Fill in your contact information.</w:t>
-      </w:r>
-    </w:p>
-    <w:p>
-      <w:pPr>
-        <w:spacing w:after="120"/>
-        <w:ind w:left="360" w:hanging="360"/>
-      </w:pPr>
-      <w:r>
-        <w:rPr>
-          <w:b/>
-          <w:bCs/>
-          <w:color w:val="1C2321"/>
-          <w:sz w:val="22"/>
-          <w:szCs w:val="22"/>
-        </w:rPr>
-        <w:t xml:space="preserve">5. Preview </w:t>
-      </w:r>
-      <w:r>
-        <w:rPr>
-          <w:color w:val="1C2321"/>
-          <w:sz w:val="22"/>
-          <w:szCs w:val="22"/>
-        </w:rPr>
-        <w:t xml:space="preserve">the assembled letter.</w:t>
-      </w:r>
-    </w:p>
-    <w:p>
-      <w:pPr>
-        <w:spacing w:after="120"/>
-        <w:ind w:left="360" w:hanging="360"/>
-      </w:pPr>
-      <w:r>
-        <w:rPr>
-          <w:b/>
-          <w:bCs/>
-          <w:color w:val="1C2321"/>
-          <w:sz w:val="22"/>
-          <w:szCs w:val="22"/>
-        </w:rPr>
-        <w:t xml:space="preserve">6. Click "Download PDF."</w:t>
+        <w:t xml:space="preserve">Click the "Cover Letter" tab.</w:t>
+      </w:r>
+    </w:p>
+    <w:p>
+      <w:pPr>
+        <w:spacing w:after="120"/>
+        <w:ind w:left="360" w:hanging="360"/>
+      </w:pPr>
+      <w:r>
+        <w:rPr>
+          <w:b/>
+          <w:bCs/>
+          <w:color w:val="1C2321"/>
+          <w:sz w:val="22"/>
+          <w:szCs w:val="22"/>
+        </w:rPr>
+        <w:t xml:space="preserve">2. Fill in your details. </w:t>
+      </w:r>
+      <w:r>
+        <w:rPr>
+          <w:color w:val="1C2321"/>
+          <w:sz w:val="22"/>
+          <w:szCs w:val="22"/>
+        </w:rPr>
+        <w:t xml:space="preserve">"Full name" and "Email" are printed at the top; "Phone" is optional.</w:t>
+      </w:r>
+    </w:p>
+    <w:p>
+      <w:pPr>
+        <w:spacing w:after="120"/>
+        <w:ind w:left="360" w:hanging="360"/>
+      </w:pPr>
+      <w:r>
+        <w:rPr>
+          <w:b/>
+          <w:bCs/>
+          <w:color w:val="1C2321"/>
+          <w:sz w:val="22"/>
+          <w:szCs w:val="22"/>
+        </w:rPr>
+        <w:t xml:space="preserve">3. Fill in the role. </w:t>
+      </w:r>
+      <w:r>
+        <w:rPr>
+          <w:color w:val="1C2321"/>
+          <w:sz w:val="22"/>
+          <w:szCs w:val="22"/>
+        </w:rPr>
+        <w:t xml:space="preserve">"Job title" and "Company name" are required (along with your name). "Hiring manager" is optional — leave it blank and the letter starts "Dear Hiring Manager." "Where you saw it posted" is optional too, and adds a phrase like "which I saw on LinkedIn."</w:t>
+      </w:r>
+    </w:p>
+    <w:p>
+      <w:pPr>
+        <w:spacing w:after="120"/>
+        <w:ind w:left="360" w:hanging="360"/>
+      </w:pPr>
+      <w:r>
+        <w:rPr>
+          <w:b/>
+          <w:bCs/>
+          <w:color w:val="1C2321"/>
+          <w:sz w:val="22"/>
+          <w:szCs w:val="22"/>
+        </w:rPr>
+        <w:t xml:space="preserve">4. Say why you're a fit. </w:t>
+      </w:r>
+      <w:r>
+        <w:rPr>
+          <w:color w:val="1C2321"/>
+          <w:sz w:val="22"/>
+          <w:szCs w:val="22"/>
+        </w:rPr>
+        <w:t xml:space="preserve">Under "Why you're a fit," write each qualification as a phrase that starts with a past-tense verb — the letter adds the "I" for you. For example: "led a redesign that increased signups 20%." Use "+ Add another qualification" for more, and the × to remove one. The letter joins them into natural sentences.</w:t>
+      </w:r>
+    </w:p>
+    <w:p>
+      <w:pPr>
+        <w:spacing w:after="120"/>
+        <w:ind w:left="360" w:hanging="360"/>
+      </w:pPr>
+      <w:r>
+        <w:rPr>
+          <w:b/>
+          <w:bCs/>
+          <w:color w:val="1C2321"/>
+          <w:sz w:val="22"/>
+          <w:szCs w:val="22"/>
+        </w:rPr>
+        <w:t xml:space="preserve">5. Add a personal line (optional). </w:t>
+      </w:r>
+      <w:r>
+        <w:rPr>
+          <w:color w:val="1C2321"/>
+          <w:sz w:val="22"/>
+          <w:szCs w:val="22"/>
+        </w:rPr>
+        <w:t xml:space="preserve">"Why this company or role" is one or two sentences about what draws you there; leave it blank to skip it.</w:t>
+      </w:r>
+    </w:p>
+    <w:p>
+      <w:pPr>
+        <w:spacing w:after="120"/>
+        <w:ind w:left="360" w:hanging="360"/>
+      </w:pPr>
+      <w:r>
+        <w:rPr>
+          <w:b/>
+          <w:bCs/>
+          <w:color w:val="1C2321"/>
+          <w:sz w:val="22"/>
+          <w:szCs w:val="22"/>
+        </w:rPr>
+        <w:t xml:space="preserve">6. Click "Download Cover Letter PDF." </w:t>
+      </w:r>
+      <w:r>
+        <w:rPr>
+          <w:color w:val="1C2321"/>
+          <w:sz w:val="22"/>
+          <w:szCs w:val="22"/>
+        </w:rPr>
+        <w:t xml:space="preserve">The PDF is named after you (for example Jane_Doe_Cover_Letter.pdf) and is dated with today's date.</w:t>
       </w:r>
     </w:p>
     <w:p>
@@ -6100,7 +6540,7 @@
           <w:sz w:val="21"/>
           <w:szCs w:val="21"/>
         </w:rPr>
-        <w:t xml:space="preserve">If you leave the qualifications section blank, the letter is built without a dangling, awkward sentence in its place — the tool skips it cleanly rather than leaving an empty gap.</w:t>
+        <w:t xml:space="preserve">If you leave the qualifications empty, the letter is built without a dangling, awkward sentence in its place — the tool skips it cleanly rather than leaving an empty gap. What comes out is exactly what you put in, just formatted properly, so read it through before you send it. As in the Resume Builder, the PDF uses a standard font, so Korean, Chinese, Japanese, Arabic, Cyrillic, and emoji can't be drawn; the tool names the box and character if you use one.</w:t>
       </w:r>
     </w:p>
     <w:p>
@@ -6145,103 +6585,111 @@
           <w:sz w:val="22"/>
           <w:szCs w:val="22"/>
         </w:rPr>
-        <w:t xml:space="preserve">1. Choose your direction </w:t>
-      </w:r>
-      <w:r>
-        <w:rPr>
-          <w:color w:val="1C2321"/>
-          <w:sz w:val="22"/>
-          <w:szCs w:val="22"/>
-        </w:rPr>
-        <w:t xml:space="preserve">— hourly to salary, or salary to hourly.</w:t>
-      </w:r>
-    </w:p>
-    <w:p>
-      <w:pPr>
-        <w:spacing w:after="120"/>
-        <w:ind w:left="360" w:hanging="360"/>
-      </w:pPr>
-      <w:r>
-        <w:rPr>
-          <w:b/>
-          <w:bCs/>
-          <w:color w:val="1C2321"/>
-          <w:sz w:val="22"/>
-          <w:szCs w:val="22"/>
-        </w:rPr>
-        <w:t xml:space="preserve">2. Enter the amount </w:t>
-      </w:r>
-      <w:r>
-        <w:rPr>
-          <w:color w:val="1C2321"/>
-          <w:sz w:val="22"/>
-          <w:szCs w:val="22"/>
-        </w:rPr>
-        <w:t xml:space="preserve">(your hourly rate, or your annual salary, depending on direction).</w:t>
-      </w:r>
-    </w:p>
-    <w:p>
-      <w:pPr>
-        <w:spacing w:after="120"/>
-        <w:ind w:left="360" w:hanging="360"/>
-      </w:pPr>
-      <w:r>
-        <w:rPr>
-          <w:b/>
-          <w:bCs/>
-          <w:color w:val="1C2321"/>
-          <w:sz w:val="22"/>
-          <w:szCs w:val="22"/>
-        </w:rPr>
-        <w:t xml:space="preserve">3. Enter your hours per week </w:t>
-      </w:r>
-      <w:r>
-        <w:rPr>
-          <w:color w:val="1C2321"/>
-          <w:sz w:val="22"/>
-          <w:szCs w:val="22"/>
-        </w:rPr>
-        <w:t xml:space="preserve">— the default is often 40, but adjust it if yours is different.</w:t>
-      </w:r>
-    </w:p>
-    <w:p>
-      <w:pPr>
-        <w:spacing w:after="120"/>
-        <w:ind w:left="360" w:hanging="360"/>
-      </w:pPr>
-      <w:r>
-        <w:rPr>
-          <w:b/>
-          <w:bCs/>
-          <w:color w:val="1C2321"/>
-          <w:sz w:val="22"/>
-          <w:szCs w:val="22"/>
-        </w:rPr>
-        <w:t xml:space="preserve">4. Enter your weeks worked per year </w:t>
-      </w:r>
-      <w:r>
-        <w:rPr>
-          <w:color w:val="1C2321"/>
-          <w:sz w:val="22"/>
-          <w:szCs w:val="22"/>
-        </w:rPr>
-        <w:t xml:space="preserve">if you don't work all 52 (for example, if you take unpaid time off).</w:t>
-      </w:r>
-    </w:p>
-    <w:p>
-      <w:pPr>
-        <w:spacing w:after="120"/>
-        <w:ind w:left="360" w:hanging="360"/>
-      </w:pPr>
-      <w:r>
-        <w:rPr>
-          <w:b/>
-          <w:bCs/>
-          <w:color w:val="1C2321"/>
-          <w:sz w:val="22"/>
-          <w:szCs w:val="22"/>
-        </w:rPr>
-        <w:t xml:space="preserve">5. Read the converted amount.</w:t>
+        <w:t xml:space="preserve">1. Open the tool. </w:t>
+      </w:r>
+      <w:r>
+        <w:rPr>
+          <w:color w:val="1C2321"/>
+          <w:sz w:val="22"/>
+          <w:szCs w:val="22"/>
+        </w:rPr>
+        <w:t xml:space="preserve">Click the "Hourly ↔ Salary" tab.</w:t>
+      </w:r>
+    </w:p>
+    <w:p>
+      <w:pPr>
+        <w:spacing w:after="120"/>
+        <w:ind w:left="360" w:hanging="360"/>
+      </w:pPr>
+      <w:r>
+        <w:rPr>
+          <w:b/>
+          <w:bCs/>
+          <w:color w:val="1C2321"/>
+          <w:sz w:val="22"/>
+          <w:szCs w:val="22"/>
+        </w:rPr>
+        <w:t xml:space="preserve">2. Type in either box. </w:t>
+      </w:r>
+      <w:r>
+        <w:rPr>
+          <w:color w:val="1C2321"/>
+          <w:sz w:val="22"/>
+          <w:szCs w:val="22"/>
+        </w:rPr>
+        <w:t xml:space="preserve">Enter an "Hourly wage," or an "Annual salary" — the other box updates as you type. There's no direction switch to set; whichever you type in drives the other.</w:t>
+      </w:r>
+    </w:p>
+    <w:p>
+      <w:pPr>
+        <w:spacing w:after="120"/>
+        <w:ind w:left="360" w:hanging="360"/>
+      </w:pPr>
+      <w:r>
+        <w:rPr>
+          <w:b/>
+          <w:bCs/>
+          <w:color w:val="1C2321"/>
+          <w:sz w:val="22"/>
+          <w:szCs w:val="22"/>
+        </w:rPr>
+        <w:t xml:space="preserve">3. Set your hours per week. </w:t>
+      </w:r>
+      <w:r>
+        <w:rPr>
+          <w:color w:val="1C2321"/>
+          <w:sz w:val="22"/>
+          <w:szCs w:val="22"/>
+        </w:rPr>
+        <w:t xml:space="preserve">It starts at 40. You can enter anything from 1 to 168.</w:t>
+      </w:r>
+    </w:p>
+    <w:p>
+      <w:pPr>
+        <w:spacing w:after="120"/>
+        <w:ind w:left="360" w:hanging="360"/>
+      </w:pPr>
+      <w:r>
+        <w:rPr>
+          <w:b/>
+          <w:bCs/>
+          <w:color w:val="1C2321"/>
+          <w:sz w:val="22"/>
+          <w:szCs w:val="22"/>
+        </w:rPr>
+        <w:t xml:space="preserve">4. Set your weeks worked per year. </w:t>
+      </w:r>
+      <w:r>
+        <w:rPr>
+          <w:color w:val="1C2321"/>
+          <w:sz w:val="22"/>
+          <w:szCs w:val="22"/>
+        </w:rPr>
+        <w:t xml:space="preserve">It starts at 52 (no unpaid time off). If you take 2 weeks unpaid, enter 50. You can enter anything from 1 to 52.</w:t>
+      </w:r>
+    </w:p>
+    <w:p>
+      <w:pPr>
+        <w:spacing w:after="120"/>
+        <w:ind w:left="360" w:hanging="360"/>
+      </w:pPr>
+      <w:r>
+        <w:rPr>
+          <w:b/>
+          <w:bCs/>
+          <w:color w:val="1C2321"/>
+          <w:sz w:val="22"/>
+          <w:szCs w:val="22"/>
+        </w:rPr>
+        <w:t xml:space="preserve">5. Read the converted amount. </w:t>
+      </w:r>
+      <w:r>
+        <w:rPr>
+          <w:color w:val="1C2321"/>
+          <w:sz w:val="22"/>
+          <w:szCs w:val="22"/>
+        </w:rPr>
+        <w:t xml:space="preserve">Changing hours or weeks recalculates the annual salary from the hourly wage you have on screen.</w:t>
       </w:r>
     </w:p>
     <w:p>
@@ -6268,7 +6716,7 @@
           <w:sz w:val="21"/>
           <w:szCs w:val="21"/>
         </w:rPr>
-        <w:t xml:space="preserve">The default assumption of a standard 40-hour, 52-week year is common but not universal — always double check the hours and weeks fields match your actual situation before trusting the converted number.</w:t>
+        <w:t xml:space="preserve">A standard 40-hour, 52-week year is common but not universal — always check that the hours and weeks match your actual situation before trusting the converted number. Values outside the allowed range are corrected for you (for example, 80 weeks becomes 52). Annual salary is rounded to the nearest dollar, and hourly wage to the nearest cent. All amounts are in dollars and before taxes; to see what you'd actually take home, use the US Paycheck Calculator.</w:t>
       </w:r>
     </w:p>
     <w:p>
@@ -6327,7 +6775,7 @@
           <w:sz w:val="22"/>
           <w:szCs w:val="22"/>
         </w:rPr>
-        <w:t xml:space="preserve">Creates a professional invoice as a downloadable PDF, ready to send to a client.</w:t>
+        <w:t xml:space="preserve">Creates a clean invoice as a downloadable PDF, ready to send to a client.</w:t>
       </w:r>
     </w:p>
     <w:p>
@@ -6351,191 +6799,151 @@
           <w:sz w:val="22"/>
           <w:szCs w:val="22"/>
         </w:rPr>
-        <w:t xml:space="preserve">Go to Business Tools and make sure "Invoice Generator" is selected.</w:t>
-      </w:r>
-    </w:p>
-    <w:p>
-      <w:pPr>
-        <w:spacing w:after="120"/>
-        <w:ind w:left="360" w:hanging="360"/>
-      </w:pPr>
-      <w:r>
-        <w:rPr>
-          <w:b/>
-          <w:bCs/>
-          <w:color w:val="1C2321"/>
-          <w:sz w:val="22"/>
-          <w:szCs w:val="22"/>
-        </w:rPr>
-        <w:t xml:space="preserve">2. Fill in your business details </w:t>
-      </w:r>
-      <w:r>
-        <w:rPr>
-          <w:color w:val="1C2321"/>
-          <w:sz w:val="22"/>
-          <w:szCs w:val="22"/>
-        </w:rPr>
-        <w:t xml:space="preserve">— your name or company name, address, and contact information.</w:t>
-      </w:r>
-    </w:p>
-    <w:p>
-      <w:pPr>
-        <w:spacing w:after="120"/>
-        <w:ind w:left="360" w:hanging="360"/>
-      </w:pPr>
-      <w:r>
-        <w:rPr>
-          <w:b/>
-          <w:bCs/>
-          <w:color w:val="1C2321"/>
-          <w:sz w:val="22"/>
-          <w:szCs w:val="22"/>
-        </w:rPr>
-        <w:t xml:space="preserve">3. Fill in your client's details </w:t>
-      </w:r>
-      <w:r>
-        <w:rPr>
-          <w:color w:val="1C2321"/>
-          <w:sz w:val="22"/>
-          <w:szCs w:val="22"/>
-        </w:rPr>
-        <w:t xml:space="preserve">the same way.</w:t>
-      </w:r>
-    </w:p>
-    <w:p>
-      <w:pPr>
-        <w:spacing w:after="120"/>
-        <w:ind w:left="360" w:hanging="360"/>
-      </w:pPr>
-      <w:r>
-        <w:rPr>
-          <w:b/>
-          <w:bCs/>
-          <w:color w:val="1C2321"/>
-          <w:sz w:val="22"/>
-          <w:szCs w:val="22"/>
-        </w:rPr>
-        <w:t xml:space="preserve">4. Add an invoice number and date </w:t>
-      </w:r>
-      <w:r>
-        <w:rPr>
-          <w:color w:val="1C2321"/>
-          <w:sz w:val="22"/>
-          <w:szCs w:val="22"/>
-        </w:rPr>
-        <w:t xml:space="preserve">if not already filled in for you.</w:t>
-      </w:r>
-    </w:p>
-    <w:p>
-      <w:pPr>
-        <w:spacing w:after="120"/>
-        <w:ind w:left="360" w:hanging="360"/>
-      </w:pPr>
-      <w:r>
-        <w:rPr>
-          <w:b/>
-          <w:bCs/>
-          <w:color w:val="1C2321"/>
-          <w:sz w:val="22"/>
-          <w:szCs w:val="22"/>
-        </w:rPr>
-        <w:t xml:space="preserve">5. Add line items. </w:t>
-      </w:r>
-      <w:r>
-        <w:rPr>
-          <w:color w:val="1C2321"/>
-          <w:sz w:val="22"/>
-          <w:szCs w:val="22"/>
-        </w:rPr>
-        <w:t xml:space="preserve">Click "Add item" for each product or service, filling in a description, quantity, and price. The line total and running total update automatically.</w:t>
-      </w:r>
-    </w:p>
-    <w:p>
-      <w:pPr>
-        <w:spacing w:after="120"/>
-        <w:ind w:left="360" w:hanging="360"/>
-      </w:pPr>
-      <w:r>
-        <w:rPr>
-          <w:b/>
-          <w:bCs/>
-          <w:color w:val="1C2321"/>
-          <w:sz w:val="22"/>
-          <w:szCs w:val="22"/>
-        </w:rPr>
-        <w:t xml:space="preserve">6. Add tax or a discount </w:t>
-      </w:r>
-      <w:r>
-        <w:rPr>
-          <w:color w:val="1C2321"/>
-          <w:sz w:val="22"/>
-          <w:szCs w:val="22"/>
-        </w:rPr>
-        <w:t xml:space="preserve">if applicable, using the relevant fields.</w:t>
-      </w:r>
-    </w:p>
-    <w:p>
-      <w:pPr>
-        <w:spacing w:after="120"/>
-        <w:ind w:left="360" w:hanging="360"/>
-      </w:pPr>
-      <w:r>
-        <w:rPr>
-          <w:b/>
-          <w:bCs/>
-          <w:color w:val="1C2321"/>
-          <w:sz w:val="22"/>
-          <w:szCs w:val="22"/>
-        </w:rPr>
-        <w:t xml:space="preserve">7. Add payment terms or notes </w:t>
-      </w:r>
-      <w:r>
-        <w:rPr>
-          <w:color w:val="1C2321"/>
-          <w:sz w:val="22"/>
-          <w:szCs w:val="22"/>
-        </w:rPr>
-        <w:t xml:space="preserve">if you want them on the invoice (like a due date or bank details).</w:t>
-      </w:r>
-    </w:p>
-    <w:p>
-      <w:pPr>
-        <w:spacing w:after="120"/>
-        <w:ind w:left="360" w:hanging="360"/>
-      </w:pPr>
-      <w:r>
-        <w:rPr>
-          <w:b/>
-          <w:bCs/>
-          <w:color w:val="1C2321"/>
-          <w:sz w:val="22"/>
-          <w:szCs w:val="22"/>
-        </w:rPr>
-        <w:t xml:space="preserve">8. Preview </w:t>
-      </w:r>
-      <w:r>
-        <w:rPr>
-          <w:color w:val="1C2321"/>
-          <w:sz w:val="22"/>
-          <w:szCs w:val="22"/>
-        </w:rPr>
-        <w:t xml:space="preserve">to check everything looks right.</w:t>
-      </w:r>
-    </w:p>
-    <w:p>
-      <w:pPr>
-        <w:spacing w:after="120"/>
-        <w:ind w:left="360" w:hanging="360"/>
-      </w:pPr>
-      <w:r>
-        <w:rPr>
-          <w:b/>
-          <w:bCs/>
-          <w:color w:val="1C2321"/>
-          <w:sz w:val="22"/>
-          <w:szCs w:val="22"/>
-        </w:rPr>
-        <w:t xml:space="preserve">9. Click "Download PDF."</w:t>
+        <w:t xml:space="preserve">Go to Business Tools and make sure "Invoice Generator" is selected (it's the first tab).</w:t>
+      </w:r>
+    </w:p>
+    <w:p>
+      <w:pPr>
+        <w:spacing w:after="120"/>
+        <w:ind w:left="360" w:hanging="360"/>
+      </w:pPr>
+      <w:r>
+        <w:rPr>
+          <w:b/>
+          <w:bCs/>
+          <w:color w:val="1C2321"/>
+          <w:sz w:val="22"/>
+          <w:szCs w:val="22"/>
+        </w:rPr>
+        <w:t xml:space="preserve">2. Fill in the From / To details. </w:t>
+      </w:r>
+      <w:r>
+        <w:rPr>
+          <w:color w:val="1C2321"/>
+          <w:sz w:val="22"/>
+          <w:szCs w:val="22"/>
+        </w:rPr>
+        <w:t xml:space="preserve">"Your name / business," "Your email," and (optionally) "Your address" go on the left; "Bill to," "Client email," and (optionally) "Client address" go on the right. Addresses can run over several lines.</w:t>
+      </w:r>
+    </w:p>
+    <w:p>
+      <w:pPr>
+        <w:spacing w:after="120"/>
+        <w:ind w:left="360" w:hanging="360"/>
+      </w:pPr>
+      <w:r>
+        <w:rPr>
+          <w:b/>
+          <w:bCs/>
+          <w:color w:val="1C2321"/>
+          <w:sz w:val="22"/>
+          <w:szCs w:val="22"/>
+        </w:rPr>
+        <w:t xml:space="preserve">3. Fill in the invoice details. </w:t>
+      </w:r>
+      <w:r>
+        <w:rPr>
+          <w:color w:val="1C2321"/>
+          <w:sz w:val="22"/>
+          <w:szCs w:val="22"/>
+        </w:rPr>
+        <w:t xml:space="preserve">"Invoice #," "Date," and "Due date" are plain text boxes, so type them the way you want them to appear (the greyed examples show the idea, like INV-001 and 2026-08-24). Leave any of them empty and it simply won't be printed.</w:t>
+      </w:r>
+    </w:p>
+    <w:p>
+      <w:pPr>
+        <w:spacing w:after="120"/>
+        <w:ind w:left="360" w:hanging="360"/>
+      </w:pPr>
+      <w:r>
+        <w:rPr>
+          <w:b/>
+          <w:bCs/>
+          <w:color w:val="1C2321"/>
+          <w:sz w:val="22"/>
+          <w:szCs w:val="22"/>
+        </w:rPr>
+        <w:t xml:space="preserve">4. Edit the line items. </w:t>
+      </w:r>
+      <w:r>
+        <w:rPr>
+          <w:color w:val="1C2321"/>
+          <w:sz w:val="22"/>
+          <w:szCs w:val="22"/>
+        </w:rPr>
+        <w:t xml:space="preserve">Two example lines are there to start with — change them or remove them with the × button on the right of each row. Click "+ Add line item" for each product or service, then fill in a description, a quantity, and a unit price. The line total appears automatically. The ↑ and ↓ buttons move a line up or down. Quantity and price can't go below zero.</w:t>
+      </w:r>
+    </w:p>
+    <w:p>
+      <w:pPr>
+        <w:spacing w:after="120"/>
+        <w:ind w:left="360" w:hanging="360"/>
+      </w:pPr>
+      <w:r>
+        <w:rPr>
+          <w:b/>
+          <w:bCs/>
+          <w:color w:val="1C2321"/>
+          <w:sz w:val="22"/>
+          <w:szCs w:val="22"/>
+        </w:rPr>
+        <w:t xml:space="preserve">5. Add a discount or tax if you need to. </w:t>
+      </w:r>
+      <w:r>
+        <w:rPr>
+          <w:color w:val="1C2321"/>
+          <w:sz w:val="22"/>
+          <w:szCs w:val="22"/>
+        </w:rPr>
+        <w:t xml:space="preserve">"Discount (%)" (0 to 100) is taken off the subtotal first, and "Tax rate (%)" is then charged on the discounted amount. The box beside them shows Subtotal, Discount (only when there is one), Tax, and Total as you type, so you can check the numbers before downloading. All amounts are in US dollars ($).</w:t>
+      </w:r>
+    </w:p>
+    <w:p>
+      <w:pPr>
+        <w:spacing w:after="120"/>
+        <w:ind w:left="360" w:hanging="360"/>
+      </w:pPr>
+      <w:r>
+        <w:rPr>
+          <w:b/>
+          <w:bCs/>
+          <w:color w:val="1C2321"/>
+          <w:sz w:val="22"/>
+          <w:szCs w:val="22"/>
+        </w:rPr>
+        <w:t xml:space="preserve">6. Add notes if you want them. </w:t>
+      </w:r>
+      <w:r>
+        <w:rPr>
+          <w:color w:val="1C2321"/>
+          <w:sz w:val="22"/>
+          <w:szCs w:val="22"/>
+        </w:rPr>
+        <w:t xml:space="preserve">Anything in "Notes (optional)" — payment terms, bank details, a thank-you — is printed at the bottom of the invoice, and the line breaks you type are kept.</w:t>
+      </w:r>
+    </w:p>
+    <w:p>
+      <w:pPr>
+        <w:spacing w:after="120"/>
+        <w:ind w:left="360" w:hanging="360"/>
+      </w:pPr>
+      <w:r>
+        <w:rPr>
+          <w:b/>
+          <w:bCs/>
+          <w:color w:val="1C2321"/>
+          <w:sz w:val="22"/>
+          <w:szCs w:val="22"/>
+        </w:rPr>
+        <w:t xml:space="preserve">7. Click "Download Invoice PDF." </w:t>
+      </w:r>
+      <w:r>
+        <w:rPr>
+          <w:color w:val="1C2321"/>
+          <w:sz w:val="22"/>
+          <w:szCs w:val="22"/>
+        </w:rPr>
+        <w:t xml:space="preserve">The PDF downloads named after your invoice number (for example INV-001.pdf), or invoice.pdf if you left the number empty. A long invoice simply continues onto a second page.</w:t>
       </w:r>
     </w:p>
     <w:p>
@@ -6562,7 +6970,7 @@
           <w:sz w:val="21"/>
           <w:szCs w:val="21"/>
         </w:rPr>
-        <w:t xml:space="preserve">Nothing you enter is saved anywhere between visits — if you send invoices to the same clients regularly, keep a copy of the filled-in details somewhere on your own device so you're not retyping them every time.</w:t>
+        <w:t xml:space="preserve">Nothing you enter is saved anywhere between visits — if you send invoices to the same clients regularly, keep a copy of the filled-in details somewhere on your own device so you're not retyping them every time. The invoice PDF uses a standard font, so English and Western European letters (é, ñ, ü), numbers, and symbols like € all work, but Korean, Chinese, Japanese, Arabic, Cyrillic, and emoji can't be drawn on it. If you type one, the tool tells you which box and which character is the problem so you can write that part in Latin letters and try again.</w:t>
       </w:r>
     </w:p>
     <w:p>
@@ -6591,7 +6999,7 @@
           <w:sz w:val="22"/>
           <w:szCs w:val="22"/>
         </w:rPr>
-        <w:t xml:space="preserve">Turns a link or short text into a scannable QR code, with custom colors, downloadable as a PNG.</w:t>
+        <w:t xml:space="preserve">Turns a link or text into a scannable QR code, with your own colors, downloadable as a PNG.</w:t>
       </w:r>
     </w:p>
     <w:p>
@@ -6639,79 +7047,127 @@
           <w:sz w:val="22"/>
           <w:szCs w:val="22"/>
         </w:rPr>
-        <w:t xml:space="preserve">into the input field.</w:t>
-      </w:r>
-    </w:p>
-    <w:p>
-      <w:pPr>
-        <w:spacing w:after="120"/>
-        <w:ind w:left="360" w:hanging="360"/>
-      </w:pPr>
-      <w:r>
-        <w:rPr>
-          <w:b/>
-          <w:bCs/>
-          <w:color w:val="1C2321"/>
-          <w:sz w:val="22"/>
-          <w:szCs w:val="22"/>
-        </w:rPr>
-        <w:t xml:space="preserve">3. Watch the QR code update live </w:t>
-      </w:r>
-      <w:r>
-        <w:rPr>
-          <w:color w:val="1C2321"/>
-          <w:sz w:val="22"/>
-          <w:szCs w:val="22"/>
-        </w:rPr>
-        <w:t xml:space="preserve">as you type — there's no separate "generate" button to click first.</w:t>
-      </w:r>
-    </w:p>
-    <w:p>
-      <w:pPr>
-        <w:spacing w:after="120"/>
-        <w:ind w:left="360" w:hanging="360"/>
-      </w:pPr>
-      <w:r>
-        <w:rPr>
-          <w:b/>
-          <w:bCs/>
-          <w:color w:val="1C2321"/>
-          <w:sz w:val="22"/>
-          <w:szCs w:val="22"/>
-        </w:rPr>
-        <w:t xml:space="preserve">4. Customize the colors </w:t>
-      </w:r>
-      <w:r>
-        <w:rPr>
-          <w:color w:val="1C2321"/>
-          <w:sz w:val="22"/>
-          <w:szCs w:val="22"/>
-        </w:rPr>
-        <w:t xml:space="preserve">if you want, using the color pickers for the foreground and background.</w:t>
-      </w:r>
-    </w:p>
-    <w:p>
-      <w:pPr>
-        <w:spacing w:after="120"/>
-        <w:ind w:left="360" w:hanging="360"/>
-      </w:pPr>
-      <w:r>
-        <w:rPr>
-          <w:b/>
-          <w:bCs/>
-          <w:color w:val="1C2321"/>
-          <w:sz w:val="22"/>
-          <w:szCs w:val="22"/>
-        </w:rPr>
-        <w:t xml:space="preserve">5. Click "Download" </w:t>
-      </w:r>
-      <w:r>
-        <w:rPr>
-          <w:color w:val="1C2321"/>
-          <w:sz w:val="22"/>
-          <w:szCs w:val="22"/>
-        </w:rPr>
-        <w:t xml:space="preserve">to save it as a PNG image.</w:t>
+        <w:t xml:space="preserve">into "Link or text." The code updates as you type — there's no separate "generate" button. The box can hold several lines, which is handy for a contact card or an address. If you clear it, the code goes away and a note asks you to type something (the tool never quietly makes a code for a different link).</w:t>
+      </w:r>
+    </w:p>
+    <w:p>
+      <w:pPr>
+        <w:spacing w:after="120"/>
+        <w:ind w:left="360" w:hanging="360"/>
+      </w:pPr>
+      <w:r>
+        <w:rPr>
+          <w:b/>
+          <w:bCs/>
+          <w:color w:val="1C2321"/>
+          <w:sz w:val="22"/>
+          <w:szCs w:val="22"/>
+        </w:rPr>
+        <w:t xml:space="preserve">3. Customize the colors (optional). </w:t>
+      </w:r>
+      <w:r>
+        <w:rPr>
+          <w:color w:val="1C2321"/>
+          <w:sz w:val="22"/>
+          <w:szCs w:val="22"/>
+        </w:rPr>
+        <w:t xml:space="preserve">Click the colored squares under "Code color" and "Background" to pick new colors; the code you see updates immediately.</w:t>
+      </w:r>
+    </w:p>
+    <w:p>
+      <w:pPr>
+        <w:spacing w:after="120"/>
+        <w:ind w:left="360" w:hanging="360"/>
+      </w:pPr>
+      <w:r>
+        <w:rPr>
+          <w:b/>
+          <w:bCs/>
+          <w:color w:val="1C2321"/>
+          <w:sz w:val="22"/>
+          <w:szCs w:val="22"/>
+        </w:rPr>
+        <w:t xml:space="preserve">4. Choose the size. </w:t>
+      </w:r>
+      <w:r>
+        <w:rPr>
+          <w:color w:val="1C2321"/>
+          <w:sz w:val="22"/>
+          <w:szCs w:val="22"/>
+        </w:rPr>
+        <w:t xml:space="preserve">"Size" sets the picture you download: 256, 512 (the default), or 1024 pixels square. The preview on screen stays the same size.</w:t>
+      </w:r>
+    </w:p>
+    <w:p>
+      <w:pPr>
+        <w:spacing w:after="120"/>
+        <w:ind w:left="360" w:hanging="360"/>
+      </w:pPr>
+      <w:r>
+        <w:rPr>
+          <w:b/>
+          <w:bCs/>
+          <w:color w:val="1C2321"/>
+          <w:sz w:val="22"/>
+          <w:szCs w:val="22"/>
+        </w:rPr>
+        <w:t xml:space="preserve">5. Choose the error correction. </w:t>
+      </w:r>
+      <w:r>
+        <w:rPr>
+          <w:color w:val="1C2321"/>
+          <w:sz w:val="22"/>
+          <w:szCs w:val="22"/>
+        </w:rPr>
+        <w:t xml:space="preserve">Low gives the smallest, simplest code; High (the default) is the most resistant to smudges, scratches, or a logo placed over it, but makes the code denser. If your text is too long for the level you chose, the tool uses the next lower level automatically and tells you.</w:t>
+      </w:r>
+    </w:p>
+    <w:p>
+      <w:pPr>
+        <w:spacing w:after="120"/>
+        <w:ind w:left="360" w:hanging="360"/>
+      </w:pPr>
+      <w:r>
+        <w:rPr>
+          <w:b/>
+          <w:bCs/>
+          <w:color w:val="1C2321"/>
+          <w:sz w:val="22"/>
+          <w:szCs w:val="22"/>
+        </w:rPr>
+        <w:t xml:space="preserve">6. Read the notes under the code. </w:t>
+      </w:r>
+      <w:r>
+        <w:rPr>
+          <w:color w:val="1C2321"/>
+          <w:sz w:val="22"/>
+          <w:szCs w:val="22"/>
+        </w:rPr>
+        <w:t xml:space="preserve">A message appears if the two colors are too close together, if the code is lighter than its background, or if there is so much text that the code gets very dense and needs a bigger size.</w:t>
+      </w:r>
+    </w:p>
+    <w:p>
+      <w:pPr>
+        <w:spacing w:after="120"/>
+        <w:ind w:left="360" w:hanging="360"/>
+      </w:pPr>
+      <w:r>
+        <w:rPr>
+          <w:b/>
+          <w:bCs/>
+          <w:color w:val="1C2321"/>
+          <w:sz w:val="22"/>
+          <w:szCs w:val="22"/>
+        </w:rPr>
+        <w:t xml:space="preserve">7. Click "Download PNG." </w:t>
+      </w:r>
+      <w:r>
+        <w:rPr>
+          <w:color w:val="1C2321"/>
+          <w:sz w:val="22"/>
+          <w:szCs w:val="22"/>
+        </w:rPr>
+        <w:t xml:space="preserve">The code downloads as qr-code.png at the size you chose, with the blank border that scanners need already around it.</w:t>
       </w:r>
     </w:p>
     <w:p>
@@ -6738,7 +7194,7 @@
           <w:sz w:val="21"/>
           <w:szCs w:val="21"/>
         </w:rPr>
-        <w:t xml:space="preserve">Before printing a QR code anywhere permanent (business cards, signage), scan it yourself with your phone's camera first to confirm it goes to the right place — this is especially important if you customized the colors, since low contrast between foreground and background can make a code harder for some scanners to read.</w:t>
+        <w:t xml:space="preserve">Before printing a QR code anywhere permanent (business cards, signage), scan it yourself with your phone's camera first to confirm it goes to the right place — this matters most if you customized the colors. Dark code on a light background is the safest combination. A code can hold about 2,900 characters at Low error correction and about 1,270 at High, but shorter text makes an easier-to-scan code, so links and short messages work best. Korean and other non-English text, accented letters, and emoji scan back exactly as typed.</w:t>
       </w:r>
     </w:p>
     <w:p>
@@ -6768,7 +7224,7 @@
           <w:sz w:val="22"/>
           <w:szCs w:val="22"/>
         </w:rPr>
-        <w:t xml:space="preserve">All 3 tools live on one page, Writing &amp; AI Tools, as tabs. None of these claim to be an "AI detector" — see why on the tool page itself.</w:t>
+        <w:t xml:space="preserve">All 3 tools live on one page, Writing &amp; AI Tools, as tabs, and they share one "Your text" box at the top. None of them claims to be an "AI detector" — here is why we draw that line.</w:t>
       </w:r>
     </w:p>
     <w:p>
@@ -6776,12 +7232,12 @@
         <w:pStyle w:val="Heading2"/>
         <w:spacing w:after="100" w:before="240"/>
       </w:pPr>
-      <w:bookmarkStart w:name="tool-writing-flagged-phrases" w:id="1"/>
-      <w:r>
-        <w:rPr>
-          <w:color w:val="1C2321"/>
-        </w:rPr>
-        <w:t xml:space="preserve">Flagged Phrases</w:t>
+      <w:bookmarkStart w:name="tool-writing-ai-clich-check" w:id="1"/>
+      <w:r>
+        <w:rPr>
+          <w:color w:val="1C2321"/>
+        </w:rPr>
+        <w:t xml:space="preserve">AI-Cliché Check</w:t>
       </w:r>
       <w:bookmarkEnd w:id="1"/>
     </w:p>
@@ -6797,127 +7253,127 @@
           <w:sz w:val="22"/>
           <w:szCs w:val="22"/>
         </w:rPr>
-        <w:t xml:space="preserve">Scans your text for common phrases and clichés that read as AI-generated or overly formulaic, and highlights them.</w:t>
-      </w:r>
-    </w:p>
-    <w:p>
-      <w:pPr>
-        <w:spacing w:after="120"/>
-        <w:ind w:left="360" w:hanging="360"/>
-      </w:pPr>
-      <w:r>
-        <w:rPr>
-          <w:b/>
-          <w:bCs/>
-          <w:color w:val="1C2321"/>
-          <w:sz w:val="22"/>
-          <w:szCs w:val="22"/>
-        </w:rPr>
-        <w:t xml:space="preserve">1. Open the tool. </w:t>
-      </w:r>
-      <w:r>
-        <w:rPr>
-          <w:color w:val="1C2321"/>
-          <w:sz w:val="22"/>
-          <w:szCs w:val="22"/>
-        </w:rPr>
-        <w:t xml:space="preserve">Go to Writing &amp; AI Tools and make sure "Flagged Phrases" is selected.</w:t>
-      </w:r>
-    </w:p>
-    <w:p>
-      <w:pPr>
-        <w:spacing w:after="120"/>
-        <w:ind w:left="360" w:hanging="360"/>
-      </w:pPr>
-      <w:r>
-        <w:rPr>
-          <w:b/>
-          <w:bCs/>
-          <w:color w:val="1C2321"/>
-          <w:sz w:val="22"/>
-          <w:szCs w:val="22"/>
-        </w:rPr>
-        <w:t xml:space="preserve">2. Paste your text </w:t>
-      </w:r>
-      <w:r>
-        <w:rPr>
-          <w:color w:val="1C2321"/>
-          <w:sz w:val="22"/>
-          <w:szCs w:val="22"/>
-        </w:rPr>
-        <w:t xml:space="preserve">into the box.</w:t>
-      </w:r>
-    </w:p>
-    <w:p>
-      <w:pPr>
-        <w:spacing w:after="120"/>
-        <w:ind w:left="360" w:hanging="360"/>
-      </w:pPr>
-      <w:r>
-        <w:rPr>
-          <w:b/>
-          <w:bCs/>
-          <w:color w:val="1C2321"/>
-          <w:sz w:val="22"/>
-          <w:szCs w:val="22"/>
-        </w:rPr>
-        <w:t xml:space="preserve">3. Read the highlighted results. </w:t>
-      </w:r>
-      <w:r>
-        <w:rPr>
-          <w:color w:val="1C2321"/>
-          <w:sz w:val="22"/>
-          <w:szCs w:val="22"/>
-        </w:rPr>
-        <w:t xml:space="preserve">Flagged phrases are marked directly in your text as you look at it.</w:t>
-      </w:r>
-    </w:p>
-    <w:p>
-      <w:pPr>
-        <w:spacing w:after="120"/>
-        <w:ind w:left="360" w:hanging="360"/>
-      </w:pPr>
-      <w:r>
-        <w:rPr>
-          <w:b/>
-          <w:bCs/>
-          <w:color w:val="1C2321"/>
-          <w:sz w:val="22"/>
-          <w:szCs w:val="22"/>
-        </w:rPr>
-        <w:t xml:space="preserve">4. Hover over or click a flagged phrase </w:t>
-      </w:r>
-      <w:r>
-        <w:rPr>
-          <w:color w:val="1C2321"/>
-          <w:sz w:val="22"/>
-          <w:szCs w:val="22"/>
-        </w:rPr>
-        <w:t xml:space="preserve">(if the tool shows this) to see a plain-language suggestion for what to say instead.</w:t>
-      </w:r>
-    </w:p>
-    <w:p>
-      <w:pPr>
-        <w:spacing w:after="120"/>
-        <w:ind w:left="360" w:hanging="360"/>
-      </w:pPr>
-      <w:r>
-        <w:rPr>
-          <w:b/>
-          <w:bCs/>
-          <w:color w:val="1C2321"/>
-          <w:sz w:val="22"/>
-          <w:szCs w:val="22"/>
-        </w:rPr>
-        <w:t xml:space="preserve">5. Edit your original text </w:t>
-      </w:r>
-      <w:r>
-        <w:rPr>
-          <w:color w:val="1C2321"/>
-          <w:sz w:val="22"/>
-          <w:szCs w:val="22"/>
-        </w:rPr>
-        <w:t xml:space="preserve">based on what feels right — the suggestions are a starting point, not a rule to follow every time.</w:t>
+        <w:t xml:space="preserve">Scans your text for words and phrases that often make writing sound stock or AI-generated ("delve", "tapestry", "it's important to note that") and highlights them in context. It looks for phrases only — not grammar or spelling.</w:t>
+      </w:r>
+    </w:p>
+    <w:p>
+      <w:pPr>
+        <w:spacing w:after="120"/>
+        <w:ind w:left="360" w:hanging="360"/>
+      </w:pPr>
+      <w:r>
+        <w:rPr>
+          <w:b/>
+          <w:bCs/>
+          <w:color w:val="1C2321"/>
+          <w:sz w:val="22"/>
+          <w:szCs w:val="22"/>
+        </w:rPr>
+        <w:t xml:space="preserve">1. Paste your text </w:t>
+      </w:r>
+      <w:r>
+        <w:rPr>
+          <w:color w:val="1C2321"/>
+          <w:sz w:val="22"/>
+          <w:szCs w:val="22"/>
+        </w:rPr>
+        <w:t xml:space="preserve">into the "Your text" box at the top of the page. It needs at least 12 words; with fewer, the page says "Paste a bit more text".</w:t>
+      </w:r>
+    </w:p>
+    <w:p>
+      <w:pPr>
+        <w:spacing w:after="120"/>
+        <w:ind w:left="360" w:hanging="360"/>
+      </w:pPr>
+      <w:r>
+        <w:rPr>
+          <w:b/>
+          <w:bCs/>
+          <w:color w:val="1C2321"/>
+          <w:sz w:val="22"/>
+          <w:szCs w:val="22"/>
+        </w:rPr>
+        <w:t xml:space="preserve">2. Click "Analyze Text". </w:t>
+      </w:r>
+      <w:r>
+        <w:rPr>
+          <w:color w:val="1C2321"/>
+          <w:sz w:val="22"/>
+          <w:szCs w:val="22"/>
+        </w:rPr>
+        <w:t xml:space="preserve">The results appear under the "AI-Cliché Check" tab, and the line under the button says how many words it read and how many flagged phrases it found.</w:t>
+      </w:r>
+    </w:p>
+    <w:p>
+      <w:pPr>
+        <w:spacing w:after="120"/>
+        <w:ind w:left="360" w:hanging="360"/>
+      </w:pPr>
+      <w:r>
+        <w:rPr>
+          <w:b/>
+          <w:bCs/>
+          <w:color w:val="1C2321"/>
+          <w:sz w:val="22"/>
+          <w:szCs w:val="22"/>
+        </w:rPr>
+        <w:t xml:space="preserve">3. Read the highlighted text. </w:t>
+      </w:r>
+      <w:r>
+        <w:rPr>
+          <w:color w:val="1C2321"/>
+          <w:sz w:val="22"/>
+          <w:szCs w:val="22"/>
+        </w:rPr>
+        <w:t xml:space="preserve">Each flagged phrase is highlighted in your own text in one of three colors — strong signal, promotional, or light signal (only matters in clusters). Hover over a highlight to see a suggested replacement (on a phone, where there is no hover, the "Smooth It Out" tab lists the same suggestions).</w:t>
+      </w:r>
+    </w:p>
+    <w:p>
+      <w:pPr>
+        <w:spacing w:after="120"/>
+        <w:ind w:left="360" w:hanging="360"/>
+      </w:pPr>
+      <w:r>
+        <w:rPr>
+          <w:b/>
+          <w:bCs/>
+          <w:color w:val="1C2321"/>
+          <w:sz w:val="22"/>
+          <w:szCs w:val="22"/>
+        </w:rPr>
+        <w:t xml:space="preserve">4. Read the numbers and notes under it: </w:t>
+      </w:r>
+      <w:r>
+        <w:rPr>
+          <w:color w:val="1C2321"/>
+          <w:sz w:val="22"/>
+          <w:szCs w:val="22"/>
+        </w:rPr>
+        <w:t xml:space="preserve">words, sentences, flagged instances, and unique phrases; then notes such as an opening or closing stock phrase, unusually uniform sentence lengths, no contractions in a long text, or lots of em dashes; then a list of every flagged phrase, with ×2, ×3, … when one repeats.</w:t>
+      </w:r>
+    </w:p>
+    <w:p>
+      <w:pPr>
+        <w:spacing w:after="120"/>
+        <w:ind w:left="360" w:hanging="360"/>
+      </w:pPr>
+      <w:r>
+        <w:rPr>
+          <w:b/>
+          <w:bCs/>
+          <w:color w:val="1C2321"/>
+          <w:sz w:val="22"/>
+          <w:szCs w:val="22"/>
+        </w:rPr>
+        <w:t xml:space="preserve">5. Edit your text and click "Analyze Text" again. </w:t>
+      </w:r>
+      <w:r>
+        <w:rPr>
+          <w:color w:val="1C2321"/>
+          <w:sz w:val="22"/>
+          <w:szCs w:val="22"/>
+        </w:rPr>
+        <w:t xml:space="preserve">The results do not update by themselves: once you change the text, a yellow note says "Text changed since this was analyzed" and the old results are dimmed until you analyze again.</w:t>
       </w:r>
     </w:p>
     <w:p>
@@ -6944,7 +7400,7 @@
           <w:sz w:val="21"/>
           <w:szCs w:val="21"/>
         </w:rPr>
-        <w:t xml:space="preserve">This is a pattern-matching tool that looks for specific known phrases, not a machine-learning AI detector — it can't tell you with certainty whether text was AI-written, and doesn't claim to. It just flags language patterns that commonly read as stiff or formulaic, whoever wrote them.</w:t>
+        <w:t xml:space="preserve">This is a pattern-matcher for known phrases, not an AI detector. It cannot prove that text was or was not written by AI: plenty of people write "robust" or "furthermore", and polished AI text can avoid every flagged word. Treat a flag as a nudge to reconsider a phrase — especially for careful, formal, or non-native English writing, which checks like this can unfairly flag. Your text stays in your browser.</w:t>
       </w:r>
     </w:p>
     <w:p>
@@ -6973,103 +7429,103 @@
           <w:sz w:val="22"/>
           <w:szCs w:val="22"/>
         </w:rPr>
-        <w:t xml:space="preserve">Suggests rewrites for sentences that read as stiff or overly formal.</w:t>
-      </w:r>
-    </w:p>
-    <w:p>
-      <w:pPr>
-        <w:spacing w:after="120"/>
-        <w:ind w:left="360" w:hanging="360"/>
-      </w:pPr>
-      <w:r>
-        <w:rPr>
-          <w:b/>
-          <w:bCs/>
-          <w:color w:val="1C2321"/>
-          <w:sz w:val="22"/>
-          <w:szCs w:val="22"/>
-        </w:rPr>
-        <w:t xml:space="preserve">1. Open the tool. </w:t>
-      </w:r>
-      <w:r>
-        <w:rPr>
-          <w:color w:val="1C2321"/>
-          <w:sz w:val="22"/>
-          <w:szCs w:val="22"/>
-        </w:rPr>
-        <w:t xml:space="preserve">Click the "Smooth It Out" tab.</w:t>
-      </w:r>
-    </w:p>
-    <w:p>
-      <w:pPr>
-        <w:spacing w:after="120"/>
-        <w:ind w:left="360" w:hanging="360"/>
-      </w:pPr>
-      <w:r>
-        <w:rPr>
-          <w:b/>
-          <w:bCs/>
-          <w:color w:val="1C2321"/>
-          <w:sz w:val="22"/>
-          <w:szCs w:val="22"/>
-        </w:rPr>
-        <w:t xml:space="preserve">2. Paste your text </w:t>
-      </w:r>
-      <w:r>
-        <w:rPr>
-          <w:color w:val="1C2321"/>
-          <w:sz w:val="22"/>
-          <w:szCs w:val="22"/>
-        </w:rPr>
-        <w:t xml:space="preserve">into the box.</w:t>
-      </w:r>
-    </w:p>
-    <w:p>
-      <w:pPr>
-        <w:spacing w:after="120"/>
-        <w:ind w:left="360" w:hanging="360"/>
-      </w:pPr>
-      <w:r>
-        <w:rPr>
-          <w:b/>
-          <w:bCs/>
-          <w:color w:val="1C2321"/>
-          <w:sz w:val="22"/>
-          <w:szCs w:val="22"/>
-        </w:rPr>
-        <w:t xml:space="preserve">3. Read the suggested rewrites </w:t>
-      </w:r>
-      <w:r>
-        <w:rPr>
-          <w:color w:val="1C2321"/>
-          <w:sz w:val="22"/>
-          <w:szCs w:val="22"/>
-        </w:rPr>
-        <w:t xml:space="preserve">shown alongside or below the flagged sentences.</w:t>
-      </w:r>
-    </w:p>
-    <w:p>
-      <w:pPr>
-        <w:spacing w:after="120"/>
-        <w:ind w:left="360" w:hanging="360"/>
-      </w:pPr>
-      <w:r>
-        <w:rPr>
-          <w:b/>
-          <w:bCs/>
-          <w:color w:val="1C2321"/>
-          <w:sz w:val="22"/>
-          <w:szCs w:val="22"/>
-        </w:rPr>
-        <w:t xml:space="preserve">4. Accept or ignore each suggestion </w:t>
-      </w:r>
-      <w:r>
-        <w:rPr>
-          <w:color w:val="1C2321"/>
-          <w:sz w:val="22"/>
-          <w:szCs w:val="22"/>
-        </w:rPr>
-        <w:t xml:space="preserve">by editing your own text — nothing is changed automatically.</w:t>
+        <w:t xml:space="preserve">Lists plainer replacements for the phrases found in your text. Nothing is rewritten for you.</w:t>
+      </w:r>
+    </w:p>
+    <w:p>
+      <w:pPr>
+        <w:spacing w:after="120"/>
+        <w:ind w:left="360" w:hanging="360"/>
+      </w:pPr>
+      <w:r>
+        <w:rPr>
+          <w:b/>
+          <w:bCs/>
+          <w:color w:val="1C2321"/>
+          <w:sz w:val="22"/>
+          <w:szCs w:val="22"/>
+        </w:rPr>
+        <w:t xml:space="preserve">1. Analyze your text first: </w:t>
+      </w:r>
+      <w:r>
+        <w:rPr>
+          <w:color w:val="1C2321"/>
+          <w:sz w:val="22"/>
+          <w:szCs w:val="22"/>
+        </w:rPr>
+        <w:t xml:space="preserve">paste it into the "Your text" box and click "Analyze Text". This tab uses the same analysis as the first tab.</w:t>
+      </w:r>
+    </w:p>
+    <w:p>
+      <w:pPr>
+        <w:spacing w:after="120"/>
+        <w:ind w:left="360" w:hanging="360"/>
+      </w:pPr>
+      <w:r>
+        <w:rPr>
+          <w:b/>
+          <w:bCs/>
+          <w:color w:val="1C2321"/>
+          <w:sz w:val="22"/>
+          <w:szCs w:val="22"/>
+        </w:rPr>
+        <w:t xml:space="preserve">2. Open the "Smooth It Out" tab. </w:t>
+      </w:r>
+      <w:r>
+        <w:rPr>
+          <w:color w:val="1C2321"/>
+          <w:sz w:val="22"/>
+          <w:szCs w:val="22"/>
+        </w:rPr>
+        <w:t xml:space="preserve">Your text appears again with the same highlights.</w:t>
+      </w:r>
+    </w:p>
+    <w:p>
+      <w:pPr>
+        <w:spacing w:after="120"/>
+        <w:ind w:left="360" w:hanging="360"/>
+      </w:pPr>
+      <w:r>
+        <w:rPr>
+          <w:b/>
+          <w:bCs/>
+          <w:color w:val="1C2321"/>
+          <w:sz w:val="22"/>
+          <w:szCs w:val="22"/>
+        </w:rPr>
+        <w:t xml:space="preserve">3. Read the swap list under it. </w:t>
+      </w:r>
+      <w:r>
+        <w:rPr>
+          <w:color w:val="1C2321"/>
+          <w:sz w:val="22"/>
+          <w:szCs w:val="22"/>
+        </w:rPr>
+        <w:t xml:space="preserve">Each line shows a flagged phrase, an arrow, and a suggested replacement, such as "leverage → use". A ×2, ×3, … after the phrase shows how often it appeared. A suggestion like "cut it" means the phrase can usually just be deleted.</w:t>
+      </w:r>
+    </w:p>
+    <w:p>
+      <w:pPr>
+        <w:spacing w:after="120"/>
+        <w:ind w:left="360" w:hanging="360"/>
+      </w:pPr>
+      <w:r>
+        <w:rPr>
+          <w:b/>
+          <w:bCs/>
+          <w:color w:val="1C2321"/>
+          <w:sz w:val="22"/>
+          <w:szCs w:val="22"/>
+        </w:rPr>
+        <w:t xml:space="preserve">4. Make the changes yourself </w:t>
+      </w:r>
+      <w:r>
+        <w:rPr>
+          <w:color w:val="1C2321"/>
+          <w:sz w:val="22"/>
+          <w:szCs w:val="22"/>
+        </w:rPr>
+        <w:t xml:space="preserve">in the "Your text" box — the tool never edits your text — then click "Analyze Text" again to check the result.</w:t>
       </w:r>
     </w:p>
     <w:p>
@@ -7096,7 +7552,7 @@
           <w:sz w:val="21"/>
           <w:szCs w:val="21"/>
         </w:rPr>
-        <w:t xml:space="preserve">A suggested rewrite isn't always better for your specific context — some formality is appropriate depending on who you're writing for, so use judgment rather than accepting every suggestion.</w:t>
+        <w:t xml:space="preserve">Word swaps are a starting point, not the whole fix. Stiff writing is usually more about samey sentence rhythm and vague claims than about any single word, so a text can read as AI even with nothing flagged. Some formality is right for some readers, so use judgment rather than accepting every suggestion.</w:t>
       </w:r>
     </w:p>
     <w:p>
@@ -7125,103 +7581,127 @@
           <w:sz w:val="22"/>
           <w:szCs w:val="22"/>
         </w:rPr>
-        <w:t xml:space="preserve">Shows a live word and sentence count, plus a Flesch readability score, as you type or paste text.</w:t>
-      </w:r>
-    </w:p>
-    <w:p>
-      <w:pPr>
-        <w:spacing w:after="120"/>
-        <w:ind w:left="360" w:hanging="360"/>
-      </w:pPr>
-      <w:r>
-        <w:rPr>
-          <w:b/>
-          <w:bCs/>
-          <w:color w:val="1C2321"/>
-          <w:sz w:val="22"/>
-          <w:szCs w:val="22"/>
-        </w:rPr>
-        <w:t xml:space="preserve">1. Open the tool. </w:t>
-      </w:r>
-      <w:r>
-        <w:rPr>
-          <w:color w:val="1C2321"/>
-          <w:sz w:val="22"/>
-          <w:szCs w:val="22"/>
-        </w:rPr>
-        <w:t xml:space="preserve">Click the "Word Count &amp; Readability" tab.</w:t>
-      </w:r>
-    </w:p>
-    <w:p>
-      <w:pPr>
-        <w:spacing w:after="120"/>
-        <w:ind w:left="360" w:hanging="360"/>
-      </w:pPr>
-      <w:r>
-        <w:rPr>
-          <w:b/>
-          <w:bCs/>
-          <w:color w:val="1C2321"/>
-          <w:sz w:val="22"/>
-          <w:szCs w:val="22"/>
-        </w:rPr>
-        <w:t xml:space="preserve">2. Type or paste your text </w:t>
-      </w:r>
-      <w:r>
-        <w:rPr>
-          <w:color w:val="1C2321"/>
-          <w:sz w:val="22"/>
-          <w:szCs w:val="22"/>
-        </w:rPr>
-        <w:t xml:space="preserve">into the box.</w:t>
-      </w:r>
-    </w:p>
-    <w:p>
-      <w:pPr>
-        <w:spacing w:after="120"/>
-        <w:ind w:left="360" w:hanging="360"/>
-      </w:pPr>
-      <w:r>
-        <w:rPr>
-          <w:b/>
-          <w:bCs/>
-          <w:color w:val="1C2321"/>
-          <w:sz w:val="22"/>
-          <w:szCs w:val="22"/>
-        </w:rPr>
-        <w:t xml:space="preserve">3. Watch the counts update live </w:t>
-      </w:r>
-      <w:r>
-        <w:rPr>
-          <w:color w:val="1C2321"/>
-          <w:sz w:val="22"/>
-          <w:szCs w:val="22"/>
-        </w:rPr>
-        <w:t xml:space="preserve">— word count and sentence count update as you type, with no button to click.</w:t>
-      </w:r>
-    </w:p>
-    <w:p>
-      <w:pPr>
-        <w:spacing w:after="120"/>
-        <w:ind w:left="360" w:hanging="360"/>
-      </w:pPr>
-      <w:r>
-        <w:rPr>
-          <w:b/>
-          <w:bCs/>
-          <w:color w:val="1C2321"/>
-          <w:sz w:val="22"/>
-          <w:szCs w:val="22"/>
-        </w:rPr>
-        <w:t xml:space="preserve">4. Read the readability score </w:t>
-      </w:r>
-      <w:r>
-        <w:rPr>
-          <w:color w:val="1C2321"/>
-          <w:sz w:val="22"/>
-          <w:szCs w:val="22"/>
-        </w:rPr>
-        <w:t xml:space="preserve">and what grade level or reading ease it corresponds to.</w:t>
+        <w:t xml:space="preserve">Shows words, characters, sentences, paragraphs, reading time, and a Flesch Reading Ease score, updating live as you type — there is no button to click.</w:t>
+      </w:r>
+    </w:p>
+    <w:p>
+      <w:pPr>
+        <w:spacing w:after="120"/>
+        <w:ind w:left="360" w:hanging="360"/>
+      </w:pPr>
+      <w:r>
+        <w:rPr>
+          <w:b/>
+          <w:bCs/>
+          <w:color w:val="1C2321"/>
+          <w:sz w:val="22"/>
+          <w:szCs w:val="22"/>
+        </w:rPr>
+        <w:t xml:space="preserve">1. Type or paste your text </w:t>
+      </w:r>
+      <w:r>
+        <w:rPr>
+          <w:color w:val="1C2321"/>
+          <w:sz w:val="22"/>
+          <w:szCs w:val="22"/>
+        </w:rPr>
+        <w:t xml:space="preserve">into the "Your text" box. Unlike the other two tabs, this one works on any amount of text, from a single word up.</w:t>
+      </w:r>
+    </w:p>
+    <w:p>
+      <w:pPr>
+        <w:spacing w:after="120"/>
+        <w:ind w:left="360" w:hanging="360"/>
+      </w:pPr>
+      <w:r>
+        <w:rPr>
+          <w:b/>
+          <w:bCs/>
+          <w:color w:val="1C2321"/>
+          <w:sz w:val="22"/>
+          <w:szCs w:val="22"/>
+        </w:rPr>
+        <w:t xml:space="preserve">2. Open the "Word Count &amp; Readability" tab. </w:t>
+      </w:r>
+      <w:r>
+        <w:rPr>
+          <w:color w:val="1C2321"/>
+          <w:sz w:val="22"/>
+          <w:szCs w:val="22"/>
+        </w:rPr>
+        <w:t xml:space="preserve">The numbers appear as soon as there is any text; until then it asks you to start typing.</w:t>
+      </w:r>
+    </w:p>
+    <w:p>
+      <w:pPr>
+        <w:spacing w:after="120"/>
+        <w:ind w:left="360" w:hanging="360"/>
+      </w:pPr>
+      <w:r>
+        <w:rPr>
+          <w:b/>
+          <w:bCs/>
+          <w:color w:val="1C2321"/>
+          <w:sz w:val="22"/>
+          <w:szCs w:val="22"/>
+        </w:rPr>
+        <w:t xml:space="preserve">3. Read the five counts: </w:t>
+      </w:r>
+      <w:r>
+        <w:rPr>
+          <w:color w:val="1C2321"/>
+          <w:sz w:val="22"/>
+          <w:szCs w:val="22"/>
+        </w:rPr>
+        <w:t xml:space="preserve">words, characters (spaces included), sentences, paragraphs, and reading time (at about 225 words a minute; "&lt;1 min" for short texts).</w:t>
+      </w:r>
+    </w:p>
+    <w:p>
+      <w:pPr>
+        <w:spacing w:after="120"/>
+        <w:ind w:left="360" w:hanging="360"/>
+      </w:pPr>
+      <w:r>
+        <w:rPr>
+          <w:b/>
+          <w:bCs/>
+          <w:color w:val="1C2321"/>
+          <w:sz w:val="22"/>
+          <w:szCs w:val="22"/>
+        </w:rPr>
+        <w:t xml:space="preserve">4. Read the readability box. </w:t>
+      </w:r>
+      <w:r>
+        <w:rPr>
+          <w:color w:val="1C2321"/>
+          <w:sz w:val="22"/>
+          <w:szCs w:val="22"/>
+        </w:rPr>
+        <w:t xml:space="preserve">"Readability (Flesch Reading Ease)" shows a score from 0 to 100 (higher is easier), a label such as "Standard — 8th-9th grade", and an approximate US reading level underneath.</w:t>
+      </w:r>
+    </w:p>
+    <w:p>
+      <w:pPr>
+        <w:spacing w:after="120"/>
+        <w:ind w:left="360" w:hanging="360"/>
+      </w:pPr>
+      <w:r>
+        <w:rPr>
+          <w:b/>
+          <w:bCs/>
+          <w:color w:val="1C2321"/>
+          <w:sz w:val="22"/>
+          <w:szCs w:val="22"/>
+        </w:rPr>
+        <w:t xml:space="preserve">5. Keep editing. </w:t>
+      </w:r>
+      <w:r>
+        <w:rPr>
+          <w:color w:val="1C2321"/>
+          <w:sz w:val="22"/>
+          <w:szCs w:val="22"/>
+        </w:rPr>
+        <w:t xml:space="preserve">Everything updates with each keystroke.</w:t>
       </w:r>
     </w:p>
     <w:p>
@@ -7248,7 +7728,7 @@
           <w:sz w:val="21"/>
           <w:szCs w:val="21"/>
         </w:rPr>
-        <w:t xml:space="preserve">Readability scores are based on sentence length and syllable count, not meaning — a short, simple-sounding sentence about a complex topic can score "easy" while still being hard to actually understand. Use the score as one signal, not the whole picture.</w:t>
+        <w:t xml:space="preserve">The score comes from sentence length and syllable count, not meaning, and syllables are estimated, so an uncommon word can be off by one — treat the score as an estimate, not a certified grade level. The formula was built for English: for Korean, Chinese, Japanese, Cyrillic, and other non-Latin text the counts still work, but the score shows "—" and "Not available for this text" instead of a misleading number. A sentence ends at . ! ? (or 。！？); decimals like 3.14, web addresses, and abbreviations such as "Dr." do not end one, and text after the last mark still counts as a sentence.</w:t>
       </w:r>
     </w:p>
     <w:p>
@@ -7307,79 +7787,103 @@
           <w:sz w:val="22"/>
           <w:szCs w:val="22"/>
         </w:rPr>
-        <w:t xml:space="preserve">Calculates exact age — or the time between any two dates — down to years, months, and days.</w:t>
-      </w:r>
-    </w:p>
-    <w:p>
-      <w:pPr>
-        <w:spacing w:after="120"/>
-        <w:ind w:left="360" w:hanging="360"/>
-      </w:pPr>
-      <w:r>
-        <w:rPr>
-          <w:b/>
-          <w:bCs/>
-          <w:color w:val="1C2321"/>
-          <w:sz w:val="22"/>
-          <w:szCs w:val="22"/>
-        </w:rPr>
-        <w:t xml:space="preserve">1. Enter a birth date </w:t>
-      </w:r>
-      <w:r>
-        <w:rPr>
-          <w:color w:val="1C2321"/>
-          <w:sz w:val="22"/>
-          <w:szCs w:val="22"/>
-        </w:rPr>
-        <w:t xml:space="preserve">(or the earlier of two dates you're comparing) using the date field.</w:t>
-      </w:r>
-    </w:p>
-    <w:p>
-      <w:pPr>
-        <w:spacing w:after="120"/>
-        <w:ind w:left="360" w:hanging="360"/>
-      </w:pPr>
-      <w:r>
-        <w:rPr>
-          <w:b/>
-          <w:bCs/>
-          <w:color w:val="1C2321"/>
-          <w:sz w:val="22"/>
-          <w:szCs w:val="22"/>
-        </w:rPr>
-        <w:t xml:space="preserve">2. Enter the date to calculate to </w:t>
-      </w:r>
-      <w:r>
-        <w:rPr>
-          <w:color w:val="1C2321"/>
-          <w:sz w:val="22"/>
-          <w:szCs w:val="22"/>
-        </w:rPr>
-        <w:t xml:space="preserve">— today's date is often filled in by default, but you can change it to any other date.</w:t>
-      </w:r>
-    </w:p>
-    <w:p>
-      <w:pPr>
-        <w:spacing w:after="120"/>
-        <w:ind w:left="360" w:hanging="360"/>
-      </w:pPr>
-      <w:r>
-        <w:rPr>
-          <w:b/>
-          <w:bCs/>
-          <w:color w:val="1C2321"/>
-          <w:sz w:val="22"/>
-          <w:szCs w:val="22"/>
-        </w:rPr>
-        <w:t xml:space="preserve">3. Read the result: </w:t>
-      </w:r>
-      <w:r>
-        <w:rPr>
-          <w:color w:val="1C2321"/>
-          <w:sz w:val="22"/>
-          <w:szCs w:val="22"/>
-        </w:rPr>
-        <w:t xml:space="preserve">the exact number of years, months, and days between the two dates.</w:t>
+        <w:t xml:space="preserve">Works out exact age in years, months, and days — as of today or as of any other date — along with the total days lived and the days left until the next birthday.</w:t>
+      </w:r>
+    </w:p>
+    <w:p>
+      <w:pPr>
+        <w:spacing w:after="120"/>
+        <w:ind w:left="360" w:hanging="360"/>
+      </w:pPr>
+      <w:r>
+        <w:rPr>
+          <w:b/>
+          <w:bCs/>
+          <w:color w:val="1C2321"/>
+          <w:sz w:val="22"/>
+          <w:szCs w:val="22"/>
+        </w:rPr>
+        <w:t xml:space="preserve">1. Enter the date of birth </w:t>
+      </w:r>
+      <w:r>
+        <w:rPr>
+          <w:color w:val="1C2321"/>
+          <w:sz w:val="22"/>
+          <w:szCs w:val="22"/>
+        </w:rPr>
+        <w:t xml:space="preserve">in the "Date of birth" field — type it or pick it from the calendar. The field starts at January 1, 2000, so replace it with the real date.</w:t>
+      </w:r>
+    </w:p>
+    <w:p>
+      <w:pPr>
+        <w:spacing w:after="120"/>
+        <w:ind w:left="360" w:hanging="360"/>
+      </w:pPr>
+      <w:r>
+        <w:rPr>
+          <w:b/>
+          <w:bCs/>
+          <w:color w:val="1C2321"/>
+          <w:sz w:val="22"/>
+          <w:szCs w:val="22"/>
+        </w:rPr>
+        <w:t xml:space="preserve">2. Leave "Calculate age as of" on today, </w:t>
+      </w:r>
+      <w:r>
+        <w:rPr>
+          <w:color w:val="1C2321"/>
+          <w:sz w:val="22"/>
+          <w:szCs w:val="22"/>
+        </w:rPr>
+        <w:t xml:space="preserve">or pick another date to see the age on that day — for example, how old someone will be at a future event or was at a past one. Clearing the field goes back to today.</w:t>
+      </w:r>
+    </w:p>
+    <w:p>
+      <w:pPr>
+        <w:spacing w:after="120"/>
+        <w:ind w:left="360" w:hanging="360"/>
+      </w:pPr>
+      <w:r>
+        <w:rPr>
+          <w:b/>
+          <w:bCs/>
+          <w:color w:val="1C2321"/>
+          <w:sz w:val="22"/>
+          <w:szCs w:val="22"/>
+        </w:rPr>
+        <w:t xml:space="preserve">3. Read the result. </w:t>
+      </w:r>
+      <w:r>
+        <w:rPr>
+          <w:color w:val="1C2321"/>
+          <w:sz w:val="22"/>
+          <w:szCs w:val="22"/>
+        </w:rPr>
+        <w:t xml:space="preserve">The large line shows the age as years, months, and days (for example 36y 4m 29d), and the line under it writes the same age out in words.</w:t>
+      </w:r>
+    </w:p>
+    <w:p>
+      <w:pPr>
+        <w:spacing w:after="120"/>
+        <w:ind w:left="360" w:hanging="360"/>
+      </w:pPr>
+      <w:r>
+        <w:rPr>
+          <w:b/>
+          <w:bCs/>
+          <w:color w:val="1C2321"/>
+          <w:sz w:val="22"/>
+          <w:szCs w:val="22"/>
+        </w:rPr>
+        <w:t xml:space="preserve">4. Check the three chips below it: </w:t>
+      </w:r>
+      <w:r>
+        <w:rPr>
+          <w:color w:val="1C2321"/>
+          <w:sz w:val="22"/>
+          <w:szCs w:val="22"/>
+        </w:rPr>
+        <w:t xml:space="preserve">"Total days lived", "Days to next birthday" (it says "Today!" on the birthday itself), and "Born on a" (the weekday of the birth date).</w:t>
       </w:r>
     </w:p>
     <w:p>
@@ -7406,7 +7910,7 @@
           <w:sz w:val="21"/>
           <w:szCs w:val="21"/>
         </w:rPr>
-        <w:t xml:space="preserve">This also works for calculating the time until a future date, not just age from a past birth date — enter a future date as the "to" date to see a countdown instead.</w:t>
+        <w:t xml:space="preserve">The same steps give the time between any two dates: enter the earlier date as the date of birth and the later one as "Calculate age as of". A future "as of" date shows the age on that day — it is not a countdown to an event — and "Days to next birthday" is counted from the "as of" date. A birth date after the "as of" date shows "That birth date is in the future", and an incomplete date shows "Enter a valid date". A February 29 birthday counts as March 1 in years that are not leap years.</w:t>
       </w:r>
     </w:p>
     <w:p>
@@ -7435,79 +7939,103 @@
           <w:sz w:val="22"/>
           <w:szCs w:val="22"/>
         </w:rPr>
-        <w:t xml:space="preserve">Handles three common percentage questions: what is X% of Y, what percent is X of Y, and percent change between two numbers.</w:t>
-      </w:r>
-    </w:p>
-    <w:p>
-      <w:pPr>
-        <w:spacing w:after="120"/>
-        <w:ind w:left="360" w:hanging="360"/>
-      </w:pPr>
-      <w:r>
-        <w:rPr>
-          <w:b/>
-          <w:bCs/>
-          <w:color w:val="1C2321"/>
-          <w:sz w:val="22"/>
-          <w:szCs w:val="22"/>
-        </w:rPr>
-        <w:t xml:space="preserve">1. Choose which type of question </w:t>
-      </w:r>
-      <w:r>
-        <w:rPr>
-          <w:color w:val="1C2321"/>
-          <w:sz w:val="22"/>
-          <w:szCs w:val="22"/>
-        </w:rPr>
-        <w:t xml:space="preserve">you're asking, using the tabs or toggle for each mode.</w:t>
-      </w:r>
-    </w:p>
-    <w:p>
-      <w:pPr>
-        <w:spacing w:after="120"/>
-        <w:ind w:left="360" w:hanging="360"/>
-      </w:pPr>
-      <w:r>
-        <w:rPr>
-          <w:b/>
-          <w:bCs/>
-          <w:color w:val="1C2321"/>
-          <w:sz w:val="22"/>
-          <w:szCs w:val="22"/>
-        </w:rPr>
-        <w:t xml:space="preserve">2. Enter your numbers </w:t>
-      </w:r>
-      <w:r>
-        <w:rPr>
-          <w:color w:val="1C2321"/>
-          <w:sz w:val="22"/>
-          <w:szCs w:val="22"/>
-        </w:rPr>
-        <w:t xml:space="preserve">into the two fields for that mode.</w:t>
-      </w:r>
-    </w:p>
-    <w:p>
-      <w:pPr>
-        <w:spacing w:after="120"/>
-        <w:ind w:left="360" w:hanging="360"/>
-      </w:pPr>
-      <w:r>
-        <w:rPr>
-          <w:b/>
-          <w:bCs/>
-          <w:color w:val="1C2321"/>
-          <w:sz w:val="22"/>
-          <w:szCs w:val="22"/>
-        </w:rPr>
-        <w:t xml:space="preserve">3. Read the result, </w:t>
-      </w:r>
-      <w:r>
-        <w:rPr>
-          <w:color w:val="1C2321"/>
-          <w:sz w:val="22"/>
-          <w:szCs w:val="22"/>
-        </w:rPr>
-        <w:t xml:space="preserve">which updates live as you type.</w:t>
+        <w:t xml:space="preserve">Answers four everyday percentage questions: what is X% of Y, X is what percent of Y, the percent change from one number to another, and a number increased or decreased by a percentage.</w:t>
+      </w:r>
+    </w:p>
+    <w:p>
+      <w:pPr>
+        <w:spacing w:after="120"/>
+        <w:ind w:left="360" w:hanging="360"/>
+      </w:pPr>
+      <w:r>
+        <w:rPr>
+          <w:b/>
+          <w:bCs/>
+          <w:color w:val="1C2321"/>
+          <w:sz w:val="22"/>
+          <w:szCs w:val="22"/>
+        </w:rPr>
+        <w:t xml:space="preserve">1. Pick the question </w:t>
+      </w:r>
+      <w:r>
+        <w:rPr>
+          <w:color w:val="1C2321"/>
+          <w:sz w:val="22"/>
+          <w:szCs w:val="22"/>
+        </w:rPr>
+        <w:t xml:space="preserve">with the four buttons at the top: "X% of Y", "X is what % of Y", "% change, X to Y", or "Increase/decrease by %".</w:t>
+      </w:r>
+    </w:p>
+    <w:p>
+      <w:pPr>
+        <w:spacing w:after="120"/>
+        <w:ind w:left="360" w:hanging="360"/>
+      </w:pPr>
+      <w:r>
+        <w:rPr>
+          <w:b/>
+          <w:bCs/>
+          <w:color w:val="1C2321"/>
+          <w:sz w:val="22"/>
+          <w:szCs w:val="22"/>
+        </w:rPr>
+        <w:t xml:space="preserve">2. Fill in the two boxes that appear for that question: </w:t>
+      </w:r>
+      <w:r>
+        <w:rPr>
+          <w:color w:val="1C2321"/>
+          <w:sz w:val="22"/>
+          <w:szCs w:val="22"/>
+        </w:rPr>
+        <w:t xml:space="preserve">"Percentage" and "Of this number"; "This number" and "Is what % of this"; "From" and "To"; or "Starting number" and "Percentage". Each question starts with example numbers, so type over them.</w:t>
+      </w:r>
+    </w:p>
+    <w:p>
+      <w:pPr>
+        <w:spacing w:after="120"/>
+        <w:ind w:left="360" w:hanging="360"/>
+      </w:pPr>
+      <w:r>
+        <w:rPr>
+          <w:b/>
+          <w:bCs/>
+          <w:color w:val="1C2321"/>
+          <w:sz w:val="22"/>
+          <w:szCs w:val="22"/>
+        </w:rPr>
+        <w:t xml:space="preserve">3. For "Increase/decrease by %", </w:t>
+      </w:r>
+      <w:r>
+        <w:rPr>
+          <w:color w:val="1C2321"/>
+          <w:sz w:val="22"/>
+          <w:szCs w:val="22"/>
+        </w:rPr>
+        <w:t xml:space="preserve">choose "Increase" or "Decrease" under the boxes (Increase is selected first).</w:t>
+      </w:r>
+    </w:p>
+    <w:p>
+      <w:pPr>
+        <w:spacing w:after="120"/>
+        <w:ind w:left="360" w:hanging="360"/>
+      </w:pPr>
+      <w:r>
+        <w:rPr>
+          <w:b/>
+          <w:bCs/>
+          <w:color w:val="1C2321"/>
+          <w:sz w:val="22"/>
+          <w:szCs w:val="22"/>
+        </w:rPr>
+        <w:t xml:space="preserve">4. Read the result </w:t>
+      </w:r>
+      <w:r>
+        <w:rPr>
+          <w:color w:val="1C2321"/>
+          <w:sz w:val="22"/>
+          <w:szCs w:val="22"/>
+        </w:rPr>
+        <w:t xml:space="preserve">in the large box — it updates as you type — with a one-line explanation under it, such as "Increase from 100 to 150" or "100 increased by 20% = 120".</w:t>
       </w:r>
     </w:p>
     <w:p>
@@ -7534,7 +8062,7 @@
           <w:sz w:val="21"/>
           <w:szCs w:val="21"/>
         </w:rPr>
-        <w:t xml:space="preserve">"Percent change" and "percentage points" are different things this tool distinguishes correctly — going from 10% to 15% is a 5 percentage-point increase, but a 50% relative increase. Check which one you actually mean before quoting a figure.</w:t>
+        <w:t xml:space="preserve">"% change, X to Y" divides by the starting number, so going from 10 to 15 is +50%, while going from 15 back to 10 is -33.33%, not -50%. A change from 0, or "X is what % of 0", cannot be written as a percentage, so the result says "Undefined" and explains why instead of showing a made-up number. This calculator works with percent change, not percentage points (the 5-point gap between 10% and 15%).</w:t>
       </w:r>
     </w:p>
     <w:p>
@@ -7563,151 +8091,151 @@
           <w:sz w:val="22"/>
           <w:szCs w:val="22"/>
         </w:rPr>
-        <w:t xml:space="preserve">Splits a restaurant bill among any number of people, with a choice of tipping on the subtotal or the after-tax total.</w:t>
-      </w:r>
-    </w:p>
-    <w:p>
-      <w:pPr>
-        <w:spacing w:after="120"/>
-        <w:ind w:left="360" w:hanging="360"/>
-      </w:pPr>
-      <w:r>
-        <w:rPr>
-          <w:b/>
-          <w:bCs/>
-          <w:color w:val="1C2321"/>
-          <w:sz w:val="22"/>
-          <w:szCs w:val="22"/>
-        </w:rPr>
-        <w:t xml:space="preserve">1. Enter the subtotal </w:t>
-      </w:r>
-      <w:r>
-        <w:rPr>
-          <w:color w:val="1C2321"/>
-          <w:sz w:val="22"/>
-          <w:szCs w:val="22"/>
-        </w:rPr>
-        <w:t xml:space="preserve">(the amount before tax, from your receipt).</w:t>
-      </w:r>
-    </w:p>
-    <w:p>
-      <w:pPr>
-        <w:spacing w:after="120"/>
-        <w:ind w:left="360" w:hanging="360"/>
-      </w:pPr>
-      <w:r>
-        <w:rPr>
-          <w:b/>
-          <w:bCs/>
-          <w:color w:val="1C2321"/>
-          <w:sz w:val="22"/>
-          <w:szCs w:val="22"/>
-        </w:rPr>
-        <w:t xml:space="preserve">2. Enter the sales tax rate </w:t>
-      </w:r>
-      <w:r>
-        <w:rPr>
-          <w:color w:val="1C2321"/>
-          <w:sz w:val="22"/>
-          <w:szCs w:val="22"/>
-        </w:rPr>
-        <w:t xml:space="preserve">if you want tax included in the breakdown.</w:t>
-      </w:r>
-    </w:p>
-    <w:p>
-      <w:pPr>
-        <w:spacing w:after="120"/>
-        <w:ind w:left="360" w:hanging="360"/>
-      </w:pPr>
-      <w:r>
-        <w:rPr>
-          <w:b/>
-          <w:bCs/>
-          <w:color w:val="1C2321"/>
-          <w:sz w:val="22"/>
-          <w:szCs w:val="22"/>
-        </w:rPr>
-        <w:t xml:space="preserve">3. Choose a tip percentage </w:t>
-      </w:r>
-      <w:r>
-        <w:rPr>
-          <w:color w:val="1C2321"/>
-          <w:sz w:val="22"/>
-          <w:szCs w:val="22"/>
-        </w:rPr>
-        <w:t xml:space="preserve">using the preset buttons (15%, 18%, 20%, 25%) or type a custom amount.</w:t>
-      </w:r>
-    </w:p>
-    <w:p>
-      <w:pPr>
-        <w:spacing w:after="120"/>
-        <w:ind w:left="360" w:hanging="360"/>
-      </w:pPr>
-      <w:r>
-        <w:rPr>
-          <w:b/>
-          <w:bCs/>
-          <w:color w:val="1C2321"/>
-          <w:sz w:val="22"/>
-          <w:szCs w:val="22"/>
-        </w:rPr>
-        <w:t xml:space="preserve">4. Choose what the tip is calculated on </w:t>
-      </w:r>
-      <w:r>
-        <w:rPr>
-          <w:color w:val="1C2321"/>
-          <w:sz w:val="22"/>
-          <w:szCs w:val="22"/>
-        </w:rPr>
-        <w:t xml:space="preserve">— subtotal (before tax) or total (after tax). Most etiquette guides suggest tipping on the subtotal.</w:t>
-      </w:r>
-    </w:p>
-    <w:p>
-      <w:pPr>
-        <w:spacing w:after="120"/>
-        <w:ind w:left="360" w:hanging="360"/>
-      </w:pPr>
-      <w:r>
-        <w:rPr>
-          <w:b/>
-          <w:bCs/>
-          <w:color w:val="1C2321"/>
-          <w:sz w:val="22"/>
-          <w:szCs w:val="22"/>
-        </w:rPr>
-        <w:t xml:space="preserve">5. Enter the number of people </w:t>
-      </w:r>
-      <w:r>
-        <w:rPr>
-          <w:color w:val="1C2321"/>
-          <w:sz w:val="22"/>
-          <w:szCs w:val="22"/>
-        </w:rPr>
-        <w:t xml:space="preserve">splitting the bill.</w:t>
-      </w:r>
-    </w:p>
-    <w:p>
-      <w:pPr>
-        <w:spacing w:after="120"/>
-        <w:ind w:left="360" w:hanging="360"/>
-      </w:pPr>
-      <w:r>
-        <w:rPr>
-          <w:b/>
-          <w:bCs/>
-          <w:color w:val="1C2321"/>
-          <w:sz w:val="22"/>
-          <w:szCs w:val="22"/>
-        </w:rPr>
-        <w:t xml:space="preserve">6. Read the breakdown: </w:t>
-      </w:r>
-      <w:r>
-        <w:rPr>
-          <w:color w:val="1C2321"/>
-          <w:sz w:val="22"/>
-          <w:szCs w:val="22"/>
-        </w:rPr>
-        <w:t xml:space="preserve">subtotal, tax, tip, and total, both overall and per person.</w:t>
+        <w:t xml:space="preserve">Works out the tip and each person's share of a restaurant bill, with an optional sales-tax line and a choice of tipping on the subtotal or on the total after tax.</w:t>
+      </w:r>
+    </w:p>
+    <w:p>
+      <w:pPr>
+        <w:spacing w:after="120"/>
+        <w:ind w:left="360" w:hanging="360"/>
+      </w:pPr>
+      <w:r>
+        <w:rPr>
+          <w:b/>
+          <w:bCs/>
+          <w:color w:val="1C2321"/>
+          <w:sz w:val="22"/>
+          <w:szCs w:val="22"/>
+        </w:rPr>
+        <w:t xml:space="preserve">1. Enter the "Subtotal (before tax)" </w:t>
+      </w:r>
+      <w:r>
+        <w:rPr>
+          <w:color w:val="1C2321"/>
+          <w:sz w:val="22"/>
+          <w:szCs w:val="22"/>
+        </w:rPr>
+        <w:t xml:space="preserve">— the amount for the food and drink on the receipt, before tax.</w:t>
+      </w:r>
+    </w:p>
+    <w:p>
+      <w:pPr>
+        <w:spacing w:after="120"/>
+        <w:ind w:left="360" w:hanging="360"/>
+      </w:pPr>
+      <w:r>
+        <w:rPr>
+          <w:b/>
+          <w:bCs/>
+          <w:color w:val="1C2321"/>
+          <w:sz w:val="22"/>
+          <w:szCs w:val="22"/>
+        </w:rPr>
+        <w:t xml:space="preserve">2. Enter the "Sales tax" rate </w:t>
+      </w:r>
+      <w:r>
+        <w:rPr>
+          <w:color w:val="1C2321"/>
+          <w:sz w:val="22"/>
+          <w:szCs w:val="22"/>
+        </w:rPr>
+        <w:t xml:space="preserve">as a percent if you want tax in the breakdown. It starts at 0, which leaves the tax row out.</w:t>
+      </w:r>
+    </w:p>
+    <w:p>
+      <w:pPr>
+        <w:spacing w:after="120"/>
+        <w:ind w:left="360" w:hanging="360"/>
+      </w:pPr>
+      <w:r>
+        <w:rPr>
+          <w:b/>
+          <w:bCs/>
+          <w:color w:val="1C2321"/>
+          <w:sz w:val="22"/>
+          <w:szCs w:val="22"/>
+        </w:rPr>
+        <w:t xml:space="preserve">3. Set the "Tip percentage": </w:t>
+      </w:r>
+      <w:r>
+        <w:rPr>
+          <w:color w:val="1C2321"/>
+          <w:sz w:val="22"/>
+          <w:szCs w:val="22"/>
+        </w:rPr>
+        <w:t xml:space="preserve">press 15%, 18%, 20%, or 25%, or type your own number. The highlighted button always matches the number in the box.</w:t>
+      </w:r>
+    </w:p>
+    <w:p>
+      <w:pPr>
+        <w:spacing w:after="120"/>
+        <w:ind w:left="360" w:hanging="360"/>
+      </w:pPr>
+      <w:r>
+        <w:rPr>
+          <w:b/>
+          <w:bCs/>
+          <w:color w:val="1C2321"/>
+          <w:sz w:val="22"/>
+          <w:szCs w:val="22"/>
+        </w:rPr>
+        <w:t xml:space="preserve">4. Choose what the tip is calculated on: </w:t>
+      </w:r>
+      <w:r>
+        <w:rPr>
+          <w:color w:val="1C2321"/>
+          <w:sz w:val="22"/>
+          <w:szCs w:val="22"/>
+        </w:rPr>
+        <w:t xml:space="preserve">"Subtotal (before tax)" or "Total (after tax)".</w:t>
+      </w:r>
+    </w:p>
+    <w:p>
+      <w:pPr>
+        <w:spacing w:after="120"/>
+        <w:ind w:left="360" w:hanging="360"/>
+      </w:pPr>
+      <w:r>
+        <w:rPr>
+          <w:b/>
+          <w:bCs/>
+          <w:color w:val="1C2321"/>
+          <w:sz w:val="22"/>
+          <w:szCs w:val="22"/>
+        </w:rPr>
+        <w:t xml:space="preserve">5. Enter the "Number of people" </w:t>
+      </w:r>
+      <w:r>
+        <w:rPr>
+          <w:color w:val="1C2321"/>
+          <w:sz w:val="22"/>
+          <w:szCs w:val="22"/>
+        </w:rPr>
+        <w:t xml:space="preserve">sharing the bill.</w:t>
+      </w:r>
+    </w:p>
+    <w:p>
+      <w:pPr>
+        <w:spacing w:after="120"/>
+        <w:ind w:left="360" w:hanging="360"/>
+      </w:pPr>
+      <w:r>
+        <w:rPr>
+          <w:b/>
+          <w:bCs/>
+          <w:color w:val="1C2321"/>
+          <w:sz w:val="22"/>
+          <w:szCs w:val="22"/>
+        </w:rPr>
+        <w:t xml:space="preserve">6. Read the table. </w:t>
+      </w:r>
+      <w:r>
+        <w:rPr>
+          <w:color w:val="1C2321"/>
+          <w:sz w:val="22"/>
+          <w:szCs w:val="22"/>
+        </w:rPr>
+        <w:t xml:space="preserve">It has a row each for Subtotal, Tax (only when the sales tax is above 0), Tip, and Total, with the amount for the whole table in the "Total" column and each person's share in "Per person".</w:t>
       </w:r>
     </w:p>
     <w:p>
@@ -7734,7 +8262,7 @@
           <w:sz w:val="21"/>
           <w:szCs w:val="21"/>
         </w:rPr>
-        <w:t xml:space="preserve">Tipping on the total instead of the subtotal means you're also tipping on the tax itself — a small difference, but worth knowing which one you're actually doing.</w:t>
+        <w:t xml:space="preserve">When an amount does not divide evenly to the cent, the shares are split so they still add up exactly: "$21.12×2 + $21.13×2" means two people pay $21.12 and two pay $21.13. Tipping on the total also tips on the tax itself; most etiquette guides suggest tipping on the subtotal. Fewer than 1 person counts as 1 person, a fraction is dropped (2.9 counts as 2), and a negative amount counts as 0.</w:t>
       </w:r>
     </w:p>
     <w:p>
@@ -7763,7 +8291,7 @@
           <w:sz w:val="22"/>
           <w:szCs w:val="22"/>
         </w:rPr>
-        <w:t xml:space="preserve">Generates a random, secure password using your chosen length and character types.</w:t>
+        <w:t xml:space="preserve">Creates a random password of 6 to 64 characters from the character types you choose.</w:t>
       </w:r>
     </w:p>
     <w:p>
@@ -7787,55 +8315,55 @@
           <w:sz w:val="22"/>
           <w:szCs w:val="22"/>
         </w:rPr>
-        <w:t xml:space="preserve">using the slider or number field — longer is generally more secure.</w:t>
-      </w:r>
-    </w:p>
-    <w:p>
-      <w:pPr>
-        <w:spacing w:after="120"/>
-        <w:ind w:left="360" w:hanging="360"/>
-      </w:pPr>
-      <w:r>
-        <w:rPr>
-          <w:b/>
-          <w:bCs/>
-          <w:color w:val="1C2321"/>
-          <w:sz w:val="22"/>
-          <w:szCs w:val="22"/>
-        </w:rPr>
-        <w:t xml:space="preserve">2. Choose which character types to include </w:t>
-      </w:r>
-      <w:r>
-        <w:rPr>
-          <w:color w:val="1C2321"/>
-          <w:sz w:val="22"/>
-          <w:szCs w:val="22"/>
-        </w:rPr>
-        <w:t xml:space="preserve">— uppercase letters, lowercase letters, numbers, and symbols, using the checkboxes.</w:t>
-      </w:r>
-    </w:p>
-    <w:p>
-      <w:pPr>
-        <w:spacing w:after="120"/>
-        <w:ind w:left="360" w:hanging="360"/>
-      </w:pPr>
-      <w:r>
-        <w:rPr>
-          <w:b/>
-          <w:bCs/>
-          <w:color w:val="1C2321"/>
-          <w:sz w:val="22"/>
-          <w:szCs w:val="22"/>
-        </w:rPr>
-        <w:t xml:space="preserve">3. Read the generated password, </w:t>
-      </w:r>
-      <w:r>
-        <w:rPr>
-          <w:color w:val="1C2321"/>
-          <w:sz w:val="22"/>
-          <w:szCs w:val="22"/>
-        </w:rPr>
-        <w:t xml:space="preserve">shown in a field at the top.</w:t>
+        <w:t xml:space="preserve">with the slider. The label above it shows the number ("Length: 16 characters").</w:t>
+      </w:r>
+    </w:p>
+    <w:p>
+      <w:pPr>
+        <w:spacing w:after="120"/>
+        <w:ind w:left="360" w:hanging="360"/>
+      </w:pPr>
+      <w:r>
+        <w:rPr>
+          <w:b/>
+          <w:bCs/>
+          <w:color w:val="1C2321"/>
+          <w:sz w:val="22"/>
+          <w:szCs w:val="22"/>
+        </w:rPr>
+        <w:t xml:space="preserve">2. Tick the character types to include: </w:t>
+      </w:r>
+      <w:r>
+        <w:rPr>
+          <w:color w:val="1C2321"/>
+          <w:sz w:val="22"/>
+          <w:szCs w:val="22"/>
+        </w:rPr>
+        <w:t xml:space="preserve">Uppercase (A-Z), Lowercase (a-z), Numbers (0-9), and Symbols (!@#$...). A new password appears every time you change the length or a checkbox.</w:t>
+      </w:r>
+    </w:p>
+    <w:p>
+      <w:pPr>
+        <w:spacing w:after="120"/>
+        <w:ind w:left="360" w:hanging="360"/>
+      </w:pPr>
+      <w:r>
+        <w:rPr>
+          <w:b/>
+          <w:bCs/>
+          <w:color w:val="1C2321"/>
+          <w:sz w:val="22"/>
+          <w:szCs w:val="22"/>
+        </w:rPr>
+        <w:t xml:space="preserve">3. Click "↻ Regenerate" </w:t>
+      </w:r>
+      <w:r>
+        <w:rPr>
+          <w:color w:val="1C2321"/>
+          <w:sz w:val="22"/>
+          <w:szCs w:val="22"/>
+        </w:rPr>
+        <w:t xml:space="preserve">for another password with the same settings.</w:t>
       </w:r>
     </w:p>
     <w:p>
@@ -7859,7 +8387,7 @@
           <w:sz w:val="22"/>
           <w:szCs w:val="22"/>
         </w:rPr>
-        <w:t xml:space="preserve">to copy it to your clipboard, or click "Generate" again for a new one if you don't like the first result.</w:t>
+        <w:t xml:space="preserve">to put the password on your clipboard. The button says "Copied!" for a moment.</w:t>
       </w:r>
     </w:p>
     <w:p>
@@ -7886,7 +8414,7 @@
           <w:sz w:val="21"/>
           <w:szCs w:val="21"/>
         </w:rPr>
-        <w:t xml:space="preserve">The password is generated using your browser's cryptographically secure random number generator, not a simple pseudo-random one — and since nothing is uploaded anywhere, the password never exists outside your own device until you copy and use it yourself.</w:t>
+        <w:t xml:space="preserve">Every type you tick appears in the password at least once, so it also satisfies sites that insist on a capital letter, a number, and a symbol. The password is made in your browser with its secure random number generator and is never sent anywhere; reload the page and it is gone. If your browser refuses to copy, the password is selected for you with a note to press Ctrl+C (⌘C on a Mac). With no box ticked, the page says "Select at least one character type".</w:t>
       </w:r>
     </w:p>
     <w:p>
@@ -7915,103 +8443,79 @@
           <w:sz w:val="22"/>
           <w:szCs w:val="22"/>
         </w:rPr>
-        <w:t xml:space="preserve">Converts between units of height, weight, and temperature.</w:t>
-      </w:r>
-    </w:p>
-    <w:p>
-      <w:pPr>
-        <w:spacing w:after="120"/>
-        <w:ind w:left="360" w:hanging="360"/>
-      </w:pPr>
-      <w:r>
-        <w:rPr>
-          <w:b/>
-          <w:bCs/>
-          <w:color w:val="1C2321"/>
-          <w:sz w:val="22"/>
-          <w:szCs w:val="22"/>
-        </w:rPr>
-        <w:t xml:space="preserve">1. Choose a category </w:t>
-      </w:r>
-      <w:r>
-        <w:rPr>
-          <w:color w:val="1C2321"/>
-          <w:sz w:val="22"/>
-          <w:szCs w:val="22"/>
-        </w:rPr>
-        <w:t xml:space="preserve">— height, weight, or temperature.</w:t>
-      </w:r>
-    </w:p>
-    <w:p>
-      <w:pPr>
-        <w:spacing w:after="120"/>
-        <w:ind w:left="360" w:hanging="360"/>
-      </w:pPr>
-      <w:r>
-        <w:rPr>
-          <w:b/>
-          <w:bCs/>
-          <w:color w:val="1C2321"/>
-          <w:sz w:val="22"/>
-          <w:szCs w:val="22"/>
-        </w:rPr>
-        <w:t xml:space="preserve">2. Choose your "from" unit </w:t>
-      </w:r>
-      <w:r>
-        <w:rPr>
-          <w:color w:val="1C2321"/>
-          <w:sz w:val="22"/>
-          <w:szCs w:val="22"/>
-        </w:rPr>
-        <w:t xml:space="preserve">(like centimeters, pounds, or Celsius) and enter your value.</w:t>
-      </w:r>
-    </w:p>
-    <w:p>
-      <w:pPr>
-        <w:spacing w:after="120"/>
-        <w:ind w:left="360" w:hanging="360"/>
-      </w:pPr>
-      <w:r>
-        <w:rPr>
-          <w:b/>
-          <w:bCs/>
-          <w:color w:val="1C2321"/>
-          <w:sz w:val="22"/>
-          <w:szCs w:val="22"/>
-        </w:rPr>
-        <w:t xml:space="preserve">3. Choose your "to" unit </w:t>
-      </w:r>
-      <w:r>
-        <w:rPr>
-          <w:color w:val="1C2321"/>
-          <w:sz w:val="22"/>
-          <w:szCs w:val="22"/>
-        </w:rPr>
-        <w:t xml:space="preserve">(like feet and inches, kilograms, or Fahrenheit).</w:t>
-      </w:r>
-    </w:p>
-    <w:p>
-      <w:pPr>
-        <w:spacing w:after="120"/>
-        <w:ind w:left="360" w:hanging="360"/>
-      </w:pPr>
-      <w:r>
-        <w:rPr>
-          <w:b/>
-          <w:bCs/>
-          <w:color w:val="1C2321"/>
-          <w:sz w:val="22"/>
-          <w:szCs w:val="22"/>
-        </w:rPr>
-        <w:t xml:space="preserve">4. Read the converted value, </w:t>
-      </w:r>
-      <w:r>
-        <w:rPr>
-          <w:color w:val="1C2321"/>
-          <w:sz w:val="22"/>
-          <w:szCs w:val="22"/>
-        </w:rPr>
-        <w:t xml:space="preserve">which updates live as you type.</w:t>
+        <w:t xml:space="preserve">Converts height, weight, temperature, distance, and volume between metric and US units — all five conversions are on the page at once.</w:t>
+      </w:r>
+    </w:p>
+    <w:p>
+      <w:pPr>
+        <w:spacing w:after="120"/>
+        <w:ind w:left="360" w:hanging="360"/>
+      </w:pPr>
+      <w:r>
+        <w:rPr>
+          <w:b/>
+          <w:bCs/>
+          <w:color w:val="1C2321"/>
+          <w:sz w:val="22"/>
+          <w:szCs w:val="22"/>
+        </w:rPr>
+        <w:t xml:space="preserve">1. Find the card you need: </w:t>
+      </w:r>
+      <w:r>
+        <w:rPr>
+          <w:color w:val="1C2321"/>
+          <w:sz w:val="22"/>
+          <w:szCs w:val="22"/>
+        </w:rPr>
+        <w:t xml:space="preserve">Height (centimeters ↔ feet and inches), Weight (pounds ↔ kilograms), Temperature (°F ↔ °C), Length / Distance (kilometers ↔ miles), or Volume (liters ↔ US gallons).</w:t>
+      </w:r>
+    </w:p>
+    <w:p>
+      <w:pPr>
+        <w:spacing w:after="120"/>
+        <w:ind w:left="360" w:hanging="360"/>
+      </w:pPr>
+      <w:r>
+        <w:rPr>
+          <w:b/>
+          <w:bCs/>
+          <w:color w:val="1C2321"/>
+          <w:sz w:val="22"/>
+          <w:szCs w:val="22"/>
+        </w:rPr>
+        <w:t xml:space="preserve">2. Type a value in either box of that card. </w:t>
+      </w:r>
+      <w:r>
+        <w:rPr>
+          <w:color w:val="1C2321"/>
+          <w:sz w:val="22"/>
+          <w:szCs w:val="22"/>
+        </w:rPr>
+        <w:t xml:space="preserve">For Height that means centimeters, or feet and inches (the inches box accepts decimals).</w:t>
+      </w:r>
+    </w:p>
+    <w:p>
+      <w:pPr>
+        <w:spacing w:after="120"/>
+        <w:ind w:left="360" w:hanging="360"/>
+      </w:pPr>
+      <w:r>
+        <w:rPr>
+          <w:b/>
+          <w:bCs/>
+          <w:color w:val="1C2321"/>
+          <w:sz w:val="22"/>
+          <w:szCs w:val="22"/>
+        </w:rPr>
+        <w:t xml:space="preserve">3. Read the other box. </w:t>
+      </w:r>
+      <w:r>
+        <w:rPr>
+          <w:color w:val="1C2321"/>
+          <w:sz w:val="22"/>
+          <w:szCs w:val="22"/>
+        </w:rPr>
+        <w:t xml:space="preserve">It updates as you type. Each card works in both directions, so there is no "from" and "to" to choose.</w:t>
       </w:r>
     </w:p>
     <w:p>
@@ -8038,7 +8542,7 @@
           <w:sz w:val="21"/>
           <w:szCs w:val="21"/>
         </w:rPr>
-        <w:t xml:space="preserve">Height conversions to feet and inches round correctly at the edges — for example, a value that rounds up to a full extra foot displays as that next foot with zero inches, not as an incorrect "12 inches" within the previous foot.</w:t>
+        <w:t xml:space="preserve">Results are rounded: weight, distance, and volume to 2 decimals; centimeters, inches, and temperature to 1 decimal. Heights carry over properly — 182.8 cm shows as 6 ft 0 in, never "5 ft 12 in". Clearing a box sets the other one to 0. Gallons are US gallons (3.785 liters), not UK gallons.</w:t>
       </w:r>
     </w:p>
     <w:p>
@@ -8067,79 +8571,79 @@
           <w:sz w:val="22"/>
           <w:szCs w:val="22"/>
         </w:rPr>
-        <w:t xml:space="preserve">Shows what one specific moment in time looks like across 11 different time zones at once.</w:t>
-      </w:r>
-    </w:p>
-    <w:p>
-      <w:pPr>
-        <w:spacing w:after="120"/>
-        <w:ind w:left="360" w:hanging="360"/>
-      </w:pPr>
-      <w:r>
-        <w:rPr>
-          <w:b/>
-          <w:bCs/>
-          <w:color w:val="1C2321"/>
-          <w:sz w:val="22"/>
-          <w:szCs w:val="22"/>
-        </w:rPr>
-        <w:t xml:space="preserve">1. Enter a date and time </w:t>
-      </w:r>
-      <w:r>
-        <w:rPr>
-          <w:color w:val="1C2321"/>
-          <w:sz w:val="22"/>
-          <w:szCs w:val="22"/>
-        </w:rPr>
-        <w:t xml:space="preserve">in your own time zone.</w:t>
-      </w:r>
-    </w:p>
-    <w:p>
-      <w:pPr>
-        <w:spacing w:after="120"/>
-        <w:ind w:left="360" w:hanging="360"/>
-      </w:pPr>
-      <w:r>
-        <w:rPr>
-          <w:b/>
-          <w:bCs/>
-          <w:color w:val="1C2321"/>
-          <w:sz w:val="22"/>
-          <w:szCs w:val="22"/>
-        </w:rPr>
-        <w:t xml:space="preserve">2. Read the converted times </w:t>
-      </w:r>
-      <w:r>
-        <w:rPr>
-          <w:color w:val="1C2321"/>
-          <w:sz w:val="22"/>
-          <w:szCs w:val="22"/>
-        </w:rPr>
-        <w:t xml:space="preserve">shown for all 11 zones at once, side by side.</w:t>
-      </w:r>
-    </w:p>
-    <w:p>
-      <w:pPr>
-        <w:spacing w:after="120"/>
-        <w:ind w:left="360" w:hanging="360"/>
-      </w:pPr>
-      <w:r>
-        <w:rPr>
-          <w:b/>
-          <w:bCs/>
-          <w:color w:val="1C2321"/>
-          <w:sz w:val="22"/>
-          <w:szCs w:val="22"/>
-        </w:rPr>
-        <w:t xml:space="preserve">3. Check the day-offset flags. </w:t>
-      </w:r>
-      <w:r>
-        <w:rPr>
-          <w:color w:val="1C2321"/>
-          <w:sz w:val="22"/>
-          <w:szCs w:val="22"/>
-        </w:rPr>
-        <w:t xml:space="preserve">Zones where the converted time falls on a different calendar day (the day before or after) are marked clearly, since this is the detail that's easy to miss and causes the most scheduling mistakes.</w:t>
+        <w:t xml:space="preserve">Shows what one moment looks like in 11 time zones at once, and flags the zones where it falls on a different date than yours.</w:t>
+      </w:r>
+    </w:p>
+    <w:p>
+      <w:pPr>
+        <w:spacing w:after="120"/>
+        <w:ind w:left="360" w:hanging="360"/>
+      </w:pPr>
+      <w:r>
+        <w:rPr>
+          <w:b/>
+          <w:bCs/>
+          <w:color w:val="1C2321"/>
+          <w:sz w:val="22"/>
+          <w:szCs w:val="22"/>
+        </w:rPr>
+        <w:t xml:space="preserve">1. Enter the date and time </w:t>
+      </w:r>
+      <w:r>
+        <w:rPr>
+          <w:color w:val="1C2321"/>
+          <w:sz w:val="22"/>
+          <w:szCs w:val="22"/>
+        </w:rPr>
+        <w:t xml:space="preserve">in "Date and time (your local time)". It starts at the current moment. Enter it in your own time zone, not the other person's.</w:t>
+      </w:r>
+    </w:p>
+    <w:p>
+      <w:pPr>
+        <w:spacing w:after="120"/>
+        <w:ind w:left="360" w:hanging="360"/>
+      </w:pPr>
+      <w:r>
+        <w:rPr>
+          <w:b/>
+          <w:bCs/>
+          <w:color w:val="1C2321"/>
+          <w:sz w:val="22"/>
+          <w:szCs w:val="22"/>
+        </w:rPr>
+        <w:t xml:space="preserve">2. Read the table. </w:t>
+      </w:r>
+      <w:r>
+        <w:rPr>
+          <w:color w:val="1C2321"/>
+          <w:sz w:val="22"/>
+          <w:szCs w:val="22"/>
+        </w:rPr>
+        <w:t xml:space="preserve">It lists Pacific (US), Mountain (US), Central (US), Eastern (US), UTC, London, Paris, Seoul, Tokyo, Shanghai, and Sydney, each with the local time and a short zone name such as PDT or GMT+9.</w:t>
+      </w:r>
+    </w:p>
+    <w:p>
+      <w:pPr>
+        <w:spacing w:after="120"/>
+        <w:ind w:left="360" w:hanging="360"/>
+      </w:pPr>
+      <w:r>
+        <w:rPr>
+          <w:b/>
+          <w:bCs/>
+          <w:color w:val="1C2321"/>
+          <w:sz w:val="22"/>
+          <w:szCs w:val="22"/>
+        </w:rPr>
+        <w:t xml:space="preserve">3. Look for "(+1 day)" or "(-1 day)" </w:t>
+      </w:r>
+      <w:r>
+        <w:rPr>
+          <w:color w:val="1C2321"/>
+          <w:sz w:val="22"/>
+          <w:szCs w:val="22"/>
+        </w:rPr>
+        <w:t xml:space="preserve">after a time. It means that in that zone the moment falls on the next or the previous calendar day compared with the date you entered.</w:t>
       </w:r>
     </w:p>
     <w:p>
@@ -8166,7 +8670,7 @@
           <w:sz w:val="21"/>
           <w:szCs w:val="21"/>
         </w:rPr>
-        <w:t xml:space="preserve">Always double-check the day, not just the time, when scheduling something across time zones — a meeting that's "3pm your time" might already be tomorrow morning somewhere else, and the day-offset flags exist specifically to catch that.</w:t>
+        <w:t xml:space="preserve">Daylight saving time is applied for the date you pick, so the same zone can be an hour apart in summer and winter. The 11 zones are fixed, and clearing the field brings back the prompt to enter a date and time. Check the day as well as the hour when you schedule something across zones — "3 pm your time" can already be tomorrow morning somewhere else.</w:t>
       </w:r>
     </w:p>
     <w:p>
@@ -8249,79 +8753,103 @@
           <w:sz w:val="22"/>
           <w:szCs w:val="22"/>
         </w:rPr>
-        <w:t xml:space="preserve">into the input box.</w:t>
-      </w:r>
-    </w:p>
-    <w:p>
-      <w:pPr>
-        <w:spacing w:after="120"/>
-        <w:ind w:left="360" w:hanging="360"/>
-      </w:pPr>
-      <w:r>
-        <w:rPr>
-          <w:b/>
-          <w:bCs/>
-          <w:color w:val="1C2321"/>
-          <w:sz w:val="22"/>
-          <w:szCs w:val="22"/>
-        </w:rPr>
-        <w:t xml:space="preserve">2. Click "Format" </w:t>
-      </w:r>
-      <w:r>
-        <w:rPr>
-          <w:color w:val="1C2321"/>
-          <w:sz w:val="22"/>
-          <w:szCs w:val="22"/>
-        </w:rPr>
-        <w:t xml:space="preserve">to pretty-print it with indentation, or "Minify" to compress it onto one line.</w:t>
-      </w:r>
-    </w:p>
-    <w:p>
-      <w:pPr>
-        <w:spacing w:after="120"/>
-        <w:ind w:left="360" w:hanging="360"/>
-      </w:pPr>
-      <w:r>
-        <w:rPr>
-          <w:b/>
-          <w:bCs/>
-          <w:color w:val="1C2321"/>
-          <w:sz w:val="22"/>
-          <w:szCs w:val="22"/>
-        </w:rPr>
-        <w:t xml:space="preserve">3. Check for errors. </w:t>
-      </w:r>
-      <w:r>
-        <w:rPr>
-          <w:color w:val="1C2321"/>
-          <w:sz w:val="22"/>
-          <w:szCs w:val="22"/>
-        </w:rPr>
-        <w:t xml:space="preserve">If your JSON isn't valid, an error message points to roughly where the problem is, rather than just failing silently.</w:t>
-      </w:r>
-    </w:p>
-    <w:p>
-      <w:pPr>
-        <w:spacing w:after="120"/>
-        <w:ind w:left="360" w:hanging="360"/>
-      </w:pPr>
-      <w:r>
-        <w:rPr>
-          <w:b/>
-          <w:bCs/>
-          <w:color w:val="1C2321"/>
-          <w:sz w:val="22"/>
-          <w:szCs w:val="22"/>
-        </w:rPr>
-        <w:t xml:space="preserve">4. Copy the result </w:t>
-      </w:r>
-      <w:r>
-        <w:rPr>
-          <w:color w:val="1C2321"/>
-          <w:sz w:val="22"/>
-          <w:szCs w:val="22"/>
-        </w:rPr>
-        <w:t xml:space="preserve">using the copy button.</w:t>
+        <w:t xml:space="preserve">into the "Paste JSON" box (it starts with a small example you can replace).</w:t>
+      </w:r>
+    </w:p>
+    <w:p>
+      <w:pPr>
+        <w:spacing w:after="120"/>
+        <w:ind w:left="360" w:hanging="360"/>
+      </w:pPr>
+      <w:r>
+        <w:rPr>
+          <w:b/>
+          <w:bCs/>
+          <w:color w:val="1C2321"/>
+          <w:sz w:val="22"/>
+          <w:szCs w:val="22"/>
+        </w:rPr>
+        <w:t xml:space="preserve">2. Choose the indent size. </w:t>
+      </w:r>
+      <w:r>
+        <w:rPr>
+          <w:color w:val="1C2321"/>
+          <w:sz w:val="22"/>
+          <w:szCs w:val="22"/>
+        </w:rPr>
+        <w:t xml:space="preserve">"2 spaces" (the default) or "4 spaces" pretty-prints it with indentation; "Minify (no spaces)" squeezes it onto one line.</w:t>
+      </w:r>
+    </w:p>
+    <w:p>
+      <w:pPr>
+        <w:spacing w:after="120"/>
+        <w:ind w:left="360" w:hanging="360"/>
+      </w:pPr>
+      <w:r>
+        <w:rPr>
+          <w:b/>
+          <w:bCs/>
+          <w:color w:val="1C2321"/>
+          <w:sz w:val="22"/>
+          <w:szCs w:val="22"/>
+        </w:rPr>
+        <w:t xml:space="preserve">3. Click "Format." </w:t>
+      </w:r>
+      <w:r>
+        <w:rPr>
+          <w:color w:val="1C2321"/>
+          <w:sz w:val="22"/>
+          <w:szCs w:val="22"/>
+        </w:rPr>
+        <w:t xml:space="preserve">The formatted version appears in the "Result" box below. A green message says "Valid JSON, formatted below."</w:t>
+      </w:r>
+    </w:p>
+    <w:p>
+      <w:pPr>
+        <w:spacing w:after="120"/>
+        <w:ind w:left="360" w:hanging="360"/>
+      </w:pPr>
+      <w:r>
+        <w:rPr>
+          <w:b/>
+          <w:bCs/>
+          <w:color w:val="1C2321"/>
+          <w:sz w:val="22"/>
+          <w:szCs w:val="22"/>
+        </w:rPr>
+        <w:t xml:space="preserve">4. Check for errors. </w:t>
+      </w:r>
+      <w:r>
+        <w:rPr>
+          <w:color w:val="1C2321"/>
+          <w:sz w:val="22"/>
+          <w:szCs w:val="22"/>
+        </w:rPr>
+        <w:t xml:space="preserve">If your JSON isn't valid, a red message says "Not valid JSON" and points to the line and column where the first problem is (for example, Expected ',' or '}' at line 3, column 5), instead of just failing silently. The Result box stays empty until the problem is fixed.</w:t>
+      </w:r>
+    </w:p>
+    <w:p>
+      <w:pPr>
+        <w:spacing w:after="120"/>
+        <w:ind w:left="360" w:hanging="360"/>
+      </w:pPr>
+      <w:r>
+        <w:rPr>
+          <w:b/>
+          <w:bCs/>
+          <w:color w:val="1C2321"/>
+          <w:sz w:val="22"/>
+          <w:szCs w:val="22"/>
+        </w:rPr>
+        <w:t xml:space="preserve">5. Copy the result </w:t>
+      </w:r>
+      <w:r>
+        <w:rPr>
+          <w:color w:val="1C2321"/>
+          <w:sz w:val="22"/>
+          <w:szCs w:val="22"/>
+        </w:rPr>
+        <w:t xml:space="preserve">with the "Copy result" button.</w:t>
       </w:r>
     </w:p>
     <w:p>
@@ -8348,7 +8876,7 @@
           <w:sz w:val="21"/>
           <w:szCs w:val="21"/>
         </w:rPr>
-        <w:t xml:space="preserve">A common cause of "invalid JSON" errors is a trailing comma after the last item in an object or array — valid in JavaScript object literals, but not valid in strict JSON.</w:t>
+        <w:t xml:space="preserve">A common cause of "invalid JSON" errors is a trailing comma after the last item in an object or array, or single quotes instead of double quotes — both fine in JavaScript, but not in strict JSON. Another thing to watch: if your JSON has a whole number larger than 9,007,199,254,740,991 (253), such as a long ID, JavaScript can't store it exactly. The tool still formats it, but adds a warning that the value may have changed — keep IDs like that as strings.</w:t>
       </w:r>
     </w:p>
     <w:p>
@@ -8393,63 +8921,63 @@
           <w:sz w:val="22"/>
           <w:szCs w:val="22"/>
         </w:rPr>
-        <w:t xml:space="preserve">1. Choose "Encode" or "Decode" </w:t>
-      </w:r>
-      <w:r>
-        <w:rPr>
-          <w:color w:val="1C2321"/>
-          <w:sz w:val="22"/>
-          <w:szCs w:val="22"/>
-        </w:rPr>
-        <w:t xml:space="preserve">using the mode toggle.</w:t>
-      </w:r>
-    </w:p>
-    <w:p>
-      <w:pPr>
-        <w:spacing w:after="120"/>
-        <w:ind w:left="360" w:hanging="360"/>
-      </w:pPr>
-      <w:r>
-        <w:rPr>
-          <w:b/>
-          <w:bCs/>
-          <w:color w:val="1C2321"/>
-          <w:sz w:val="22"/>
-          <w:szCs w:val="22"/>
-        </w:rPr>
-        <w:t xml:space="preserve">2. Paste your text </w:t>
-      </w:r>
-      <w:r>
-        <w:rPr>
-          <w:color w:val="1C2321"/>
-          <w:sz w:val="22"/>
-          <w:szCs w:val="22"/>
-        </w:rPr>
-        <w:t xml:space="preserve">into the input box (plain text to encode, or a Base64 string to decode).</w:t>
-      </w:r>
-    </w:p>
-    <w:p>
-      <w:pPr>
-        <w:spacing w:after="120"/>
-        <w:ind w:left="360" w:hanging="360"/>
-      </w:pPr>
-      <w:r>
-        <w:rPr>
-          <w:b/>
-          <w:bCs/>
-          <w:color w:val="1C2321"/>
-          <w:sz w:val="22"/>
-          <w:szCs w:val="22"/>
-        </w:rPr>
-        <w:t xml:space="preserve">3. Read the result </w:t>
-      </w:r>
-      <w:r>
-        <w:rPr>
-          <w:color w:val="1C2321"/>
-          <w:sz w:val="22"/>
-          <w:szCs w:val="22"/>
-        </w:rPr>
-        <w:t xml:space="preserve">in the output box, which updates live.</w:t>
+        <w:t xml:space="preserve">1. To encode: </w:t>
+      </w:r>
+      <w:r>
+        <w:rPr>
+          <w:color w:val="1C2321"/>
+          <w:sz w:val="22"/>
+          <w:szCs w:val="22"/>
+        </w:rPr>
+        <w:t xml:space="preserve">type or paste plain text into the "Text" box and click "Encode →." The Base64 version appears in the "Base64" box below.</w:t>
+      </w:r>
+    </w:p>
+    <w:p>
+      <w:pPr>
+        <w:spacing w:after="120"/>
+        <w:ind w:left="360" w:hanging="360"/>
+      </w:pPr>
+      <w:r>
+        <w:rPr>
+          <w:b/>
+          <w:bCs/>
+          <w:color w:val="1C2321"/>
+          <w:sz w:val="22"/>
+          <w:szCs w:val="22"/>
+        </w:rPr>
+        <w:t xml:space="preserve">2. To decode: </w:t>
+      </w:r>
+      <w:r>
+        <w:rPr>
+          <w:color w:val="1C2321"/>
+          <w:sz w:val="22"/>
+          <w:szCs w:val="22"/>
+        </w:rPr>
+        <w:t xml:space="preserve">paste a Base64 string into the "Base64" box and click "← Decode." The plain text appears in the "Text" box above. If the Base64 box is empty, the tool says so and leaves your text untouched.</w:t>
+      </w:r>
+    </w:p>
+    <w:p>
+      <w:pPr>
+        <w:spacing w:after="120"/>
+        <w:ind w:left="360" w:hanging="360"/>
+      </w:pPr>
+      <w:r>
+        <w:rPr>
+          <w:b/>
+          <w:bCs/>
+          <w:color w:val="1C2321"/>
+          <w:sz w:val="22"/>
+          <w:szCs w:val="22"/>
+        </w:rPr>
+        <w:t xml:space="preserve">3. Pick the style (optional). </w:t>
+      </w:r>
+      <w:r>
+        <w:rPr>
+          <w:color w:val="1C2321"/>
+          <w:sz w:val="22"/>
+          <w:szCs w:val="22"/>
+        </w:rPr>
+        <w:t xml:space="preserve">Tick "URL-safe output" to encode with - and _ instead of + and /, and no trailing = padding — the form used in web addresses and tokens. You don't need to tick anything to decode URL-safe Base64: the tool spots it and converts it automatically, and tells you it did.</w:t>
       </w:r>
     </w:p>
     <w:p>
@@ -8473,7 +9001,7 @@
           <w:sz w:val="22"/>
           <w:szCs w:val="22"/>
         </w:rPr>
-        <w:t xml:space="preserve">using the copy button.</w:t>
+        <w:t xml:space="preserve">with the "Copy result" button, which copies the Base64 box.</w:t>
       </w:r>
     </w:p>
     <w:p>
@@ -8500,7 +9028,7 @@
           <w:sz w:val="21"/>
           <w:szCs w:val="21"/>
         </w:rPr>
-        <w:t xml:space="preserve">Some simpler Base64 tools break on non-English text or emoji because of how they handle character encoding — this one is built specifically to handle UTF-8 text correctly, so Korean, Japanese, emoji, and other non-Latin characters round-trip correctly through encode and decode.</w:t>
+        <w:t xml:space="preserve">Some simpler Base64 tools break on non-English text or emoji because of how they handle character encoding — this one is built to handle UTF-8 correctly, so Korean, Japanese, emoji, and other non-Latin characters round-trip through encode and decode. If you decode something that isn't valid text (for example, Base64 of an image or a file), the tool warns you that the result may be corrupted, because it can't be shown as readable text.</w:t>
       </w:r>
     </w:p>
     <w:p>
@@ -8529,71 +9057,103 @@
           <w:sz w:val="22"/>
           <w:szCs w:val="22"/>
         </w:rPr>
-        <w:t xml:space="preserve">Generates random v4 UUIDs (universally unique identifiers), one at a time or in a batch.</w:t>
-      </w:r>
-    </w:p>
-    <w:p>
-      <w:pPr>
-        <w:spacing w:after="120"/>
-        <w:ind w:left="360" w:hanging="360"/>
-      </w:pPr>
-      <w:r>
-        <w:rPr>
-          <w:b/>
-          <w:bCs/>
-          <w:color w:val="1C2321"/>
-          <w:sz w:val="22"/>
-          <w:szCs w:val="22"/>
-        </w:rPr>
-        <w:t xml:space="preserve">1. Choose how many you need </w:t>
-      </w:r>
-      <w:r>
-        <w:rPr>
-          <w:color w:val="1C2321"/>
-          <w:sz w:val="22"/>
-          <w:szCs w:val="22"/>
-        </w:rPr>
-        <w:t xml:space="preserve">— a single one, or a batch (enter the quantity).</w:t>
-      </w:r>
-    </w:p>
-    <w:p>
-      <w:pPr>
-        <w:spacing w:after="120"/>
-        <w:ind w:left="360" w:hanging="360"/>
-      </w:pPr>
-      <w:r>
-        <w:rPr>
-          <w:b/>
-          <w:bCs/>
-          <w:color w:val="1C2321"/>
-          <w:sz w:val="22"/>
-          <w:szCs w:val="22"/>
-        </w:rPr>
-        <w:t xml:space="preserve">2. Click "Generate."</w:t>
-      </w:r>
-    </w:p>
-    <w:p>
-      <w:pPr>
-        <w:spacing w:after="120"/>
-        <w:ind w:left="360" w:hanging="360"/>
-      </w:pPr>
-      <w:r>
-        <w:rPr>
-          <w:b/>
-          <w:bCs/>
-          <w:color w:val="1C2321"/>
-          <w:sz w:val="22"/>
-          <w:szCs w:val="22"/>
-        </w:rPr>
-        <w:t xml:space="preserve">3. Copy the result(s) </w:t>
-      </w:r>
-      <w:r>
-        <w:rPr>
-          <w:color w:val="1C2321"/>
-          <w:sz w:val="22"/>
-          <w:szCs w:val="22"/>
-        </w:rPr>
-        <w:t xml:space="preserve">using the copy button — a batch is typically copyable as one list, one UUID per line.</w:t>
+        <w:t xml:space="preserve">Generates UUIDs (universally unique identifiers) — random, time-based, or sortable — one at a time or in a batch.</w:t>
+      </w:r>
+    </w:p>
+    <w:p>
+      <w:pPr>
+        <w:spacing w:after="120"/>
+        <w:ind w:left="360" w:hanging="360"/>
+      </w:pPr>
+      <w:r>
+        <w:rPr>
+          <w:b/>
+          <w:bCs/>
+          <w:color w:val="1C2321"/>
+          <w:sz w:val="22"/>
+          <w:szCs w:val="22"/>
+        </w:rPr>
+        <w:t xml:space="preserve">1. Choose a version. </w:t>
+      </w:r>
+      <w:r>
+        <w:rPr>
+          <w:color w:val="1C2321"/>
+          <w:sz w:val="22"/>
+          <w:szCs w:val="22"/>
+        </w:rPr>
+        <w:t xml:space="preserve">"v4 — random" is the default and the right choice for most uses. "v1 — time-based" is built from the current time. "v7 — sortable (time-ordered)" starts with a timestamp, so UUIDs created later sort after earlier ones — handy for database keys.</w:t>
+      </w:r>
+    </w:p>
+    <w:p>
+      <w:pPr>
+        <w:spacing w:after="120"/>
+        <w:ind w:left="360" w:hanging="360"/>
+      </w:pPr>
+      <w:r>
+        <w:rPr>
+          <w:b/>
+          <w:bCs/>
+          <w:color w:val="1C2321"/>
+          <w:sz w:val="22"/>
+          <w:szCs w:val="22"/>
+        </w:rPr>
+        <w:t xml:space="preserve">2. Get one UUID. </w:t>
+      </w:r>
+      <w:r>
+        <w:rPr>
+          <w:color w:val="1C2321"/>
+          <w:sz w:val="22"/>
+          <w:szCs w:val="22"/>
+        </w:rPr>
+        <w:t xml:space="preserve">A UUID is already shown when the page opens. Click "Generate new UUID" for another, and "Copy" to copy it.</w:t>
+      </w:r>
+    </w:p>
+    <w:p>
+      <w:pPr>
+        <w:spacing w:after="120"/>
+        <w:ind w:left="360" w:hanging="360"/>
+      </w:pPr>
+      <w:r>
+        <w:rPr>
+          <w:b/>
+          <w:bCs/>
+          <w:color w:val="1C2321"/>
+          <w:sz w:val="22"/>
+          <w:szCs w:val="22"/>
+        </w:rPr>
+        <w:t xml:space="preserve">3. Or get a batch. </w:t>
+      </w:r>
+      <w:r>
+        <w:rPr>
+          <w:color w:val="1C2321"/>
+          <w:sz w:val="22"/>
+          <w:szCs w:val="22"/>
+        </w:rPr>
+        <w:t xml:space="preserve">Under "Generate multiple," enter how many you need (1 to 100) and click "Generate list." A message confirms how many were made; if you ask for more than 100, you get 100 and the message says so.</w:t>
+      </w:r>
+    </w:p>
+    <w:p>
+      <w:pPr>
+        <w:spacing w:after="120"/>
+        <w:ind w:left="360" w:hanging="360"/>
+      </w:pPr>
+      <w:r>
+        <w:rPr>
+          <w:b/>
+          <w:bCs/>
+          <w:color w:val="1C2321"/>
+          <w:sz w:val="22"/>
+          <w:szCs w:val="22"/>
+        </w:rPr>
+        <w:t xml:space="preserve">4. Copy the batch </w:t>
+      </w:r>
+      <w:r>
+        <w:rPr>
+          <w:color w:val="1C2321"/>
+          <w:sz w:val="22"/>
+          <w:szCs w:val="22"/>
+        </w:rPr>
+        <w:t xml:space="preserve">with "Copy all," which puts one UUID on each line.</w:t>
       </w:r>
     </w:p>
     <w:p>
@@ -8620,7 +9180,7 @@
           <w:sz w:val="21"/>
           <w:szCs w:val="21"/>
         </w:rPr>
-        <w:t xml:space="preserve">Each UUID is generated independently using a cryptographically random source, so even generating thousands in a batch carries no meaningful risk of a duplicate.</w:t>
+        <w:t xml:space="preserve">Each UUID is generated independently using your browser's secure random source, so even a batch carries no meaningful risk of a duplicate. The version you pick applies to both the single UUID and the batch. Browsers can't read a computer's hardware address, so v1 UUIDs use a random value in its place, as the standard allows.</w:t>
       </w:r>
     </w:p>
     <w:p>
@@ -8649,79 +9209,103 @@
           <w:sz w:val="22"/>
           <w:szCs w:val="22"/>
         </w:rPr>
-        <w:t xml:space="preserve">Converts a color between HEX, RGB, and HSL formats, with a live preview swatch.</w:t>
-      </w:r>
-    </w:p>
-    <w:p>
-      <w:pPr>
-        <w:spacing w:after="120"/>
-        <w:ind w:left="360" w:hanging="360"/>
-      </w:pPr>
-      <w:r>
-        <w:rPr>
-          <w:b/>
-          <w:bCs/>
-          <w:color w:val="1C2321"/>
-          <w:sz w:val="22"/>
-          <w:szCs w:val="22"/>
-        </w:rPr>
-        <w:t xml:space="preserve">1. Enter a color </w:t>
-      </w:r>
-      <w:r>
-        <w:rPr>
-          <w:color w:val="1C2321"/>
-          <w:sz w:val="22"/>
-          <w:szCs w:val="22"/>
-        </w:rPr>
-        <w:t xml:space="preserve">in any one of the three formats (HEX, RGB, or HSL) — or use the color picker if one is provided.</w:t>
-      </w:r>
-    </w:p>
-    <w:p>
-      <w:pPr>
-        <w:spacing w:after="120"/>
-        <w:ind w:left="360" w:hanging="360"/>
-      </w:pPr>
-      <w:r>
-        <w:rPr>
-          <w:b/>
-          <w:bCs/>
-          <w:color w:val="1C2321"/>
-          <w:sz w:val="22"/>
-          <w:szCs w:val="22"/>
-        </w:rPr>
-        <w:t xml:space="preserve">2. Read the converted values </w:t>
-      </w:r>
-      <w:r>
-        <w:rPr>
-          <w:color w:val="1C2321"/>
-          <w:sz w:val="22"/>
-          <w:szCs w:val="22"/>
-        </w:rPr>
-        <w:t xml:space="preserve">in the other two formats, updated live.</w:t>
-      </w:r>
-    </w:p>
-    <w:p>
-      <w:pPr>
-        <w:spacing w:after="120"/>
-        <w:ind w:left="360" w:hanging="360"/>
-      </w:pPr>
-      <w:r>
-        <w:rPr>
-          <w:b/>
-          <w:bCs/>
-          <w:color w:val="1C2321"/>
-          <w:sz w:val="22"/>
-          <w:szCs w:val="22"/>
-        </w:rPr>
-        <w:t xml:space="preserve">3. Check the swatch </w:t>
-      </w:r>
-      <w:r>
-        <w:rPr>
-          <w:color w:val="1C2321"/>
-          <w:sz w:val="22"/>
-          <w:szCs w:val="22"/>
-        </w:rPr>
-        <w:t xml:space="preserve">to confirm it's the color you meant.</w:t>
+        <w:t xml:space="preserve">Converts a color between HEX, RGB, and HSL formats, with a live preview swatch — and checks how readable text in that color is against another color.</w:t>
+      </w:r>
+    </w:p>
+    <w:p>
+      <w:pPr>
+        <w:spacing w:after="120"/>
+        <w:ind w:left="360" w:hanging="360"/>
+      </w:pPr>
+      <w:r>
+        <w:rPr>
+          <w:b/>
+          <w:bCs/>
+          <w:color w:val="1C2321"/>
+          <w:sz w:val="22"/>
+          <w:szCs w:val="22"/>
+        </w:rPr>
+        <w:t xml:space="preserve">1. Enter a color. </w:t>
+      </w:r>
+      <w:r>
+        <w:rPr>
+          <w:color w:val="1C2321"/>
+          <w:sz w:val="22"/>
+          <w:szCs w:val="22"/>
+        </w:rPr>
+        <w:t xml:space="preserve">Type a HEX code into the HEX box, or click the small color square beside it to pick one visually. A HEX code can be typed with or without the "#", in short form (#0d7) or long form (#0D7A7C), and with an alpha (transparency) part like #0D7A7C80.</w:t>
+      </w:r>
+    </w:p>
+    <w:p>
+      <w:pPr>
+        <w:spacing w:after="120"/>
+        <w:ind w:left="360" w:hanging="360"/>
+      </w:pPr>
+      <w:r>
+        <w:rPr>
+          <w:b/>
+          <w:bCs/>
+          <w:color w:val="1C2321"/>
+          <w:sz w:val="22"/>
+          <w:szCs w:val="22"/>
+        </w:rPr>
+        <w:t xml:space="preserve">2. Read the converted values. </w:t>
+      </w:r>
+      <w:r>
+        <w:rPr>
+          <w:color w:val="1C2321"/>
+          <w:sz w:val="22"/>
+          <w:szCs w:val="22"/>
+        </w:rPr>
+        <w:t xml:space="preserve">The HEX, RGB, and HSL versions appear below the swatch, updated as you type. With an alpha part, they appear as rgba(…) and hsla(…).</w:t>
+      </w:r>
+    </w:p>
+    <w:p>
+      <w:pPr>
+        <w:spacing w:after="120"/>
+        <w:ind w:left="360" w:hanging="360"/>
+      </w:pPr>
+      <w:r>
+        <w:rPr>
+          <w:b/>
+          <w:bCs/>
+          <w:color w:val="1C2321"/>
+          <w:sz w:val="22"/>
+          <w:szCs w:val="22"/>
+        </w:rPr>
+        <w:t xml:space="preserve">3. Copy a value </w:t>
+      </w:r>
+      <w:r>
+        <w:rPr>
+          <w:color w:val="1C2321"/>
+          <w:sz w:val="22"/>
+          <w:szCs w:val="22"/>
+        </w:rPr>
+        <w:t xml:space="preserve">with the "Copy" button on its row.</w:t>
+      </w:r>
+    </w:p>
+    <w:p>
+      <w:pPr>
+        <w:spacing w:after="120"/>
+        <w:ind w:left="360" w:hanging="360"/>
+      </w:pPr>
+      <w:r>
+        <w:rPr>
+          <w:b/>
+          <w:bCs/>
+          <w:color w:val="1C2321"/>
+          <w:sz w:val="22"/>
+          <w:szCs w:val="22"/>
+        </w:rPr>
+        <w:t xml:space="preserve">4. Check text contrast (optional). </w:t>
+      </w:r>
+      <w:r>
+        <w:rPr>
+          <w:color w:val="1C2321"/>
+          <w:sz w:val="22"/>
+          <w:szCs w:val="22"/>
+        </w:rPr>
+        <w:t xml:space="preserve">Under "WCAG contrast check," choose the color to compare against (white by default) — type a HEX code or use its color square. The tool shows the contrast ratio and whether the pair passes the AA and AAA accessibility levels for normal and large text.</w:t>
       </w:r>
     </w:p>
     <w:p>
@@ -8748,7 +9332,7 @@
           <w:sz w:val="21"/>
           <w:szCs w:val="21"/>
         </w:rPr>
-        <w:t xml:space="preserve">HEX codes can be typed with or without the leading "#" — the tool accepts either.</w:t>
+        <w:t xml:space="preserve">If you type something that isn't a valid HEX color, a red message shows the accepted forms, and the last good values stay on screen until you fix it. The contrast check ignores transparency and compares the opaque colors, and says so when you've entered an alpha part. As a rule of thumb, body text should reach at least 4.5:1 to pass AA.</w:t>
       </w:r>
     </w:p>
     <w:p>
@@ -8777,95 +9361,79 @@
           <w:sz w:val="22"/>
           <w:szCs w:val="22"/>
         </w:rPr>
-        <w:t xml:space="preserve">Percent-encodes text for safe use in a URL, or decodes an already-encoded URL back to readable text.</w:t>
-      </w:r>
-    </w:p>
-    <w:p>
-      <w:pPr>
-        <w:spacing w:after="120"/>
-        <w:ind w:left="360" w:hanging="360"/>
-      </w:pPr>
-      <w:r>
-        <w:rPr>
-          <w:b/>
-          <w:bCs/>
-          <w:color w:val="1C2321"/>
-          <w:sz w:val="22"/>
-          <w:szCs w:val="22"/>
-        </w:rPr>
-        <w:t xml:space="preserve">1. Choose "Encode" or "Decode."</w:t>
-      </w:r>
-    </w:p>
-    <w:p>
-      <w:pPr>
-        <w:spacing w:after="120"/>
-        <w:ind w:left="360" w:hanging="360"/>
-      </w:pPr>
-      <w:r>
-        <w:rPr>
-          <w:b/>
-          <w:bCs/>
-          <w:color w:val="1C2321"/>
-          <w:sz w:val="22"/>
-          <w:szCs w:val="22"/>
-        </w:rPr>
-        <w:t xml:space="preserve">2. Paste your text or URL </w:t>
-      </w:r>
-      <w:r>
-        <w:rPr>
-          <w:color w:val="1C2321"/>
-          <w:sz w:val="22"/>
-          <w:szCs w:val="22"/>
-        </w:rPr>
-        <w:t xml:space="preserve">into the input box.</w:t>
-      </w:r>
-    </w:p>
-    <w:p>
-      <w:pPr>
-        <w:spacing w:after="120"/>
-        <w:ind w:left="360" w:hanging="360"/>
-      </w:pPr>
-      <w:r>
-        <w:rPr>
-          <w:b/>
-          <w:bCs/>
-          <w:color w:val="1C2321"/>
-          <w:sz w:val="22"/>
-          <w:szCs w:val="22"/>
-        </w:rPr>
-        <w:t xml:space="preserve">3. Read the result, </w:t>
-      </w:r>
-      <w:r>
-        <w:rPr>
-          <w:color w:val="1C2321"/>
-          <w:sz w:val="22"/>
-          <w:szCs w:val="22"/>
-        </w:rPr>
-        <w:t xml:space="preserve">updated live.</w:t>
-      </w:r>
-    </w:p>
-    <w:p>
-      <w:pPr>
-        <w:spacing w:after="120"/>
-        <w:ind w:left="360" w:hanging="360"/>
-      </w:pPr>
-      <w:r>
-        <w:rPr>
-          <w:b/>
-          <w:bCs/>
-          <w:color w:val="1C2321"/>
-          <w:sz w:val="22"/>
-          <w:szCs w:val="22"/>
-        </w:rPr>
-        <w:t xml:space="preserve">4. Copy the result </w:t>
-      </w:r>
-      <w:r>
-        <w:rPr>
-          <w:color w:val="1C2321"/>
-          <w:sz w:val="22"/>
-          <w:szCs w:val="22"/>
-        </w:rPr>
-        <w:t xml:space="preserve">using the copy button.</w:t>
+        <w:t xml:space="preserve">Percent-encodes text for safe use in a URL, or decodes an already-encoded string back to readable text.</w:t>
+      </w:r>
+    </w:p>
+    <w:p>
+      <w:pPr>
+        <w:spacing w:after="120"/>
+        <w:ind w:left="360" w:hanging="360"/>
+      </w:pPr>
+      <w:r>
+        <w:rPr>
+          <w:b/>
+          <w:bCs/>
+          <w:color w:val="1C2321"/>
+          <w:sz w:val="22"/>
+          <w:szCs w:val="22"/>
+        </w:rPr>
+        <w:t xml:space="preserve">1. To encode: </w:t>
+      </w:r>
+      <w:r>
+        <w:rPr>
+          <w:color w:val="1C2321"/>
+          <w:sz w:val="22"/>
+          <w:szCs w:val="22"/>
+        </w:rPr>
+        <w:t xml:space="preserve">type or paste text into the "Text or URL" box and click "Encode →." The encoded version appears in the "Result" box below.</w:t>
+      </w:r>
+    </w:p>
+    <w:p>
+      <w:pPr>
+        <w:spacing w:after="120"/>
+        <w:ind w:left="360" w:hanging="360"/>
+      </w:pPr>
+      <w:r>
+        <w:rPr>
+          <w:b/>
+          <w:bCs/>
+          <w:color w:val="1C2321"/>
+          <w:sz w:val="22"/>
+          <w:szCs w:val="22"/>
+        </w:rPr>
+        <w:t xml:space="preserve">2. To decode: </w:t>
+      </w:r>
+      <w:r>
+        <w:rPr>
+          <w:color w:val="1C2321"/>
+          <w:sz w:val="22"/>
+          <w:szCs w:val="22"/>
+        </w:rPr>
+        <w:t xml:space="preserve">paste the encoded text into the "Result" box and click "← Decode." The readable text appears in the "Text or URL" box above. If the Result box is empty, the tool says so and leaves your text untouched.</w:t>
+      </w:r>
+    </w:p>
+    <w:p>
+      <w:pPr>
+        <w:spacing w:after="120"/>
+        <w:ind w:left="360" w:hanging="360"/>
+      </w:pPr>
+      <w:r>
+        <w:rPr>
+          <w:b/>
+          <w:bCs/>
+          <w:color w:val="1C2321"/>
+          <w:sz w:val="22"/>
+          <w:szCs w:val="22"/>
+        </w:rPr>
+        <w:t xml:space="preserve">3. Copy the result </w:t>
+      </w:r>
+      <w:r>
+        <w:rPr>
+          <w:color w:val="1C2321"/>
+          <w:sz w:val="22"/>
+          <w:szCs w:val="22"/>
+        </w:rPr>
+        <w:t xml:space="preserve">with the "Copy result" button.</w:t>
       </w:r>
     </w:p>
     <w:p>
@@ -8892,7 +9460,7 @@
           <w:sz w:val="21"/>
           <w:szCs w:val="21"/>
         </w:rPr>
-        <w:t xml:space="preserve">This is most often needed for putting special characters (spaces, &amp;, ?, #) safely into a query string parameter — encode just that parameter's value, not the whole URL, or you'll end up encoding the slashes and colons that need to stay as-is.</w:t>
+        <w:t xml:space="preserve">This is most often needed for putting special characters (spaces, &amp;, ?, #) safely into a query-string value — encode just that value, not the whole URL, because encoding a full address would also escape the slashes and colons that need to stay as they are. If your input already contains codes like %20, the tool warns that encoding it again will double-encode it (%20 becomes %2520); decode it first if that isn't what you want. Decoding text with a broken % code gives an "invalid" message instead of garbage.</w:t>
       </w:r>
     </w:p>
     <w:p>
@@ -8937,95 +9505,87 @@
           <w:sz w:val="22"/>
           <w:szCs w:val="22"/>
         </w:rPr>
-        <w:t xml:space="preserve">1. Choose which fields you need </w:t>
-      </w:r>
-      <w:r>
-        <w:rPr>
-          <w:color w:val="1C2321"/>
-          <w:sz w:val="22"/>
-          <w:szCs w:val="22"/>
-        </w:rPr>
-        <w:t xml:space="preserve">(name, email, phone, address, etc.) using the checkboxes.</w:t>
-      </w:r>
-    </w:p>
-    <w:p>
-      <w:pPr>
-        <w:spacing w:after="120"/>
-        <w:ind w:left="360" w:hanging="360"/>
-      </w:pPr>
-      <w:r>
-        <w:rPr>
-          <w:b/>
-          <w:bCs/>
-          <w:color w:val="1C2321"/>
-          <w:sz w:val="22"/>
-          <w:szCs w:val="22"/>
-        </w:rPr>
-        <w:t xml:space="preserve">2. Choose how many rows </w:t>
-      </w:r>
-      <w:r>
-        <w:rPr>
-          <w:color w:val="1C2321"/>
-          <w:sz w:val="22"/>
-          <w:szCs w:val="22"/>
-        </w:rPr>
-        <w:t xml:space="preserve">of data to generate.</w:t>
-      </w:r>
-    </w:p>
-    <w:p>
-      <w:pPr>
-        <w:spacing w:after="120"/>
-        <w:ind w:left="360" w:hanging="360"/>
-      </w:pPr>
-      <w:r>
-        <w:rPr>
-          <w:b/>
-          <w:bCs/>
-          <w:color w:val="1C2321"/>
-          <w:sz w:val="22"/>
-          <w:szCs w:val="22"/>
-        </w:rPr>
-        <w:t xml:space="preserve">3. Choose your output format </w:t>
-      </w:r>
-      <w:r>
-        <w:rPr>
-          <w:color w:val="1C2321"/>
-          <w:sz w:val="22"/>
-          <w:szCs w:val="22"/>
-        </w:rPr>
-        <w:t xml:space="preserve">— CSV or JSON.</w:t>
-      </w:r>
-    </w:p>
-    <w:p>
-      <w:pPr>
-        <w:spacing w:after="120"/>
-        <w:ind w:left="360" w:hanging="360"/>
-      </w:pPr>
-      <w:r>
-        <w:rPr>
-          <w:b/>
-          <w:bCs/>
-          <w:color w:val="1C2321"/>
-          <w:sz w:val="22"/>
-          <w:szCs w:val="22"/>
-        </w:rPr>
-        <w:t xml:space="preserve">4. Click "Generate."</w:t>
-      </w:r>
-    </w:p>
-    <w:p>
-      <w:pPr>
-        <w:spacing w:after="120"/>
-        <w:ind w:left="360" w:hanging="360"/>
-      </w:pPr>
-      <w:r>
-        <w:rPr>
-          <w:b/>
-          <w:bCs/>
-          <w:color w:val="1C2321"/>
-          <w:sz w:val="22"/>
-          <w:szCs w:val="22"/>
-        </w:rPr>
-        <w:t xml:space="preserve">5. Copy or download the result.</w:t>
+        <w:t xml:space="preserve">1. Choose how many rows </w:t>
+      </w:r>
+      <w:r>
+        <w:rPr>
+          <w:color w:val="1C2321"/>
+          <w:sz w:val="22"/>
+          <w:szCs w:val="22"/>
+        </w:rPr>
+        <w:t xml:space="preserve">in "Number of rows" (1 to 200; a table of 10 is generated when the page opens).</w:t>
+      </w:r>
+    </w:p>
+    <w:p>
+      <w:pPr>
+        <w:spacing w:after="120"/>
+        <w:ind w:left="360" w:hanging="360"/>
+      </w:pPr>
+      <w:r>
+        <w:rPr>
+          <w:b/>
+          <w:bCs/>
+          <w:color w:val="1C2321"/>
+          <w:sz w:val="22"/>
+          <w:szCs w:val="22"/>
+        </w:rPr>
+        <w:t xml:space="preserve">2. Choose which fields you need. </w:t>
+      </w:r>
+      <w:r>
+        <w:rPr>
+          <w:color w:val="1C2321"/>
+          <w:sz w:val="22"/>
+          <w:szCs w:val="22"/>
+        </w:rPr>
+        <w:t xml:space="preserve">Tick First name, Last name, Email, Phone, Address, Company, and/or Username. The first five are ticked to begin with; you need at least one.</w:t>
+      </w:r>
+    </w:p>
+    <w:p>
+      <w:pPr>
+        <w:spacing w:after="120"/>
+        <w:ind w:left="360" w:hanging="360"/>
+      </w:pPr>
+      <w:r>
+        <w:rPr>
+          <w:b/>
+          <w:bCs/>
+          <w:color w:val="1C2321"/>
+          <w:sz w:val="22"/>
+          <w:szCs w:val="22"/>
+        </w:rPr>
+        <w:t xml:space="preserve">3. Click "Generate." </w:t>
+      </w:r>
+      <w:r>
+        <w:rPr>
+          <w:color w:val="1C2321"/>
+          <w:sz w:val="22"/>
+          <w:szCs w:val="22"/>
+        </w:rPr>
+        <w:t xml:space="preserve">A preview table shows your rows. If you ask for more than 200 rows, you get 200 and the message says so.</w:t>
+      </w:r>
+    </w:p>
+    <w:p>
+      <w:pPr>
+        <w:spacing w:after="120"/>
+        <w:ind w:left="360" w:hanging="360"/>
+      </w:pPr>
+      <w:r>
+        <w:rPr>
+          <w:b/>
+          <w:bCs/>
+          <w:color w:val="1C2321"/>
+          <w:sz w:val="22"/>
+          <w:szCs w:val="22"/>
+        </w:rPr>
+        <w:t xml:space="preserve">4. Copy the data. </w:t>
+      </w:r>
+      <w:r>
+        <w:rPr>
+          <w:color w:val="1C2321"/>
+          <w:sz w:val="22"/>
+          <w:szCs w:val="22"/>
+        </w:rPr>
+        <w:t xml:space="preserve">Click "Copy as CSV" or "Copy as JSON" to copy exactly the rows and fields shown, ready to paste into a spreadsheet, a file, or your code.</w:t>
       </w:r>
     </w:p>
     <w:p>
@@ -9052,7 +9612,7 @@
           <w:sz w:val="21"/>
           <w:szCs w:val="21"/>
         </w:rPr>
-        <w:t xml:space="preserve">Every value is randomly generated and entirely fictional — none of it corresponds to a real person, email address, or phone number, so it's safe to use freely in test environments, demos, or sample datasets.</w:t>
+        <w:t xml:space="preserve">Every value is randomly made up — the names, street addresses, and (US-style) phone numbers are put together from lists and random digits, and nothing is saved or sent anywhere. Because they're random, a generated email address or phone number could coincidentally belong to a real person, so use the data for test databases and mock-ups, never to send real email or make real calls. For test emails that must not reach anyone, use addresses at example.com instead.</w:t>
       </w:r>
     </w:p>
     <w:sectPr>

--- a/poppopmake-user-manual.docx
+++ b/poppopmake-user-manual.docx
@@ -88,6 +88,19 @@
           <w:szCs w:val="22"/>
         </w:rPr>
         <w:t xml:space="preserve">Ten of the most-used calculators (the four paycheck calculators, Mortgage, 401(k) Retirement, Debt Payoff, BMI, Calorie/TDEE, and Screenshot Markup) can also be added to your phone’s home screen and opened like a regular app, with their own icon and no browser address bar: on Android/Chrome, tap the “Install” bar on the tool’s page; on iPhone/iPad, tap Share, then “Add to Home Screen.” This adds a home-screen shortcut, not an App Store or Play Store app — the tool still runs from the website.</w:t>
+      </w:r>
+    </w:p>
+    <w:p>
+      <w:pPr>
+        <w:spacing w:after="200"/>
+      </w:pPr>
+      <w:r>
+        <w:rPr>
+          <w:color w:val="1C2321"/>
+          <w:sz w:val="22"/>
+          <w:szCs w:val="22"/>
+        </w:rPr>
+        <w:t xml:space="preserve">Can’t find the right tool? Open poppopmake.com/help-me and describe what you’re trying to get done in your own words, for example “make a photo small enough to email” or “black out an ID number in a PDF.” The page matches your words against the tools on the site, right in your browser (nothing you type is sent anywhere), and shows the one that fits; the Search box at the top of every page (Ctrl+K, or ⌘+K on a Mac) understands the same kind of sentence. If we don’t have it yet, the page says so and lets you press “Ask us to build it,” then “Send request.” That message goes to our inbox through a form service and isn’t posted anywhere public; an email address is optional and only needed if you’d like a reply.</w:t>
       </w:r>
     </w:p>
     <w:p>

--- a/poppopmake-user-manual.docx
+++ b/poppopmake-user-manual.docx
@@ -61,7 +61,7 @@
           <w:sz w:val="20"/>
           <w:szCs w:val="20"/>
         </w:rPr>
-        <w:t xml:space="preserve">Covers 45 tools across 8 categories · poppopmake.com · Updated October 2026</w:t>
+        <w:t xml:space="preserve">Covers 46 tools across 8 categories · poppopmake.com · Updated October 2026</w:t>
       </w:r>
     </w:p>
     <w:p>
@@ -172,7 +172,7 @@
           <w:sz w:val="20"/>
           <w:szCs w:val="20"/>
         </w:rPr>
-        <w:t xml:space="preserve">   (12 tools)</w:t>
+        <w:t xml:space="preserve">   (13 tools)</w:t>
       </w:r>
     </w:p>
     <w:p>
@@ -220,6 +220,22 @@
             <w:szCs w:val="21"/>
           </w:rPr>
           <w:t xml:space="preserve">Images to PDF</w:t>
+        </w:r>
+      </w:hyperlink>
+    </w:p>
+    <w:p>
+      <w:pPr>
+        <w:spacing w:after="40"/>
+        <w:ind w:left="431"/>
+      </w:pPr>
+      <w:hyperlink w:history="1" w:anchor="tool-documents-convert-files">
+        <w:r>
+          <w:rPr>
+            <w:color w:val="4B534F"/>
+            <w:sz w:val="21"/>
+            <w:szCs w:val="21"/>
+          </w:rPr>
+          <w:t xml:space="preserve">Convert Files</w:t>
         </w:r>
       </w:hyperlink>
     </w:p>
@@ -1111,7 +1127,7 @@
           <w:sz w:val="22"/>
           <w:szCs w:val="22"/>
         </w:rPr>
-        <w:t xml:space="preserve">All 12 tools live on one page — Document &amp; Image Tools — organized as tabs across the top. Click a tab name to switch tools; everything below tells you what to do once you're on it.</w:t>
+        <w:t xml:space="preserve">All 13 tools live on one page — Document &amp; Image Tools — organized as tabs across the top. Click a tab name to switch tools; everything below tells you what to do once you're on it.</w:t>
       </w:r>
     </w:p>
     <w:p>
@@ -1704,6 +1720,182 @@
           <w:szCs w:val="21"/>
         </w:rPr>
         <w:t xml:space="preserve">With "Same as each image," each page is sized to match its photo, so a mix of portrait and landscape photos produces pages of different sizes. With A4 or Letter, every page is the same size and each image is scaled down to fit inside the margins, centered and never stretched. Phone photos that are stored sideways are turned upright automatically. If you change a setting after converting, the "Send to Merge" button disappears, because the PDF you made no longer matches the settings shown.</w:t>
+      </w:r>
+    </w:p>
+    <w:p>
+      <w:pPr>
+        <w:pStyle w:val="Heading2"/>
+        <w:spacing w:after="100" w:before="240"/>
+      </w:pPr>
+      <w:bookmarkStart w:name="tool-documents-convert-files" w:id="1"/>
+      <w:r>
+        <w:rPr>
+          <w:color w:val="1C2321"/>
+        </w:rPr>
+        <w:t xml:space="preserve">Convert Files</w:t>
+      </w:r>
+      <w:bookmarkEnd w:id="1"/>
+    </w:p>
+    <w:p>
+      <w:pPr>
+        <w:spacing w:after="160"/>
+      </w:pPr>
+      <w:r>
+        <w:rPr>
+          <w:i/>
+          <w:iCs/>
+          <w:color w:val="4B534F"/>
+          <w:sz w:val="22"/>
+          <w:szCs w:val="22"/>
+        </w:rPr>
+        <w:t xml:space="preserve">Changes a photo or a PDF into another format — for example an iPhone HEIC photo into a JPG, or a PDF into pictures, text or a Word file — one file or a whole batch at once.</w:t>
+      </w:r>
+    </w:p>
+    <w:p>
+      <w:pPr>
+        <w:spacing w:after="120"/>
+        <w:ind w:left="360" w:hanging="360"/>
+      </w:pPr>
+      <w:r>
+        <w:rPr>
+          <w:b/>
+          <w:bCs/>
+          <w:color w:val="1C2321"/>
+          <w:sz w:val="22"/>
+          <w:szCs w:val="22"/>
+        </w:rPr>
+        <w:t xml:space="preserve">1. Open the tool. </w:t>
+      </w:r>
+      <w:r>
+        <w:rPr>
+          <w:color w:val="1C2321"/>
+          <w:sz w:val="22"/>
+          <w:szCs w:val="22"/>
+        </w:rPr>
+        <w:t xml:space="preserve">Click the "Convert Files" tab.</w:t>
+      </w:r>
+    </w:p>
+    <w:p>
+      <w:pPr>
+        <w:spacing w:after="120"/>
+        <w:ind w:left="360" w:hanging="360"/>
+      </w:pPr>
+      <w:r>
+        <w:rPr>
+          <w:b/>
+          <w:bCs/>
+          <w:color w:val="1C2321"/>
+          <w:sz w:val="22"/>
+          <w:szCs w:val="22"/>
+        </w:rPr>
+        <w:t xml:space="preserve">2. Add your files. </w:t>
+      </w:r>
+      <w:r>
+        <w:rPr>
+          <w:color w:val="1C2321"/>
+          <w:sz w:val="22"/>
+          <w:szCs w:val="22"/>
+        </w:rPr>
+        <w:t xml:space="preserve">Drag them onto the drop area, or click "Choose files" (on a phone or tablet there is no dragging: the heading reads "Add photos or PDFs" and you tap "Choose files"). You can add up to 100 files at once, and pictures and PDFs can be mixed. HEIC, JPG, PNG, WebP, GIF, BMP, AVIF, ICO, TIFF and PDF files work. Each file appears in a list with its type and size; × takes one out. A file that can't be converted here (a Word or Excel file, say) stays in the list in red with a short reason.</w:t>
+      </w:r>
+    </w:p>
+    <w:p>
+      <w:pPr>
+        <w:spacing w:after="120"/>
+        <w:ind w:left="360" w:hanging="360"/>
+      </w:pPr>
+      <w:r>
+        <w:rPr>
+          <w:b/>
+          <w:bCs/>
+          <w:color w:val="1C2321"/>
+          <w:sz w:val="22"/>
+          <w:szCs w:val="22"/>
+        </w:rPr>
+        <w:t xml:space="preserve">3. Optionally open "Settings (optional)." </w:t>
+      </w:r>
+      <w:r>
+        <w:rPr>
+          <w:color w:val="1C2321"/>
+          <w:sz w:val="22"/>
+          <w:szCs w:val="22"/>
+        </w:rPr>
+        <w:t xml:space="preserve">Only the settings that apply to your files are shown. "Quality for JPG and WebP" is High (the default), Medium or Small file. "PDF pages as pictures: resolution" is Small (72 DPI), Standard (150 DPI, the default) or High (300 DPI). "PDF pages to convert" takes page numbers like 1-3, 5 (empty means all pages). "Pictures to PDF: page size" is A4, US Letter or "Same size as the picture", and "Put all pictures into one PDF" (shown when you add two or more pictures) is ticked by default — untick it to get one PDF per picture.</w:t>
+      </w:r>
+    </w:p>
+    <w:p>
+      <w:pPr>
+        <w:spacing w:after="120"/>
+        <w:ind w:left="360" w:hanging="360"/>
+      </w:pPr>
+      <w:r>
+        <w:rPr>
+          <w:b/>
+          <w:bCs/>
+          <w:color w:val="1C2321"/>
+          <w:sz w:val="22"/>
+          <w:szCs w:val="22"/>
+        </w:rPr>
+        <w:t xml:space="preserve">4. Click the format you want. </w:t>
+      </w:r>
+      <w:r>
+        <w:rPr>
+          <w:color w:val="1C2321"/>
+          <w:sz w:val="22"/>
+          <w:szCs w:val="22"/>
+        </w:rPr>
+        <w:t xml:space="preserve">A "Convert to" row lists the formats your files can become: JPG, PNG, WebP, PDF, Text (.txt), Word (.docx), BMP, TIFF and ICO (a picture's own format isn't offered, and only PDFs can become Text or Word). The conversion starts as soon as you click. A progress bar shows where it is, and "Stop" ends it early and keeps what already finished.</w:t>
+      </w:r>
+    </w:p>
+    <w:p>
+      <w:pPr>
+        <w:spacing w:after="120"/>
+        <w:ind w:left="360" w:hanging="360"/>
+      </w:pPr>
+      <w:r>
+        <w:rPr>
+          <w:b/>
+          <w:bCs/>
+          <w:color w:val="1C2321"/>
+          <w:sz w:val="22"/>
+          <w:szCs w:val="22"/>
+        </w:rPr>
+        <w:t xml:space="preserve">5. Download. </w:t>
+      </w:r>
+      <w:r>
+        <w:rPr>
+          <w:color w:val="1C2321"/>
+          <w:sz w:val="22"/>
+          <w:szCs w:val="22"/>
+        </w:rPr>
+        <w:t xml:space="preserve">Every converted file gets its own row with a "Download" button. A PDF that becomes pictures gives one picture per page (several pages arrive together as one ZIP). When two or more files were converted, "Download all (.zip)" collects everything in one file. "Start over" clears the list so you can begin again.</w:t>
+      </w:r>
+    </w:p>
+    <w:p>
+      <w:pPr>
+        <w:pBdr>
+          <w:left w:val="single" w:color="F4B740" w:sz="24" w:space="8"/>
+        </w:pBdr>
+        <w:shd w:fill="FBF1D6" w:val="clear"/>
+        <w:spacing w:after="260" w:before="100"/>
+      </w:pPr>
+      <w:r>
+        <w:rPr>
+          <w:b/>
+          <w:bCs/>
+          <w:color w:val="1C2321"/>
+          <w:sz w:val="21"/>
+          <w:szCs w:val="21"/>
+        </w:rPr>
+        <w:t xml:space="preserve">Good to know: </w:t>
+      </w:r>
+      <w:r>
+        <w:rPr>
+          <w:color w:val="4B534F"/>
+          <w:sz w:val="21"/>
+          <w:szCs w:val="21"/>
+        </w:rPr>
+        <w:t xml:space="preserve">Nothing is uploaded — the conversion happens on your device, and iPhone HEIC photos are opened by a small decoder that loads the first time you use one. Converted pictures are saved fresh, which also removes hidden camera and location data (EXIF). Pictures with see-through parts get a white background when saved as JPG or BMP, because those formats can't be see-through; PNG, WebP, TIFF and ICO keep the transparency. A PDF saved as Word or Text keeps only the words — no layout, tables or pictures. A scanned PDF has no text to copy: the tool says so and points you to Extract Text (OCR). Password-protected PDFs are refused with a message explaining how to make an unprotected copy first. An animated GIF keeps only its first frame, TIFF files open only in browsers that can show them (Safari), and saving as HEIC, GIF or AVIF isn't possible.</w:t>
       </w:r>
     </w:p>
     <w:p>

--- a/poppopmake-user-manual.docx
+++ b/poppopmake-user-manual.docx
@@ -3644,7 +3644,7 @@
           <w:sz w:val="22"/>
           <w:szCs w:val="22"/>
         </w:rPr>
-        <w:t xml:space="preserve">Draws arrows and shapes, adds text, highlights, crops, or manually blurs a specific area of a screenshot — also available as its own standalone page.</w:t>
+        <w:t xml:space="preserve">Takes a screenshot of your screen, a window or a browser tab (or uses one you paste), then draws arrows and shapes, adds text, highlights, crops, or manually blurs a specific area — also available as its own standalone page.</w:t>
       </w:r>
     </w:p>
     <w:p>
@@ -3684,7 +3684,79 @@
           <w:sz w:val="22"/>
           <w:szCs w:val="22"/>
         </w:rPr>
-        <w:t xml:space="preserve">2. Add your image. </w:t>
+        <w:t xml:space="preserve">2. Paste a screenshot. </w:t>
+      </w:r>
+      <w:r>
+        <w:rPr>
+          <w:color w:val="1C2321"/>
+          <w:sz w:val="22"/>
+          <w:szCs w:val="22"/>
+        </w:rPr>
+        <w:t xml:space="preserve">Take one with your computer (Win+Shift+S on Windows, ⌘+Ctrl+Shift+4 on a Mac), then press Ctrl+V (⌘V on a Mac) anywhere on the page, or click "Paste picture." It opens at once.</w:t>
+      </w:r>
+    </w:p>
+    <w:p>
+      <w:pPr>
+        <w:spacing w:after="120"/>
+        <w:ind w:left="360" w:hanging="360"/>
+      </w:pPr>
+      <w:r>
+        <w:rPr>
+          <w:b/>
+          <w:bCs/>
+          <w:color w:val="1C2321"/>
+          <w:sz w:val="22"/>
+          <w:szCs w:val="22"/>
+        </w:rPr>
+        <w:t xml:space="preserve">3. Or capture a window or a browser tab. </w:t>
+      </w:r>
+      <w:r>
+        <w:rPr>
+          <w:color w:val="1C2321"/>
+          <w:sz w:val="22"/>
+          <w:szCs w:val="22"/>
+        </w:rPr>
+        <w:t xml:space="preserve">Click "Capture window" or "Capture browser tab," choose the window or tab in the box your browser shows, and the picture opens at once.</w:t>
+      </w:r>
+    </w:p>
+    <w:p>
+      <w:pPr>
+        <w:spacing w:after="120"/>
+        <w:ind w:left="360" w:hanging="360"/>
+      </w:pPr>
+      <w:r>
+        <w:rPr>
+          <w:b/>
+          <w:bCs/>
+          <w:color w:val="1C2321"/>
+          <w:sz w:val="22"/>
+          <w:szCs w:val="22"/>
+        </w:rPr>
+        <w:t xml:space="preserve">4. Or capture the whole screen. </w:t>
+      </w:r>
+      <w:r>
+        <w:rPr>
+          <w:color w:val="1C2321"/>
+          <w:sz w:val="22"/>
+          <w:szCs w:val="22"/>
+        </w:rPr>
+        <w:t xml:space="preserve">Click "Capture screen" and choose "Entire screen." A countdown (3, 5 or 10 seconds — pick it next to the buttons) gives you time to switch to what you want in the picture, and the picture is taken when it ends. Press Cancel or Esc to stop.</w:t>
+      </w:r>
+    </w:p>
+    <w:p>
+      <w:pPr>
+        <w:spacing w:after="120"/>
+        <w:ind w:left="360" w:hanging="360"/>
+      </w:pPr>
+      <w:r>
+        <w:rPr>
+          <w:b/>
+          <w:bCs/>
+          <w:color w:val="1C2321"/>
+          <w:sz w:val="22"/>
+          <w:szCs w:val="22"/>
+        </w:rPr>
+        <w:t xml:space="preserve">5. Or use a file. </w:t>
       </w:r>
       <w:r>
         <w:rPr>
@@ -3708,7 +3780,7 @@
           <w:sz w:val="22"/>
           <w:szCs w:val="22"/>
         </w:rPr>
-        <w:t xml:space="preserve">3. Pick a tool </w:t>
+        <w:t xml:space="preserve">6. Pick a tool </w:t>
       </w:r>
       <w:r>
         <w:rPr>
@@ -3732,7 +3804,7 @@
           <w:sz w:val="22"/>
           <w:szCs w:val="22"/>
         </w:rPr>
-        <w:t xml:space="preserve">4. For Pen, Highlighter, or Shape: </w:t>
+        <w:t xml:space="preserve">7. For Pen, Highlighter, or Shape: </w:t>
       </w:r>
       <w:r>
         <w:rPr>
@@ -3756,7 +3828,7 @@
           <w:sz w:val="22"/>
           <w:szCs w:val="22"/>
         </w:rPr>
-        <w:t xml:space="preserve">5. For Text: </w:t>
+        <w:t xml:space="preserve">8. For Text: </w:t>
       </w:r>
       <w:r>
         <w:rPr>
@@ -3780,7 +3852,7 @@
           <w:sz w:val="22"/>
           <w:szCs w:val="22"/>
         </w:rPr>
-        <w:t xml:space="preserve">6. For Mosaic area: </w:t>
+        <w:t xml:space="preserve">9. For Mosaic area: </w:t>
       </w:r>
       <w:r>
         <w:rPr>
@@ -3804,7 +3876,7 @@
           <w:sz w:val="22"/>
           <w:szCs w:val="22"/>
         </w:rPr>
-        <w:t xml:space="preserve">7. For Crop: </w:t>
+        <w:t xml:space="preserve">10. For Crop: </w:t>
       </w:r>
       <w:r>
         <w:rPr>
@@ -3828,7 +3900,7 @@
           <w:sz w:val="22"/>
           <w:szCs w:val="22"/>
         </w:rPr>
-        <w:t xml:space="preserve">8. Undo if needed </w:t>
+        <w:t xml:space="preserve">11. Undo if needed </w:t>
       </w:r>
       <w:r>
         <w:rPr>
@@ -3852,7 +3924,7 @@
           <w:sz w:val="22"/>
           <w:szCs w:val="22"/>
         </w:rPr>
-        <w:t xml:space="preserve">9. Click "Download."</w:t>
+        <w:t xml:space="preserve">12. Click "Download."</w:t>
       </w:r>
     </w:p>
     <w:p>
@@ -3879,7 +3951,7 @@
           <w:sz w:val="21"/>
           <w:szCs w:val="21"/>
         </w:rPr>
-        <w:t xml:space="preserve">Face Mosaic also lets you draw boxes by hand, but if you're already marking up a screenshot, "Mosaic area" here lets you hide a license plate, an address, or a logo in the same pass as your arrows and text — you decide exactly what area gets covered. Everything you draw is saved into the PNG you download (markup.png).</w:t>
+        <w:t xml:space="preserve">Face Mosaic also lets you draw boxes by hand, but if you're already marking up a screenshot, "Mosaic area" here lets you hide a license plate, an address, or a logo in the same pass as your arrows and text — you decide exactly what area gets covered. Everything you draw is saved into the PNG you download (markup.png). Capturing works in desktop browsers only; on a phone or tablet the capture buttons are hidden, but pasting still works. Your browser asks what to share every time, and nothing is uploaded — pictures stay in your browser. The "Recent pictures" row under the buttons keeps the last five (click one to reopen it) until you close or reload the page. It can't capture a scrolling page, and some windows (video players, protected content) come out black; the tool tells you when that happens.</w:t>
       </w:r>
     </w:p>
     <w:p>

--- a/poppopmake-user-manual.docx
+++ b/poppopmake-user-manual.docx
@@ -61,7 +61,7 @@
           <w:sz w:val="20"/>
           <w:szCs w:val="20"/>
         </w:rPr>
-        <w:t xml:space="preserve">Covers 46 tools across 8 categories · poppopmake.com · Updated October 2026</w:t>
+        <w:t xml:space="preserve">Covers 46 tools and 2 apps across 9 sections · poppopmake.com · Updated October 2026</w:t>
       </w:r>
     </w:p>
     <w:p>
@@ -1102,6 +1102,65 @@
     </w:p>
     <w:p>
       <w:pPr>
+        <w:spacing w:after="80" w:before="200"/>
+      </w:pPr>
+      <w:hyperlink w:history="1" w:anchor="cat-vault">
+        <w:r>
+          <w:rPr>
+            <w:b/>
+            <w:bCs/>
+            <w:color w:val="0D7A7C"/>
+            <w:sz w:val="24"/>
+            <w:szCs w:val="24"/>
+          </w:rPr>
+          <w:t xml:space="preserve">Budget &amp; Notes (app)</w:t>
+        </w:r>
+      </w:hyperlink>
+      <w:r>
+        <w:rPr>
+          <w:i/>
+          <w:iCs/>
+          <w:color w:val="4B534F"/>
+          <w:sz w:val="20"/>
+          <w:szCs w:val="20"/>
+        </w:rPr>
+        <w:t xml:space="preserve">   (2 apps)</w:t>
+      </w:r>
+    </w:p>
+    <w:p>
+      <w:pPr>
+        <w:spacing w:after="40"/>
+        <w:ind w:left="431"/>
+      </w:pPr>
+      <w:hyperlink w:history="1" w:anchor="tool-vault-budget-tracker">
+        <w:r>
+          <w:rPr>
+            <w:color w:val="4B534F"/>
+            <w:sz w:val="21"/>
+            <w:szCs w:val="21"/>
+          </w:rPr>
+          <w:t xml:space="preserve">Budget Tracker</w:t>
+        </w:r>
+      </w:hyperlink>
+    </w:p>
+    <w:p>
+      <w:pPr>
+        <w:spacing w:after="40"/>
+        <w:ind w:left="431"/>
+      </w:pPr>
+      <w:hyperlink w:history="1" w:anchor="tool-vault-sticky-notes">
+        <w:r>
+          <w:rPr>
+            <w:color w:val="4B534F"/>
+            <w:sz w:val="21"/>
+            <w:szCs w:val="21"/>
+          </w:rPr>
+          <w:t xml:space="preserve">Sticky Notes</w:t>
+        </w:r>
+      </w:hyperlink>
+    </w:p>
+    <w:p>
+      <w:pPr>
         <w:pStyle w:val="Heading1"/>
         <w:pageBreakBefore/>
         <w:spacing w:after="160"/>
@@ -9890,6 +9949,532 @@
           <w:szCs w:val="21"/>
         </w:rPr>
         <w:t xml:space="preserve">Every value is randomly made up — the names, street addresses, and (US-style) phone numbers are put together from lists and random digits, and nothing is saved or sent anywhere. Because they're random, a generated email address or phone number could coincidentally belong to a real person, so use the data for test databases and mock-ups, never to send real email or make real calls. For test emails that must not reach anyone, use addresses at example.com instead.</w:t>
+      </w:r>
+    </w:p>
+    <w:p>
+      <w:pPr>
+        <w:pStyle w:val="Heading1"/>
+        <w:pageBreakBefore/>
+        <w:spacing w:after="160"/>
+      </w:pPr>
+      <w:bookmarkStart w:name="cat-vault" w:id="1"/>
+      <w:r>
+        <w:rPr>
+          <w:color w:val="1C2321"/>
+        </w:rPr>
+        <w:t xml:space="preserve">Budget &amp; Notes (app)</w:t>
+      </w:r>
+      <w:bookmarkEnd w:id="1"/>
+    </w:p>
+    <w:p>
+      <w:pPr>
+        <w:spacing w:after="300"/>
+      </w:pPr>
+      <w:r>
+        <w:rPr>
+          <w:i/>
+          <w:iCs/>
+          <w:color w:val="4B534F"/>
+          <w:sz w:val="22"/>
+          <w:szCs w:val="22"/>
+        </w:rPr>
+        <w:t xml:space="preserve">The Budget Tracker and Sticky Notes are two tabs of one app at poppopmake.com/vault, kept only on your device and locked with your passcode. The app screens are in English, Korean or Japanese.</w:t>
+      </w:r>
+    </w:p>
+    <w:p>
+      <w:pPr>
+        <w:pStyle w:val="Heading2"/>
+        <w:spacing w:after="100" w:before="240"/>
+      </w:pPr>
+      <w:bookmarkStart w:name="tool-vault-budget-tracker" w:id="1"/>
+      <w:r>
+        <w:rPr>
+          <w:color w:val="1C2321"/>
+        </w:rPr>
+        <w:t xml:space="preserve">Budget Tracker</w:t>
+      </w:r>
+      <w:bookmarkEnd w:id="1"/>
+    </w:p>
+    <w:p>
+      <w:pPr>
+        <w:spacing w:after="160"/>
+      </w:pPr>
+      <w:r>
+        <w:rPr>
+          <w:i/>
+          <w:iCs/>
+          <w:color w:val="4B534F"/>
+          <w:sz w:val="22"/>
+          <w:szCs w:val="22"/>
+        </w:rPr>
+        <w:t xml:space="preserve">Records what you spend and earn, shows how much of your monthly budget is left and where the money went, and keeps everything encrypted on your device — no account and no bank connection.</w:t>
+      </w:r>
+    </w:p>
+    <w:p>
+      <w:pPr>
+        <w:spacing w:after="120"/>
+        <w:ind w:left="360" w:hanging="360"/>
+      </w:pPr>
+      <w:r>
+        <w:rPr>
+          <w:b/>
+          <w:bCs/>
+          <w:color w:val="1C2321"/>
+          <w:sz w:val="22"/>
+          <w:szCs w:val="22"/>
+        </w:rPr>
+        <w:t xml:space="preserve">1. Open the app. </w:t>
+      </w:r>
+      <w:r>
+        <w:rPr>
+          <w:color w:val="1C2321"/>
+          <w:sz w:val="22"/>
+          <w:szCs w:val="22"/>
+        </w:rPr>
+        <w:t xml:space="preserve">Go to poppopmake.com/vault, or tap "Open the app" on the Budget Tracker page. It starts in your phone's language (English, Korean or Japanese); the Language menu changes it.</w:t>
+      </w:r>
+    </w:p>
+    <w:p>
+      <w:pPr>
+        <w:spacing w:after="120"/>
+        <w:ind w:left="360" w:hanging="360"/>
+      </w:pPr>
+      <w:r>
+        <w:rPr>
+          <w:b/>
+          <w:bCs/>
+          <w:color w:val="1C2321"/>
+          <w:sz w:val="22"/>
+          <w:szCs w:val="22"/>
+        </w:rPr>
+        <w:t xml:space="preserve">2. Set up the lock (first time only). </w:t>
+      </w:r>
+      <w:r>
+        <w:rPr>
+          <w:color w:val="1C2321"/>
+          <w:sz w:val="22"/>
+          <w:szCs w:val="22"/>
+        </w:rPr>
+        <w:t xml:space="preserve">Tap "Get started", type a passcode of at least 6 characters twice, check the currency, tick the box and tap "Continue".</w:t>
+      </w:r>
+    </w:p>
+    <w:p>
+      <w:pPr>
+        <w:spacing w:after="120"/>
+        <w:ind w:left="360" w:hanging="360"/>
+      </w:pPr>
+      <w:r>
+        <w:rPr>
+          <w:b/>
+          <w:bCs/>
+          <w:color w:val="1C2321"/>
+          <w:sz w:val="22"/>
+          <w:szCs w:val="22"/>
+        </w:rPr>
+        <w:t xml:space="preserve">3. Save your recovery code. </w:t>
+      </w:r>
+      <w:r>
+        <w:rPr>
+          <w:color w:val="1C2321"/>
+          <w:sz w:val="22"/>
+          <w:szCs w:val="22"/>
+        </w:rPr>
+        <w:t xml:space="preserve">Copy it or tap "Save as a file" and keep it somewhere other than this phone. Tick "I’ve saved my recovery code somewhere safe" and tap "Done". A short feature tour follows; tap "Next" or "Skip".</w:t>
+      </w:r>
+    </w:p>
+    <w:p>
+      <w:pPr>
+        <w:spacing w:after="120"/>
+        <w:ind w:left="360" w:hanging="360"/>
+      </w:pPr>
+      <w:r>
+        <w:rPr>
+          <w:b/>
+          <w:bCs/>
+          <w:color w:val="1C2321"/>
+          <w:sz w:val="22"/>
+          <w:szCs w:val="22"/>
+        </w:rPr>
+        <w:t xml:space="preserve">4. Add spending in three taps. </w:t>
+      </w:r>
+      <w:r>
+        <w:rPr>
+          <w:color w:val="1C2321"/>
+          <w:sz w:val="22"/>
+          <w:szCs w:val="22"/>
+        </w:rPr>
+        <w:t xml:space="preserve">Tap the orange +, type the amount and tap a category — the entry is saved at once. Type a note or change the date first if you want; for money coming in, tap "Income" first.</w:t>
+      </w:r>
+    </w:p>
+    <w:p>
+      <w:pPr>
+        <w:spacing w:after="120"/>
+        <w:ind w:left="360" w:hanging="360"/>
+      </w:pPr>
+      <w:r>
+        <w:rPr>
+          <w:b/>
+          <w:bCs/>
+          <w:color w:val="1C2321"/>
+          <w:sz w:val="22"/>
+          <w:szCs w:val="22"/>
+        </w:rPr>
+        <w:t xml:space="preserve">5. Use your frequent entries. </w:t>
+      </w:r>
+      <w:r>
+        <w:rPr>
+          <w:color w:val="1C2321"/>
+          <w:sz w:val="22"/>
+          <w:szCs w:val="22"/>
+        </w:rPr>
+        <w:t xml:space="preserve">Anything you have logged at least twice in the last 90 days with the same amount, category and note appears as a button at the top of the add screen; one tap adds it for today.</w:t>
+      </w:r>
+    </w:p>
+    <w:p>
+      <w:pPr>
+        <w:spacing w:after="120"/>
+        <w:ind w:left="360" w:hanging="360"/>
+      </w:pPr>
+      <w:r>
+        <w:rPr>
+          <w:b/>
+          <w:bCs/>
+          <w:color w:val="1C2321"/>
+          <w:sz w:val="22"/>
+          <w:szCs w:val="22"/>
+        </w:rPr>
+        <w:t xml:space="preserve">6. Fix or delete an entry. </w:t>
+      </w:r>
+      <w:r>
+        <w:rPr>
+          <w:color w:val="1C2321"/>
+          <w:sz w:val="22"/>
+          <w:szCs w:val="22"/>
+        </w:rPr>
+        <w:t xml:space="preserve">Tap it in the list, change it and tap "Save", or tap "Delete". "Undo" in the message at the bottom brings back an entry you just added or deleted.</w:t>
+      </w:r>
+    </w:p>
+    <w:p>
+      <w:pPr>
+        <w:spacing w:after="120"/>
+        <w:ind w:left="360" w:hanging="360"/>
+      </w:pPr>
+      <w:r>
+        <w:rPr>
+          <w:b/>
+          <w:bCs/>
+          <w:color w:val="1C2321"/>
+          <w:sz w:val="22"/>
+          <w:szCs w:val="22"/>
+        </w:rPr>
+        <w:t xml:space="preserve">7. Set budgets. </w:t>
+      </w:r>
+      <w:r>
+        <w:rPr>
+          <w:color w:val="1C2321"/>
+          <w:sz w:val="22"/>
+          <w:szCs w:val="22"/>
+        </w:rPr>
+        <w:t xml:space="preserve">On the Budget tab tap "Set a monthly budget", or use Settings → Monthly budget. Settings → Category budgets sets a limit for single categories.</w:t>
+      </w:r>
+    </w:p>
+    <w:p>
+      <w:pPr>
+        <w:spacing w:after="120"/>
+        <w:ind w:left="360" w:hanging="360"/>
+      </w:pPr>
+      <w:r>
+        <w:rPr>
+          <w:b/>
+          <w:bCs/>
+          <w:color w:val="1C2321"/>
+          <w:sz w:val="22"/>
+          <w:szCs w:val="22"/>
+        </w:rPr>
+        <w:t xml:space="preserve">8. Repeat rent or subscriptions. </w:t>
+      </w:r>
+      <w:r>
+        <w:rPr>
+          <w:color w:val="1C2321"/>
+          <w:sz w:val="22"/>
+          <w:szCs w:val="22"/>
+        </w:rPr>
+        <w:t xml:space="preserve">Tick "Repeat every month on this day" while adding the entry. It is then added automatically each month on that day; Settings → Repeating entries pauses or deletes it.</w:t>
+      </w:r>
+    </w:p>
+    <w:p>
+      <w:pPr>
+        <w:spacing w:after="120"/>
+        <w:ind w:left="360" w:hanging="360"/>
+      </w:pPr>
+      <w:r>
+        <w:rPr>
+          <w:b/>
+          <w:bCs/>
+          <w:color w:val="1C2321"/>
+          <w:sz w:val="22"/>
+          <w:szCs w:val="22"/>
+        </w:rPr>
+        <w:t xml:space="preserve">9. See where the money went. </w:t>
+      </w:r>
+      <w:r>
+        <w:rPr>
+          <w:color w:val="1C2321"/>
+          <w:sz w:val="22"/>
+          <w:szCs w:val="22"/>
+        </w:rPr>
+        <w:t xml:space="preserve">Tap "Charts" for spending by category, category budgets and the last six months. The arrows beside the month switch months, and the magnifier searches notes and categories in every month.</w:t>
+      </w:r>
+    </w:p>
+    <w:p>
+      <w:pPr>
+        <w:spacing w:after="120"/>
+        <w:ind w:left="360" w:hanging="360"/>
+      </w:pPr>
+      <w:r>
+        <w:rPr>
+          <w:b/>
+          <w:bCs/>
+          <w:color w:val="1C2321"/>
+          <w:sz w:val="22"/>
+          <w:szCs w:val="22"/>
+        </w:rPr>
+        <w:t xml:space="preserve">10. Lock it. </w:t>
+      </w:r>
+      <w:r>
+        <w:rPr>
+          <w:color w:val="1C2321"/>
+          <w:sz w:val="22"/>
+          <w:szCs w:val="22"/>
+        </w:rPr>
+        <w:t xml:space="preserve">Tap the padlock at the top. The app also locks itself after the time set in Settings → Lock automatically after (5 minutes unless you change it), including when you switch away from the app.</w:t>
+      </w:r>
+    </w:p>
+    <w:p>
+      <w:pPr>
+        <w:pBdr>
+          <w:left w:val="single" w:color="F4B740" w:sz="24" w:space="8"/>
+        </w:pBdr>
+        <w:shd w:fill="FBF1D6" w:val="clear"/>
+        <w:spacing w:after="260" w:before="100"/>
+      </w:pPr>
+      <w:r>
+        <w:rPr>
+          <w:b/>
+          <w:bCs/>
+          <w:color w:val="1C2321"/>
+          <w:sz w:val="21"/>
+          <w:szCs w:val="21"/>
+        </w:rPr>
+        <w:t xml:space="preserve">Good to know: </w:t>
+      </w:r>
+      <w:r>
+        <w:rPr>
+          <w:color w:val="4B534F"/>
+          <w:sz w:val="21"/>
+          <w:szCs w:val="21"/>
+        </w:rPr>
+        <w:t xml:space="preserve">Your data is stored only in this browser on this device, so make a backup: Settings → Back up to a file. On a new phone, open the app and tap "I have a backup file" (or "Restore from a backup file" on the lock screen), then enter the passcode used when the backup was made, or your recovery code. Forgot your passcode? Tap "Forgot your passcode?" and enter your recovery code; without it nobody, including PopPopMake, can open the data. Settings → Import a bank statement (CSV) reads your bank's file on your device and skips entries you already have; Export to a spreadsheet (CSV) creates a file that is not encrypted. Changing the currency does not convert entries you already have. The app keeps records; it does not give financial advice.</w:t>
+      </w:r>
+    </w:p>
+    <w:p>
+      <w:pPr>
+        <w:pStyle w:val="Heading2"/>
+        <w:spacing w:after="100" w:before="240"/>
+      </w:pPr>
+      <w:bookmarkStart w:name="tool-vault-sticky-notes" w:id="1"/>
+      <w:r>
+        <w:rPr>
+          <w:color w:val="1C2321"/>
+        </w:rPr>
+        <w:t xml:space="preserve">Sticky Notes</w:t>
+      </w:r>
+      <w:bookmarkEnd w:id="1"/>
+    </w:p>
+    <w:p>
+      <w:pPr>
+        <w:spacing w:after="160"/>
+      </w:pPr>
+      <w:r>
+        <w:rPr>
+          <w:i/>
+          <w:iCs/>
+          <w:color w:val="4B534F"/>
+          <w:sz w:val="22"/>
+          <w:szCs w:val="22"/>
+        </w:rPr>
+        <w:t xml:space="preserve">Keeps colored sticky notes — shopping lists, ideas, reminders — under the same passcode lock as the budget.</w:t>
+      </w:r>
+    </w:p>
+    <w:p>
+      <w:pPr>
+        <w:spacing w:after="120"/>
+        <w:ind w:left="360" w:hanging="360"/>
+      </w:pPr>
+      <w:r>
+        <w:rPr>
+          <w:b/>
+          <w:bCs/>
+          <w:color w:val="1C2321"/>
+          <w:sz w:val="22"/>
+          <w:szCs w:val="22"/>
+        </w:rPr>
+        <w:t xml:space="preserve">1. Open Notes. </w:t>
+      </w:r>
+      <w:r>
+        <w:rPr>
+          <w:color w:val="1C2321"/>
+          <w:sz w:val="22"/>
+          <w:szCs w:val="22"/>
+        </w:rPr>
+        <w:t xml:space="preserve">In the app, tap "Notes" at the bottom, or open poppopmake.com/vault?start=notes.</w:t>
+      </w:r>
+    </w:p>
+    <w:p>
+      <w:pPr>
+        <w:spacing w:after="120"/>
+        <w:ind w:left="360" w:hanging="360"/>
+      </w:pPr>
+      <w:r>
+        <w:rPr>
+          <w:b/>
+          <w:bCs/>
+          <w:color w:val="1C2321"/>
+          <w:sz w:val="22"/>
+          <w:szCs w:val="22"/>
+        </w:rPr>
+        <w:t xml:space="preserve">2. Write a note. </w:t>
+      </w:r>
+      <w:r>
+        <w:rPr>
+          <w:color w:val="1C2321"/>
+          <w:sz w:val="22"/>
+          <w:szCs w:val="22"/>
+        </w:rPr>
+        <w:t xml:space="preserve">Tap the orange + and type. The note saves as you type; close it with the × button or the Esc key.</w:t>
+      </w:r>
+    </w:p>
+    <w:p>
+      <w:pPr>
+        <w:spacing w:after="120"/>
+        <w:ind w:left="360" w:hanging="360"/>
+      </w:pPr>
+      <w:r>
+        <w:rPr>
+          <w:b/>
+          <w:bCs/>
+          <w:color w:val="1C2321"/>
+          <w:sz w:val="22"/>
+          <w:szCs w:val="22"/>
+        </w:rPr>
+        <w:t xml:space="preserve">3. Pick a color. </w:t>
+      </w:r>
+      <w:r>
+        <w:rPr>
+          <w:color w:val="1C2321"/>
+          <w:sz w:val="22"/>
+          <w:szCs w:val="22"/>
+        </w:rPr>
+        <w:t xml:space="preserve">Tap one of the six color dots under the note.</w:t>
+      </w:r>
+    </w:p>
+    <w:p>
+      <w:pPr>
+        <w:spacing w:after="120"/>
+        <w:ind w:left="360" w:hanging="360"/>
+      </w:pPr>
+      <w:r>
+        <w:rPr>
+          <w:b/>
+          <w:bCs/>
+          <w:color w:val="1C2321"/>
+          <w:sz w:val="22"/>
+          <w:szCs w:val="22"/>
+        </w:rPr>
+        <w:t xml:space="preserve">4. Pin what matters. </w:t>
+      </w:r>
+      <w:r>
+        <w:rPr>
+          <w:color w:val="1C2321"/>
+          <w:sz w:val="22"/>
+          <w:szCs w:val="22"/>
+        </w:rPr>
+        <w:t xml:space="preserve">Tap "Pin to top" so the note stays first; "Unpin" releases it.</w:t>
+      </w:r>
+    </w:p>
+    <w:p>
+      <w:pPr>
+        <w:spacing w:after="120"/>
+        <w:ind w:left="360" w:hanging="360"/>
+      </w:pPr>
+      <w:r>
+        <w:rPr>
+          <w:b/>
+          <w:bCs/>
+          <w:color w:val="1C2321"/>
+          <w:sz w:val="22"/>
+          <w:szCs w:val="22"/>
+        </w:rPr>
+        <w:t xml:space="preserve">5. Find a note. </w:t>
+      </w:r>
+      <w:r>
+        <w:rPr>
+          <w:color w:val="1C2321"/>
+          <w:sz w:val="22"/>
+          <w:szCs w:val="22"/>
+        </w:rPr>
+        <w:t xml:space="preserve">Type in "Search notes" above your notes.</w:t>
+      </w:r>
+    </w:p>
+    <w:p>
+      <w:pPr>
+        <w:spacing w:after="120"/>
+        <w:ind w:left="360" w:hanging="360"/>
+      </w:pPr>
+      <w:r>
+        <w:rPr>
+          <w:b/>
+          <w:bCs/>
+          <w:color w:val="1C2321"/>
+          <w:sz w:val="22"/>
+          <w:szCs w:val="22"/>
+        </w:rPr>
+        <w:t xml:space="preserve">6. Delete a note. </w:t>
+      </w:r>
+      <w:r>
+        <w:rPr>
+          <w:color w:val="1C2321"/>
+          <w:sz w:val="22"/>
+          <w:szCs w:val="22"/>
+        </w:rPr>
+        <w:t xml:space="preserve">Open it and tap "Delete". Tap "Undo" straight away if it was a mistake.</w:t>
+      </w:r>
+    </w:p>
+    <w:p>
+      <w:pPr>
+        <w:pBdr>
+          <w:left w:val="single" w:color="F4B740" w:sz="24" w:space="8"/>
+        </w:pBdr>
+        <w:shd w:fill="FBF1D6" w:val="clear"/>
+        <w:spacing w:after="260" w:before="100"/>
+      </w:pPr>
+      <w:r>
+        <w:rPr>
+          <w:b/>
+          <w:bCs/>
+          <w:color w:val="1C2321"/>
+          <w:sz w:val="21"/>
+          <w:szCs w:val="21"/>
+        </w:rPr>
+        <w:t xml:space="preserve">Good to know: </w:t>
+      </w:r>
+      <w:r>
+        <w:rPr>
+          <w:color w:val="4B534F"/>
+          <w:sz w:val="21"/>
+          <w:szCs w:val="21"/>
+        </w:rPr>
+        <w:t xml:space="preserve">A note left empty is not kept. Notes are encrypted together with your budget and travel in the same backup file. For important passwords, a dedicated password manager with its own recovery options is still the safer choice.</w:t>
       </w:r>
     </w:p>
     <w:sectPr>

--- a/poppopmake-user-manual.docx
+++ b/poppopmake-user-manual.docx
@@ -61,7 +61,7 @@
           <w:sz w:val="20"/>
           <w:szCs w:val="20"/>
         </w:rPr>
-        <w:t xml:space="preserve">Covers 46 tools and 2 apps across 9 sections · poppopmake.com · Updated October 2026</w:t>
+        <w:t xml:space="preserve">Covers 46 tools and 3 apps across 9 sections · poppopmake.com · Updated October 2026</w:t>
       </w:r>
     </w:p>
     <w:p>
@@ -1113,7 +1113,7 @@
             <w:sz w:val="24"/>
             <w:szCs w:val="24"/>
           </w:rPr>
-          <w:t xml:space="preserve">Budget &amp; Notes (app)</w:t>
+          <w:t xml:space="preserve">Budget, Notes &amp; Diary (app)</w:t>
         </w:r>
       </w:hyperlink>
       <w:r>
@@ -1124,7 +1124,7 @@
           <w:sz w:val="20"/>
           <w:szCs w:val="20"/>
         </w:rPr>
-        <w:t xml:space="preserve">   (2 apps)</w:t>
+        <w:t xml:space="preserve">   (3 apps)</w:t>
       </w:r>
     </w:p>
     <w:p>
@@ -1161,6 +1161,22 @@
     </w:p>
     <w:p>
       <w:pPr>
+        <w:spacing w:after="40"/>
+        <w:ind w:left="431"/>
+      </w:pPr>
+      <w:hyperlink w:history="1" w:anchor="tool-vault-private-diary">
+        <w:r>
+          <w:rPr>
+            <w:color w:val="4B534F"/>
+            <w:sz w:val="21"/>
+            <w:szCs w:val="21"/>
+          </w:rPr>
+          <w:t xml:space="preserve">Private Diary</w:t>
+        </w:r>
+      </w:hyperlink>
+    </w:p>
+    <w:p>
+      <w:pPr>
         <w:pStyle w:val="Heading1"/>
         <w:pageBreakBefore/>
         <w:spacing w:after="160"/>
@@ -9962,7 +9978,7 @@
         <w:rPr>
           <w:color w:val="1C2321"/>
         </w:rPr>
-        <w:t xml:space="preserve">Budget &amp; Notes (app)</w:t>
+        <w:t xml:space="preserve">Budget, Notes &amp; Diary (app)</w:t>
       </w:r>
       <w:bookmarkEnd w:id="1"/>
     </w:p>
@@ -9978,7 +9994,7 @@
           <w:sz w:val="22"/>
           <w:szCs w:val="22"/>
         </w:rPr>
-        <w:t xml:space="preserve">The Budget Tracker and Sticky Notes are two tabs of one app at poppopmake.com/vault, kept only on your device and locked with your passcode. The app screens are in English, Korean or Japanese.</w:t>
+        <w:t xml:space="preserve">The Budget Tracker, Sticky Notes and Private Diary are three tabs of one app at poppopmake.com/vault, kept only on your device and locked with your passcode. The app screens are in English, Korean or Japanese.</w:t>
       </w:r>
     </w:p>
     <w:p>
@@ -10475,6 +10491,278 @@
           <w:szCs w:val="21"/>
         </w:rPr>
         <w:t xml:space="preserve">A note left empty is not kept. Notes are encrypted together with your budget and travel in the same backup file. For important passwords, a dedicated password manager with its own recovery options is still the safer choice.</w:t>
+      </w:r>
+    </w:p>
+    <w:p>
+      <w:pPr>
+        <w:pStyle w:val="Heading2"/>
+        <w:spacing w:after="100" w:before="240"/>
+      </w:pPr>
+      <w:bookmarkStart w:name="tool-vault-private-diary" w:id="1"/>
+      <w:r>
+        <w:rPr>
+          <w:color w:val="1C2321"/>
+        </w:rPr>
+        <w:t xml:space="preserve">Private Diary</w:t>
+      </w:r>
+      <w:bookmarkEnd w:id="1"/>
+    </w:p>
+    <w:p>
+      <w:pPr>
+        <w:spacing w:after="160"/>
+      </w:pPr>
+      <w:r>
+        <w:rPr>
+          <w:i/>
+          <w:iCs/>
+          <w:color w:val="4B534F"/>
+          <w:sz w:val="22"/>
+          <w:szCs w:val="22"/>
+        </w:rPr>
+        <w:t xml:space="preserve">Keeps a diary with a mood, photos and #tags for each entry, a calendar of moods, your writing streak and what you wrote on this day in earlier years — under the same lock and in the same backup file.</w:t>
+      </w:r>
+    </w:p>
+    <w:p>
+      <w:pPr>
+        <w:spacing w:after="120"/>
+        <w:ind w:left="360" w:hanging="360"/>
+      </w:pPr>
+      <w:r>
+        <w:rPr>
+          <w:b/>
+          <w:bCs/>
+          <w:color w:val="1C2321"/>
+          <w:sz w:val="22"/>
+          <w:szCs w:val="22"/>
+        </w:rPr>
+        <w:t xml:space="preserve">1. Open the Diary. </w:t>
+      </w:r>
+      <w:r>
+        <w:rPr>
+          <w:color w:val="1C2321"/>
+          <w:sz w:val="22"/>
+          <w:szCs w:val="22"/>
+        </w:rPr>
+        <w:t xml:space="preserve">In the app, tap "Diary" at the bottom, or open poppopmake.com/vault?start=diary.</w:t>
+      </w:r>
+    </w:p>
+    <w:p>
+      <w:pPr>
+        <w:spacing w:after="120"/>
+        <w:ind w:left="360" w:hanging="360"/>
+      </w:pPr>
+      <w:r>
+        <w:rPr>
+          <w:b/>
+          <w:bCs/>
+          <w:color w:val="1C2321"/>
+          <w:sz w:val="22"/>
+          <w:szCs w:val="22"/>
+        </w:rPr>
+        <w:t xml:space="preserve">2. Write an entry. </w:t>
+      </w:r>
+      <w:r>
+        <w:rPr>
+          <w:color w:val="1C2321"/>
+          <w:sz w:val="22"/>
+          <w:szCs w:val="22"/>
+        </w:rPr>
+        <w:t xml:space="preserve">Tap the orange +, or "Write" under today’s question. The date and time are filled in; type about your day and it saves as you type.</w:t>
+      </w:r>
+    </w:p>
+    <w:p>
+      <w:pPr>
+        <w:spacing w:after="120"/>
+        <w:ind w:left="360" w:hanging="360"/>
+      </w:pPr>
+      <w:r>
+        <w:rPr>
+          <w:b/>
+          <w:bCs/>
+          <w:color w:val="1C2321"/>
+          <w:sz w:val="22"/>
+          <w:szCs w:val="22"/>
+        </w:rPr>
+        <w:t xml:space="preserve">3. Pick a mood. </w:t>
+      </w:r>
+      <w:r>
+        <w:rPr>
+          <w:color w:val="1C2321"/>
+          <w:sz w:val="22"/>
+          <w:szCs w:val="22"/>
+        </w:rPr>
+        <w:t xml:space="preserve">Tap one of the five faces; tap the same face again to clear it.</w:t>
+      </w:r>
+    </w:p>
+    <w:p>
+      <w:pPr>
+        <w:spacing w:after="120"/>
+        <w:ind w:left="360" w:hanging="360"/>
+      </w:pPr>
+      <w:r>
+        <w:rPr>
+          <w:b/>
+          <w:bCs/>
+          <w:color w:val="1C2321"/>
+          <w:sz w:val="22"/>
+          <w:szCs w:val="22"/>
+        </w:rPr>
+        <w:t xml:space="preserve">4. Add photos. </w:t>
+      </w:r>
+      <w:r>
+        <w:rPr>
+          <w:color w:val="1C2321"/>
+          <w:sz w:val="22"/>
+          <w:szCs w:val="22"/>
+        </w:rPr>
+        <w:t xml:space="preserve">Tap "Add photo" and choose up to 4 pictures. They are made smaller and encrypted before they are saved. Tap a photo to see it full size, or the × ("Remove photo") to take it out.</w:t>
+      </w:r>
+    </w:p>
+    <w:p>
+      <w:pPr>
+        <w:spacing w:after="120"/>
+        <w:ind w:left="360" w:hanging="360"/>
+      </w:pPr>
+      <w:r>
+        <w:rPr>
+          <w:b/>
+          <w:bCs/>
+          <w:color w:val="1C2321"/>
+          <w:sz w:val="22"/>
+          <w:szCs w:val="22"/>
+        </w:rPr>
+        <w:t xml:space="preserve">5. Group entries with #tags. </w:t>
+      </w:r>
+      <w:r>
+        <w:rPr>
+          <w:color w:val="1C2321"/>
+          <w:sz w:val="22"/>
+          <w:szCs w:val="22"/>
+        </w:rPr>
+        <w:t xml:space="preserve">Write words such as #travel in the text; the tags appear under the text and in search.</w:t>
+      </w:r>
+    </w:p>
+    <w:p>
+      <w:pPr>
+        <w:spacing w:after="120"/>
+        <w:ind w:left="360" w:hanging="360"/>
+      </w:pPr>
+      <w:r>
+        <w:rPr>
+          <w:b/>
+          <w:bCs/>
+          <w:color w:val="1C2321"/>
+          <w:sz w:val="22"/>
+          <w:szCs w:val="22"/>
+        </w:rPr>
+        <w:t xml:space="preserve">6. Browse. </w:t>
+      </w:r>
+      <w:r>
+        <w:rPr>
+          <w:color w:val="1C2321"/>
+          <w:sz w:val="22"/>
+          <w:szCs w:val="22"/>
+        </w:rPr>
+        <w:t xml:space="preserve">"List" shows entries by day; "Calendar" shows each day's mood — tap a day to open it or to start an entry for that day. The arrows beside the month switch months.</w:t>
+      </w:r>
+    </w:p>
+    <w:p>
+      <w:pPr>
+        <w:spacing w:after="120"/>
+        <w:ind w:left="360" w:hanging="360"/>
+      </w:pPr>
+      <w:r>
+        <w:rPr>
+          <w:b/>
+          <w:bCs/>
+          <w:color w:val="1C2321"/>
+          <w:sz w:val="22"/>
+          <w:szCs w:val="22"/>
+        </w:rPr>
+        <w:t xml:space="preserve">7. Look back. </w:t>
+      </w:r>
+      <w:r>
+        <w:rPr>
+          <w:color w:val="1C2321"/>
+          <w:sz w:val="22"/>
+          <w:szCs w:val="22"/>
+        </w:rPr>
+        <w:t xml:space="preserve">"On this day" shows entries from the same date in earlier years, and the card at the top shows how many days in a row you have written.</w:t>
+      </w:r>
+    </w:p>
+    <w:p>
+      <w:pPr>
+        <w:spacing w:after="120"/>
+        <w:ind w:left="360" w:hanging="360"/>
+      </w:pPr>
+      <w:r>
+        <w:rPr>
+          <w:b/>
+          <w:bCs/>
+          <w:color w:val="1C2321"/>
+          <w:sz w:val="22"/>
+          <w:szCs w:val="22"/>
+        </w:rPr>
+        <w:t xml:space="preserve">8. Search. </w:t>
+      </w:r>
+      <w:r>
+        <w:rPr>
+          <w:color w:val="1C2321"/>
+          <w:sz w:val="22"/>
+          <w:szCs w:val="22"/>
+        </w:rPr>
+        <w:t xml:space="preserve">Tap the magnifier and type words or a #tag.</w:t>
+      </w:r>
+    </w:p>
+    <w:p>
+      <w:pPr>
+        <w:spacing w:after="120"/>
+        <w:ind w:left="360" w:hanging="360"/>
+      </w:pPr>
+      <w:r>
+        <w:rPr>
+          <w:b/>
+          <w:bCs/>
+          <w:color w:val="1C2321"/>
+          <w:sz w:val="22"/>
+          <w:szCs w:val="22"/>
+        </w:rPr>
+        <w:t xml:space="preserve">9. Delete an entry. </w:t>
+      </w:r>
+      <w:r>
+        <w:rPr>
+          <w:color w:val="1C2321"/>
+          <w:sz w:val="22"/>
+          <w:szCs w:val="22"/>
+        </w:rPr>
+        <w:t xml:space="preserve">Open it and tap "Delete". "Undo" right afterwards brings it back.</w:t>
+      </w:r>
+    </w:p>
+    <w:p>
+      <w:pPr>
+        <w:pBdr>
+          <w:left w:val="single" w:color="F4B740" w:sz="24" w:space="8"/>
+        </w:pBdr>
+        <w:shd w:fill="FBF1D6" w:val="clear"/>
+        <w:spacing w:after="260" w:before="100"/>
+      </w:pPr>
+      <w:r>
+        <w:rPr>
+          <w:b/>
+          <w:bCs/>
+          <w:color w:val="1C2321"/>
+          <w:sz w:val="21"/>
+          <w:szCs w:val="21"/>
+        </w:rPr>
+        <w:t xml:space="preserve">Good to know: </w:t>
+      </w:r>
+      <w:r>
+        <w:rPr>
+          <w:color w:val="4B534F"/>
+          <w:sz w:val="21"/>
+          <w:szCs w:val="21"/>
+        </w:rPr>
+        <w:t xml:space="preserve">An entry with no text, photo or mood is not kept. Photos stay encrypted on your device and travel, still encrypted, in the backup file. Settings → Save the diary as a text file creates a file that is not encrypted, and photos are not in it.</w:t>
       </w:r>
     </w:p>
     <w:sectPr>

--- a/poppopmake-user-manual.docx
+++ b/poppopmake-user-manual.docx
@@ -1124,7 +1124,7 @@
           <w:sz w:val="20"/>
           <w:szCs w:val="20"/>
         </w:rPr>
-        <w:t xml:space="preserve">   (3 apps)</w:t>
+        <w:t xml:space="preserve">   (4 apps)</w:t>
       </w:r>
     </w:p>
     <w:p>
@@ -1177,6 +1177,22 @@
     </w:p>
     <w:p>
       <w:pPr>
+        <w:spacing w:after="40"/>
+        <w:ind w:left="431"/>
+      </w:pPr>
+      <w:hyperlink w:history="1" w:anchor="tool-vault-forgotten-passcode-or-lost-recovery-code">
+        <w:r>
+          <w:rPr>
+            <w:color w:val="4B534F"/>
+            <w:sz w:val="21"/>
+            <w:szCs w:val="21"/>
+          </w:rPr>
+          <w:t xml:space="preserve">Forgotten passcode or lost recovery code</w:t>
+        </w:r>
+      </w:hyperlink>
+    </w:p>
+    <w:p>
+      <w:pPr>
         <w:pStyle w:val="Heading1"/>
         <w:pageBreakBefore/>
         <w:spacing w:after="160"/>
@@ -10263,7 +10279,7 @@
           <w:sz w:val="22"/>
           <w:szCs w:val="22"/>
         </w:rPr>
-        <w:t xml:space="preserve">Tap the padlock at the top. The app also locks itself after the time set in Settings → Lock automatically after (5 minutes unless you change it), including when you switch away from the app.</w:t>
+        <w:t xml:space="preserve">Tap the padlock at the top. The app also locks itself after the time set in Settings → Lock automatically after (5 minutes unless you change it), including when you switch away from the app. “Never (lock it yourself)” turns this off — then anyone using the device can read your records until you lock the app or close the browser, so choose it only on a computer that only you use.</w:t>
       </w:r>
     </w:p>
     <w:p>
@@ -10319,7 +10335,7 @@
           <w:sz w:val="22"/>
           <w:szCs w:val="22"/>
         </w:rPr>
-        <w:t xml:space="preserve">Keeps colored sticky notes — shopping lists, ideas, reminders — under the same passcode lock as the budget.</w:t>
+        <w:t xml:space="preserve">Keeps colored sticky notes — shopping lists, ideas, reminders — under the same passcode lock as the budget, and on a computer puts them on your desktop in their own small windows.</w:t>
       </w:r>
     </w:p>
     <w:p>
@@ -10464,6 +10480,102 @@
           <w:szCs w:val="22"/>
         </w:rPr>
         <w:t xml:space="preserve">Open it and tap "Delete". Tap "Undo" straight away if it was a mistake.</w:t>
+      </w:r>
+    </w:p>
+    <w:p>
+      <w:pPr>
+        <w:spacing w:after="120"/>
+        <w:ind w:left="360" w:hanging="360"/>
+      </w:pPr>
+      <w:r>
+        <w:rPr>
+          <w:b/>
+          <w:bCs/>
+          <w:color w:val="1C2321"/>
+          <w:sz w:val="22"/>
+          <w:szCs w:val="22"/>
+        </w:rPr>
+        <w:t xml:space="preserve">7. Put a note on your computer’s desktop. </w:t>
+      </w:r>
+      <w:r>
+        <w:rPr>
+          <w:color w:val="1C2321"/>
+          <w:sz w:val="22"/>
+          <w:szCs w:val="22"/>
+        </w:rPr>
+        <w:t xml:space="preserve">In Chrome or Edge on a computer, open a note and click "Put on desktop". It opens in its own small window that you can move and resize anywhere on the screen; what you type there appears in the app at once, and the other way round. In that window, + makes another desktop note, the list button ("Back to the list") takes it off the desktop, and the padlock ("Lock all") locks every window of the app.</w:t>
+      </w:r>
+    </w:p>
+    <w:p>
+      <w:pPr>
+        <w:spacing w:after="120"/>
+        <w:ind w:left="360" w:hanging="360"/>
+      </w:pPr>
+      <w:r>
+        <w:rPr>
+          <w:b/>
+          <w:bCs/>
+          <w:color w:val="1C2321"/>
+          <w:sz w:val="22"/>
+          <w:szCs w:val="22"/>
+        </w:rPr>
+        <w:t xml:space="preserve">8. Keep one note on top. </w:t>
+      </w:r>
+      <w:r>
+        <w:rPr>
+          <w:color w:val="1C2321"/>
+          <w:sz w:val="22"/>
+          <w:szCs w:val="22"/>
+        </w:rPr>
+        <w:t xml:space="preserve">Click "Keep on top" (in the note, or the pin button in a note window). The note moves to a small window that stays above every other window. Leave the window it came from open; you can minimise it.</w:t>
+      </w:r>
+    </w:p>
+    <w:p>
+      <w:pPr>
+        <w:spacing w:after="120"/>
+        <w:ind w:left="360" w:hanging="360"/>
+      </w:pPr>
+      <w:r>
+        <w:rPr>
+          <w:b/>
+          <w:bCs/>
+          <w:color w:val="1C2321"/>
+          <w:sz w:val="22"/>
+          <w:szCs w:val="22"/>
+        </w:rPr>
+        <w:t xml:space="preserve">9. Open your desktop notes again. </w:t>
+      </w:r>
+      <w:r>
+        <w:rPr>
+          <w:color w:val="1C2321"/>
+          <w:sz w:val="22"/>
+          <w:szCs w:val="22"/>
+        </w:rPr>
+        <w:t xml:space="preserve">After you unlock the app on that computer, your desktop notes reopen by themselves. If the browser opens only the first one, allow pop-ups for poppopmake.com (the icon at the right end of the address bar) and click "Open desktop notes" on the Notes tab.</w:t>
+      </w:r>
+    </w:p>
+    <w:p>
+      <w:pPr>
+        <w:spacing w:after="120"/>
+        <w:ind w:left="360" w:hanging="360"/>
+      </w:pPr>
+      <w:r>
+        <w:rPr>
+          <w:b/>
+          <w:bCs/>
+          <w:color w:val="1C2321"/>
+          <w:sz w:val="22"/>
+          <w:szCs w:val="22"/>
+        </w:rPr>
+        <w:t xml:space="preserve">10. Start them with Windows (optional). </w:t>
+      </w:r>
+      <w:r>
+        <w:rPr>
+          <w:color w:val="1C2321"/>
+          <w:sz w:val="22"/>
+          <w:szCs w:val="22"/>
+        </w:rPr>
+        <w:t xml:space="preserve">Install the app (Settings → Install the app), then open chrome://apps (or edge://apps), right-click the app and turn on the option to start it when you sign in (Chrome: "Launch at startup"; Edge: "Auto-start on device login"). To keep the note windows unlocked, set Settings → Lock automatically after → Never on a computer only you use.</w:t>
       </w:r>
     </w:p>
     <w:p>
@@ -10490,7 +10602,7 @@
           <w:sz w:val="21"/>
           <w:szCs w:val="21"/>
         </w:rPr>
-        <w:t xml:space="preserve">A note left empty is not kept. Notes are encrypted together with your budget and travel in the same backup file. For important passwords, a dedicated password manager with its own recovery options is still the safer choice.</w:t>
+        <w:t xml:space="preserve">A note left empty is not kept. Notes are encrypted together with your budget and travel in the same backup file. Desktop note windows show the same notes as the app in the same browser on the same computer; they do not sync to your phone by themselves (copy with a backup file), and "Keep on top" needs Chrome or Edge on a computer. For important passwords, a dedicated password manager with its own recovery options is still the safer choice.</w:t>
       </w:r>
     </w:p>
     <w:p>
@@ -10519,7 +10631,7 @@
           <w:sz w:val="22"/>
           <w:szCs w:val="22"/>
         </w:rPr>
-        <w:t xml:space="preserve">Keeps a diary with a mood, photos and #tags for each entry, a calendar of moods, your writing streak and what you wrote on this day in earlier years — under the same lock and in the same backup file.</w:t>
+        <w:t xml:space="preserve">Keeps a diary with a mood, photos and #tags for each entry — decorated with stickers, washi tape, paper, handwriting, drawings and week, hourly or to-do pages — plus a calendar of moods, your writing streak and what you wrote on this day in earlier years, under the same lock and in the same backup file.</w:t>
       </w:r>
     </w:p>
     <w:p>
@@ -10727,7 +10839,103 @@
           <w:sz w:val="22"/>
           <w:szCs w:val="22"/>
         </w:rPr>
-        <w:t xml:space="preserve">9. Delete an entry. </w:t>
+        <w:t xml:space="preserve">9. Decorate the page. </w:t>
+      </w:r>
+      <w:r>
+        <w:rPr>
+          <w:color w:val="1C2321"/>
+          <w:sz w:val="22"/>
+          <w:szCs w:val="22"/>
+        </w:rPr>
+        <w:t xml:space="preserve">In an entry, tap "Paper" for plain, lined, grid or dotted paper and one of seven colours, and "Lettering" for a handwriting or pen font.</w:t>
+      </w:r>
+    </w:p>
+    <w:p>
+      <w:pPr>
+        <w:spacing w:after="120"/>
+        <w:ind w:left="360" w:hanging="360"/>
+      </w:pPr>
+      <w:r>
+        <w:rPr>
+          <w:b/>
+          <w:bCs/>
+          <w:color w:val="1C2321"/>
+          <w:sz w:val="22"/>
+          <w:szCs w:val="22"/>
+        </w:rPr>
+        <w:t xml:space="preserve">10. Add stickers and washi tape. </w:t>
+      </w:r>
+      <w:r>
+        <w:rPr>
+          <w:color w:val="1C2321"/>
+          <w:sz w:val="22"/>
+          <w:szCs w:val="22"/>
+        </w:rPr>
+        <w:t xml:space="preserve">Tap "Stickers", choose a sticker, a tape or an emoji, then drag it where you like. Tap a sticker for its buttons: smaller, bigger, turn left or right, bring to front and remove. On a keyboard, the arrow keys move a selected sticker and Delete removes it. Up to 60 per entry.</w:t>
+      </w:r>
+    </w:p>
+    <w:p>
+      <w:pPr>
+        <w:spacing w:after="120"/>
+        <w:ind w:left="360" w:hanging="360"/>
+      </w:pPr>
+      <w:r>
+        <w:rPr>
+          <w:b/>
+          <w:bCs/>
+          <w:color w:val="1C2321"/>
+          <w:sz w:val="22"/>
+          <w:szCs w:val="22"/>
+        </w:rPr>
+        <w:t xml:space="preserve">11. Use a planner page. </w:t>
+      </w:r>
+      <w:r>
+        <w:rPr>
+          <w:color w:val="1C2321"/>
+          <w:sz w:val="22"/>
+          <w:szCs w:val="22"/>
+        </w:rPr>
+        <w:t xml:space="preserve">Tap "Page" and choose "Week" (seven day boxes and a habit tracker with a tick for each day), "Hourly" (06 to 24) or "To-do" (press Enter for the next item). Switching pages keeps what you wrote on each; search finds words on them too.</w:t>
+      </w:r>
+    </w:p>
+    <w:p>
+      <w:pPr>
+        <w:spacing w:after="120"/>
+        <w:ind w:left="360" w:hanging="360"/>
+      </w:pPr>
+      <w:r>
+        <w:rPr>
+          <w:b/>
+          <w:bCs/>
+          <w:color w:val="1C2321"/>
+          <w:sz w:val="22"/>
+          <w:szCs w:val="22"/>
+        </w:rPr>
+        <w:t xml:space="preserve">12. Draw. </w:t>
+      </w:r>
+      <w:r>
+        <w:rPr>
+          <w:color w:val="1C2321"/>
+          <w:sz w:val="22"/>
+          <w:szCs w:val="22"/>
+        </w:rPr>
+        <w:t xml:space="preserve">Tap "Draw", pick a colour and line width and draw with your finger or mouse; "Eraser", "Undo" and "Clear" fix mistakes. Tap "Done" to keep the drawing.</w:t>
+      </w:r>
+    </w:p>
+    <w:p>
+      <w:pPr>
+        <w:spacing w:after="120"/>
+        <w:ind w:left="360" w:hanging="360"/>
+      </w:pPr>
+      <w:r>
+        <w:rPr>
+          <w:b/>
+          <w:bCs/>
+          <w:color w:val="1C2321"/>
+          <w:sz w:val="22"/>
+          <w:szCs w:val="22"/>
+        </w:rPr>
+        <w:t xml:space="preserve">13. Delete an entry. </w:t>
       </w:r>
       <w:r>
         <w:rPr>
@@ -10762,7 +10970,231 @@
           <w:sz w:val="21"/>
           <w:szCs w:val="21"/>
         </w:rPr>
-        <w:t xml:space="preserve">An entry with no text, photo or mood is not kept. Photos stay encrypted on your device and travel, still encrypted, in the backup file. Settings → Save the diary as a text file creates a file that is not encrypted, and photos are not in it.</w:t>
+        <w:t xml:space="preserve">An entry with no text, photo or mood is not kept. Photos stay encrypted on your device and travel, still encrypted, in the backup file. Settings → Save the diary as a text file creates a file that is not encrypted, and photos are not in it. Decorations and drawings are encrypted with the entry and travel in the backup file. The stickers and paper designs are original PopPopMake drawings; the handwriting fonts (Patrick Hand, Gaegu, Yomogi, Caveat, Hi Melody, Klee One) are used under the SIL Open Font License, and their files load only when you choose them.</w:t>
+      </w:r>
+    </w:p>
+    <w:p>
+      <w:pPr>
+        <w:pStyle w:val="Heading2"/>
+        <w:spacing w:after="100" w:before="240"/>
+      </w:pPr>
+      <w:bookmarkStart w:name="tool-vault-forgotten-passcode-or-lost-recovery-code" w:id="1"/>
+      <w:r>
+        <w:rPr>
+          <w:color w:val="1C2321"/>
+        </w:rPr>
+        <w:t xml:space="preserve">Forgotten passcode or lost recovery code</w:t>
+      </w:r>
+      <w:bookmarkEnd w:id="1"/>
+    </w:p>
+    <w:p>
+      <w:pPr>
+        <w:spacing w:after="160"/>
+      </w:pPr>
+      <w:r>
+        <w:rPr>
+          <w:i/>
+          <w:iCs/>
+          <w:color w:val="4B534F"/>
+          <w:sz w:val="22"/>
+          <w:szCs w:val="22"/>
+        </w:rPr>
+        <w:t xml:space="preserve">What to do when you can’t remember your passcode, what happens if the recovery code is lost as well, and who is responsible for keeping them.</w:t>
+      </w:r>
+    </w:p>
+    <w:p>
+      <w:pPr>
+        <w:spacing w:after="120"/>
+        <w:ind w:left="360" w:hanging="360"/>
+      </w:pPr>
+      <w:r>
+        <w:rPr>
+          <w:b/>
+          <w:bCs/>
+          <w:color w:val="1C2321"/>
+          <w:sz w:val="22"/>
+          <w:szCs w:val="22"/>
+        </w:rPr>
+        <w:t xml:space="preserve">1. Find your recovery code. </w:t>
+      </w:r>
+      <w:r>
+        <w:rPr>
+          <w:color w:val="1C2321"/>
+          <w:sz w:val="22"/>
+          <w:szCs w:val="22"/>
+        </w:rPr>
+        <w:t xml:space="preserve">It is the 28-character code shown when you set up the app (or the newest one from Settings → Get a new recovery code). If you tapped "Save as a file", look for a text file named like poppopmake-recovery-code.</w:t>
+      </w:r>
+    </w:p>
+    <w:p>
+      <w:pPr>
+        <w:spacing w:after="120"/>
+        <w:ind w:left="360" w:hanging="360"/>
+      </w:pPr>
+      <w:r>
+        <w:rPr>
+          <w:b/>
+          <w:bCs/>
+          <w:color w:val="1C2321"/>
+          <w:sz w:val="22"/>
+          <w:szCs w:val="22"/>
+        </w:rPr>
+        <w:t xml:space="preserve">2. Open the recovery screen. </w:t>
+      </w:r>
+      <w:r>
+        <w:rPr>
+          <w:color w:val="1C2321"/>
+          <w:sz w:val="22"/>
+          <w:szCs w:val="22"/>
+        </w:rPr>
+        <w:t xml:space="preserve">On the lock screen tap "Forgot your passcode?".</w:t>
+      </w:r>
+    </w:p>
+    <w:p>
+      <w:pPr>
+        <w:spacing w:after="120"/>
+        <w:ind w:left="360" w:hanging="360"/>
+      </w:pPr>
+      <w:r>
+        <w:rPr>
+          <w:b/>
+          <w:bCs/>
+          <w:color w:val="1C2321"/>
+          <w:sz w:val="22"/>
+          <w:szCs w:val="22"/>
+        </w:rPr>
+        <w:t xml:space="preserve">3. Type the recovery code. </w:t>
+      </w:r>
+      <w:r>
+        <w:rPr>
+          <w:color w:val="1C2321"/>
+          <w:sz w:val="22"/>
+          <w:szCs w:val="22"/>
+        </w:rPr>
+        <w:t xml:space="preserve">Capital or small letters both work, with or without the dashes.</w:t>
+      </w:r>
+    </w:p>
+    <w:p>
+      <w:pPr>
+        <w:spacing w:after="120"/>
+        <w:ind w:left="360" w:hanging="360"/>
+      </w:pPr>
+      <w:r>
+        <w:rPr>
+          <w:b/>
+          <w:bCs/>
+          <w:color w:val="1C2321"/>
+          <w:sz w:val="22"/>
+          <w:szCs w:val="22"/>
+        </w:rPr>
+        <w:t xml:space="preserve">4. Choose a new passcode. </w:t>
+      </w:r>
+      <w:r>
+        <w:rPr>
+          <w:color w:val="1C2321"/>
+          <w:sz w:val="22"/>
+          <w:szCs w:val="22"/>
+        </w:rPr>
+        <w:t xml:space="preserve">Type a new passcode of at least 6 characters twice and tap "Unlock". Your budget, notes and diary open as before, and the same recovery code keeps working; if someone else may have seen it, use Settings → Get a new recovery code.</w:t>
+      </w:r>
+    </w:p>
+    <w:p>
+      <w:pPr>
+        <w:spacing w:after="120"/>
+        <w:ind w:left="360" w:hanging="360"/>
+      </w:pPr>
+      <w:r>
+        <w:rPr>
+          <w:b/>
+          <w:bCs/>
+          <w:color w:val="1C2321"/>
+          <w:sz w:val="22"/>
+          <w:szCs w:val="22"/>
+        </w:rPr>
+        <w:t xml:space="preserve">5. Lost the recovery code too? Try a backup. </w:t>
+      </w:r>
+      <w:r>
+        <w:rPr>
+          <w:color w:val="1C2321"/>
+          <w:sz w:val="22"/>
+          <w:szCs w:val="22"/>
+        </w:rPr>
+        <w:t xml:space="preserve">Tap "Lost your recovery code too?" and then "Restore from a backup file". A backup opens with the passcode that was in use when it was made, or with the recovery code you had then, so an older passcode you still remember may open an older backup.</w:t>
+      </w:r>
+    </w:p>
+    <w:p>
+      <w:pPr>
+        <w:spacing w:after="120"/>
+        <w:ind w:left="360" w:hanging="360"/>
+      </w:pPr>
+      <w:r>
+        <w:rPr>
+          <w:b/>
+          <w:bCs/>
+          <w:color w:val="1C2321"/>
+          <w:sz w:val="22"/>
+          <w:szCs w:val="22"/>
+        </w:rPr>
+        <w:t xml:space="preserve">6. No backup opens. </w:t>
+      </w:r>
+      <w:r>
+        <w:rPr>
+          <w:color w:val="1C2321"/>
+          <w:sz w:val="22"/>
+          <w:szCs w:val="22"/>
+        </w:rPr>
+        <w:t xml:space="preserve">Then nobody can open the data — not you and not PopPopMake. There is no reset by email and no recovery through customer support, because PopPopMake never receives your passcode, recovery code or data. "Start over on this device" erases the locked data so you can set up the app again.</w:t>
+      </w:r>
+    </w:p>
+    <w:p>
+      <w:pPr>
+        <w:spacing w:after="120"/>
+        <w:ind w:left="360" w:hanging="360"/>
+      </w:pPr>
+      <w:r>
+        <w:rPr>
+          <w:b/>
+          <w:bCs/>
+          <w:color w:val="1C2321"/>
+          <w:sz w:val="22"/>
+          <w:szCs w:val="22"/>
+        </w:rPr>
+        <w:t xml:space="preserve">7. Prevent it. </w:t>
+      </w:r>
+      <w:r>
+        <w:rPr>
+          <w:color w:val="1C2321"/>
+          <w:sz w:val="22"/>
+          <w:szCs w:val="22"/>
+        </w:rPr>
+        <w:t xml:space="preserve">Keep the recovery code on paper or somewhere other than your phone, and make a backup at least once a month (Settings → Back up to a file). Settings → If you forget your passcode shows these steps inside the app.</w:t>
+      </w:r>
+    </w:p>
+    <w:p>
+      <w:pPr>
+        <w:pBdr>
+          <w:left w:val="single" w:color="F4B740" w:sz="24" w:space="8"/>
+        </w:pBdr>
+        <w:shd w:fill="FBF1D6" w:val="clear"/>
+        <w:spacing w:after="260" w:before="100"/>
+      </w:pPr>
+      <w:r>
+        <w:rPr>
+          <w:b/>
+          <w:bCs/>
+          <w:color w:val="1C2321"/>
+          <w:sz w:val="21"/>
+          <w:szCs w:val="21"/>
+        </w:rPr>
+        <w:t xml:space="preserve">Your responsibility: </w:t>
+      </w:r>
+      <w:r>
+        <w:rPr>
+          <w:color w:val="4B534F"/>
+          <w:sz w:val="21"/>
+          <w:szCs w:val="21"/>
+        </w:rPr>
+        <w:t xml:space="preserve">Keeping your passcode, recovery code and backup files safe is your responsibility. You confirm this when you set up the app, and it is part of the Terms. Data that can’t be opened because these were lost cannot be restored by PopPopMake.</w:t>
       </w:r>
     </w:p>
     <w:sectPr>

--- a/poppopmake-user-manual.docx
+++ b/poppopmake-user-manual.docx
@@ -10399,31 +10399,55 @@
           <w:sz w:val="22"/>
           <w:szCs w:val="22"/>
         </w:rPr>
-        <w:t xml:space="preserve">3. Pick a color. </w:t>
-      </w:r>
-      <w:r>
-        <w:rPr>
-          <w:color w:val="1C2321"/>
-          <w:sz w:val="22"/>
-          <w:szCs w:val="22"/>
-        </w:rPr>
-        <w:t xml:space="preserve">Tap one of the six color dots under the note.</w:t>
-      </w:r>
-    </w:p>
-    <w:p>
-      <w:pPr>
-        <w:spacing w:after="120"/>
-        <w:ind w:left="360" w:hanging="360"/>
-      </w:pPr>
-      <w:r>
-        <w:rPr>
-          <w:b/>
-          <w:bCs/>
-          <w:color w:val="1C2321"/>
-          <w:sz w:val="22"/>
-          <w:szCs w:val="22"/>
-        </w:rPr>
-        <w:t xml:space="preserve">4. Pin what matters. </w:t>
+        <w:t xml:space="preserve">3. Pick a color, lettering and size. </w:t>
+      </w:r>
+      <w:r>
+        <w:rPr>
+          <w:color w:val="1C2321"/>
+          <w:sz w:val="22"/>
+          <w:szCs w:val="22"/>
+        </w:rPr>
+        <w:t xml:space="preserve">Tap one of the six pastel color dots under the note. "Lettering" switches between Standard, Handwriting and Pen, and "Text size" between Small, Medium and Large.</w:t>
+      </w:r>
+    </w:p>
+    <w:p>
+      <w:pPr>
+        <w:spacing w:after="120"/>
+        <w:ind w:left="360" w:hanging="360"/>
+      </w:pPr>
+      <w:r>
+        <w:rPr>
+          <w:b/>
+          <w:bCs/>
+          <w:color w:val="1C2321"/>
+          <w:sz w:val="22"/>
+          <w:szCs w:val="22"/>
+        </w:rPr>
+        <w:t xml:space="preserve">4. Lock a single note. </w:t>
+      </w:r>
+      <w:r>
+        <w:rPr>
+          <w:color w:val="1C2321"/>
+          <w:sz w:val="22"/>
+          <w:szCs w:val="22"/>
+        </w:rPr>
+        <w:t xml:space="preserve">Tap "Lock this note". Its card then shows only "Locked note", search skips it, and opening it asks for your passcode every time — even while the app is unlocked. "Remove the note lock" turns it off.</w:t>
+      </w:r>
+    </w:p>
+    <w:p>
+      <w:pPr>
+        <w:spacing w:after="120"/>
+        <w:ind w:left="360" w:hanging="360"/>
+      </w:pPr>
+      <w:r>
+        <w:rPr>
+          <w:b/>
+          <w:bCs/>
+          <w:color w:val="1C2321"/>
+          <w:sz w:val="22"/>
+          <w:szCs w:val="22"/>
+        </w:rPr>
+        <w:t xml:space="preserve">5. Pin what matters. </w:t>
       </w:r>
       <w:r>
         <w:rPr>
@@ -10447,7 +10471,7 @@
           <w:sz w:val="22"/>
           <w:szCs w:val="22"/>
         </w:rPr>
-        <w:t xml:space="preserve">5. Find a note. </w:t>
+        <w:t xml:space="preserve">6. Find a note. </w:t>
       </w:r>
       <w:r>
         <w:rPr>
@@ -10471,7 +10495,7 @@
           <w:sz w:val="22"/>
           <w:szCs w:val="22"/>
         </w:rPr>
-        <w:t xml:space="preserve">6. Delete a note. </w:t>
+        <w:t xml:space="preserve">7. Delete a note. </w:t>
       </w:r>
       <w:r>
         <w:rPr>
@@ -10495,7 +10519,7 @@
           <w:sz w:val="22"/>
           <w:szCs w:val="22"/>
         </w:rPr>
-        <w:t xml:space="preserve">7. Put a note on your computer’s desktop. </w:t>
+        <w:t xml:space="preserve">8. Put a note on your computer’s desktop. </w:t>
       </w:r>
       <w:r>
         <w:rPr>
@@ -10519,31 +10543,55 @@
           <w:sz w:val="22"/>
           <w:szCs w:val="22"/>
         </w:rPr>
-        <w:t xml:space="preserve">8. Keep one note on top. </w:t>
-      </w:r>
-      <w:r>
-        <w:rPr>
-          <w:color w:val="1C2321"/>
-          <w:sz w:val="22"/>
-          <w:szCs w:val="22"/>
-        </w:rPr>
-        <w:t xml:space="preserve">Click "Keep on top" (in the note, or the pin button in a note window). The note moves to a small window that stays above every other window. Leave the window it came from open; you can minimise it.</w:t>
-      </w:r>
-    </w:p>
-    <w:p>
-      <w:pPr>
-        <w:spacing w:after="120"/>
-        <w:ind w:left="360" w:hanging="360"/>
-      </w:pPr>
-      <w:r>
-        <w:rPr>
-          <w:b/>
-          <w:bCs/>
-          <w:color w:val="1C2321"/>
-          <w:sz w:val="22"/>
-          <w:szCs w:val="22"/>
-        </w:rPr>
-        <w:t xml:space="preserve">9. Open your desktop notes again. </w:t>
+        <w:t xml:space="preserve">9. Keep one note on top. </w:t>
+      </w:r>
+      <w:r>
+        <w:rPr>
+          <w:color w:val="1C2321"/>
+          <w:sz w:val="22"/>
+          <w:szCs w:val="22"/>
+        </w:rPr>
+        <w:t xml:space="preserve">Click "Keep on top" (in the note, or the pin button in a note window). The note moves to a small window that stays above every other window, and the window it came from shrinks to a thin bar. Click 📌 in the on-top window (or "Stop keeping on top" in the bar) to put it back. Leave the bar open; you can minimise it.</w:t>
+      </w:r>
+    </w:p>
+    <w:p>
+      <w:pPr>
+        <w:spacing w:after="120"/>
+        <w:ind w:left="360" w:hanging="360"/>
+      </w:pPr>
+      <w:r>
+        <w:rPr>
+          <w:b/>
+          <w:bCs/>
+          <w:color w:val="1C2321"/>
+          <w:sz w:val="22"/>
+          <w:szCs w:val="22"/>
+        </w:rPr>
+        <w:t xml:space="preserve">10. Line them up. </w:t>
+      </w:r>
+      <w:r>
+        <w:rPr>
+          <w:color w:val="1C2321"/>
+          <w:sz w:val="22"/>
+          <w:szCs w:val="22"/>
+        </w:rPr>
+        <w:t xml:space="preserve">Drag a note window close to another one or to the edge of the screen and let go: it sticks to it. "Tidy desktop notes" on the Notes tab lines every open note window up on the right of the screen. Untick "Snap note windows to each other and to the screen edges" to turn sticking off.</w:t>
+      </w:r>
+    </w:p>
+    <w:p>
+      <w:pPr>
+        <w:spacing w:after="120"/>
+        <w:ind w:left="360" w:hanging="360"/>
+      </w:pPr>
+      <w:r>
+        <w:rPr>
+          <w:b/>
+          <w:bCs/>
+          <w:color w:val="1C2321"/>
+          <w:sz w:val="22"/>
+          <w:szCs w:val="22"/>
+        </w:rPr>
+        <w:t xml:space="preserve">11. Open your desktop notes again. </w:t>
       </w:r>
       <w:r>
         <w:rPr>
@@ -10567,7 +10615,7 @@
           <w:sz w:val="22"/>
           <w:szCs w:val="22"/>
         </w:rPr>
-        <w:t xml:space="preserve">10. Start them with Windows (optional). </w:t>
+        <w:t xml:space="preserve">12. Start them with Windows (optional). </w:t>
       </w:r>
       <w:r>
         <w:rPr>

--- a/poppopmake-user-manual.docx
+++ b/poppopmake-user-manual.docx
@@ -10151,7 +10151,55 @@
           <w:sz w:val="22"/>
           <w:szCs w:val="22"/>
         </w:rPr>
-        <w:t xml:space="preserve">5. Use your frequent entries. </w:t>
+        <w:t xml:space="preserve">5. Add it up in the amount box. </w:t>
+      </w:r>
+      <w:r>
+        <w:rPr>
+          <w:color w:val="1C2321"/>
+          <w:sz w:val="22"/>
+          <w:szCs w:val="22"/>
+        </w:rPr>
+        <w:t xml:space="preserve">Type a sum such as 12000+3500 or 4500×3, or tap the + − × ÷ buttons under the box; the result appears below it and is what gets saved.</w:t>
+      </w:r>
+    </w:p>
+    <w:p>
+      <w:pPr>
+        <w:spacing w:after="120"/>
+        <w:ind w:left="360" w:hanging="360"/>
+      </w:pPr>
+      <w:r>
+        <w:rPr>
+          <w:b/>
+          <w:bCs/>
+          <w:color w:val="1C2321"/>
+          <w:sz w:val="22"/>
+          <w:szCs w:val="22"/>
+        </w:rPr>
+        <w:t xml:space="preserve">6. Start from your home screen. </w:t>
+      </w:r>
+      <w:r>
+        <w:rPr>
+          <w:color w:val="1C2321"/>
+          <w:sz w:val="22"/>
+          <w:szCs w:val="22"/>
+        </w:rPr>
+        <w:t xml:space="preserve">After installing the app, press and hold its icon and choose "Add spending": the add screen opens right after you unlock.</w:t>
+      </w:r>
+    </w:p>
+    <w:p>
+      <w:pPr>
+        <w:spacing w:after="120"/>
+        <w:ind w:left="360" w:hanging="360"/>
+      </w:pPr>
+      <w:r>
+        <w:rPr>
+          <w:b/>
+          <w:bCs/>
+          <w:color w:val="1C2321"/>
+          <w:sz w:val="22"/>
+          <w:szCs w:val="22"/>
+        </w:rPr>
+        <w:t xml:space="preserve">7. Use your frequent entries. </w:t>
       </w:r>
       <w:r>
         <w:rPr>
@@ -10175,7 +10223,7 @@
           <w:sz w:val="22"/>
           <w:szCs w:val="22"/>
         </w:rPr>
-        <w:t xml:space="preserve">6. Fix or delete an entry. </w:t>
+        <w:t xml:space="preserve">8. Fix or delete an entry. </w:t>
       </w:r>
       <w:r>
         <w:rPr>
@@ -10199,31 +10247,55 @@
           <w:sz w:val="22"/>
           <w:szCs w:val="22"/>
         </w:rPr>
-        <w:t xml:space="preserve">7. Set budgets. </w:t>
-      </w:r>
-      <w:r>
-        <w:rPr>
-          <w:color w:val="1C2321"/>
-          <w:sz w:val="22"/>
-          <w:szCs w:val="22"/>
-        </w:rPr>
-        <w:t xml:space="preserve">On the Budget tab tap "Set a monthly budget", or use Settings → Monthly budget. Settings → Category budgets sets a limit for single categories.</w:t>
-      </w:r>
-    </w:p>
-    <w:p>
-      <w:pPr>
-        <w:spacing w:after="120"/>
-        <w:ind w:left="360" w:hanging="360"/>
-      </w:pPr>
-      <w:r>
-        <w:rPr>
-          <w:b/>
-          <w:bCs/>
-          <w:color w:val="1C2321"/>
-          <w:sz w:val="22"/>
-          <w:szCs w:val="22"/>
-        </w:rPr>
-        <w:t xml:space="preserve">8. Repeat rent or subscriptions. </w:t>
+        <w:t xml:space="preserve">9. Set budgets. </w:t>
+      </w:r>
+      <w:r>
+        <w:rPr>
+          <w:color w:val="1C2321"/>
+          <w:sz w:val="22"/>
+          <w:szCs w:val="22"/>
+        </w:rPr>
+        <w:t xml:space="preserve">On the Budget tab tap "Set a monthly budget", or use Settings → Monthly budget. Settings → Category budgets sets a limit for single categories. With a monthly budget, the card also shows how much you can spend today: what is left, shared out over the days left in the month.</w:t>
+      </w:r>
+    </w:p>
+    <w:p>
+      <w:pPr>
+        <w:spacing w:after="120"/>
+        <w:ind w:left="360" w:hanging="360"/>
+      </w:pPr>
+      <w:r>
+        <w:rPr>
+          <w:b/>
+          <w:bCs/>
+          <w:color w:val="1C2321"/>
+          <w:sz w:val="22"/>
+          <w:szCs w:val="22"/>
+        </w:rPr>
+        <w:t xml:space="preserve">10. Save up for something. </w:t>
+      </w:r>
+      <w:r>
+        <w:rPr>
+          <w:color w:val="1C2321"/>
+          <w:sz w:val="22"/>
+          <w:szCs w:val="22"/>
+        </w:rPr>
+        <w:t xml:space="preserve">Tap "Start a saving goal" on the budget card (or "Goals"), then "New goal": choose an emoji, a name, the target amount and, if you like, a date — with a date you see how much to put in each month. Open the goal and tap "Put in" whenever you save, or "Take out". The app cheers at a quarter, half and three quarters, and when you reach the target it celebrates and moves the goal to "Goals reached". Money in goals is kept apart from spending, so it never makes "Spent" bigger.</w:t>
+      </w:r>
+    </w:p>
+    <w:p>
+      <w:pPr>
+        <w:spacing w:after="120"/>
+        <w:ind w:left="360" w:hanging="360"/>
+      </w:pPr>
+      <w:r>
+        <w:rPr>
+          <w:b/>
+          <w:bCs/>
+          <w:color w:val="1C2321"/>
+          <w:sz w:val="22"/>
+          <w:szCs w:val="22"/>
+        </w:rPr>
+        <w:t xml:space="preserve">11. Repeat rent or subscriptions. </w:t>
       </w:r>
       <w:r>
         <w:rPr>
@@ -10247,7 +10319,7 @@
           <w:sz w:val="22"/>
           <w:szCs w:val="22"/>
         </w:rPr>
-        <w:t xml:space="preserve">9. See where the money went. </w:t>
+        <w:t xml:space="preserve">12. See where the money went. </w:t>
       </w:r>
       <w:r>
         <w:rPr>
@@ -10271,7 +10343,31 @@
           <w:sz w:val="22"/>
           <w:szCs w:val="22"/>
         </w:rPr>
-        <w:t xml:space="preserve">10. Lock it. </w:t>
+        <w:t xml:space="preserve">13. Unlock with your fingerprint or face (optional). </w:t>
+      </w:r>
+      <w:r>
+        <w:rPr>
+          <w:color w:val="1C2321"/>
+          <w:sz w:val="22"/>
+          <w:szCs w:val="22"/>
+        </w:rPr>
+        <w:t xml:space="preserve">Settings → Unlock with fingerprint or face, type your passcode once and follow your phone’s prompt. The lock screen then shows "Unlock with fingerprint or face"; your passcode keeps working. It needs a recent phone or computer (for example iPhone with iOS 18.4 or later, Android with Chrome, Windows 11 with Windows Hello); where it can’t work, the setting is not shown or says so.</w:t>
+      </w:r>
+    </w:p>
+    <w:p>
+      <w:pPr>
+        <w:spacing w:after="120"/>
+        <w:ind w:left="360" w:hanging="360"/>
+      </w:pPr>
+      <w:r>
+        <w:rPr>
+          <w:b/>
+          <w:bCs/>
+          <w:color w:val="1C2321"/>
+          <w:sz w:val="22"/>
+          <w:szCs w:val="22"/>
+        </w:rPr>
+        <w:t xml:space="preserve">14. Lock it. </w:t>
       </w:r>
       <w:r>
         <w:rPr>
@@ -10306,7 +10402,7 @@
           <w:sz w:val="21"/>
           <w:szCs w:val="21"/>
         </w:rPr>
-        <w:t xml:space="preserve">Your data is stored only in this browser on this device, so make a backup: Settings → Back up to a file. On a new phone, open the app and tap "I have a backup file" (or "Restore from a backup file" on the lock screen), then enter the passcode used when the backup was made, or your recovery code. Forgot your passcode? Tap "Forgot your passcode?" and enter your recovery code; without it nobody, including PopPopMake, can open the data. Settings → Import a bank statement (CSV) reads your bank's file on your device and skips entries you already have; Export to a spreadsheet (CSV) creates a file that is not encrypted. Changing the currency does not convert entries you already have. The app keeps records; it does not give financial advice.</w:t>
+        <w:t xml:space="preserve">Your data is stored only in this browser on this device, so make a backup: Settings → Back up to a file. On a new phone, open the app and tap "I have a backup file" (or "Restore from a backup file" on the lock screen), then enter the passcode used when the backup was made, or your recovery code. Forgot your passcode? Tap "Forgot your passcode?" and enter your recovery code; without it nobody, including PopPopMake, can open the data. Settings → Import a bank statement (CSV) reads your bank's file on your device and skips entries you already have; Export to a spreadsheet (CSV) creates a file that is not encrypted. Changing the currency does not convert entries you already have. Category emoji are chosen from a picker in Settings → Categories (or typed with "Or type your own"). Fingerprint / face unlock keeps a passkey in your phone’s own password manager (iCloud Keychain, Google Password Manager or Windows Hello); nothing is sent to PopPopMake, and turning it off in the app leaves the passkey there for you to delete. The app keeps records; it does not give financial advice.</w:t>
       </w:r>
     </w:p>
     <w:p>
@@ -10423,7 +10519,31 @@
           <w:sz w:val="22"/>
           <w:szCs w:val="22"/>
         </w:rPr>
-        <w:t xml:space="preserve">4. Lock a single note. </w:t>
+        <w:t xml:space="preserve">4. Make a checklist. </w:t>
+      </w:r>
+      <w:r>
+        <w:rPr>
+          <w:color w:val="1C2321"/>
+          <w:sz w:val="22"/>
+          <w:szCs w:val="22"/>
+        </w:rPr>
+        <w:t xml:space="preserve">Tap "Checklist" in a note: each line becomes a tick box. Press Enter for the next item and tick items off as you go; the card shows how many are done. "Plain text" switches back.</w:t>
+      </w:r>
+    </w:p>
+    <w:p>
+      <w:pPr>
+        <w:spacing w:after="120"/>
+        <w:ind w:left="360" w:hanging="360"/>
+      </w:pPr>
+      <w:r>
+        <w:rPr>
+          <w:b/>
+          <w:bCs/>
+          <w:color w:val="1C2321"/>
+          <w:sz w:val="22"/>
+          <w:szCs w:val="22"/>
+        </w:rPr>
+        <w:t xml:space="preserve">5. Lock a single note. </w:t>
       </w:r>
       <w:r>
         <w:rPr>
@@ -10447,7 +10567,7 @@
           <w:sz w:val="22"/>
           <w:szCs w:val="22"/>
         </w:rPr>
-        <w:t xml:space="preserve">5. Pin what matters. </w:t>
+        <w:t xml:space="preserve">6. Pin what matters. </w:t>
       </w:r>
       <w:r>
         <w:rPr>
@@ -10471,7 +10591,7 @@
           <w:sz w:val="22"/>
           <w:szCs w:val="22"/>
         </w:rPr>
-        <w:t xml:space="preserve">6. Find a note. </w:t>
+        <w:t xml:space="preserve">7. Find a note. </w:t>
       </w:r>
       <w:r>
         <w:rPr>
@@ -10495,7 +10615,7 @@
           <w:sz w:val="22"/>
           <w:szCs w:val="22"/>
         </w:rPr>
-        <w:t xml:space="preserve">7. Delete a note. </w:t>
+        <w:t xml:space="preserve">8. Delete a note. </w:t>
       </w:r>
       <w:r>
         <w:rPr>
@@ -10519,7 +10639,7 @@
           <w:sz w:val="22"/>
           <w:szCs w:val="22"/>
         </w:rPr>
-        <w:t xml:space="preserve">8. Put a note on your computer’s desktop. </w:t>
+        <w:t xml:space="preserve">9. Put a note on your computer’s desktop. </w:t>
       </w:r>
       <w:r>
         <w:rPr>
@@ -10543,7 +10663,7 @@
           <w:sz w:val="22"/>
           <w:szCs w:val="22"/>
         </w:rPr>
-        <w:t xml:space="preserve">9. Keep one note on top. </w:t>
+        <w:t xml:space="preserve">10. Keep one note on top. </w:t>
       </w:r>
       <w:r>
         <w:rPr>
@@ -10567,7 +10687,7 @@
           <w:sz w:val="22"/>
           <w:szCs w:val="22"/>
         </w:rPr>
-        <w:t xml:space="preserve">10. Line them up. </w:t>
+        <w:t xml:space="preserve">11. Line them up. </w:t>
       </w:r>
       <w:r>
         <w:rPr>
@@ -10591,7 +10711,7 @@
           <w:sz w:val="22"/>
           <w:szCs w:val="22"/>
         </w:rPr>
-        <w:t xml:space="preserve">11. Open your desktop notes again. </w:t>
+        <w:t xml:space="preserve">12. Open your desktop notes again. </w:t>
       </w:r>
       <w:r>
         <w:rPr>
@@ -10615,7 +10735,7 @@
           <w:sz w:val="22"/>
           <w:szCs w:val="22"/>
         </w:rPr>
-        <w:t xml:space="preserve">12. Start them with Windows (optional). </w:t>
+        <w:t xml:space="preserve">13. Start them with Windows (optional). </w:t>
       </w:r>
       <w:r>
         <w:rPr>
